--- a/Документация/Руководство пользователя/Руководство пользователя.docx
+++ b/Документация/Руководство пользователя/Руководство пользователя.docx
@@ -157,7 +157,7 @@
           <w:color w:val="000000"/>
           <w:sz w:val="26"/>
         </w:rPr>
-        <w:t>Версия документа: 1.6</w:t>
+        <w:t>Версия документа: 1.12</w:t>
       </w:r>
     </w:p>
     <w:p>
@@ -173,7 +173,7 @@
           <w:color w:val="000000"/>
           <w:sz w:val="26"/>
         </w:rPr>
-        <w:t>Дата: 17.08.2026</w:t>
+        <w:t>Дата: 14.10.2026</w:t>
       </w:r>
     </w:p>
     <w:p>
@@ -191,26 +191,10 @@
           <w:rFonts w:ascii="Times New Roman" w:hAnsi="Times New Roman" w:cs="Times New Roman" w:eastAsia="Times New Roman"/>
           <w:b w:val="0"/>
           <w:i w:val="0"/>
-          <w:color w:val="000000"/>
-          <w:sz w:val="24"/>
-        </w:rPr>
-        <w:t>Экземпляр передан: Акционерное общество «Холдинговая компания „Остров Мечты“» (ИНН 9725171970)</w:t>
-      </w:r>
-    </w:p>
-    <w:p>
-      <w:pPr>
-        <w:ind w:firstLine="0"/>
-        <w:jc w:val="center"/>
-      </w:pPr>
-      <w:r>
-        <w:rPr>
-          <w:rFonts w:ascii="Times New Roman" w:hAnsi="Times New Roman" w:cs="Times New Roman" w:eastAsia="Times New Roman"/>
-          <w:b w:val="0"/>
-          <w:i w:val="0"/>
           <w:color w:val="595959"/>
           <w:sz w:val="24"/>
         </w:rPr>
-        <w:t>© 2026 Мякотных Сергей Михайлович. Все права защищены.</w:t>
+        <w:t>© 2026 Правообладатель. Все права защищены.</w:t>
       </w:r>
     </w:p>
     <w:p>
@@ -233,22 +217,6 @@
     </w:p>
     <w:p>
       <w:pPr>
-        <w:spacing w:line="276" w:lineRule="auto" w:after="40"/>
-        <w:ind w:firstLine="0"/>
-      </w:pPr>
-      <w:r>
-        <w:rPr>
-          <w:rFonts w:ascii="Times New Roman" w:hAnsi="Times New Roman" w:cs="Times New Roman" w:eastAsia="Times New Roman"/>
-          <w:b w:val="0"/>
-          <w:i w:val="0"/>
-          <w:color w:val="000000"/>
-          <w:sz w:val="24"/>
-        </w:rPr>
-        <w:t>Правообладатель: Мякотных Сергей Михайлович</w:t>
-      </w:r>
-    </w:p>
-    <w:p>
-      <w:pPr>
         <w:spacing w:line="276" w:lineRule="auto" w:after="200"/>
         <w:ind w:firstLine="0"/>
       </w:pPr>
@@ -260,7 +228,7 @@
           <w:color w:val="000000"/>
           <w:sz w:val="24"/>
         </w:rPr>
-        <w:t>Получатель: Акционерное общество «Холдинговая компания „Остров Мечты“» (ИНН 9725171970)</w:t>
+        <w:t>Правообладатель: Правообладатель</w:t>
       </w:r>
     </w:p>
     <w:p>
@@ -357,7 +325,7 @@
           <w:color w:val="595959"/>
           <w:sz w:val="24"/>
         </w:rPr>
-        <w:t>© 2026 Мякотных Сергей Михайлович. Все права защищены.</w:t>
+        <w:t>© 2026 Правообладатель. Все права защищены.</w:t>
       </w:r>
     </w:p>
     <w:p>
@@ -622,7 +590,7 @@
           <w:sz w:val="26"/>
         </w:rPr>
         <w:tab/>
-        <w:t>8</w:t>
+        <w:t>9</w:t>
       </w:r>
     </w:p>
     <w:p>
@@ -684,7 +652,7 @@
           <w:sz w:val="26"/>
         </w:rPr>
         <w:tab/>
-        <w:t>10</w:t>
+        <w:t>11</w:t>
       </w:r>
     </w:p>
     <w:p>
@@ -777,7 +745,7 @@
           <w:sz w:val="26"/>
         </w:rPr>
         <w:tab/>
-        <w:t>11</w:t>
+        <w:t>12</w:t>
       </w:r>
     </w:p>
     <w:p>
@@ -808,7 +776,7 @@
           <w:sz w:val="26"/>
         </w:rPr>
         <w:tab/>
-        <w:t>13</w:t>
+        <w:t>14</w:t>
       </w:r>
     </w:p>
     <w:p>
@@ -839,7 +807,7 @@
           <w:sz w:val="26"/>
         </w:rPr>
         <w:tab/>
-        <w:t>13</w:t>
+        <w:t>15</w:t>
       </w:r>
     </w:p>
     <w:p>
@@ -870,7 +838,7 @@
           <w:sz w:val="26"/>
         </w:rPr>
         <w:tab/>
-        <w:t>14</w:t>
+        <w:t>16</w:t>
       </w:r>
     </w:p>
     <w:p>
@@ -901,7 +869,7 @@
           <w:sz w:val="26"/>
         </w:rPr>
         <w:tab/>
-        <w:t>15</w:t>
+        <w:t>17</w:t>
       </w:r>
     </w:p>
     <w:p>
@@ -932,7 +900,7 @@
           <w:sz w:val="26"/>
         </w:rPr>
         <w:tab/>
-        <w:t>15</w:t>
+        <w:t>17</w:t>
       </w:r>
     </w:p>
     <w:p>
@@ -963,7 +931,7 @@
           <w:sz w:val="26"/>
         </w:rPr>
         <w:tab/>
-        <w:t>16</w:t>
+        <w:t>17</w:t>
       </w:r>
     </w:p>
     <w:p>
@@ -994,7 +962,7 @@
           <w:sz w:val="26"/>
         </w:rPr>
         <w:tab/>
-        <w:t>16</w:t>
+        <w:t>18</w:t>
       </w:r>
     </w:p>
     <w:p>
@@ -1025,7 +993,7 @@
           <w:sz w:val="26"/>
         </w:rPr>
         <w:tab/>
-        <w:t>17</w:t>
+        <w:t>18</w:t>
       </w:r>
     </w:p>
     <w:p>
@@ -1056,7 +1024,7 @@
           <w:sz w:val="26"/>
         </w:rPr>
         <w:tab/>
-        <w:t>17</w:t>
+        <w:t>19</w:t>
       </w:r>
     </w:p>
     <w:p>
@@ -1087,7 +1055,7 @@
           <w:sz w:val="26"/>
         </w:rPr>
         <w:tab/>
-        <w:t>17</w:t>
+        <w:t>19</w:t>
       </w:r>
     </w:p>
     <w:p>
@@ -1118,7 +1086,7 @@
           <w:sz w:val="26"/>
         </w:rPr>
         <w:tab/>
-        <w:t>18</w:t>
+        <w:t>20</w:t>
       </w:r>
     </w:p>
     <w:p>
@@ -1149,7 +1117,7 @@
           <w:sz w:val="26"/>
         </w:rPr>
         <w:tab/>
-        <w:t>19</w:t>
+        <w:t>21</w:t>
       </w:r>
     </w:p>
     <w:p>
@@ -1180,7 +1148,7 @@
           <w:sz w:val="26"/>
         </w:rPr>
         <w:tab/>
-        <w:t>19</w:t>
+        <w:t>21</w:t>
       </w:r>
     </w:p>
     <w:p>
@@ -1211,7 +1179,7 @@
           <w:sz w:val="26"/>
         </w:rPr>
         <w:tab/>
-        <w:t>20</w:t>
+        <w:t>22</w:t>
       </w:r>
     </w:p>
     <w:p>
@@ -1242,7 +1210,7 @@
           <w:sz w:val="26"/>
         </w:rPr>
         <w:tab/>
-        <w:t>21</w:t>
+        <w:t>23</w:t>
       </w:r>
     </w:p>
     <w:p>
@@ -1273,7 +1241,7 @@
           <w:sz w:val="26"/>
         </w:rPr>
         <w:tab/>
-        <w:t>22</w:t>
+        <w:t>24</w:t>
       </w:r>
     </w:p>
     <w:p>
@@ -1304,7 +1272,7 @@
           <w:sz w:val="26"/>
         </w:rPr>
         <w:tab/>
-        <w:t>23</w:t>
+        <w:t>27</w:t>
       </w:r>
     </w:p>
     <w:p>
@@ -1335,7 +1303,7 @@
           <w:sz w:val="26"/>
         </w:rPr>
         <w:tab/>
-        <w:t>24</w:t>
+        <w:t>27</w:t>
       </w:r>
     </w:p>
     <w:p>
@@ -1366,7 +1334,7 @@
           <w:sz w:val="26"/>
         </w:rPr>
         <w:tab/>
-        <w:t>25</w:t>
+        <w:t>28</w:t>
       </w:r>
     </w:p>
     <w:p>
@@ -1397,7 +1365,38 @@
           <w:sz w:val="26"/>
         </w:rPr>
         <w:tab/>
-        <w:t>26</w:t>
+        <w:t>29</w:t>
+      </w:r>
+    </w:p>
+    <w:p>
+      <w:pPr>
+        <w:tabs>
+          <w:tab w:pos="9354" w:val="right" w:leader="dot"/>
+        </w:tabs>
+        <w:spacing w:after="0" w:line="360" w:lineRule="auto"/>
+        <w:ind w:firstLine="0" w:left="454"/>
+        <w:jc w:val="left"/>
+      </w:pPr>
+      <w:r>
+        <w:rPr>
+          <w:rFonts w:ascii="Times New Roman" w:hAnsi="Times New Roman" w:cs="Times New Roman" w:eastAsia="Times New Roman"/>
+          <w:b w:val="0"/>
+          <w:i w:val="0"/>
+          <w:color w:val="000000"/>
+          <w:sz w:val="26"/>
+        </w:rPr>
+        <w:t>6.9. Срок отдельного человека и привязка к заявке</w:t>
+      </w:r>
+      <w:r>
+        <w:rPr>
+          <w:rFonts w:ascii="Times New Roman" w:hAnsi="Times New Roman" w:cs="Times New Roman" w:eastAsia="Times New Roman"/>
+          <w:b w:val="0"/>
+          <w:i w:val="0"/>
+          <w:color w:val="000000"/>
+          <w:sz w:val="26"/>
+        </w:rPr>
+        <w:tab/>
+        <w:t>32</w:t>
       </w:r>
     </w:p>
     <w:p>
@@ -1428,7 +1427,7 @@
           <w:sz w:val="26"/>
         </w:rPr>
         <w:tab/>
-        <w:t>27</w:t>
+        <w:t>34</w:t>
       </w:r>
     </w:p>
     <w:p>
@@ -1459,7 +1458,7 @@
           <w:sz w:val="26"/>
         </w:rPr>
         <w:tab/>
-        <w:t>27</w:t>
+        <w:t>34</w:t>
       </w:r>
     </w:p>
     <w:p>
@@ -1490,7 +1489,7 @@
           <w:sz w:val="26"/>
         </w:rPr>
         <w:tab/>
-        <w:t>28</w:t>
+        <w:t>35</w:t>
       </w:r>
     </w:p>
     <w:p>
@@ -1521,7 +1520,7 @@
           <w:sz w:val="26"/>
         </w:rPr>
         <w:tab/>
-        <w:t>30</w:t>
+        <w:t>37</w:t>
       </w:r>
     </w:p>
     <w:p>
@@ -1552,7 +1551,38 @@
           <w:sz w:val="26"/>
         </w:rPr>
         <w:tab/>
-        <w:t>31</w:t>
+        <w:t>38</w:t>
+      </w:r>
+    </w:p>
+    <w:p>
+      <w:pPr>
+        <w:tabs>
+          <w:tab w:pos="9354" w:val="right" w:leader="dot"/>
+        </w:tabs>
+        <w:spacing w:after="0" w:line="360" w:lineRule="auto"/>
+        <w:ind w:firstLine="0" w:left="454"/>
+        <w:jc w:val="left"/>
+      </w:pPr>
+      <w:r>
+        <w:rPr>
+          <w:rFonts w:ascii="Times New Roman" w:hAnsi="Times New Roman" w:cs="Times New Roman" w:eastAsia="Times New Roman"/>
+          <w:b w:val="0"/>
+          <w:i w:val="0"/>
+          <w:color w:val="000000"/>
+          <w:sz w:val="26"/>
+        </w:rPr>
+        <w:t>7.5. Срок отдельной машины и привязка</w:t>
+      </w:r>
+      <w:r>
+        <w:rPr>
+          <w:rFonts w:ascii="Times New Roman" w:hAnsi="Times New Roman" w:cs="Times New Roman" w:eastAsia="Times New Roman"/>
+          <w:b w:val="0"/>
+          <w:i w:val="0"/>
+          <w:color w:val="000000"/>
+          <w:sz w:val="26"/>
+        </w:rPr>
+        <w:tab/>
+        <w:t>41</w:t>
       </w:r>
     </w:p>
     <w:p>
@@ -1583,7 +1613,7 @@
           <w:sz w:val="26"/>
         </w:rPr>
         <w:tab/>
-        <w:t>32</w:t>
+        <w:t>41</w:t>
       </w:r>
     </w:p>
     <w:p>
@@ -1614,7 +1644,7 @@
           <w:sz w:val="26"/>
         </w:rPr>
         <w:tab/>
-        <w:t>32</w:t>
+        <w:t>41</w:t>
       </w:r>
     </w:p>
     <w:p>
@@ -1645,7 +1675,7 @@
           <w:sz w:val="26"/>
         </w:rPr>
         <w:tab/>
-        <w:t>34</w:t>
+        <w:t>43</w:t>
       </w:r>
     </w:p>
     <w:p>
@@ -1676,7 +1706,7 @@
           <w:sz w:val="26"/>
         </w:rPr>
         <w:tab/>
-        <w:t>35</w:t>
+        <w:t>44</w:t>
       </w:r>
     </w:p>
     <w:p>
@@ -1707,7 +1737,7 @@
           <w:sz w:val="26"/>
         </w:rPr>
         <w:tab/>
-        <w:t>36</w:t>
+        <w:t>45</w:t>
       </w:r>
     </w:p>
     <w:p>
@@ -1738,7 +1768,7 @@
           <w:sz w:val="26"/>
         </w:rPr>
         <w:tab/>
-        <w:t>37</w:t>
+        <w:t>46</w:t>
       </w:r>
     </w:p>
     <w:p>
@@ -1769,7 +1799,7 @@
           <w:sz w:val="26"/>
         </w:rPr>
         <w:tab/>
-        <w:t>38</w:t>
+        <w:t>47</w:t>
       </w:r>
     </w:p>
     <w:p>
@@ -1800,7 +1830,7 @@
           <w:sz w:val="26"/>
         </w:rPr>
         <w:tab/>
-        <w:t>40</w:t>
+        <w:t>49</w:t>
       </w:r>
     </w:p>
     <w:p>
@@ -1831,7 +1861,7 @@
           <w:sz w:val="26"/>
         </w:rPr>
         <w:tab/>
-        <w:t>42</w:t>
+        <w:t>51</w:t>
       </w:r>
     </w:p>
     <w:p>
@@ -1862,7 +1892,7 @@
           <w:sz w:val="26"/>
         </w:rPr>
         <w:tab/>
-        <w:t>43</w:t>
+        <w:t>52</w:t>
       </w:r>
     </w:p>
     <w:p>
@@ -1893,7 +1923,7 @@
           <w:sz w:val="26"/>
         </w:rPr>
         <w:tab/>
-        <w:t>45</w:t>
+        <w:t>54</w:t>
       </w:r>
     </w:p>
     <w:p>
@@ -1924,7 +1954,7 @@
           <w:sz w:val="26"/>
         </w:rPr>
         <w:tab/>
-        <w:t>45</w:t>
+        <w:t>54</w:t>
       </w:r>
     </w:p>
     <w:p>
@@ -1955,7 +1985,7 @@
           <w:sz w:val="26"/>
         </w:rPr>
         <w:tab/>
-        <w:t>46</w:t>
+        <w:t>55</w:t>
       </w:r>
     </w:p>
     <w:p>
@@ -1986,7 +2016,7 @@
           <w:sz w:val="26"/>
         </w:rPr>
         <w:tab/>
-        <w:t>47</w:t>
+        <w:t>56</w:t>
       </w:r>
     </w:p>
     <w:p>
@@ -2006,7 +2036,7 @@
           <w:color w:val="000000"/>
           <w:sz w:val="26"/>
         </w:rPr>
-        <w:t>8.14. Согласие и отправка</w:t>
+        <w:t>8.14. Подтверждение и отправка</w:t>
       </w:r>
       <w:r>
         <w:rPr>
@@ -2017,7 +2047,7 @@
           <w:sz w:val="26"/>
         </w:rPr>
         <w:tab/>
-        <w:t>48</w:t>
+        <w:t>57</w:t>
       </w:r>
     </w:p>
     <w:p>
@@ -2048,7 +2078,7 @@
           <w:sz w:val="26"/>
         </w:rPr>
         <w:tab/>
-        <w:t>49</w:t>
+        <w:t>58</w:t>
       </w:r>
     </w:p>
     <w:p>
@@ -2079,7 +2109,7 @@
           <w:sz w:val="26"/>
         </w:rPr>
         <w:tab/>
-        <w:t>50</w:t>
+        <w:t>59</w:t>
       </w:r>
     </w:p>
     <w:p>
@@ -2110,7 +2140,7 @@
           <w:sz w:val="26"/>
         </w:rPr>
         <w:tab/>
-        <w:t>51</w:t>
+        <w:t>60</w:t>
       </w:r>
     </w:p>
     <w:p>
@@ -2141,7 +2171,7 @@
           <w:sz w:val="26"/>
         </w:rPr>
         <w:tab/>
-        <w:t>51</w:t>
+        <w:t>60</w:t>
       </w:r>
     </w:p>
     <w:p>
@@ -2172,7 +2202,7 @@
           <w:sz w:val="26"/>
         </w:rPr>
         <w:tab/>
-        <w:t>52</w:t>
+        <w:t>61</w:t>
       </w:r>
     </w:p>
     <w:p>
@@ -2203,7 +2233,7 @@
           <w:sz w:val="26"/>
         </w:rPr>
         <w:tab/>
-        <w:t>52</w:t>
+        <w:t>62</w:t>
       </w:r>
     </w:p>
     <w:p>
@@ -2234,7 +2264,7 @@
           <w:sz w:val="26"/>
         </w:rPr>
         <w:tab/>
-        <w:t>53</w:t>
+        <w:t>63</w:t>
       </w:r>
     </w:p>
     <w:p>
@@ -2265,7 +2295,7 @@
           <w:sz w:val="26"/>
         </w:rPr>
         <w:tab/>
-        <w:t>53</w:t>
+        <w:t>63</w:t>
       </w:r>
     </w:p>
     <w:p>
@@ -2296,7 +2326,7 @@
           <w:sz w:val="26"/>
         </w:rPr>
         <w:tab/>
-        <w:t>54</w:t>
+        <w:t>65</w:t>
       </w:r>
     </w:p>
     <w:p>
@@ -2327,7 +2357,7 @@
           <w:sz w:val="26"/>
         </w:rPr>
         <w:tab/>
-        <w:t>55</w:t>
+        <w:t>65</w:t>
       </w:r>
     </w:p>
     <w:p>
@@ -2358,7 +2388,7 @@
           <w:sz w:val="26"/>
         </w:rPr>
         <w:tab/>
-        <w:t>56</w:t>
+        <w:t>66</w:t>
       </w:r>
     </w:p>
     <w:p>
@@ -2389,7 +2419,7 @@
           <w:sz w:val="26"/>
         </w:rPr>
         <w:tab/>
-        <w:t>57</w:t>
+        <w:t>68</w:t>
       </w:r>
     </w:p>
     <w:p>
@@ -2420,7 +2450,7 @@
           <w:sz w:val="26"/>
         </w:rPr>
         <w:tab/>
-        <w:t>58</w:t>
+        <w:t>69</w:t>
       </w:r>
     </w:p>
     <w:p>
@@ -2451,7 +2481,7 @@
           <w:sz w:val="26"/>
         </w:rPr>
         <w:tab/>
-        <w:t>59</w:t>
+        <w:t>70</w:t>
       </w:r>
     </w:p>
     <w:p>
@@ -2482,7 +2512,7 @@
           <w:sz w:val="26"/>
         </w:rPr>
         <w:tab/>
-        <w:t>60</w:t>
+        <w:t>71</w:t>
       </w:r>
     </w:p>
     <w:p>
@@ -2513,17 +2543,75 @@
           <w:sz w:val="26"/>
         </w:rPr>
         <w:tab/>
-        <w:t>60</w:t>
-      </w:r>
-    </w:p>
-    <w:p>
-      <w:r>
-        <w:br w:type="page"/>
+        <w:t>72</w:t>
+      </w:r>
+    </w:p>
+    <w:p>
+      <w:pPr>
+        <w:tabs>
+          <w:tab w:pos="9354" w:val="right" w:leader="dot"/>
+        </w:tabs>
+        <w:spacing w:after="0" w:line="360" w:lineRule="auto"/>
+        <w:ind w:firstLine="0" w:left="454"/>
+        <w:jc w:val="left"/>
+      </w:pPr>
+      <w:r>
+        <w:rPr>
+          <w:rFonts w:ascii="Times New Roman" w:hAnsi="Times New Roman" w:cs="Times New Roman" w:eastAsia="Times New Roman"/>
+          <w:b w:val="0"/>
+          <w:i w:val="0"/>
+          <w:color w:val="000000"/>
+          <w:sz w:val="26"/>
+        </w:rPr>
+        <w:t>9.14. Переслать заявку</w:t>
+      </w:r>
+      <w:r>
+        <w:rPr>
+          <w:rFonts w:ascii="Times New Roman" w:hAnsi="Times New Roman" w:cs="Times New Roman" w:eastAsia="Times New Roman"/>
+          <w:b w:val="0"/>
+          <w:i w:val="0"/>
+          <w:color w:val="000000"/>
+          <w:sz w:val="26"/>
+        </w:rPr>
+        <w:tab/>
+        <w:t>74</w:t>
+      </w:r>
+    </w:p>
+    <w:p>
+      <w:pPr>
+        <w:tabs>
+          <w:tab w:pos="9354" w:val="right" w:leader="dot"/>
+        </w:tabs>
+        <w:spacing w:after="0" w:line="360" w:lineRule="auto"/>
+        <w:ind w:firstLine="0" w:left="454"/>
+        <w:jc w:val="left"/>
+      </w:pPr>
+      <w:r>
+        <w:rPr>
+          <w:rFonts w:ascii="Times New Roman" w:hAnsi="Times New Roman" w:cs="Times New Roman" w:eastAsia="Times New Roman"/>
+          <w:b w:val="0"/>
+          <w:i w:val="0"/>
+          <w:color w:val="000000"/>
+          <w:sz w:val="26"/>
+        </w:rPr>
+        <w:t>9.15. Общий и индивидуальный срок</w:t>
+      </w:r>
+      <w:r>
+        <w:rPr>
+          <w:rFonts w:ascii="Times New Roman" w:hAnsi="Times New Roman" w:cs="Times New Roman" w:eastAsia="Times New Roman"/>
+          <w:b w:val="0"/>
+          <w:i w:val="0"/>
+          <w:color w:val="000000"/>
+          <w:sz w:val="26"/>
+        </w:rPr>
+        <w:tab/>
+        <w:t>75</w:t>
       </w:r>
     </w:p>
     <w:p>
       <w:pPr>
         <w:pStyle w:val="Heading1"/>
+        <w:pageBreakBefore/>
         <w:ind w:firstLine="0"/>
       </w:pPr>
       <w:r>
@@ -2711,7 +2799,7 @@
           <w:color w:val="000000"/>
           <w:sz w:val="28"/>
         </w:rPr>
-        <w:t>Названия разделов, кнопок и полей приведены так, как они написаны на экране, и заключены в кавычки: кнопка «Отправить заявку», поле «Телефон». Рисунки нумеруются по разделам; обводкой и номером на рисунке отмечены элементы, о которых идёт речь в тексте рядом.</w:t>
+        <w:t>Названия разделов, кнопок и полей приведены так, как они написаны на экране, и заключены в кавычки: кнопка «Отправить заявку», поле «Телефон». Рисунки нумеруются по разделам; на отдельных рисунках обводкой и номером отмечены элементы, о которых идёт речь в тексте рядом.</w:t>
       </w:r>
     </w:p>
     <w:p>
@@ -4031,7 +4119,7 @@
           <w:color w:val="000000"/>
           <w:sz w:val="28"/>
         </w:rPr>
-        <w:t>Ожидаемый результат: окно закрывается, открывается «Обзор и новости». Повторно согласие не запрашивается.</w:t>
+        <w:t>Ожидаемый результат: окно закрывается, открывается «Обзор и новости». Условия повторного запроса описаны ниже.</w:t>
       </w:r>
     </w:p>
     <w:p>
@@ -4225,7 +4313,7 @@
       <w:r>
         <w:drawing>
           <wp:inline xmlns:a="http://schemas.openxmlformats.org/drawingml/2006/main" xmlns:pic="http://schemas.openxmlformats.org/drawingml/2006/picture">
-            <wp:extent cx="3291840" cy="2316480"/>
+            <wp:extent cx="5842000" cy="4076700"/>
             <wp:docPr id="3" name="Picture 3"/>
             <wp:cNvGraphicFramePr>
               <a:graphicFrameLocks noChangeAspect="1"/>
@@ -4234,7 +4322,7 @@
               <a:graphicData uri="http://schemas.openxmlformats.org/drawingml/2006/picture">
                 <pic:pic>
                   <pic:nvPicPr>
-                    <pic:cNvPr id="0" name="login-recovery.png"/>
+                    <pic:cNvPr id="0" name="recovery-padded.png"/>
                     <pic:cNvPicPr/>
                   </pic:nvPicPr>
                   <pic:blipFill>
@@ -4246,7 +4334,7 @@
                   <pic:spPr>
                     <a:xfrm>
                       <a:off x="0" y="0"/>
-                      <a:ext cx="3291840" cy="2316480"/>
+                      <a:ext cx="5842000" cy="4076700"/>
                     </a:xfrm>
                     <a:prstGeom prst="rect"/>
                   </pic:spPr>
@@ -4481,7 +4569,7 @@
       <w:r>
         <w:drawing>
           <wp:inline xmlns:a="http://schemas.openxmlformats.org/drawingml/2006/main" xmlns:pic="http://schemas.openxmlformats.org/drawingml/2006/picture">
-            <wp:extent cx="5413248" cy="5181600"/>
+            <wp:extent cx="1891764" cy="7200000"/>
             <wp:docPr id="5" name="Picture 5"/>
             <wp:cNvGraphicFramePr>
               <a:graphicFrameLocks noChangeAspect="1"/>
@@ -4490,7 +4578,7 @@
               <a:graphicData uri="http://schemas.openxmlformats.org/drawingml/2006/picture">
                 <pic:pic>
                   <pic:nvPicPr>
-                    <pic:cNvPr id="0" name="nav-rail.png"/>
+                    <pic:cNvPr id="0" name="nav-user-padded.png"/>
                     <pic:cNvPicPr/>
                   </pic:nvPicPr>
                   <pic:blipFill>
@@ -4502,7 +4590,7 @@
                   <pic:spPr>
                     <a:xfrm>
                       <a:off x="0" y="0"/>
-                      <a:ext cx="5413248" cy="5181600"/>
+                      <a:ext cx="1891764" cy="7200000"/>
                     </a:xfrm>
                     <a:prstGeom prst="rect"/>
                   </pic:spPr>
@@ -4580,7 +4668,7 @@
           <w:color w:val="000000"/>
           <w:sz w:val="28"/>
         </w:rPr>
-        <w:t xml:space="preserve"> - переход к оформлению. В группе </w:t>
+        <w:t xml:space="preserve"> — переход к оформлению. В группе </w:t>
       </w:r>
       <w:r>
         <w:rPr>
@@ -4600,7 +4688,7 @@
           <w:color w:val="000000"/>
           <w:sz w:val="28"/>
         </w:rPr>
-        <w:t xml:space="preserve"> (обведена на рисунке) - </w:t>
+        <w:t xml:space="preserve"> — </w:t>
       </w:r>
       <w:r>
         <w:rPr>
@@ -4660,7 +4748,7 @@
           <w:color w:val="000000"/>
           <w:sz w:val="28"/>
         </w:rPr>
-        <w:t xml:space="preserve"> - </w:t>
+        <w:t xml:space="preserve"> — </w:t>
       </w:r>
       <w:r>
         <w:rPr>
@@ -4700,7 +4788,7 @@
           <w:color w:val="000000"/>
           <w:sz w:val="28"/>
         </w:rPr>
-        <w:t xml:space="preserve">, переключатель </w:t>
+        <w:t xml:space="preserve">, пункт </w:t>
       </w:r>
       <w:r>
         <w:rPr>
@@ -4710,7 +4798,7 @@
           <w:color w:val="000000"/>
           <w:sz w:val="28"/>
         </w:rPr>
-        <w:t>«Тёмная тема»</w:t>
+        <w:t>«Оформление»</w:t>
       </w:r>
       <w:r>
         <w:rPr>
@@ -4897,7 +4985,7 @@
           <w:color w:val="000000"/>
           <w:sz w:val="28"/>
         </w:rPr>
-        <w:t>Слева выведены приветствие и текущие дата и время (1). Часы берутся с вашего компьютера, поэтому при сомнениях в сроках сверяйтесь с датами, указанными в самой заявке.</w:t>
+        <w:t>Слева выведены приветствие и текущие дата и время (1). Время отображается по Москве и сверяется с ответами сервера. До получения первого ответа используются часы устройства; при отсутствии связи не считайте показания подтверждением действующего допуска.</w:t>
       </w:r>
     </w:p>
     <w:p>
@@ -5202,7 +5290,39 @@
           <w:color w:val="000000"/>
           <w:sz w:val="28"/>
         </w:rPr>
-        <w:t xml:space="preserve"> (1) фамилию, государственный регистрационный знак, номер заявки или название раздела. Совпадения группируются по разделам (2).</w:t>
+        <w:t xml:space="preserve"> (1) фамилию, государственный регистрационный знак, номер заявки или название раздела. Совпадения группируются по разделам (2); у названия раздела написано, сколько в нём нашлось. Видны первые пять строк, остальные раскрывает кнопка </w:t>
+      </w:r>
+      <w:r>
+        <w:rPr>
+          <w:rFonts w:ascii="Times New Roman" w:hAnsi="Times New Roman" w:cs="Times New Roman" w:eastAsia="Times New Roman"/>
+          <w:b/>
+          <w:i w:val="0"/>
+          <w:color w:val="000000"/>
+          <w:sz w:val="28"/>
+        </w:rPr>
+        <w:t>«Показать ещё»</w:t>
+      </w:r>
+      <w:r>
+        <w:rPr>
+          <w:rFonts w:ascii="Times New Roman" w:hAnsi="Times New Roman" w:cs="Times New Roman" w:eastAsia="Times New Roman"/>
+          <w:b w:val="0"/>
+          <w:i w:val="0"/>
+          <w:color w:val="000000"/>
+          <w:sz w:val="28"/>
+        </w:rPr>
+        <w:t xml:space="preserve"> прямо в панели - за остатком никуда уходить не нужно.</w:t>
+      </w:r>
+    </w:p>
+    <w:p>
+      <w:r>
+        <w:rPr>
+          <w:rFonts w:ascii="Times New Roman" w:hAnsi="Times New Roman" w:cs="Times New Roman" w:eastAsia="Times New Roman"/>
+          <w:b w:val="0"/>
+          <w:i w:val="0"/>
+          <w:color w:val="000000"/>
+          <w:sz w:val="28"/>
+        </w:rPr>
+        <w:t>Строка выдачи открывает саму запись: карточку сотрудника или машины, вашу заявку, новость. Список, в котором запись лежит, при этом сужается тем же запросом, по которому она нашлась, - закрыв карточку, вы останетесь в отобранном списке.</w:t>
       </w:r>
     </w:p>
     <w:p>
@@ -5354,7 +5474,7 @@
           <w:color w:val="000000"/>
           <w:sz w:val="28"/>
         </w:rPr>
-        <w:t xml:space="preserve"> убирает прочитанные, а значок шестерёнки открывает страницу настройки, на которой выбирается, о чём сообщать.</w:t>
+        <w:t xml:space="preserve"> после подтверждения удаляет все уведомления, а значок шестерёнки открывает страницу настройки, на которой выбирается, о чём сообщать.</w:t>
       </w:r>
     </w:p>
     <w:p>
@@ -5394,147 +5514,19 @@
           <w:color w:val="000000"/>
           <w:sz w:val="28"/>
         </w:rPr>
-        <w:t xml:space="preserve">Внизу бокового меню находится переключатель </w:t>
-      </w:r>
-      <w:r>
-        <w:rPr>
-          <w:rFonts w:ascii="Times New Roman" w:hAnsi="Times New Roman" w:cs="Times New Roman" w:eastAsia="Times New Roman"/>
-          <w:b/>
-          <w:i w:val="0"/>
-          <w:color w:val="000000"/>
-          <w:sz w:val="28"/>
-        </w:rPr>
-        <w:t>«Тёмная тема»</w:t>
-      </w:r>
-      <w:r>
-        <w:rPr>
-          <w:rFonts w:ascii="Times New Roman" w:hAnsi="Times New Roman" w:cs="Times New Roman" w:eastAsia="Times New Roman"/>
-          <w:b w:val="0"/>
-          <w:i w:val="0"/>
-          <w:color w:val="000000"/>
-          <w:sz w:val="28"/>
-        </w:rPr>
-        <w:t>. Он меняет оформление системы на тёмное и обратно.</w:t>
-      </w:r>
-    </w:p>
-    <w:p>
-      <w:r>
-        <w:rPr>
-          <w:rFonts w:ascii="Times New Roman" w:hAnsi="Times New Roman" w:cs="Times New Roman" w:eastAsia="Times New Roman"/>
-          <w:b w:val="0"/>
-          <w:i w:val="0"/>
-          <w:color w:val="000000"/>
-          <w:sz w:val="28"/>
-        </w:rPr>
-        <w:t>Выбор сохраняется в вашем профиле, а не в браузере, поэтому он переезжает вместе с вами на другой компьютер.</w:t>
-      </w:r>
-    </w:p>
-    <w:p>
-      <w:pPr>
-        <w:pStyle w:val="Heading2"/>
-        <w:ind w:firstLine="0"/>
-      </w:pPr>
-      <w:r>
-        <w:rPr>
-          <w:rFonts w:ascii="Times New Roman" w:hAnsi="Times New Roman" w:cs="Times New Roman" w:eastAsia="Times New Roman"/>
-          <w:b/>
-          <w:i w:val="0"/>
-          <w:color w:val="000000"/>
-          <w:sz w:val="28"/>
-        </w:rPr>
-        <w:t>4.7. Выход из системы</w:t>
-      </w:r>
-    </w:p>
-    <w:p>
-      <w:r>
-        <w:rPr>
-          <w:rFonts w:ascii="Times New Roman" w:hAnsi="Times New Roman" w:cs="Times New Roman" w:eastAsia="Times New Roman"/>
-          <w:b w:val="0"/>
-          <w:i w:val="0"/>
-          <w:color w:val="000000"/>
-          <w:sz w:val="28"/>
-        </w:rPr>
-        <w:t xml:space="preserve">Пункт </w:t>
-      </w:r>
-      <w:r>
-        <w:rPr>
-          <w:rFonts w:ascii="Times New Roman" w:hAnsi="Times New Roman" w:cs="Times New Roman" w:eastAsia="Times New Roman"/>
-          <w:b/>
-          <w:i w:val="0"/>
-          <w:color w:val="000000"/>
-          <w:sz w:val="28"/>
-        </w:rPr>
-        <w:t>«Выйти»</w:t>
-      </w:r>
-      <w:r>
-        <w:rPr>
-          <w:rFonts w:ascii="Times New Roman" w:hAnsi="Times New Roman" w:cs="Times New Roman" w:eastAsia="Times New Roman"/>
-          <w:b w:val="0"/>
-          <w:i w:val="0"/>
-          <w:color w:val="000000"/>
-          <w:sz w:val="28"/>
-        </w:rPr>
-        <w:t xml:space="preserve"> в самом низу бокового меню завершает сеанс. Система вернётся к странице входа.</w:t>
-      </w:r>
-    </w:p>
-    <w:p>
-      <w:r>
-        <w:rPr>
-          <w:rFonts w:ascii="Times New Roman" w:hAnsi="Times New Roman" w:cs="Times New Roman" w:eastAsia="Times New Roman"/>
-          <w:b w:val="0"/>
-          <w:i w:val="0"/>
-          <w:color w:val="000000"/>
-          <w:sz w:val="28"/>
-        </w:rPr>
-        <w:t>Выходить в конце работы стоит на общем компьютере: пока сеанс открыт, все действия в системе записываются на вашу учётную запись.</w:t>
-      </w:r>
-    </w:p>
-    <w:p>
-      <w:pPr>
-        <w:pStyle w:val="Heading1"/>
-        <w:ind w:firstLine="0"/>
-      </w:pPr>
-      <w:r>
-        <w:rPr>
-          <w:rFonts w:ascii="Times New Roman" w:hAnsi="Times New Roman" w:cs="Times New Roman" w:eastAsia="Times New Roman"/>
-          <w:b/>
-          <w:i w:val="0"/>
-          <w:color w:val="000000"/>
-          <w:sz w:val="32"/>
-        </w:rPr>
-        <w:t>5. Обзор и новости</w:t>
-      </w:r>
-    </w:p>
-    <w:p>
-      <w:r>
-        <w:rPr>
-          <w:rFonts w:ascii="Times New Roman" w:hAnsi="Times New Roman" w:cs="Times New Roman" w:eastAsia="Times New Roman"/>
-          <w:b w:val="0"/>
-          <w:i w:val="0"/>
-          <w:color w:val="000000"/>
-          <w:sz w:val="28"/>
-        </w:rPr>
-        <w:t xml:space="preserve">Раздел </w:t>
-      </w:r>
-      <w:r>
-        <w:rPr>
-          <w:rFonts w:ascii="Times New Roman" w:hAnsi="Times New Roman" w:cs="Times New Roman" w:eastAsia="Times New Roman"/>
-          <w:b/>
-          <w:i w:val="0"/>
-          <w:color w:val="000000"/>
-          <w:sz w:val="28"/>
-        </w:rPr>
-        <w:t>«Обзор и новости»</w:t>
-      </w:r>
-      <w:r>
-        <w:rPr>
-          <w:rFonts w:ascii="Times New Roman" w:hAnsi="Times New Roman" w:cs="Times New Roman" w:eastAsia="Times New Roman"/>
-          <w:b w:val="0"/>
-          <w:i w:val="0"/>
-          <w:color w:val="000000"/>
-          <w:sz w:val="28"/>
-        </w:rPr>
-        <w:t xml:space="preserve"> открывается сразу после входа. Здесь собрано то, что бюро пропусков сообщает всем работникам.</w:t>
+        <w:t>Внизу бокового меню нажмите «Оформление». В раскрывающейся панели доступны два независимых тумблера: «Альтернативное» меняет стиль, «Тёмная тема» — светлую/тёмную палитру. Итого доступны четыре сочетания; прежнее оформление сохранено.</w:t>
+      </w:r>
+    </w:p>
+    <w:p>
+      <w:r>
+        <w:rPr>
+          <w:rFonts w:ascii="Times New Roman" w:hAnsi="Times New Roman" w:cs="Times New Roman" w:eastAsia="Times New Roman"/>
+          <w:b w:val="0"/>
+          <w:i w:val="0"/>
+          <w:color w:val="000000"/>
+          <w:sz w:val="28"/>
+        </w:rPr>
+        <w:t>Переключение происходит сразу, без анимации всей страницы. На телефоне настройки раскрываются под пунктом меню, на компьютере — рядом с ним. Закрытие навигации закрывает и панель настройки. Выбор сохраняется в профиле и применяется после входа на другом устройстве.</w:t>
       </w:r>
     </w:p>
     <w:p>
@@ -5547,7 +5539,7 @@
       <w:r>
         <w:drawing>
           <wp:inline xmlns:a="http://schemas.openxmlformats.org/drawingml/2006/main" xmlns:pic="http://schemas.openxmlformats.org/drawingml/2006/picture">
-            <wp:extent cx="5940000" cy="3883846"/>
+            <wp:extent cx="5940000" cy="2836516"/>
             <wp:docPr id="9" name="Picture 9"/>
             <wp:cNvGraphicFramePr>
               <a:graphicFrameLocks noChangeAspect="1"/>
@@ -5556,7 +5548,7 @@
               <a:graphicData uri="http://schemas.openxmlformats.org/drawingml/2006/picture">
                 <pic:pic>
                   <pic:nvPicPr>
-                    <pic:cNvPr id="0" name="news-overview.png"/>
+                    <pic:cNvPr id="0" name="appearance-padded.png"/>
                     <pic:cNvPicPr/>
                   </pic:nvPicPr>
                   <pic:blipFill>
@@ -5568,7 +5560,7 @@
                   <pic:spPr>
                     <a:xfrm>
                       <a:off x="0" y="0"/>
-                      <a:ext cx="5940000" cy="3883846"/>
+                      <a:ext cx="5940000" cy="2836516"/>
                     </a:xfrm>
                     <a:prstGeom prst="rect"/>
                   </pic:spPr>
@@ -5594,19 +5586,7 @@
           <w:color w:val="000000"/>
           <w:sz w:val="24"/>
         </w:rPr>
-        <w:t>Рисунок 5.1 — Раздел «Обзор и новости»</w:t>
-      </w:r>
-    </w:p>
-    <w:p>
-      <w:r>
-        <w:rPr>
-          <w:rFonts w:ascii="Times New Roman" w:hAnsi="Times New Roman" w:cs="Times New Roman" w:eastAsia="Times New Roman"/>
-          <w:b w:val="0"/>
-          <w:i w:val="0"/>
-          <w:color w:val="000000"/>
-          <w:sz w:val="28"/>
-        </w:rPr>
-        <w:t>Слева лента новостей (1), справа - руководство (2), действующее объявление (3), документы (4) и режимы работы (5).</w:t>
+        <w:t>Рисунок 4.6 — Раскрытая настройка оформления</w:t>
       </w:r>
     </w:p>
     <w:p>
@@ -5622,19 +5602,19 @@
           <w:color w:val="000000"/>
           <w:sz w:val="28"/>
         </w:rPr>
-        <w:t>5.1. Новости</w:t>
-      </w:r>
-    </w:p>
-    <w:p>
-      <w:r>
-        <w:rPr>
-          <w:rFonts w:ascii="Times New Roman" w:hAnsi="Times New Roman" w:cs="Times New Roman" w:eastAsia="Times New Roman"/>
-          <w:b w:val="0"/>
-          <w:i w:val="0"/>
-          <w:color w:val="000000"/>
-          <w:sz w:val="28"/>
-        </w:rPr>
-        <w:t xml:space="preserve">Новости публикует бюро пропусков. В ленте видны заголовок, дата публикации и начало текста; кнопка </w:t>
+        <w:t>4.7. Выход из системы</w:t>
+      </w:r>
+    </w:p>
+    <w:p>
+      <w:r>
+        <w:rPr>
+          <w:rFonts w:ascii="Times New Roman" w:hAnsi="Times New Roman" w:cs="Times New Roman" w:eastAsia="Times New Roman"/>
+          <w:b w:val="0"/>
+          <w:i w:val="0"/>
+          <w:color w:val="000000"/>
+          <w:sz w:val="28"/>
+        </w:rPr>
+        <w:t xml:space="preserve">Пункт </w:t>
       </w:r>
       <w:r>
         <w:rPr>
@@ -5644,56 +5624,58 @@
           <w:color w:val="000000"/>
           <w:sz w:val="28"/>
         </w:rPr>
-        <w:t>«Читать далее»</w:t>
-      </w:r>
-      <w:r>
-        <w:rPr>
-          <w:rFonts w:ascii="Times New Roman" w:hAnsi="Times New Roman" w:cs="Times New Roman" w:eastAsia="Times New Roman"/>
-          <w:b w:val="0"/>
-          <w:i w:val="0"/>
-          <w:color w:val="000000"/>
-          <w:sz w:val="28"/>
-        </w:rPr>
-        <w:t xml:space="preserve"> открывает новость целиком.</w:t>
-      </w:r>
-    </w:p>
-    <w:p>
-      <w:r>
-        <w:rPr>
-          <w:rFonts w:ascii="Times New Roman" w:hAnsi="Times New Roman" w:cs="Times New Roman" w:eastAsia="Times New Roman"/>
-          <w:b w:val="0"/>
-          <w:i w:val="0"/>
-          <w:color w:val="000000"/>
-          <w:sz w:val="28"/>
-        </w:rPr>
-        <w:t xml:space="preserve">Кнопка </w:t>
-      </w:r>
+        <w:t>«Выйти»</w:t>
+      </w:r>
+      <w:r>
+        <w:rPr>
+          <w:rFonts w:ascii="Times New Roman" w:hAnsi="Times New Roman" w:cs="Times New Roman" w:eastAsia="Times New Roman"/>
+          <w:b w:val="0"/>
+          <w:i w:val="0"/>
+          <w:color w:val="000000"/>
+          <w:sz w:val="28"/>
+        </w:rPr>
+        <w:t xml:space="preserve"> в самом низу бокового меню завершает сеанс. Система вернётся к странице входа.</w:t>
+      </w:r>
+    </w:p>
+    <w:p>
+      <w:r>
+        <w:rPr>
+          <w:rFonts w:ascii="Times New Roman" w:hAnsi="Times New Roman" w:cs="Times New Roman" w:eastAsia="Times New Roman"/>
+          <w:b w:val="0"/>
+          <w:i w:val="0"/>
+          <w:color w:val="000000"/>
+          <w:sz w:val="28"/>
+        </w:rPr>
+        <w:t>Выходить в конце работы стоит на общем компьютере: пока сеанс открыт, все действия в системе записываются на вашу учётную запись.</w:t>
+      </w:r>
+    </w:p>
+    <w:p>
+      <w:pPr>
+        <w:pStyle w:val="Heading1"/>
+        <w:ind w:firstLine="0"/>
+      </w:pPr>
       <w:r>
         <w:rPr>
           <w:rFonts w:ascii="Times New Roman" w:hAnsi="Times New Roman" w:cs="Times New Roman" w:eastAsia="Times New Roman"/>
           <w:b/>
           <w:i w:val="0"/>
           <w:color w:val="000000"/>
-          <w:sz w:val="28"/>
-        </w:rPr>
-        <w:t>«Обновить»</w:t>
-      </w:r>
-      <w:r>
-        <w:rPr>
-          <w:rFonts w:ascii="Times New Roman" w:hAnsi="Times New Roman" w:cs="Times New Roman" w:eastAsia="Times New Roman"/>
-          <w:b w:val="0"/>
-          <w:i w:val="0"/>
-          <w:color w:val="000000"/>
-          <w:sz w:val="28"/>
-        </w:rPr>
-        <w:t xml:space="preserve"> над лентой перечитывает список, не перезагружая страницу.</w:t>
-      </w:r>
-    </w:p>
-    <w:p>
-      <w:pPr>
-        <w:pStyle w:val="Heading2"/>
-        <w:ind w:firstLine="0"/>
-      </w:pPr>
+          <w:sz w:val="32"/>
+        </w:rPr>
+        <w:t>5. Обзор и новости</w:t>
+      </w:r>
+    </w:p>
+    <w:p>
+      <w:r>
+        <w:rPr>
+          <w:rFonts w:ascii="Times New Roman" w:hAnsi="Times New Roman" w:cs="Times New Roman" w:eastAsia="Times New Roman"/>
+          <w:b w:val="0"/>
+          <w:i w:val="0"/>
+          <w:color w:val="000000"/>
+          <w:sz w:val="28"/>
+        </w:rPr>
+        <w:t xml:space="preserve">Раздел </w:t>
+      </w:r>
       <w:r>
         <w:rPr>
           <w:rFonts w:ascii="Times New Roman" w:hAnsi="Times New Roman" w:cs="Times New Roman" w:eastAsia="Times New Roman"/>
@@ -5702,179 +5684,17 @@
           <w:color w:val="000000"/>
           <w:sz w:val="28"/>
         </w:rPr>
-        <w:t>5.2. Объявления</w:t>
-      </w:r>
-    </w:p>
-    <w:p>
-      <w:r>
-        <w:rPr>
-          <w:rFonts w:ascii="Times New Roman" w:hAnsi="Times New Roman" w:cs="Times New Roman" w:eastAsia="Times New Roman"/>
-          <w:b w:val="0"/>
-          <w:i w:val="0"/>
-          <w:color w:val="000000"/>
-          <w:sz w:val="28"/>
-        </w:rPr>
-        <w:t>Объявление - это сообщение, которое бюро пропусков считает важным настолько, что показывает его из любого раздела. Действующее объявление всегда одно: новое сменяет предыдущее.</w:t>
-      </w:r>
-    </w:p>
-    <w:p>
-      <w:r>
-        <w:rPr>
-          <w:rFonts w:ascii="Times New Roman" w:hAnsi="Times New Roman" w:cs="Times New Roman" w:eastAsia="Times New Roman"/>
-          <w:b w:val="0"/>
-          <w:i w:val="0"/>
-          <w:color w:val="000000"/>
-          <w:sz w:val="28"/>
-        </w:rPr>
-        <w:t>В разделе «Обзор и новости» объявление выводится карточкой с датой и началом текста, а в верхней строке - кнопкой, см. подраздел 4.3.</w:t>
-      </w:r>
-    </w:p>
-    <w:p>
-      <w:pPr>
-        <w:pStyle w:val="Heading2"/>
-        <w:ind w:firstLine="0"/>
-      </w:pPr>
-      <w:r>
-        <w:rPr>
-          <w:rFonts w:ascii="Times New Roman" w:hAnsi="Times New Roman" w:cs="Times New Roman" w:eastAsia="Times New Roman"/>
-          <w:b/>
-          <w:i w:val="0"/>
-          <w:color w:val="000000"/>
-          <w:sz w:val="28"/>
-        </w:rPr>
-        <w:t>5.3. Документы</w:t>
-      </w:r>
-    </w:p>
-    <w:p>
-      <w:r>
-        <w:rPr>
-          <w:rFonts w:ascii="Times New Roman" w:hAnsi="Times New Roman" w:cs="Times New Roman" w:eastAsia="Times New Roman"/>
-          <w:b w:val="0"/>
-          <w:i w:val="0"/>
-          <w:color w:val="000000"/>
-          <w:sz w:val="28"/>
-        </w:rPr>
-        <w:t xml:space="preserve">Блок </w:t>
-      </w:r>
-      <w:r>
-        <w:rPr>
-          <w:rFonts w:ascii="Times New Roman" w:hAnsi="Times New Roman" w:cs="Times New Roman" w:eastAsia="Times New Roman"/>
-          <w:b/>
-          <w:i w:val="0"/>
-          <w:color w:val="000000"/>
-          <w:sz w:val="28"/>
-        </w:rPr>
-        <w:t>«Документы»</w:t>
-      </w:r>
-      <w:r>
-        <w:rPr>
-          <w:rFonts w:ascii="Times New Roman" w:hAnsi="Times New Roman" w:cs="Times New Roman" w:eastAsia="Times New Roman"/>
-          <w:b w:val="0"/>
-          <w:i w:val="0"/>
-          <w:color w:val="000000"/>
-          <w:sz w:val="28"/>
-        </w:rPr>
-        <w:t xml:space="preserve"> содержит файлы, выложенные бюро пропусков: правила пропускного режима, образцы заполнения, памятки. Кнопка </w:t>
-      </w:r>
-      <w:r>
-        <w:rPr>
-          <w:rFonts w:ascii="Times New Roman" w:hAnsi="Times New Roman" w:cs="Times New Roman" w:eastAsia="Times New Roman"/>
-          <w:b/>
-          <w:i w:val="0"/>
-          <w:color w:val="000000"/>
-          <w:sz w:val="28"/>
-        </w:rPr>
-        <w:t>«Скачать»</w:t>
-      </w:r>
-      <w:r>
-        <w:rPr>
-          <w:rFonts w:ascii="Times New Roman" w:hAnsi="Times New Roman" w:cs="Times New Roman" w:eastAsia="Times New Roman"/>
-          <w:b w:val="0"/>
-          <w:i w:val="0"/>
-          <w:color w:val="000000"/>
-          <w:sz w:val="28"/>
-        </w:rPr>
-        <w:t xml:space="preserve"> у каждой строки сохраняет файл на компьютер.</w:t>
-      </w:r>
-    </w:p>
-    <w:p>
-      <w:r>
-        <w:rPr>
-          <w:rFonts w:ascii="Times New Roman" w:hAnsi="Times New Roman" w:cs="Times New Roman" w:eastAsia="Times New Roman"/>
-          <w:b w:val="0"/>
-          <w:i w:val="0"/>
-          <w:color w:val="000000"/>
-          <w:sz w:val="28"/>
-        </w:rPr>
-        <w:t xml:space="preserve">Если документов много, они разложены по группам, и над списком появляются кнопки отбора: </w:t>
-      </w:r>
-      <w:r>
-        <w:rPr>
-          <w:rFonts w:ascii="Times New Roman" w:hAnsi="Times New Roman" w:cs="Times New Roman" w:eastAsia="Times New Roman"/>
-          <w:b/>
-          <w:i w:val="0"/>
-          <w:color w:val="000000"/>
-          <w:sz w:val="28"/>
-        </w:rPr>
-        <w:t>«Все»</w:t>
-      </w:r>
-      <w:r>
-        <w:rPr>
-          <w:rFonts w:ascii="Times New Roman" w:hAnsi="Times New Roman" w:cs="Times New Roman" w:eastAsia="Times New Roman"/>
-          <w:b w:val="0"/>
-          <w:i w:val="0"/>
-          <w:color w:val="000000"/>
-          <w:sz w:val="28"/>
-        </w:rPr>
-        <w:t xml:space="preserve"> и названия групп.</w:t>
-      </w:r>
-    </w:p>
-    <w:p>
-      <w:pPr>
-        <w:pStyle w:val="Heading2"/>
-        <w:ind w:firstLine="0"/>
-      </w:pPr>
-      <w:r>
-        <w:rPr>
-          <w:rFonts w:ascii="Times New Roman" w:hAnsi="Times New Roman" w:cs="Times New Roman" w:eastAsia="Times New Roman"/>
-          <w:b/>
-          <w:i w:val="0"/>
-          <w:color w:val="000000"/>
-          <w:sz w:val="28"/>
-        </w:rPr>
-        <w:t>5.4. Режимы работы</w:t>
-      </w:r>
-    </w:p>
-    <w:p>
-      <w:r>
-        <w:rPr>
-          <w:rFonts w:ascii="Times New Roman" w:hAnsi="Times New Roman" w:cs="Times New Roman" w:eastAsia="Times New Roman"/>
-          <w:b w:val="0"/>
-          <w:i w:val="0"/>
-          <w:color w:val="000000"/>
-          <w:sz w:val="28"/>
-        </w:rPr>
-        <w:t xml:space="preserve">Кнопка </w:t>
-      </w:r>
-      <w:r>
-        <w:rPr>
-          <w:rFonts w:ascii="Times New Roman" w:hAnsi="Times New Roman" w:cs="Times New Roman" w:eastAsia="Times New Roman"/>
-          <w:b/>
-          <w:i w:val="0"/>
-          <w:color w:val="000000"/>
-          <w:sz w:val="28"/>
-        </w:rPr>
-        <w:t>«Режимы работы»</w:t>
-      </w:r>
-      <w:r>
-        <w:rPr>
-          <w:rFonts w:ascii="Times New Roman" w:hAnsi="Times New Roman" w:cs="Times New Roman" w:eastAsia="Times New Roman"/>
-          <w:b w:val="0"/>
-          <w:i w:val="0"/>
-          <w:color w:val="000000"/>
-          <w:sz w:val="28"/>
-        </w:rPr>
-        <w:t xml:space="preserve"> открывает окно с расписанием: когда работает бюро пропусков, когда открыты места разгрузки и места прохода.</w:t>
+        <w:t>«Обзор и новости»</w:t>
+      </w:r>
+      <w:r>
+        <w:rPr>
+          <w:rFonts w:ascii="Times New Roman" w:hAnsi="Times New Roman" w:cs="Times New Roman" w:eastAsia="Times New Roman"/>
+          <w:b w:val="0"/>
+          <w:i w:val="0"/>
+          <w:color w:val="000000"/>
+          <w:sz w:val="28"/>
+        </w:rPr>
+        <w:t xml:space="preserve"> открывается сразу после входа. Здесь собрано то, что бюро пропусков сообщает всем работникам.</w:t>
       </w:r>
     </w:p>
     <w:p>
@@ -5896,7 +5716,7 @@
               <a:graphicData uri="http://schemas.openxmlformats.org/drawingml/2006/picture">
                 <pic:pic>
                   <pic:nvPicPr>
-                    <pic:cNvPr id="0" name="work-modes.png"/>
+                    <pic:cNvPr id="0" name="news-overview.png"/>
                     <pic:cNvPicPr/>
                   </pic:nvPicPr>
                   <pic:blipFill>
@@ -5934,51 +5754,19 @@
           <w:color w:val="000000"/>
           <w:sz w:val="24"/>
         </w:rPr>
-        <w:t>Рисунок 5.2 — Окно «Режимы работы»</w:t>
-      </w:r>
-    </w:p>
-    <w:p>
-      <w:r>
-        <w:rPr>
-          <w:rFonts w:ascii="Times New Roman" w:hAnsi="Times New Roman" w:cs="Times New Roman" w:eastAsia="Times New Roman"/>
-          <w:b w:val="0"/>
-          <w:i w:val="0"/>
-          <w:color w:val="000000"/>
-          <w:sz w:val="28"/>
-        </w:rPr>
-        <w:t>Сверяйтесь с ним до подачи заявки. Заявка на время, когда нужное место закрыто, приведёт к тому, что машину не примут, даже если пропуск оформлен верно.</w:t>
-      </w:r>
-    </w:p>
-    <w:p>
-      <w:r>
-        <w:rPr>
-          <w:rFonts w:ascii="Times New Roman" w:hAnsi="Times New Roman" w:cs="Times New Roman" w:eastAsia="Times New Roman"/>
-          <w:b w:val="0"/>
-          <w:i w:val="0"/>
-          <w:color w:val="000000"/>
-          <w:sz w:val="28"/>
-        </w:rPr>
-        <w:t xml:space="preserve">Окно закрывается кнопкой </w:t>
-      </w:r>
-      <w:r>
-        <w:rPr>
-          <w:rFonts w:ascii="Times New Roman" w:hAnsi="Times New Roman" w:cs="Times New Roman" w:eastAsia="Times New Roman"/>
-          <w:b/>
-          <w:i w:val="0"/>
-          <w:color w:val="000000"/>
-          <w:sz w:val="28"/>
-        </w:rPr>
-        <w:t>«Готово»</w:t>
-      </w:r>
-      <w:r>
-        <w:rPr>
-          <w:rFonts w:ascii="Times New Roman" w:hAnsi="Times New Roman" w:cs="Times New Roman" w:eastAsia="Times New Roman"/>
-          <w:b w:val="0"/>
-          <w:i w:val="0"/>
-          <w:color w:val="000000"/>
-          <w:sz w:val="28"/>
-        </w:rPr>
-        <w:t>, крестиком или клавишей Esc.</w:t>
+        <w:t>Рисунок 5.1 — Раздел «Обзор и новости»</w:t>
+      </w:r>
+    </w:p>
+    <w:p>
+      <w:r>
+        <w:rPr>
+          <w:rFonts w:ascii="Times New Roman" w:hAnsi="Times New Roman" w:cs="Times New Roman" w:eastAsia="Times New Roman"/>
+          <w:b w:val="0"/>
+          <w:i w:val="0"/>
+          <w:color w:val="000000"/>
+          <w:sz w:val="28"/>
+        </w:rPr>
+        <w:t>Слева лента новостей (1), справа - руководство (2), действующее объявление (3), документы (4) и режимы работы (5).</w:t>
       </w:r>
     </w:p>
     <w:p>
@@ -5994,7 +5782,127 @@
           <w:color w:val="000000"/>
           <w:sz w:val="28"/>
         </w:rPr>
-        <w:t>5.5. Руководство и обучение</w:t>
+        <w:t>5.1. Новости</w:t>
+      </w:r>
+    </w:p>
+    <w:p>
+      <w:r>
+        <w:rPr>
+          <w:rFonts w:ascii="Times New Roman" w:hAnsi="Times New Roman" w:cs="Times New Roman" w:eastAsia="Times New Roman"/>
+          <w:b w:val="0"/>
+          <w:i w:val="0"/>
+          <w:color w:val="000000"/>
+          <w:sz w:val="28"/>
+        </w:rPr>
+        <w:t xml:space="preserve">Новости публикует бюро пропусков. В ленте видны заголовок, дата публикации и начало текста; кнопка </w:t>
+      </w:r>
+      <w:r>
+        <w:rPr>
+          <w:rFonts w:ascii="Times New Roman" w:hAnsi="Times New Roman" w:cs="Times New Roman" w:eastAsia="Times New Roman"/>
+          <w:b/>
+          <w:i w:val="0"/>
+          <w:color w:val="000000"/>
+          <w:sz w:val="28"/>
+        </w:rPr>
+        <w:t>«Читать далее»</w:t>
+      </w:r>
+      <w:r>
+        <w:rPr>
+          <w:rFonts w:ascii="Times New Roman" w:hAnsi="Times New Roman" w:cs="Times New Roman" w:eastAsia="Times New Roman"/>
+          <w:b w:val="0"/>
+          <w:i w:val="0"/>
+          <w:color w:val="000000"/>
+          <w:sz w:val="28"/>
+        </w:rPr>
+        <w:t xml:space="preserve"> открывает новость целиком.</w:t>
+      </w:r>
+    </w:p>
+    <w:p>
+      <w:r>
+        <w:rPr>
+          <w:rFonts w:ascii="Times New Roman" w:hAnsi="Times New Roman" w:cs="Times New Roman" w:eastAsia="Times New Roman"/>
+          <w:b w:val="0"/>
+          <w:i w:val="0"/>
+          <w:color w:val="000000"/>
+          <w:sz w:val="28"/>
+        </w:rPr>
+        <w:t xml:space="preserve">Кнопка </w:t>
+      </w:r>
+      <w:r>
+        <w:rPr>
+          <w:rFonts w:ascii="Times New Roman" w:hAnsi="Times New Roman" w:cs="Times New Roman" w:eastAsia="Times New Roman"/>
+          <w:b/>
+          <w:i w:val="0"/>
+          <w:color w:val="000000"/>
+          <w:sz w:val="28"/>
+        </w:rPr>
+        <w:t>«Обновить»</w:t>
+      </w:r>
+      <w:r>
+        <w:rPr>
+          <w:rFonts w:ascii="Times New Roman" w:hAnsi="Times New Roman" w:cs="Times New Roman" w:eastAsia="Times New Roman"/>
+          <w:b w:val="0"/>
+          <w:i w:val="0"/>
+          <w:color w:val="000000"/>
+          <w:sz w:val="28"/>
+        </w:rPr>
+        <w:t xml:space="preserve"> над лентой перечитывает список, не перезагружая страницу.</w:t>
+      </w:r>
+    </w:p>
+    <w:p>
+      <w:pPr>
+        <w:pStyle w:val="Heading2"/>
+        <w:ind w:firstLine="0"/>
+      </w:pPr>
+      <w:r>
+        <w:rPr>
+          <w:rFonts w:ascii="Times New Roman" w:hAnsi="Times New Roman" w:cs="Times New Roman" w:eastAsia="Times New Roman"/>
+          <w:b/>
+          <w:i w:val="0"/>
+          <w:color w:val="000000"/>
+          <w:sz w:val="28"/>
+        </w:rPr>
+        <w:t>5.2. Объявления</w:t>
+      </w:r>
+    </w:p>
+    <w:p>
+      <w:r>
+        <w:rPr>
+          <w:rFonts w:ascii="Times New Roman" w:hAnsi="Times New Roman" w:cs="Times New Roman" w:eastAsia="Times New Roman"/>
+          <w:b w:val="0"/>
+          <w:i w:val="0"/>
+          <w:color w:val="000000"/>
+          <w:sz w:val="28"/>
+        </w:rPr>
+        <w:t>Объявление - это сообщение, которое бюро пропусков считает важным настолько, что показывает его из любого раздела. Действующее объявление всегда одно: новое сменяет предыдущее.</w:t>
+      </w:r>
+    </w:p>
+    <w:p>
+      <w:r>
+        <w:rPr>
+          <w:rFonts w:ascii="Times New Roman" w:hAnsi="Times New Roman" w:cs="Times New Roman" w:eastAsia="Times New Roman"/>
+          <w:b w:val="0"/>
+          <w:i w:val="0"/>
+          <w:color w:val="000000"/>
+          <w:sz w:val="28"/>
+        </w:rPr>
+        <w:t>В разделе «Обзор и новости» объявление выводится карточкой с датой и началом текста, а в верхней строке - кнопкой, см. подраздел 4.3.</w:t>
+      </w:r>
+    </w:p>
+    <w:p>
+      <w:pPr>
+        <w:pStyle w:val="Heading2"/>
+        <w:ind w:firstLine="0"/>
+      </w:pPr>
+      <w:r>
+        <w:rPr>
+          <w:rFonts w:ascii="Times New Roman" w:hAnsi="Times New Roman" w:cs="Times New Roman" w:eastAsia="Times New Roman"/>
+          <w:b/>
+          <w:i w:val="0"/>
+          <w:color w:val="000000"/>
+          <w:sz w:val="28"/>
+        </w:rPr>
+        <w:t>5.3. Документы</w:t>
       </w:r>
     </w:p>
     <w:p>
@@ -6016,17 +5924,85 @@
           <w:color w:val="000000"/>
           <w:sz w:val="28"/>
         </w:rPr>
-        <w:t>«Руководство пользования системой подачи заявок»</w:t>
-      </w:r>
-      <w:r>
-        <w:rPr>
-          <w:rFonts w:ascii="Times New Roman" w:hAnsi="Times New Roman" w:cs="Times New Roman" w:eastAsia="Times New Roman"/>
-          <w:b w:val="0"/>
-          <w:i w:val="0"/>
-          <w:color w:val="000000"/>
-          <w:sz w:val="28"/>
-        </w:rPr>
-        <w:t xml:space="preserve"> ведёт к пошаговой инструкции, которую ведёт бюро пропусков. Она дополняет настоящий документ и обновляется без выпуска новой версии программы.</w:t>
+        <w:t>«Документы»</w:t>
+      </w:r>
+      <w:r>
+        <w:rPr>
+          <w:rFonts w:ascii="Times New Roman" w:hAnsi="Times New Roman" w:cs="Times New Roman" w:eastAsia="Times New Roman"/>
+          <w:b w:val="0"/>
+          <w:i w:val="0"/>
+          <w:color w:val="000000"/>
+          <w:sz w:val="28"/>
+        </w:rPr>
+        <w:t xml:space="preserve"> содержит файлы, выложенные бюро пропусков: правила пропускного режима, образцы заполнения, памятки. Кнопка </w:t>
+      </w:r>
+      <w:r>
+        <w:rPr>
+          <w:rFonts w:ascii="Times New Roman" w:hAnsi="Times New Roman" w:cs="Times New Roman" w:eastAsia="Times New Roman"/>
+          <w:b/>
+          <w:i w:val="0"/>
+          <w:color w:val="000000"/>
+          <w:sz w:val="28"/>
+        </w:rPr>
+        <w:t>«Скачать»</w:t>
+      </w:r>
+      <w:r>
+        <w:rPr>
+          <w:rFonts w:ascii="Times New Roman" w:hAnsi="Times New Roman" w:cs="Times New Roman" w:eastAsia="Times New Roman"/>
+          <w:b w:val="0"/>
+          <w:i w:val="0"/>
+          <w:color w:val="000000"/>
+          <w:sz w:val="28"/>
+        </w:rPr>
+        <w:t xml:space="preserve"> у каждой строки сохраняет файл на компьютер.</w:t>
+      </w:r>
+    </w:p>
+    <w:p>
+      <w:r>
+        <w:rPr>
+          <w:rFonts w:ascii="Times New Roman" w:hAnsi="Times New Roman" w:cs="Times New Roman" w:eastAsia="Times New Roman"/>
+          <w:b w:val="0"/>
+          <w:i w:val="0"/>
+          <w:color w:val="000000"/>
+          <w:sz w:val="28"/>
+        </w:rPr>
+        <w:t xml:space="preserve">Если документов много, они разложены по группам, и над списком появляются кнопки отбора: </w:t>
+      </w:r>
+      <w:r>
+        <w:rPr>
+          <w:rFonts w:ascii="Times New Roman" w:hAnsi="Times New Roman" w:cs="Times New Roman" w:eastAsia="Times New Roman"/>
+          <w:b/>
+          <w:i w:val="0"/>
+          <w:color w:val="000000"/>
+          <w:sz w:val="28"/>
+        </w:rPr>
+        <w:t>«Все»</w:t>
+      </w:r>
+      <w:r>
+        <w:rPr>
+          <w:rFonts w:ascii="Times New Roman" w:hAnsi="Times New Roman" w:cs="Times New Roman" w:eastAsia="Times New Roman"/>
+          <w:b w:val="0"/>
+          <w:i w:val="0"/>
+          <w:color w:val="000000"/>
+          <w:sz w:val="28"/>
+        </w:rPr>
+        <w:t xml:space="preserve"> и названия групп.</w:t>
+      </w:r>
+    </w:p>
+    <w:p>
+      <w:pPr>
+        <w:pStyle w:val="Heading2"/>
+        <w:ind w:firstLine="0"/>
+      </w:pPr>
+      <w:r>
+        <w:rPr>
+          <w:rFonts w:ascii="Times New Roman" w:hAnsi="Times New Roman" w:cs="Times New Roman" w:eastAsia="Times New Roman"/>
+          <w:b/>
+          <w:i w:val="0"/>
+          <w:color w:val="000000"/>
+          <w:sz w:val="28"/>
+        </w:rPr>
+        <w:t>5.4. Режимы работы</w:t>
       </w:r>
     </w:p>
     <w:p>
@@ -6048,17 +6024,17 @@
           <w:color w:val="000000"/>
           <w:sz w:val="28"/>
         </w:rPr>
-        <w:t>«Обучение»</w:t>
-      </w:r>
-      <w:r>
-        <w:rPr>
-          <w:rFonts w:ascii="Times New Roman" w:hAnsi="Times New Roman" w:cs="Times New Roman" w:eastAsia="Times New Roman"/>
-          <w:b w:val="0"/>
-          <w:i w:val="0"/>
-          <w:color w:val="000000"/>
-          <w:sz w:val="28"/>
-        </w:rPr>
-        <w:t xml:space="preserve"> над лентой новостей запускает обучающий тур: система подсвечивает элементы прямо на рабочем экране и объясняет их назначение.</w:t>
+        <w:t>«Режимы работы»</w:t>
+      </w:r>
+      <w:r>
+        <w:rPr>
+          <w:rFonts w:ascii="Times New Roman" w:hAnsi="Times New Roman" w:cs="Times New Roman" w:eastAsia="Times New Roman"/>
+          <w:b w:val="0"/>
+          <w:i w:val="0"/>
+          <w:color w:val="000000"/>
+          <w:sz w:val="28"/>
+        </w:rPr>
+        <w:t xml:space="preserve"> открывает окно с расписанием: когда работает бюро пропусков, когда открыты места разгрузки и места прохода.</w:t>
       </w:r>
     </w:p>
     <w:p>
@@ -6080,7 +6056,7 @@
               <a:graphicData uri="http://schemas.openxmlformats.org/drawingml/2006/picture">
                 <pic:pic>
                   <pic:nvPicPr>
-                    <pic:cNvPr id="0" name="user-tour.png"/>
+                    <pic:cNvPr id="0" name="work-modes.png"/>
                     <pic:cNvPicPr/>
                   </pic:nvPicPr>
                   <pic:blipFill>
@@ -6118,47 +6094,51 @@
           <w:color w:val="000000"/>
           <w:sz w:val="24"/>
         </w:rPr>
-        <w:t>Рисунок 5.3 — Начало обучающего тура</w:t>
-      </w:r>
-    </w:p>
-    <w:p>
-      <w:r>
-        <w:rPr>
-          <w:rFonts w:ascii="Times New Roman" w:hAnsi="Times New Roman" w:cs="Times New Roman" w:eastAsia="Times New Roman"/>
-          <w:b w:val="0"/>
-          <w:i w:val="0"/>
-          <w:color w:val="000000"/>
-          <w:sz w:val="28"/>
-        </w:rPr>
-        <w:t>Тур не ограничивается одной страницей - он ведёт по всем разделам, которые вам доступны, и сам переходит между ними: со страницы новостей к своим спискам, оттуда к подаче заявки и в личный кабинет. Прерваться можно в любой момент, закрыв подсказку.</w:t>
-      </w:r>
-    </w:p>
-    <w:p>
-      <w:r>
-        <w:rPr>
-          <w:rFonts w:ascii="Times New Roman" w:hAnsi="Times New Roman" w:cs="Times New Roman" w:eastAsia="Times New Roman"/>
-          <w:b w:val="0"/>
-          <w:i w:val="0"/>
-          <w:color w:val="000000"/>
-          <w:sz w:val="28"/>
-        </w:rPr>
-        <w:t>Сам собой тур запускается только один раз, при первом входе, и только на странице «Обзор и новости». Пройденный или закрытый, он больше не появляется, но запустить его заново можно когда угодно - этой же кнопкой.</w:t>
-      </w:r>
-    </w:p>
-    <w:p>
-      <w:pPr>
-        <w:pStyle w:val="Heading1"/>
-        <w:ind w:firstLine="0"/>
-      </w:pPr>
+        <w:t>Рисунок 5.2 — Окно «Режимы работы»</w:t>
+      </w:r>
+    </w:p>
+    <w:p>
+      <w:r>
+        <w:rPr>
+          <w:rFonts w:ascii="Times New Roman" w:hAnsi="Times New Roman" w:cs="Times New Roman" w:eastAsia="Times New Roman"/>
+          <w:b w:val="0"/>
+          <w:i w:val="0"/>
+          <w:color w:val="000000"/>
+          <w:sz w:val="28"/>
+        </w:rPr>
+        <w:t>Сверяйтесь с ним до подачи заявки. Заявка на время, когда нужное место закрыто, приведёт к тому, что машину не примут, даже если пропуск оформлен верно.</w:t>
+      </w:r>
+    </w:p>
+    <w:p>
+      <w:r>
+        <w:rPr>
+          <w:rFonts w:ascii="Times New Roman" w:hAnsi="Times New Roman" w:cs="Times New Roman" w:eastAsia="Times New Roman"/>
+          <w:b w:val="0"/>
+          <w:i w:val="0"/>
+          <w:color w:val="000000"/>
+          <w:sz w:val="28"/>
+        </w:rPr>
+        <w:t xml:space="preserve">Окно закрывается кнопкой </w:t>
+      </w:r>
       <w:r>
         <w:rPr>
           <w:rFonts w:ascii="Times New Roman" w:hAnsi="Times New Roman" w:cs="Times New Roman" w:eastAsia="Times New Roman"/>
           <w:b/>
           <w:i w:val="0"/>
           <w:color w:val="000000"/>
-          <w:sz w:val="32"/>
-        </w:rPr>
-        <w:t>6. Сотрудники</w:t>
+          <w:sz w:val="28"/>
+        </w:rPr>
+        <w:t>«Готово»</w:t>
+      </w:r>
+      <w:r>
+        <w:rPr>
+          <w:rFonts w:ascii="Times New Roman" w:hAnsi="Times New Roman" w:cs="Times New Roman" w:eastAsia="Times New Roman"/>
+          <w:b w:val="0"/>
+          <w:i w:val="0"/>
+          <w:color w:val="000000"/>
+          <w:sz w:val="28"/>
+        </w:rPr>
+        <w:t>, крестиком или клавишей Esc.</w:t>
       </w:r>
     </w:p>
     <w:p>
@@ -6174,19 +6154,19 @@
           <w:color w:val="000000"/>
           <w:sz w:val="28"/>
         </w:rPr>
-        <w:t>6.1. Что это за список</w:t>
-      </w:r>
-    </w:p>
-    <w:p>
-      <w:r>
-        <w:rPr>
-          <w:rFonts w:ascii="Times New Roman" w:hAnsi="Times New Roman" w:cs="Times New Roman" w:eastAsia="Times New Roman"/>
-          <w:b w:val="0"/>
-          <w:i w:val="0"/>
-          <w:color w:val="000000"/>
-          <w:sz w:val="28"/>
-        </w:rPr>
-        <w:t xml:space="preserve">Раздел </w:t>
+        <w:t>5.5. Руководство и обучение</w:t>
+      </w:r>
+    </w:p>
+    <w:p>
+      <w:r>
+        <w:rPr>
+          <w:rFonts w:ascii="Times New Roman" w:hAnsi="Times New Roman" w:cs="Times New Roman" w:eastAsia="Times New Roman"/>
+          <w:b w:val="0"/>
+          <w:i w:val="0"/>
+          <w:color w:val="000000"/>
+          <w:sz w:val="28"/>
+        </w:rPr>
+        <w:t xml:space="preserve">Блок </w:t>
       </w:r>
       <w:r>
         <w:rPr>
@@ -6196,29 +6176,29 @@
           <w:color w:val="000000"/>
           <w:sz w:val="28"/>
         </w:rPr>
-        <w:t>«Сотрудники»</w:t>
-      </w:r>
-      <w:r>
-        <w:rPr>
-          <w:rFonts w:ascii="Times New Roman" w:hAnsi="Times New Roman" w:cs="Times New Roman" w:eastAsia="Times New Roman"/>
-          <w:b w:val="0"/>
-          <w:i w:val="0"/>
-          <w:color w:val="000000"/>
-          <w:sz w:val="28"/>
-        </w:rPr>
-        <w:t xml:space="preserve"> - ваш собственный перечень людей, которых вы проводите на территорию. Однажды заведённого человека не приходится вводить заново: при оформлении заявки он выбирается из этого списка.</w:t>
-      </w:r>
-    </w:p>
-    <w:p>
-      <w:r>
-        <w:rPr>
-          <w:rFonts w:ascii="Times New Roman" w:hAnsi="Times New Roman" w:cs="Times New Roman" w:eastAsia="Times New Roman"/>
-          <w:b w:val="0"/>
-          <w:i w:val="0"/>
-          <w:color w:val="000000"/>
-          <w:sz w:val="28"/>
-        </w:rPr>
-        <w:t xml:space="preserve">Пополняется список двумя путями. Первый - при подаче заявки: если в ней есть люди, которых в списке ещё нет, система перед отправкой предложит сохранить их, и после подтверждения они окажутся здесь. Отказаться тоже можно: тогда заявка уйдёт, а список не пополнится. Второй путь - завести человека заранее, кнопкой </w:t>
+        <w:t>«Руководство пользования системой подачи заявок»</w:t>
+      </w:r>
+      <w:r>
+        <w:rPr>
+          <w:rFonts w:ascii="Times New Roman" w:hAnsi="Times New Roman" w:cs="Times New Roman" w:eastAsia="Times New Roman"/>
+          <w:b w:val="0"/>
+          <w:i w:val="0"/>
+          <w:color w:val="000000"/>
+          <w:sz w:val="28"/>
+        </w:rPr>
+        <w:t xml:space="preserve"> ведёт к пошаговой инструкции, которую ведёт бюро пропусков. Она дополняет настоящий документ и обновляется без выпуска новой версии программы.</w:t>
+      </w:r>
+    </w:p>
+    <w:p>
+      <w:r>
+        <w:rPr>
+          <w:rFonts w:ascii="Times New Roman" w:hAnsi="Times New Roman" w:cs="Times New Roman" w:eastAsia="Times New Roman"/>
+          <w:b w:val="0"/>
+          <w:i w:val="0"/>
+          <w:color w:val="000000"/>
+          <w:sz w:val="28"/>
+        </w:rPr>
+        <w:t xml:space="preserve">Кнопка </w:t>
       </w:r>
       <w:r>
         <w:rPr>
@@ -6228,17 +6208,17 @@
           <w:color w:val="000000"/>
           <w:sz w:val="28"/>
         </w:rPr>
-        <w:t>«Добавить»</w:t>
-      </w:r>
-      <w:r>
-        <w:rPr>
-          <w:rFonts w:ascii="Times New Roman" w:hAnsi="Times New Roman" w:cs="Times New Roman" w:eastAsia="Times New Roman"/>
-          <w:b w:val="0"/>
-          <w:i w:val="0"/>
-          <w:color w:val="000000"/>
-          <w:sz w:val="28"/>
-        </w:rPr>
-        <w:t>.</w:t>
+        <w:t>«Обучение»</w:t>
+      </w:r>
+      <w:r>
+        <w:rPr>
+          <w:rFonts w:ascii="Times New Roman" w:hAnsi="Times New Roman" w:cs="Times New Roman" w:eastAsia="Times New Roman"/>
+          <w:b w:val="0"/>
+          <w:i w:val="0"/>
+          <w:color w:val="000000"/>
+          <w:sz w:val="28"/>
+        </w:rPr>
+        <w:t xml:space="preserve"> над лентой новостей запускает обучающий тур: система подсвечивает элементы прямо на рабочем экране и объясняет их назначение.</w:t>
       </w:r>
     </w:p>
     <w:p>
@@ -6260,11 +6240,255 @@
               <a:graphicData uri="http://schemas.openxmlformats.org/drawingml/2006/picture">
                 <pic:pic>
                   <pic:nvPicPr>
+                    <pic:cNvPr id="0" name="user-tour.png"/>
+                    <pic:cNvPicPr/>
+                  </pic:nvPicPr>
+                  <pic:blipFill>
+                    <a:blip r:embed="rId22"/>
+                    <a:stretch>
+                      <a:fillRect/>
+                    </a:stretch>
+                  </pic:blipFill>
+                  <pic:spPr>
+                    <a:xfrm>
+                      <a:off x="0" y="0"/>
+                      <a:ext cx="5940000" cy="3883846"/>
+                    </a:xfrm>
+                    <a:prstGeom prst="rect"/>
+                  </pic:spPr>
+                </pic:pic>
+              </a:graphicData>
+            </a:graphic>
+          </wp:inline>
+        </w:drawing>
+      </w:r>
+    </w:p>
+    <w:p>
+      <w:pPr>
+        <w:keepNext w:val="0"/>
+        <w:spacing w:line="240" w:lineRule="auto" w:before="40" w:after="200"/>
+        <w:ind w:firstLine="0"/>
+        <w:jc w:val="center"/>
+      </w:pPr>
+      <w:r>
+        <w:rPr>
+          <w:rFonts w:ascii="Times New Roman" w:hAnsi="Times New Roman" w:cs="Times New Roman" w:eastAsia="Times New Roman"/>
+          <w:b w:val="0"/>
+          <w:i/>
+          <w:color w:val="000000"/>
+          <w:sz w:val="24"/>
+        </w:rPr>
+        <w:t>Рисунок 5.3 — Начало обучающего тура</w:t>
+      </w:r>
+    </w:p>
+    <w:p>
+      <w:r>
+        <w:rPr>
+          <w:rFonts w:ascii="Times New Roman" w:hAnsi="Times New Roman" w:cs="Times New Roman" w:eastAsia="Times New Roman"/>
+          <w:b w:val="0"/>
+          <w:i w:val="0"/>
+          <w:color w:val="000000"/>
+          <w:sz w:val="28"/>
+        </w:rPr>
+        <w:t xml:space="preserve">Тур не ограничивается одной страницей - он ведёт по всем разделам, которые вам доступны, и сам переходит между ними: со страницы новостей к своим спискам, оттуда к подаче заявки и в личный кабинет. Обучение длинное, около семи минут, поэтому оно разбито на главы: подсказка показывает название главы и её номер, а на последнем шаге главы предлагает </w:t>
+      </w:r>
+      <w:r>
+        <w:rPr>
+          <w:rFonts w:ascii="Times New Roman" w:hAnsi="Times New Roman" w:cs="Times New Roman" w:eastAsia="Times New Roman"/>
+          <w:b/>
+          <w:i w:val="0"/>
+          <w:color w:val="000000"/>
+          <w:sz w:val="28"/>
+        </w:rPr>
+        <w:t>«Продолжить позже»</w:t>
+      </w:r>
+      <w:r>
+        <w:rPr>
+          <w:rFonts w:ascii="Times New Roman" w:hAnsi="Times New Roman" w:cs="Times New Roman" w:eastAsia="Times New Roman"/>
+          <w:b w:val="0"/>
+          <w:i w:val="0"/>
+          <w:color w:val="000000"/>
+          <w:sz w:val="28"/>
+        </w:rPr>
+        <w:t>.</w:t>
+      </w:r>
+    </w:p>
+    <w:p>
+      <w:r>
+        <w:rPr>
+          <w:rFonts w:ascii="Times New Roman" w:hAnsi="Times New Roman" w:cs="Times New Roman" w:eastAsia="Times New Roman"/>
+          <w:b w:val="0"/>
+          <w:i w:val="0"/>
+          <w:color w:val="000000"/>
+          <w:sz w:val="28"/>
+        </w:rPr>
+        <w:t xml:space="preserve">Прерваться можно в любой момент. Место, на котором вы остановились, сохраняется: после перезагрузки страницы тур поднимается сам, а закрытый вами ждёт в меню обучения - там рядом с ним написано </w:t>
+      </w:r>
+      <w:r>
+        <w:rPr>
+          <w:rFonts w:ascii="Times New Roman" w:hAnsi="Times New Roman" w:cs="Times New Roman" w:eastAsia="Times New Roman"/>
+          <w:b/>
+          <w:i w:val="0"/>
+          <w:color w:val="000000"/>
+          <w:sz w:val="28"/>
+        </w:rPr>
+        <w:t>«Продолжить»</w:t>
+      </w:r>
+      <w:r>
+        <w:rPr>
+          <w:rFonts w:ascii="Times New Roman" w:hAnsi="Times New Roman" w:cs="Times New Roman" w:eastAsia="Times New Roman"/>
+          <w:b w:val="0"/>
+          <w:i w:val="0"/>
+          <w:color w:val="000000"/>
+          <w:sz w:val="28"/>
+        </w:rPr>
+        <w:t>. Начать сначала тоже можно, обучение к этому не принуждает. Через две недели незаконченный тур забывает место остановки и начинается заново.</w:t>
+      </w:r>
+    </w:p>
+    <w:p>
+      <w:r>
+        <w:rPr>
+          <w:rFonts w:ascii="Times New Roman" w:hAnsi="Times New Roman" w:cs="Times New Roman" w:eastAsia="Times New Roman"/>
+          <w:b w:val="0"/>
+          <w:i w:val="0"/>
+          <w:color w:val="000000"/>
+          <w:sz w:val="28"/>
+        </w:rPr>
+        <w:t>Если вы ещё не подавали заявок, тур всё равно покажет, как устроены список кабинета и карточка заявки: на время обучения они наполняются примерной заявкой. Данные в ней выдуманы и исчезают вместе с туром - в системе такая заявка не появляется.</w:t>
+      </w:r>
+    </w:p>
+    <w:p>
+      <w:r>
+        <w:rPr>
+          <w:rFonts w:ascii="Times New Roman" w:hAnsi="Times New Roman" w:cs="Times New Roman" w:eastAsia="Times New Roman"/>
+          <w:b w:val="0"/>
+          <w:i w:val="0"/>
+          <w:color w:val="000000"/>
+          <w:sz w:val="28"/>
+        </w:rPr>
+        <w:t>Сам собой тур запускается только один раз, при первом входе, и только на странице «Обзор и новости». Пройденный или закрытый, он больше не появляется, но запустить его заново можно когда угодно - этой же кнопкой.</w:t>
+      </w:r>
+    </w:p>
+    <w:p>
+      <w:pPr>
+        <w:pStyle w:val="Heading1"/>
+        <w:ind w:firstLine="0"/>
+      </w:pPr>
+      <w:r>
+        <w:rPr>
+          <w:rFonts w:ascii="Times New Roman" w:hAnsi="Times New Roman" w:cs="Times New Roman" w:eastAsia="Times New Roman"/>
+          <w:b/>
+          <w:i w:val="0"/>
+          <w:color w:val="000000"/>
+          <w:sz w:val="32"/>
+        </w:rPr>
+        <w:t>6. Сотрудники</w:t>
+      </w:r>
+    </w:p>
+    <w:p>
+      <w:pPr>
+        <w:pStyle w:val="Heading2"/>
+        <w:ind w:firstLine="0"/>
+      </w:pPr>
+      <w:r>
+        <w:rPr>
+          <w:rFonts w:ascii="Times New Roman" w:hAnsi="Times New Roman" w:cs="Times New Roman" w:eastAsia="Times New Roman"/>
+          <w:b/>
+          <w:i w:val="0"/>
+          <w:color w:val="000000"/>
+          <w:sz w:val="28"/>
+        </w:rPr>
+        <w:t>6.1. Что это за список</w:t>
+      </w:r>
+    </w:p>
+    <w:p>
+      <w:r>
+        <w:rPr>
+          <w:rFonts w:ascii="Times New Roman" w:hAnsi="Times New Roman" w:cs="Times New Roman" w:eastAsia="Times New Roman"/>
+          <w:b w:val="0"/>
+          <w:i w:val="0"/>
+          <w:color w:val="000000"/>
+          <w:sz w:val="28"/>
+        </w:rPr>
+        <w:t xml:space="preserve">Раздел </w:t>
+      </w:r>
+      <w:r>
+        <w:rPr>
+          <w:rFonts w:ascii="Times New Roman" w:hAnsi="Times New Roman" w:cs="Times New Roman" w:eastAsia="Times New Roman"/>
+          <w:b/>
+          <w:i w:val="0"/>
+          <w:color w:val="000000"/>
+          <w:sz w:val="28"/>
+        </w:rPr>
+        <w:t>«Сотрудники»</w:t>
+      </w:r>
+      <w:r>
+        <w:rPr>
+          <w:rFonts w:ascii="Times New Roman" w:hAnsi="Times New Roman" w:cs="Times New Roman" w:eastAsia="Times New Roman"/>
+          <w:b w:val="0"/>
+          <w:i w:val="0"/>
+          <w:color w:val="000000"/>
+          <w:sz w:val="28"/>
+        </w:rPr>
+        <w:t xml:space="preserve"> - ваш собственный перечень людей, которых вы проводите на территорию. Однажды заведённого человека не приходится вводить заново: при оформлении заявки он выбирается из этого списка.</w:t>
+      </w:r>
+    </w:p>
+    <w:p>
+      <w:r>
+        <w:rPr>
+          <w:rFonts w:ascii="Times New Roman" w:hAnsi="Times New Roman" w:cs="Times New Roman" w:eastAsia="Times New Roman"/>
+          <w:b w:val="0"/>
+          <w:i w:val="0"/>
+          <w:color w:val="000000"/>
+          <w:sz w:val="28"/>
+        </w:rPr>
+        <w:t xml:space="preserve">Пополняется список двумя путями. Первый - при подаче заявки: если в ней есть люди, которых в списке ещё нет, система перед отправкой предложит сохранить их, и после подтверждения они окажутся здесь. Отказаться тоже можно: тогда заявка уйдёт, а список не пополнится. Второй путь - завести человека заранее, кнопкой </w:t>
+      </w:r>
+      <w:r>
+        <w:rPr>
+          <w:rFonts w:ascii="Times New Roman" w:hAnsi="Times New Roman" w:cs="Times New Roman" w:eastAsia="Times New Roman"/>
+          <w:b/>
+          <w:i w:val="0"/>
+          <w:color w:val="000000"/>
+          <w:sz w:val="28"/>
+        </w:rPr>
+        <w:t>«Добавить»</w:t>
+      </w:r>
+      <w:r>
+        <w:rPr>
+          <w:rFonts w:ascii="Times New Roman" w:hAnsi="Times New Roman" w:cs="Times New Roman" w:eastAsia="Times New Roman"/>
+          <w:b w:val="0"/>
+          <w:i w:val="0"/>
+          <w:color w:val="000000"/>
+          <w:sz w:val="28"/>
+        </w:rPr>
+        <w:t>.</w:t>
+      </w:r>
+    </w:p>
+    <w:p>
+      <w:pPr>
+        <w:keepNext/>
+        <w:spacing w:before="120" w:after="40"/>
+        <w:ind w:firstLine="0"/>
+        <w:jc w:val="center"/>
+      </w:pPr>
+      <w:r>
+        <w:drawing>
+          <wp:inline xmlns:a="http://schemas.openxmlformats.org/drawingml/2006/main" xmlns:pic="http://schemas.openxmlformats.org/drawingml/2006/picture">
+            <wp:extent cx="5940000" cy="3883846"/>
+            <wp:docPr id="13" name="Picture 13"/>
+            <wp:cNvGraphicFramePr>
+              <a:graphicFrameLocks noChangeAspect="1"/>
+            </wp:cNvGraphicFramePr>
+            <a:graphic>
+              <a:graphicData uri="http://schemas.openxmlformats.org/drawingml/2006/picture">
+                <pic:pic>
+                  <pic:nvPicPr>
                     <pic:cNvPr id="0" name="employees-list.png"/>
                     <pic:cNvPicPr/>
                   </pic:nvPicPr>
                   <pic:blipFill>
-                    <a:blip r:embed="rId22"/>
+                    <a:blip r:embed="rId23"/>
                     <a:stretch>
                       <a:fillRect/>
                     </a:stretch>
@@ -6655,7 +6879,7 @@
         <w:drawing>
           <wp:inline xmlns:a="http://schemas.openxmlformats.org/drawingml/2006/main" xmlns:pic="http://schemas.openxmlformats.org/drawingml/2006/picture">
             <wp:extent cx="5940000" cy="1151446"/>
-            <wp:docPr id="13" name="Picture 13"/>
+            <wp:docPr id="14" name="Picture 14"/>
             <wp:cNvGraphicFramePr>
               <a:graphicFrameLocks noChangeAspect="1"/>
             </wp:cNvGraphicFramePr>
@@ -6667,7 +6891,7 @@
                     <pic:cNvPicPr/>
                   </pic:nvPicPr>
                   <pic:blipFill>
-                    <a:blip r:embed="rId23"/>
+                    <a:blip r:embed="rId24"/>
                     <a:stretch>
                       <a:fillRect/>
                     </a:stretch>
@@ -6942,8 +7166,8 @@
       <w:r>
         <w:drawing>
           <wp:inline xmlns:a="http://schemas.openxmlformats.org/drawingml/2006/main" xmlns:pic="http://schemas.openxmlformats.org/drawingml/2006/picture">
-            <wp:extent cx="4998720" cy="3011424"/>
-            <wp:docPr id="14" name="Picture 14"/>
+            <wp:extent cx="4841648" cy="7200000"/>
+            <wp:docPr id="15" name="Picture 15"/>
             <wp:cNvGraphicFramePr>
               <a:graphicFrameLocks noChangeAspect="1"/>
             </wp:cNvGraphicFramePr>
@@ -6951,11 +7175,11 @@
               <a:graphicData uri="http://schemas.openxmlformats.org/drawingml/2006/picture">
                 <pic:pic>
                   <pic:nvPicPr>
-                    <pic:cNvPr id="0" name="employee-add.png"/>
+                    <pic:cNvPr id="0" name="employee-form-fixed-padded.png"/>
                     <pic:cNvPicPr/>
                   </pic:nvPicPr>
                   <pic:blipFill>
-                    <a:blip r:embed="rId24"/>
+                    <a:blip r:embed="rId25"/>
                     <a:stretch>
                       <a:fillRect/>
                     </a:stretch>
@@ -6963,7 +7187,7 @@
                   <pic:spPr>
                     <a:xfrm>
                       <a:off x="0" y="0"/>
-                      <a:ext cx="4998720" cy="3011424"/>
+                      <a:ext cx="4841648" cy="7200000"/>
                     </a:xfrm>
                     <a:prstGeom prst="rect"/>
                   </pic:spPr>
@@ -7136,7 +7360,7 @@
                 <w:color w:val="000000"/>
                 <w:sz w:val="24"/>
               </w:rPr>
-              <w:t>Гражданство (1)</w:t>
+              <w:t>Гражданство</w:t>
             </w:r>
           </w:p>
         </w:tc>
@@ -7207,7 +7431,7 @@
                 <w:color w:val="000000"/>
                 <w:sz w:val="24"/>
               </w:rPr>
-              <w:t>Фамилия (2)</w:t>
+              <w:t>Фамилия</w:t>
             </w:r>
           </w:p>
         </w:tc>
@@ -7256,6 +7480,132 @@
           </w:p>
         </w:tc>
       </w:tr>
+    </w:tbl>
+    <w:p>
+      <w:pPr>
+        <w:spacing w:after="0" w:line="240" w:lineRule="auto"/>
+        <w:ind w:firstLine="0"/>
+      </w:pPr>
+      <w:r>
+        <w:rPr>
+          <w:rFonts w:ascii="Times New Roman" w:hAnsi="Times New Roman" w:cs="Times New Roman" w:eastAsia="Times New Roman"/>
+          <w:b w:val="0"/>
+          <w:i w:val="0"/>
+          <w:color w:val="000000"/>
+          <w:sz w:val="12"/>
+        </w:rPr>
+      </w:r>
+    </w:p>
+    <w:p>
+      <w:pPr>
+        <w:keepNext/>
+        <w:spacing w:line="240" w:lineRule="auto" w:before="160" w:after="80"/>
+        <w:ind w:firstLine="0"/>
+        <w:jc w:val="left"/>
+      </w:pPr>
+      <w:r>
+        <w:rPr>
+          <w:rFonts w:ascii="Times New Roman" w:hAnsi="Times New Roman" w:cs="Times New Roman" w:eastAsia="Times New Roman"/>
+          <w:b w:val="0"/>
+          <w:i/>
+          <w:color w:val="000000"/>
+          <w:sz w:val="24"/>
+        </w:rPr>
+        <w:t>Продолжение таблицы 6.1</w:t>
+      </w:r>
+    </w:p>
+    <w:tbl>
+      <w:tblPr>
+        <w:tblStyle w:val="TableGrid"/>
+        <w:tblW w:type="auto" w:w="0"/>
+        <w:jc w:val="center"/>
+        <w:tblLayout w:type="fixed"/>
+        <w:tblLook w:firstColumn="1" w:firstRow="1" w:lastColumn="0" w:lastRow="0" w:noHBand="0" w:noVBand="1" w:val="04A0"/>
+        <w:tblLayout w:type="fixed"/>
+      </w:tblPr>
+      <w:tblGrid>
+        <w:gridCol w:w="1843"/>
+        <w:gridCol w:w="1984"/>
+        <w:gridCol w:w="5528"/>
+      </w:tblGrid>
+      <w:tr>
+        <w:trPr>
+          <w:tblHeader w:val="true"/>
+          <w:cantSplit w:val="true"/>
+        </w:trPr>
+        <w:tc>
+          <w:tcPr>
+            <w:tcW w:type="dxa" w:w="1843"/>
+            <w:shd w:val="clear" w:fill="E8E8E8"/>
+          </w:tcPr>
+          <w:p>
+            <w:pPr>
+              <w:keepNext/>
+              <w:spacing w:line="240" w:lineRule="auto" w:after="0"/>
+              <w:ind w:firstLine="0"/>
+              <w:jc w:val="left"/>
+            </w:pPr>
+            <w:r>
+              <w:rPr>
+                <w:rFonts w:ascii="Times New Roman" w:hAnsi="Times New Roman" w:cs="Times New Roman" w:eastAsia="Times New Roman"/>
+                <w:b/>
+                <w:i w:val="0"/>
+                <w:color w:val="000000"/>
+                <w:sz w:val="24"/>
+              </w:rPr>
+              <w:t>Поле</w:t>
+            </w:r>
+          </w:p>
+        </w:tc>
+        <w:tc>
+          <w:tcPr>
+            <w:tcW w:type="dxa" w:w="1984"/>
+            <w:shd w:val="clear" w:fill="E8E8E8"/>
+          </w:tcPr>
+          <w:p>
+            <w:pPr>
+              <w:keepNext/>
+              <w:spacing w:line="240" w:lineRule="auto" w:after="0"/>
+              <w:ind w:firstLine="0"/>
+              <w:jc w:val="left"/>
+            </w:pPr>
+            <w:r>
+              <w:rPr>
+                <w:rFonts w:ascii="Times New Roman" w:hAnsi="Times New Roman" w:cs="Times New Roman" w:eastAsia="Times New Roman"/>
+                <w:b/>
+                <w:i w:val="0"/>
+                <w:color w:val="000000"/>
+                <w:sz w:val="24"/>
+              </w:rPr>
+              <w:t>Обязательное</w:t>
+            </w:r>
+          </w:p>
+        </w:tc>
+        <w:tc>
+          <w:tcPr>
+            <w:tcW w:type="dxa" w:w="5528"/>
+            <w:shd w:val="clear" w:fill="E8E8E8"/>
+          </w:tcPr>
+          <w:p>
+            <w:pPr>
+              <w:keepNext/>
+              <w:spacing w:line="240" w:lineRule="auto" w:after="0"/>
+              <w:ind w:firstLine="0"/>
+              <w:jc w:val="left"/>
+            </w:pPr>
+            <w:r>
+              <w:rPr>
+                <w:rFonts w:ascii="Times New Roman" w:hAnsi="Times New Roman" w:cs="Times New Roman" w:eastAsia="Times New Roman"/>
+                <w:b/>
+                <w:i w:val="0"/>
+                <w:color w:val="000000"/>
+                <w:sz w:val="24"/>
+              </w:rPr>
+              <w:t>Что вводится</w:t>
+            </w:r>
+          </w:p>
+        </w:tc>
+      </w:tr>
       <w:tr>
         <w:trPr>
           <w:cantSplit w:val="true"/>
@@ -7278,7 +7628,7 @@
                 <w:color w:val="000000"/>
                 <w:sz w:val="24"/>
               </w:rPr>
-              <w:t>Имя (3)</w:t>
+              <w:t>Имя</w:t>
             </w:r>
           </w:p>
         </w:tc>
@@ -7420,7 +7770,7 @@
                 <w:color w:val="000000"/>
                 <w:sz w:val="24"/>
               </w:rPr>
-              <w:t>Должность (4)</w:t>
+              <w:t>Должность</w:t>
             </w:r>
           </w:p>
         </w:tc>
@@ -7491,7 +7841,7 @@
                 <w:color w:val="000000"/>
                 <w:sz w:val="24"/>
               </w:rPr>
-              <w:t>Серия и номер паспорта (5)</w:t>
+              <w:t>Серия и номер паспорта</w:t>
             </w:r>
           </w:p>
         </w:tc>
@@ -7727,7 +8077,7 @@
           <w:color w:val="000000"/>
           <w:sz w:val="28"/>
         </w:rPr>
-        <w:t xml:space="preserve"> (6).</w:t>
+        <w:t>.</w:t>
       </w:r>
     </w:p>
     <w:p>
@@ -7751,7 +8101,7 @@
           <w:color w:val="000000"/>
           <w:sz w:val="28"/>
         </w:rPr>
-        <w:t xml:space="preserve">Перед кнопкой отметьте </w:t>
+        <w:t xml:space="preserve">В блоке </w:t>
       </w:r>
       <w:r>
         <w:rPr>
@@ -7761,17 +8111,17 @@
           <w:color w:val="000000"/>
           <w:sz w:val="28"/>
         </w:rPr>
-        <w:t>«Работник дал согласие на обработку своих персональных данных»</w:t>
-      </w:r>
-      <w:r>
-        <w:rPr>
-          <w:rFonts w:ascii="Times New Roman" w:hAnsi="Times New Roman" w:cs="Times New Roman" w:eastAsia="Times New Roman"/>
-          <w:b w:val="0"/>
-          <w:i w:val="0"/>
-          <w:color w:val="000000"/>
-          <w:sz w:val="28"/>
-        </w:rPr>
-        <w:t xml:space="preserve">. Слово </w:t>
+        <w:t>«Уведомление об обработке персональных данных»</w:t>
+      </w:r>
+      <w:r>
+        <w:rPr>
+          <w:rFonts w:ascii="Times New Roman" w:hAnsi="Times New Roman" w:cs="Times New Roman" w:eastAsia="Times New Roman"/>
+          <w:b w:val="0"/>
+          <w:i w:val="0"/>
+          <w:color w:val="000000"/>
+          <w:sz w:val="28"/>
+        </w:rPr>
+        <w:t xml:space="preserve"> подтвердите </w:t>
       </w:r>
       <w:r>
         <w:rPr>
@@ -7781,17 +8131,17 @@
           <w:color w:val="000000"/>
           <w:sz w:val="28"/>
         </w:rPr>
-        <w:t>«согласие»</w:t>
-      </w:r>
-      <w:r>
-        <w:rPr>
-          <w:rFonts w:ascii="Times New Roman" w:hAnsi="Times New Roman" w:cs="Times New Roman" w:eastAsia="Times New Roman"/>
-          <w:b w:val="0"/>
-          <w:i w:val="0"/>
-          <w:color w:val="000000"/>
-          <w:sz w:val="28"/>
-        </w:rPr>
-        <w:t xml:space="preserve"> в этой строке - ссылка на текст документа об обработке данных. Отметка обязательна: вы вводите паспортные данные другого человека, и система записывает, кто и когда подтвердил, что согласие от него получено. Пока отметки нет, кнопка </w:t>
+        <w:t>«Работник уведомлён об обработке персональных данных»</w:t>
+      </w:r>
+      <w:r>
+        <w:rPr>
+          <w:rFonts w:ascii="Times New Roman" w:hAnsi="Times New Roman" w:cs="Times New Roman" w:eastAsia="Times New Roman"/>
+          <w:b w:val="0"/>
+          <w:i w:val="0"/>
+          <w:color w:val="000000"/>
+          <w:sz w:val="28"/>
+        </w:rPr>
+        <w:t xml:space="preserve">. Ссылка открывает сведения об обработке. Ставьте отметку после уведомления человека: система сохраняет дату и того, кто подтвердил этот факт. В форме новой записи отметка обязательна; пока её нет, кнопка </w:t>
       </w:r>
       <w:r>
         <w:rPr>
@@ -7811,7 +8161,7 @@
           <w:color w:val="000000"/>
           <w:sz w:val="28"/>
         </w:rPr>
-        <w:t xml:space="preserve"> остаётся неактивной.</w:t>
+        <w:t xml:space="preserve"> неактивна.</w:t>
       </w:r>
     </w:p>
     <w:p>
@@ -7894,7 +8244,7 @@
                 <w:color w:val="000000"/>
                 <w:sz w:val="26"/>
               </w:rPr>
-              <w:t xml:space="preserve">Система не даст завести одного человека дважды - записи сверяются по серии и номеру паспорта. Если такой человек у вас уже есть, система отвечает </w:t>
+              <w:t xml:space="preserve">Система не даст завести одного человека дважды - записи сверяются по серии и номеру паспорта. Сообщение называет, где нашлась запись: </w:t>
             </w:r>
             <w:r>
               <w:rPr>
@@ -7914,7 +8264,7 @@
                 <w:color w:val="000000"/>
                 <w:sz w:val="26"/>
               </w:rPr>
-              <w:t xml:space="preserve">; если его завёл кто-то из коллег по организации или компании - </w:t>
+              <w:t xml:space="preserve">, если он уже заведён вами, либо </w:t>
             </w:r>
             <w:r>
               <w:rPr>
@@ -7924,7 +8274,7 @@
                 <w:color w:val="000000"/>
                 <w:sz w:val="26"/>
               </w:rPr>
-              <w:t>«Сотрудник уже привязан к вашему аккаунту»</w:t>
+              <w:t>«Сотрудник с такими паспортными данными уже существует в этой организации»</w:t>
             </w:r>
             <w:r>
               <w:rPr>
@@ -7934,7 +8284,27 @@
                 <w:color w:val="000000"/>
                 <w:sz w:val="26"/>
               </w:rPr>
-              <w:t xml:space="preserve">. Второе сообщение не должно вводить в заблуждение: запись не ваша, и в области «Мои сотрудники» вы её не найдёте. Ищите человека в областях </w:t>
+              <w:t xml:space="preserve"> или </w:t>
+            </w:r>
+            <w:r>
+              <w:rPr>
+                <w:rFonts w:ascii="Times New Roman" w:hAnsi="Times New Roman" w:cs="Times New Roman" w:eastAsia="Times New Roman"/>
+                <w:b/>
+                <w:i w:val="0"/>
+                <w:color w:val="000000"/>
+                <w:sz w:val="26"/>
+              </w:rPr>
+              <w:t>«... в этой компании»</w:t>
+            </w:r>
+            <w:r>
+              <w:rPr>
+                <w:rFonts w:ascii="Times New Roman" w:hAnsi="Times New Roman" w:cs="Times New Roman" w:eastAsia="Times New Roman"/>
+                <w:b w:val="0"/>
+                <w:i w:val="0"/>
+                <w:color w:val="000000"/>
+                <w:sz w:val="26"/>
+              </w:rPr>
+              <w:t xml:space="preserve">, если его завёл кто-то из коллег. В последних двух случаях запись не ваша, и в области «Мои сотрудники» вы её не найдёте: ищите человека в областях </w:t>
             </w:r>
             <w:r>
               <w:rPr>
@@ -8073,179 +8443,7 @@
       <w:r>
         <w:drawing>
           <wp:inline xmlns:a="http://schemas.openxmlformats.org/drawingml/2006/main" xmlns:pic="http://schemas.openxmlformats.org/drawingml/2006/picture">
-            <wp:extent cx="4998720" cy="2572512"/>
-            <wp:docPr id="15" name="Picture 15"/>
-            <wp:cNvGraphicFramePr>
-              <a:graphicFrameLocks noChangeAspect="1"/>
-            </wp:cNvGraphicFramePr>
-            <a:graphic>
-              <a:graphicData uri="http://schemas.openxmlformats.org/drawingml/2006/picture">
-                <pic:pic>
-                  <pic:nvPicPr>
-                    <pic:cNvPr id="0" name="employee-patent.png"/>
-                    <pic:cNvPicPr/>
-                  </pic:nvPicPr>
-                  <pic:blipFill>
-                    <a:blip r:embed="rId25"/>
-                    <a:stretch>
-                      <a:fillRect/>
-                    </a:stretch>
-                  </pic:blipFill>
-                  <pic:spPr>
-                    <a:xfrm>
-                      <a:off x="0" y="0"/>
-                      <a:ext cx="4998720" cy="2572512"/>
-                    </a:xfrm>
-                    <a:prstGeom prst="rect"/>
-                  </pic:spPr>
-                </pic:pic>
-              </a:graphicData>
-            </a:graphic>
-          </wp:inline>
-        </w:drawing>
-      </w:r>
-    </w:p>
-    <w:p>
-      <w:pPr>
-        <w:keepNext w:val="0"/>
-        <w:spacing w:line="240" w:lineRule="auto" w:before="40" w:after="200"/>
-        <w:ind w:firstLine="0"/>
-        <w:jc w:val="center"/>
-      </w:pPr>
-      <w:r>
-        <w:rPr>
-          <w:rFonts w:ascii="Times New Roman" w:hAnsi="Times New Roman" w:cs="Times New Roman" w:eastAsia="Times New Roman"/>
-          <w:b w:val="0"/>
-          <w:i/>
-          <w:color w:val="000000"/>
-          <w:sz w:val="24"/>
-        </w:rPr>
-        <w:t>Рисунок 6.4 — Поля разрешительных документов</w:t>
-      </w:r>
-    </w:p>
-    <w:p>
-      <w:r>
-        <w:rPr>
-          <w:rFonts w:ascii="Times New Roman" w:hAnsi="Times New Roman" w:cs="Times New Roman" w:eastAsia="Times New Roman"/>
-          <w:b w:val="0"/>
-          <w:i w:val="0"/>
-          <w:color w:val="000000"/>
-          <w:sz w:val="28"/>
-        </w:rPr>
-        <w:t xml:space="preserve">Введите </w:t>
-      </w:r>
-      <w:r>
-        <w:rPr>
-          <w:rFonts w:ascii="Times New Roman" w:hAnsi="Times New Roman" w:cs="Times New Roman" w:eastAsia="Times New Roman"/>
-          <w:b/>
-          <w:i w:val="0"/>
-          <w:color w:val="000000"/>
-          <w:sz w:val="28"/>
-        </w:rPr>
-        <w:t>«Номер патента»</w:t>
-      </w:r>
-      <w:r>
-        <w:rPr>
-          <w:rFonts w:ascii="Times New Roman" w:hAnsi="Times New Roman" w:cs="Times New Roman" w:eastAsia="Times New Roman"/>
-          <w:b w:val="0"/>
-          <w:i w:val="0"/>
-          <w:color w:val="000000"/>
-          <w:sz w:val="28"/>
-        </w:rPr>
-        <w:t xml:space="preserve"> (1) либо выберите в списке </w:t>
-      </w:r>
-      <w:r>
-        <w:rPr>
-          <w:rFonts w:ascii="Times New Roman" w:hAnsi="Times New Roman" w:cs="Times New Roman" w:eastAsia="Times New Roman"/>
-          <w:b/>
-          <w:i w:val="0"/>
-          <w:color w:val="000000"/>
-          <w:sz w:val="28"/>
-        </w:rPr>
-        <w:t>«Иное разрешение на работы»</w:t>
-      </w:r>
-      <w:r>
-        <w:rPr>
-          <w:rFonts w:ascii="Times New Roman" w:hAnsi="Times New Roman" w:cs="Times New Roman" w:eastAsia="Times New Roman"/>
-          <w:b w:val="0"/>
-          <w:i w:val="0"/>
-          <w:color w:val="000000"/>
-          <w:sz w:val="28"/>
-        </w:rPr>
-        <w:t xml:space="preserve"> (2) - разрешение на работу временного проживания, разрешение на работу вида на жительство, свидетельство участника Госпрограммы, разрешение на работу для высококвалифицированных специалистов или иное разрешение.</w:t>
-      </w:r>
-    </w:p>
-    <w:p>
-      <w:r>
-        <w:rPr>
-          <w:rFonts w:ascii="Times New Roman" w:hAnsi="Times New Roman" w:cs="Times New Roman" w:eastAsia="Times New Roman"/>
-          <w:b w:val="0"/>
-          <w:i w:val="0"/>
-          <w:color w:val="000000"/>
-          <w:sz w:val="28"/>
-        </w:rPr>
-        <w:t>Заполнено может быть только одно из двух: ввод номера патента гасит выбор разрешения, а выбор разрешения очищает номер патента. Для гражданства, при котором разрешение не нужно, оба поля неактивны, а введённое ранее очищается.</w:t>
-      </w:r>
-    </w:p>
-    <w:p>
-      <w:pPr>
-        <w:pStyle w:val="Heading2"/>
-        <w:ind w:firstLine="0"/>
-      </w:pPr>
-      <w:r>
-        <w:rPr>
-          <w:rFonts w:ascii="Times New Roman" w:hAnsi="Times New Roman" w:cs="Times New Roman" w:eastAsia="Times New Roman"/>
-          <w:b/>
-          <w:i w:val="0"/>
-          <w:color w:val="000000"/>
-          <w:sz w:val="28"/>
-        </w:rPr>
-        <w:t>6.6. Привязка записи</w:t>
-      </w:r>
-    </w:p>
-    <w:p>
-      <w:r>
-        <w:rPr>
-          <w:rFonts w:ascii="Times New Roman" w:hAnsi="Times New Roman" w:cs="Times New Roman" w:eastAsia="Times New Roman"/>
-          <w:b w:val="0"/>
-          <w:i w:val="0"/>
-          <w:color w:val="000000"/>
-          <w:sz w:val="28"/>
-        </w:rPr>
-        <w:t xml:space="preserve">Внизу формы находится блок </w:t>
-      </w:r>
-      <w:r>
-        <w:rPr>
-          <w:rFonts w:ascii="Times New Roman" w:hAnsi="Times New Roman" w:cs="Times New Roman" w:eastAsia="Times New Roman"/>
-          <w:b/>
-          <w:i w:val="0"/>
-          <w:color w:val="000000"/>
-          <w:sz w:val="28"/>
-        </w:rPr>
-        <w:t>«Привязка»</w:t>
-      </w:r>
-      <w:r>
-        <w:rPr>
-          <w:rFonts w:ascii="Times New Roman" w:hAnsi="Times New Roman" w:cs="Times New Roman" w:eastAsia="Times New Roman"/>
-          <w:b w:val="0"/>
-          <w:i w:val="0"/>
-          <w:color w:val="000000"/>
-          <w:sz w:val="28"/>
-        </w:rPr>
-        <w:t>.</w:t>
-      </w:r>
-    </w:p>
-    <w:p>
-      <w:pPr>
-        <w:keepNext/>
-        <w:spacing w:before="120" w:after="40"/>
-        <w:ind w:firstLine="0"/>
-        <w:jc w:val="center"/>
-      </w:pPr>
-      <w:r>
-        <w:drawing>
-          <wp:inline xmlns:a="http://schemas.openxmlformats.org/drawingml/2006/main" xmlns:pic="http://schemas.openxmlformats.org/drawingml/2006/picture">
-            <wp:extent cx="4145280" cy="1505712"/>
+            <wp:extent cx="5940000" cy="1679586"/>
             <wp:docPr id="16" name="Picture 16"/>
             <wp:cNvGraphicFramePr>
               <a:graphicFrameLocks noChangeAspect="1"/>
@@ -8254,7 +8452,7 @@
               <a:graphicData uri="http://schemas.openxmlformats.org/drawingml/2006/picture">
                 <pic:pic>
                   <pic:nvPicPr>
-                    <pic:cNvPr id="0" name="employee-binding.png"/>
+                    <pic:cNvPr id="0" name="employee-permission-padded.png"/>
                     <pic:cNvPicPr/>
                   </pic:nvPicPr>
                   <pic:blipFill>
@@ -8266,7 +8464,7 @@
                   <pic:spPr>
                     <a:xfrm>
                       <a:off x="0" y="0"/>
-                      <a:ext cx="4145280" cy="1505712"/>
+                      <a:ext cx="5940000" cy="1679586"/>
                     </a:xfrm>
                     <a:prstGeom prst="rect"/>
                   </pic:spPr>
@@ -8292,6 +8490,178 @@
           <w:color w:val="000000"/>
           <w:sz w:val="24"/>
         </w:rPr>
+        <w:t>Рисунок 6.4 — Поля разрешительных документов</w:t>
+      </w:r>
+    </w:p>
+    <w:p>
+      <w:r>
+        <w:rPr>
+          <w:rFonts w:ascii="Times New Roman" w:hAnsi="Times New Roman" w:cs="Times New Roman" w:eastAsia="Times New Roman"/>
+          <w:b w:val="0"/>
+          <w:i w:val="0"/>
+          <w:color w:val="000000"/>
+          <w:sz w:val="28"/>
+        </w:rPr>
+        <w:t xml:space="preserve">Введите </w:t>
+      </w:r>
+      <w:r>
+        <w:rPr>
+          <w:rFonts w:ascii="Times New Roman" w:hAnsi="Times New Roman" w:cs="Times New Roman" w:eastAsia="Times New Roman"/>
+          <w:b/>
+          <w:i w:val="0"/>
+          <w:color w:val="000000"/>
+          <w:sz w:val="28"/>
+        </w:rPr>
+        <w:t>«Номер патента»</w:t>
+      </w:r>
+      <w:r>
+        <w:rPr>
+          <w:rFonts w:ascii="Times New Roman" w:hAnsi="Times New Roman" w:cs="Times New Roman" w:eastAsia="Times New Roman"/>
+          <w:b w:val="0"/>
+          <w:i w:val="0"/>
+          <w:color w:val="000000"/>
+          <w:sz w:val="28"/>
+        </w:rPr>
+        <w:t xml:space="preserve"> либо выберите в списке </w:t>
+      </w:r>
+      <w:r>
+        <w:rPr>
+          <w:rFonts w:ascii="Times New Roman" w:hAnsi="Times New Roman" w:cs="Times New Roman" w:eastAsia="Times New Roman"/>
+          <w:b/>
+          <w:i w:val="0"/>
+          <w:color w:val="000000"/>
+          <w:sz w:val="28"/>
+        </w:rPr>
+        <w:t>«Иное разрешение на работы»</w:t>
+      </w:r>
+      <w:r>
+        <w:rPr>
+          <w:rFonts w:ascii="Times New Roman" w:hAnsi="Times New Roman" w:cs="Times New Roman" w:eastAsia="Times New Roman"/>
+          <w:b w:val="0"/>
+          <w:i w:val="0"/>
+          <w:color w:val="000000"/>
+          <w:sz w:val="28"/>
+        </w:rPr>
+        <w:t xml:space="preserve"> - разрешение на работу временного проживания, разрешение на работу вида на жительство, свидетельство участника Госпрограммы, разрешение на работу для высококвалифицированных специалистов или иное разрешение.</w:t>
+      </w:r>
+    </w:p>
+    <w:p>
+      <w:r>
+        <w:rPr>
+          <w:rFonts w:ascii="Times New Roman" w:hAnsi="Times New Roman" w:cs="Times New Roman" w:eastAsia="Times New Roman"/>
+          <w:b w:val="0"/>
+          <w:i w:val="0"/>
+          <w:color w:val="000000"/>
+          <w:sz w:val="28"/>
+        </w:rPr>
+        <w:t>Заполнено может быть только одно из двух: ввод номера патента гасит выбор разрешения, а выбор разрешения очищает номер патента. Для гражданства, при котором разрешение не нужно, оба поля неактивны, а введённое ранее очищается.</w:t>
+      </w:r>
+    </w:p>
+    <w:p>
+      <w:pPr>
+        <w:pStyle w:val="Heading2"/>
+        <w:ind w:firstLine="0"/>
+      </w:pPr>
+      <w:r>
+        <w:rPr>
+          <w:rFonts w:ascii="Times New Roman" w:hAnsi="Times New Roman" w:cs="Times New Roman" w:eastAsia="Times New Roman"/>
+          <w:b/>
+          <w:i w:val="0"/>
+          <w:color w:val="000000"/>
+          <w:sz w:val="28"/>
+        </w:rPr>
+        <w:t>6.6. Привязка записи</w:t>
+      </w:r>
+    </w:p>
+    <w:p>
+      <w:r>
+        <w:rPr>
+          <w:rFonts w:ascii="Times New Roman" w:hAnsi="Times New Roman" w:cs="Times New Roman" w:eastAsia="Times New Roman"/>
+          <w:b w:val="0"/>
+          <w:i w:val="0"/>
+          <w:color w:val="000000"/>
+          <w:sz w:val="28"/>
+        </w:rPr>
+        <w:t xml:space="preserve">Внизу формы находится блок </w:t>
+      </w:r>
+      <w:r>
+        <w:rPr>
+          <w:rFonts w:ascii="Times New Roman" w:hAnsi="Times New Roman" w:cs="Times New Roman" w:eastAsia="Times New Roman"/>
+          <w:b/>
+          <w:i w:val="0"/>
+          <w:color w:val="000000"/>
+          <w:sz w:val="28"/>
+        </w:rPr>
+        <w:t>«Привязка»</w:t>
+      </w:r>
+      <w:r>
+        <w:rPr>
+          <w:rFonts w:ascii="Times New Roman" w:hAnsi="Times New Roman" w:cs="Times New Roman" w:eastAsia="Times New Roman"/>
+          <w:b w:val="0"/>
+          <w:i w:val="0"/>
+          <w:color w:val="000000"/>
+          <w:sz w:val="28"/>
+        </w:rPr>
+        <w:t>.</w:t>
+      </w:r>
+    </w:p>
+    <w:p>
+      <w:pPr>
+        <w:keepNext/>
+        <w:spacing w:before="120" w:after="40"/>
+        <w:ind w:firstLine="0"/>
+        <w:jc w:val="center"/>
+      </w:pPr>
+      <w:r>
+        <w:drawing>
+          <wp:inline xmlns:a="http://schemas.openxmlformats.org/drawingml/2006/main" xmlns:pic="http://schemas.openxmlformats.org/drawingml/2006/picture">
+            <wp:extent cx="5940000" cy="1915137"/>
+            <wp:docPr id="17" name="Picture 17"/>
+            <wp:cNvGraphicFramePr>
+              <a:graphicFrameLocks noChangeAspect="1"/>
+            </wp:cNvGraphicFramePr>
+            <a:graphic>
+              <a:graphicData uri="http://schemas.openxmlformats.org/drawingml/2006/picture">
+                <pic:pic>
+                  <pic:nvPicPr>
+                    <pic:cNvPr id="0" name="employee-binding-padded.png"/>
+                    <pic:cNvPicPr/>
+                  </pic:nvPicPr>
+                  <pic:blipFill>
+                    <a:blip r:embed="rId27"/>
+                    <a:stretch>
+                      <a:fillRect/>
+                    </a:stretch>
+                  </pic:blipFill>
+                  <pic:spPr>
+                    <a:xfrm>
+                      <a:off x="0" y="0"/>
+                      <a:ext cx="5940000" cy="1915137"/>
+                    </a:xfrm>
+                    <a:prstGeom prst="rect"/>
+                  </pic:spPr>
+                </pic:pic>
+              </a:graphicData>
+            </a:graphic>
+          </wp:inline>
+        </w:drawing>
+      </w:r>
+    </w:p>
+    <w:p>
+      <w:pPr>
+        <w:keepNext w:val="0"/>
+        <w:spacing w:line="240" w:lineRule="auto" w:before="40" w:after="200"/>
+        <w:ind w:firstLine="0"/>
+        <w:jc w:val="center"/>
+      </w:pPr>
+      <w:r>
+        <w:rPr>
+          <w:rFonts w:ascii="Times New Roman" w:hAnsi="Times New Roman" w:cs="Times New Roman" w:eastAsia="Times New Roman"/>
+          <w:b w:val="0"/>
+          <w:i/>
+          <w:color w:val="000000"/>
+          <w:sz w:val="24"/>
+        </w:rPr>
         <w:t>Рисунок 6.5 — Блок «Привязка»</w:t>
       </w:r>
     </w:p>
@@ -8324,7 +8694,7 @@
           <w:color w:val="000000"/>
           <w:sz w:val="28"/>
         </w:rPr>
-        <w:t xml:space="preserve"> (1) дополнительно открывает запись всем работникам вашей организации: она попадёт в область «Сотрудники организации», и коллеги смогут выбирать этого человека в своих заявках. Такая же отметка есть для компании, если вы в ней состоите.</w:t>
+        <w:t xml:space="preserve"> дополнительно открывает запись всем работникам вашей организации: она попадёт в область «Сотрудники организации», и коллеги смогут выбирать этого человека в своих заявках. Такая же отметка есть для компании, если вы в ней состоите.</w:t>
       </w:r>
     </w:p>
     <w:tbl>
@@ -8375,7 +8745,7 @@
                 <w:color w:val="000000"/>
                 <w:sz w:val="26"/>
               </w:rPr>
-              <w:t>Привязка к организации открывает сведения о человеке, включая паспортные данные, всем работникам организации в системе. Отмечайте её осознанно.</w:t>
+              <w:t>Привязка к организации делает запись доступной коллегам в пределах действующих прав и политики персональных данных. Отмечайте её осознанно: сама привязка не заменяет разрешение на просмотр защищённых полей.</w:t>
             </w:r>
           </w:p>
         </w:tc>
@@ -8405,7 +8775,7 @@
           <w:color w:val="000000"/>
           <w:sz w:val="28"/>
         </w:rPr>
-        <w:t xml:space="preserve">Дату полученного согласия видно в карточке работника строкой </w:t>
+        <w:t xml:space="preserve">Дату отметки видно в карточке работника строкой </w:t>
       </w:r>
       <w:r>
         <w:rPr>
@@ -8415,17 +8785,17 @@
           <w:color w:val="000000"/>
           <w:sz w:val="28"/>
         </w:rPr>
-        <w:t>«Согласие на обработку ПД: получено дд.мм.гггг»</w:t>
-      </w:r>
-      <w:r>
-        <w:rPr>
-          <w:rFonts w:ascii="Times New Roman" w:hAnsi="Times New Roman" w:cs="Times New Roman" w:eastAsia="Times New Roman"/>
-          <w:b w:val="0"/>
-          <w:i w:val="0"/>
-          <w:color w:val="000000"/>
-          <w:sz w:val="28"/>
-        </w:rPr>
-        <w:t>. У записей, заведённых до появления этой отметки, строки нет - подтвердите согласие при первой правке карточки, и дата появится.</w:t>
+        <w:t>«Уведомление об обработке ПД: отмечено дд.мм.гггг»</w:t>
+      </w:r>
+      <w:r>
+        <w:rPr>
+          <w:rFonts w:ascii="Times New Roman" w:hAnsi="Times New Roman" w:cs="Times New Roman" w:eastAsia="Times New Roman"/>
+          <w:b w:val="0"/>
+          <w:i w:val="0"/>
+          <w:color w:val="000000"/>
+          <w:sz w:val="28"/>
+        </w:rPr>
+        <w:t>. У записей, заведённых до появления этой отметки, строки нет. После фактического уведомления работника подтвердите его в форме редактирования, и система сохранит дату.</w:t>
       </w:r>
     </w:p>
     <w:p>
@@ -8499,7 +8869,7 @@
         <w:drawing>
           <wp:inline xmlns:a="http://schemas.openxmlformats.org/drawingml/2006/main" xmlns:pic="http://schemas.openxmlformats.org/drawingml/2006/picture">
             <wp:extent cx="2926080" cy="1755648"/>
-            <wp:docPr id="17" name="Picture 17"/>
+            <wp:docPr id="18" name="Picture 18"/>
             <wp:cNvGraphicFramePr>
               <a:graphicFrameLocks noChangeAspect="1"/>
             </wp:cNvGraphicFramePr>
@@ -8511,7 +8881,7 @@
                     <pic:cNvPicPr/>
                   </pic:nvPicPr>
                   <pic:blipFill>
-                    <a:blip r:embed="rId27"/>
+                    <a:blip r:embed="rId28"/>
                     <a:stretch>
                       <a:fillRect/>
                     </a:stretch>
@@ -8698,7 +9068,27 @@
           <w:color w:val="000000"/>
           <w:sz w:val="28"/>
         </w:rPr>
-        <w:t>; наведите на неё указатель, и система пояснит причину.</w:t>
+        <w:t xml:space="preserve">; наведите на неё указатель, и система пояснит причину. Проверка на повтор работает и при изменении: если вписать паспортные данные, которые уже стоят в другой вашей карточке, система ответит </w:t>
+      </w:r>
+      <w:r>
+        <w:rPr>
+          <w:rFonts w:ascii="Times New Roman" w:hAnsi="Times New Roman" w:cs="Times New Roman" w:eastAsia="Times New Roman"/>
+          <w:b/>
+          <w:i w:val="0"/>
+          <w:color w:val="000000"/>
+          <w:sz w:val="28"/>
+        </w:rPr>
+        <w:t>«Сотрудник с такими паспортными данными уже есть у владельца записи»</w:t>
+      </w:r>
+      <w:r>
+        <w:rPr>
+          <w:rFonts w:ascii="Times New Roman" w:hAnsi="Times New Roman" w:cs="Times New Roman" w:eastAsia="Times New Roman"/>
+          <w:b w:val="0"/>
+          <w:i w:val="0"/>
+          <w:color w:val="000000"/>
+          <w:sz w:val="28"/>
+        </w:rPr>
+        <w:t xml:space="preserve"> - речь о вашей же второй записи, найдите и правьте её.</w:t>
       </w:r>
     </w:p>
     <w:p>
@@ -8739,131 +9129,7 @@
       <w:r>
         <w:drawing>
           <wp:inline xmlns:a="http://schemas.openxmlformats.org/drawingml/2006/main" xmlns:pic="http://schemas.openxmlformats.org/drawingml/2006/picture">
-            <wp:extent cx="3474719" cy="3553968"/>
-            <wp:docPr id="18" name="Picture 18"/>
-            <wp:cNvGraphicFramePr>
-              <a:graphicFrameLocks noChangeAspect="1"/>
-            </wp:cNvGraphicFramePr>
-            <a:graphic>
-              <a:graphicData uri="http://schemas.openxmlformats.org/drawingml/2006/picture">
-                <pic:pic>
-                  <pic:nvPicPr>
-                    <pic:cNvPr id="0" name="employee-details.png"/>
-                    <pic:cNvPicPr/>
-                  </pic:nvPicPr>
-                  <pic:blipFill>
-                    <a:blip r:embed="rId28"/>
-                    <a:stretch>
-                      <a:fillRect/>
-                    </a:stretch>
-                  </pic:blipFill>
-                  <pic:spPr>
-                    <a:xfrm>
-                      <a:off x="0" y="0"/>
-                      <a:ext cx="3474719" cy="3553968"/>
-                    </a:xfrm>
-                    <a:prstGeom prst="rect"/>
-                  </pic:spPr>
-                </pic:pic>
-              </a:graphicData>
-            </a:graphic>
-          </wp:inline>
-        </w:drawing>
-      </w:r>
-    </w:p>
-    <w:p>
-      <w:pPr>
-        <w:keepNext w:val="0"/>
-        <w:spacing w:line="240" w:lineRule="auto" w:before="40" w:after="200"/>
-        <w:ind w:firstLine="0"/>
-        <w:jc w:val="center"/>
-      </w:pPr>
-      <w:r>
-        <w:rPr>
-          <w:rFonts w:ascii="Times New Roman" w:hAnsi="Times New Roman" w:cs="Times New Roman" w:eastAsia="Times New Roman"/>
-          <w:b w:val="0"/>
-          <w:i/>
-          <w:color w:val="000000"/>
-          <w:sz w:val="24"/>
-        </w:rPr>
-        <w:t>Рисунок 6.7 — Карточка сотрудника, основные сведения</w:t>
-      </w:r>
-    </w:p>
-    <w:p>
-      <w:r>
-        <w:rPr>
-          <w:rFonts w:ascii="Times New Roman" w:hAnsi="Times New Roman" w:cs="Times New Roman" w:eastAsia="Times New Roman"/>
-          <w:b w:val="0"/>
-          <w:i w:val="0"/>
-          <w:color w:val="000000"/>
-          <w:sz w:val="28"/>
-        </w:rPr>
-        <w:t xml:space="preserve">Раздел </w:t>
-      </w:r>
-      <w:r>
-        <w:rPr>
-          <w:rFonts w:ascii="Times New Roman" w:hAnsi="Times New Roman" w:cs="Times New Roman" w:eastAsia="Times New Roman"/>
-          <w:b/>
-          <w:i w:val="0"/>
-          <w:color w:val="000000"/>
-          <w:sz w:val="28"/>
-        </w:rPr>
-        <w:t>«Основная информация»</w:t>
-      </w:r>
-      <w:r>
-        <w:rPr>
-          <w:rFonts w:ascii="Times New Roman" w:hAnsi="Times New Roman" w:cs="Times New Roman" w:eastAsia="Times New Roman"/>
-          <w:b w:val="0"/>
-          <w:i w:val="0"/>
-          <w:color w:val="000000"/>
-          <w:sz w:val="28"/>
-        </w:rPr>
-        <w:t xml:space="preserve"> содержит фамилию, имя, отчество, должность, гражданство, организацию и компанию, а если у человека есть действующий пропуск - дату, до которой он действует, и разрешённое время прохода. Организация и компания здесь берутся из действующей заявки, поэтому они могут отличаться от тех, что указаны в строке списка.</w:t>
-      </w:r>
-    </w:p>
-    <w:p>
-      <w:r>
-        <w:rPr>
-          <w:rFonts w:ascii="Times New Roman" w:hAnsi="Times New Roman" w:cs="Times New Roman" w:eastAsia="Times New Roman"/>
-          <w:b w:val="0"/>
-          <w:i w:val="0"/>
-          <w:color w:val="000000"/>
-          <w:sz w:val="28"/>
-        </w:rPr>
-        <w:t xml:space="preserve">Кнопка </w:t>
-      </w:r>
-      <w:r>
-        <w:rPr>
-          <w:rFonts w:ascii="Times New Roman" w:hAnsi="Times New Roman" w:cs="Times New Roman" w:eastAsia="Times New Roman"/>
-          <w:b/>
-          <w:i w:val="0"/>
-          <w:color w:val="000000"/>
-          <w:sz w:val="28"/>
-        </w:rPr>
-        <w:t>«Открыть заявку»</w:t>
-      </w:r>
-      <w:r>
-        <w:rPr>
-          <w:rFonts w:ascii="Times New Roman" w:hAnsi="Times New Roman" w:cs="Times New Roman" w:eastAsia="Times New Roman"/>
-          <w:b w:val="0"/>
-          <w:i w:val="0"/>
-          <w:color w:val="000000"/>
-          <w:sz w:val="28"/>
-        </w:rPr>
-        <w:t xml:space="preserve"> в заголовке карточки переводит к заявке, по которой человек проходит сейчас. Она появляется, только когда такая заявка есть.</w:t>
-      </w:r>
-    </w:p>
-    <w:p>
-      <w:pPr>
-        <w:keepNext/>
-        <w:spacing w:before="120" w:after="40"/>
-        <w:ind w:firstLine="0"/>
-        <w:jc w:val="center"/>
-      </w:pPr>
-      <w:r>
-        <w:drawing>
-          <wp:inline xmlns:a="http://schemas.openxmlformats.org/drawingml/2006/main" xmlns:pic="http://schemas.openxmlformats.org/drawingml/2006/picture">
-            <wp:extent cx="3474719" cy="2676144"/>
+            <wp:extent cx="5940000" cy="4897894"/>
             <wp:docPr id="19" name="Picture 19"/>
             <wp:cNvGraphicFramePr>
               <a:graphicFrameLocks noChangeAspect="1"/>
@@ -8872,7 +9138,7 @@
               <a:graphicData uri="http://schemas.openxmlformats.org/drawingml/2006/picture">
                 <pic:pic>
                   <pic:nvPicPr>
-                    <pic:cNvPr id="0" name="employee-details-more.png"/>
+                    <pic:cNvPr id="0" name="employee-user-card-padded.png"/>
                     <pic:cNvPicPr/>
                   </pic:nvPicPr>
                   <pic:blipFill>
@@ -8884,7 +9150,7 @@
                   <pic:spPr>
                     <a:xfrm>
                       <a:off x="0" y="0"/>
-                      <a:ext cx="3474719" cy="2676144"/>
+                      <a:ext cx="5940000" cy="4897894"/>
                     </a:xfrm>
                     <a:prstGeom prst="rect"/>
                   </pic:spPr>
@@ -8910,37 +9176,19 @@
           <w:color w:val="000000"/>
           <w:sz w:val="24"/>
         </w:rPr>
-        <w:t>Рисунок 6.8 — Карточка сотрудника, документы, места прохода и состояние</w:t>
-      </w:r>
-    </w:p>
-    <w:p>
-      <w:r>
-        <w:rPr>
-          <w:rFonts w:ascii="Times New Roman" w:hAnsi="Times New Roman" w:cs="Times New Roman" w:eastAsia="Times New Roman"/>
-          <w:b w:val="0"/>
-          <w:i w:val="0"/>
-          <w:color w:val="000000"/>
-          <w:sz w:val="28"/>
-        </w:rPr>
-        <w:t>Ниже расположены:</w:t>
-      </w:r>
-    </w:p>
-    <w:p>
-      <w:pPr>
-        <w:spacing w:after="0" w:line="360" w:lineRule="auto"/>
-        <w:ind w:hanging="454" w:left="1134"/>
-        <w:jc w:val="both"/>
-      </w:pPr>
-      <w:r>
-        <w:rPr>
-          <w:rFonts w:ascii="Times New Roman" w:hAnsi="Times New Roman" w:cs="Times New Roman" w:eastAsia="Times New Roman"/>
-          <w:b w:val="0"/>
-          <w:i w:val="0"/>
-          <w:color w:val="000000"/>
-          <w:sz w:val="28"/>
-        </w:rPr>
-        <w:t>•</w:t>
-        <w:tab/>
+        <w:t>Рисунок 6.7 — Карточка сотрудника, основные сведения</w:t>
+      </w:r>
+    </w:p>
+    <w:p>
+      <w:r>
+        <w:rPr>
+          <w:rFonts w:ascii="Times New Roman" w:hAnsi="Times New Roman" w:cs="Times New Roman" w:eastAsia="Times New Roman"/>
+          <w:b w:val="0"/>
+          <w:i w:val="0"/>
+          <w:color w:val="000000"/>
+          <w:sz w:val="28"/>
+        </w:rPr>
+        <w:t xml:space="preserve">Раздел </w:t>
       </w:r>
       <w:r>
         <w:rPr>
@@ -8950,17 +9198,29 @@
           <w:color w:val="000000"/>
           <w:sz w:val="28"/>
         </w:rPr>
-        <w:t>«Документы»</w:t>
-      </w:r>
-      <w:r>
-        <w:rPr>
-          <w:rFonts w:ascii="Times New Roman" w:hAnsi="Times New Roman" w:cs="Times New Roman" w:eastAsia="Times New Roman"/>
-          <w:b w:val="0"/>
-          <w:i w:val="0"/>
-          <w:color w:val="000000"/>
-          <w:sz w:val="28"/>
-        </w:rPr>
-        <w:t xml:space="preserve"> (1) - серия и номер паспорта, номер патента, а если вместо патента выбрано иное разрешение на работы - и оно. Паспорт и патент закрыты: чтобы прочитать их, нажмите </w:t>
+        <w:t>«Основная информация»</w:t>
+      </w:r>
+      <w:r>
+        <w:rPr>
+          <w:rFonts w:ascii="Times New Roman" w:hAnsi="Times New Roman" w:cs="Times New Roman" w:eastAsia="Times New Roman"/>
+          <w:b w:val="0"/>
+          <w:i w:val="0"/>
+          <w:color w:val="000000"/>
+          <w:sz w:val="28"/>
+        </w:rPr>
+        <w:t xml:space="preserve"> содержит фамилию, имя, отчество, должность, гражданство, организацию и компанию, а если у человека есть действующий пропуск - дату, до которой он действует, и разрешённое время прохода. Организация и компания здесь берутся из действующей заявки, поэтому они могут отличаться от тех, что указаны в строке списка.</w:t>
+      </w:r>
+    </w:p>
+    <w:p>
+      <w:r>
+        <w:rPr>
+          <w:rFonts w:ascii="Times New Roman" w:hAnsi="Times New Roman" w:cs="Times New Roman" w:eastAsia="Times New Roman"/>
+          <w:b w:val="0"/>
+          <w:i w:val="0"/>
+          <w:color w:val="000000"/>
+          <w:sz w:val="28"/>
+        </w:rPr>
+        <w:t xml:space="preserve">Кнопка </w:t>
       </w:r>
       <w:r>
         <w:rPr>
@@ -8970,189 +9230,17 @@
           <w:color w:val="000000"/>
           <w:sz w:val="28"/>
         </w:rPr>
-        <w:t>«Показать»</w:t>
-      </w:r>
-      <w:r>
-        <w:rPr>
-          <w:rFonts w:ascii="Times New Roman" w:hAnsi="Times New Roman" w:cs="Times New Roman" w:eastAsia="Times New Roman"/>
-          <w:b w:val="0"/>
-          <w:i w:val="0"/>
-          <w:color w:val="000000"/>
-          <w:sz w:val="28"/>
-        </w:rPr>
-        <w:t xml:space="preserve"> рядом с полем;</w:t>
-      </w:r>
-    </w:p>
-    <w:p>
-      <w:pPr>
-        <w:spacing w:after="0" w:line="360" w:lineRule="auto"/>
-        <w:ind w:hanging="454" w:left="1134"/>
-        <w:jc w:val="both"/>
-      </w:pPr>
-      <w:r>
-        <w:rPr>
-          <w:rFonts w:ascii="Times New Roman" w:hAnsi="Times New Roman" w:cs="Times New Roman" w:eastAsia="Times New Roman"/>
-          <w:b w:val="0"/>
-          <w:i w:val="0"/>
-          <w:color w:val="000000"/>
-          <w:sz w:val="28"/>
-        </w:rPr>
-        <w:t>•</w:t>
-        <w:tab/>
-      </w:r>
-      <w:r>
-        <w:rPr>
-          <w:rFonts w:ascii="Times New Roman" w:hAnsi="Times New Roman" w:cs="Times New Roman" w:eastAsia="Times New Roman"/>
-          <w:b/>
-          <w:i w:val="0"/>
-          <w:color w:val="000000"/>
-          <w:sz w:val="28"/>
-        </w:rPr>
-        <w:t>«Места прохода»</w:t>
-      </w:r>
-      <w:r>
-        <w:rPr>
-          <w:rFonts w:ascii="Times New Roman" w:hAnsi="Times New Roman" w:cs="Times New Roman" w:eastAsia="Times New Roman"/>
-          <w:b w:val="0"/>
-          <w:i w:val="0"/>
-          <w:color w:val="000000"/>
-          <w:sz w:val="28"/>
-        </w:rPr>
-        <w:t xml:space="preserve"> (2) - посты, через которые человек проходит по действующей заявке. Если заявки нет, выводится «Места прохода не указаны»;</w:t>
-      </w:r>
-    </w:p>
-    <w:p>
-      <w:pPr>
-        <w:spacing w:after="0" w:line="360" w:lineRule="auto"/>
-        <w:ind w:hanging="454" w:left="1134"/>
-        <w:jc w:val="both"/>
-      </w:pPr>
-      <w:r>
-        <w:rPr>
-          <w:rFonts w:ascii="Times New Roman" w:hAnsi="Times New Roman" w:cs="Times New Roman" w:eastAsia="Times New Roman"/>
-          <w:b w:val="0"/>
-          <w:i w:val="0"/>
-          <w:color w:val="000000"/>
-          <w:sz w:val="28"/>
-        </w:rPr>
-        <w:t>•</w:t>
-        <w:tab/>
-      </w:r>
-      <w:r>
-        <w:rPr>
-          <w:rFonts w:ascii="Times New Roman" w:hAnsi="Times New Roman" w:cs="Times New Roman" w:eastAsia="Times New Roman"/>
-          <w:b/>
-          <w:i w:val="0"/>
-          <w:color w:val="000000"/>
-          <w:sz w:val="28"/>
-        </w:rPr>
-        <w:t>«Статус»</w:t>
-      </w:r>
-      <w:r>
-        <w:rPr>
-          <w:rFonts w:ascii="Times New Roman" w:hAnsi="Times New Roman" w:cs="Times New Roman" w:eastAsia="Times New Roman"/>
-          <w:b w:val="0"/>
-          <w:i w:val="0"/>
-          <w:color w:val="000000"/>
-          <w:sz w:val="28"/>
-        </w:rPr>
-        <w:t xml:space="preserve"> (3) - где человек находится по отметкам поста: «На территории», «Покинул территорию» или «Не входил».</w:t>
-      </w:r>
-    </w:p>
-    <w:p>
-      <w:r>
-        <w:rPr>
-          <w:rFonts w:ascii="Times New Roman" w:hAnsi="Times New Roman" w:cs="Times New Roman" w:eastAsia="Times New Roman"/>
-          <w:b w:val="0"/>
-          <w:i w:val="0"/>
-          <w:color w:val="000000"/>
-          <w:sz w:val="28"/>
-        </w:rPr>
-        <w:t>Карточка закрывается крестиком, нажатием вне окна или клавишей Esc.</w:t>
-      </w:r>
-    </w:p>
-    <w:p>
-      <w:pPr>
-        <w:pStyle w:val="Heading1"/>
-        <w:ind w:firstLine="0"/>
-      </w:pPr>
-      <w:r>
-        <w:rPr>
-          <w:rFonts w:ascii="Times New Roman" w:hAnsi="Times New Roman" w:cs="Times New Roman" w:eastAsia="Times New Roman"/>
-          <w:b/>
-          <w:i w:val="0"/>
-          <w:color w:val="000000"/>
-          <w:sz w:val="32"/>
-        </w:rPr>
-        <w:t>7. Автомобили</w:t>
-      </w:r>
-    </w:p>
-    <w:p>
-      <w:pPr>
-        <w:pStyle w:val="Heading2"/>
-        <w:ind w:firstLine="0"/>
-      </w:pPr>
-      <w:r>
-        <w:rPr>
-          <w:rFonts w:ascii="Times New Roman" w:hAnsi="Times New Roman" w:cs="Times New Roman" w:eastAsia="Times New Roman"/>
-          <w:b/>
-          <w:i w:val="0"/>
-          <w:color w:val="000000"/>
-          <w:sz w:val="28"/>
-        </w:rPr>
-        <w:t>7.1. Что это за список</w:t>
-      </w:r>
-    </w:p>
-    <w:p>
-      <w:r>
-        <w:rPr>
-          <w:rFonts w:ascii="Times New Roman" w:hAnsi="Times New Roman" w:cs="Times New Roman" w:eastAsia="Times New Roman"/>
-          <w:b w:val="0"/>
-          <w:i w:val="0"/>
-          <w:color w:val="000000"/>
-          <w:sz w:val="28"/>
-        </w:rPr>
-        <w:t xml:space="preserve">Раздел </w:t>
-      </w:r>
-      <w:r>
-        <w:rPr>
-          <w:rFonts w:ascii="Times New Roman" w:hAnsi="Times New Roman" w:cs="Times New Roman" w:eastAsia="Times New Roman"/>
-          <w:b/>
-          <w:i w:val="0"/>
-          <w:color w:val="000000"/>
-          <w:sz w:val="28"/>
-        </w:rPr>
-        <w:t>«Автомобили»</w:t>
-      </w:r>
-      <w:r>
-        <w:rPr>
-          <w:rFonts w:ascii="Times New Roman" w:hAnsi="Times New Roman" w:cs="Times New Roman" w:eastAsia="Times New Roman"/>
-          <w:b w:val="0"/>
-          <w:i w:val="0"/>
-          <w:color w:val="000000"/>
-          <w:sz w:val="28"/>
-        </w:rPr>
-        <w:t xml:space="preserve"> устроен так же, как «Сотрудники», и служит той же цели: хранит транспорт, который вы проводите на территорию, чтобы не вводить номер и марку в каждой заявке заново. Пополняется он тем же порядком: при подаче заявки система предлагает сохранить машины, которых в списке ещё нет, а кнопка </w:t>
-      </w:r>
-      <w:r>
-        <w:rPr>
-          <w:rFonts w:ascii="Times New Roman" w:hAnsi="Times New Roman" w:cs="Times New Roman" w:eastAsia="Times New Roman"/>
-          <w:b/>
-          <w:i w:val="0"/>
-          <w:color w:val="000000"/>
-          <w:sz w:val="28"/>
-        </w:rPr>
-        <w:t>«Добавить»</w:t>
-      </w:r>
-      <w:r>
-        <w:rPr>
-          <w:rFonts w:ascii="Times New Roman" w:hAnsi="Times New Roman" w:cs="Times New Roman" w:eastAsia="Times New Roman"/>
-          <w:b w:val="0"/>
-          <w:i w:val="0"/>
-          <w:color w:val="000000"/>
-          <w:sz w:val="28"/>
-        </w:rPr>
-        <w:t xml:space="preserve"> заводит машину заранее.</w:t>
+        <w:t>«Открыть заявку»</w:t>
+      </w:r>
+      <w:r>
+        <w:rPr>
+          <w:rFonts w:ascii="Times New Roman" w:hAnsi="Times New Roman" w:cs="Times New Roman" w:eastAsia="Times New Roman"/>
+          <w:b w:val="0"/>
+          <w:i w:val="0"/>
+          <w:color w:val="000000"/>
+          <w:sz w:val="28"/>
+        </w:rPr>
+        <w:t xml:space="preserve"> в заголовке карточки переводит к заявке, по которой человек проходит сейчас. Она появляется, только когда такая заявка есть.</w:t>
       </w:r>
     </w:p>
     <w:p>
@@ -9165,8 +9253,506 @@
       <w:r>
         <w:drawing>
           <wp:inline xmlns:a="http://schemas.openxmlformats.org/drawingml/2006/main" xmlns:pic="http://schemas.openxmlformats.org/drawingml/2006/picture">
+            <wp:extent cx="5940000" cy="4897894"/>
+            <wp:docPr id="20" name="Picture 20"/>
+            <wp:cNvGraphicFramePr>
+              <a:graphicFrameLocks noChangeAspect="1"/>
+            </wp:cNvGraphicFramePr>
+            <a:graphic>
+              <a:graphicData uri="http://schemas.openxmlformats.org/drawingml/2006/picture">
+                <pic:pic>
+                  <pic:nvPicPr>
+                    <pic:cNvPr id="0" name="employee-user-card-lower-padded.png"/>
+                    <pic:cNvPicPr/>
+                  </pic:nvPicPr>
+                  <pic:blipFill>
+                    <a:blip r:embed="rId30"/>
+                    <a:stretch>
+                      <a:fillRect/>
+                    </a:stretch>
+                  </pic:blipFill>
+                  <pic:spPr>
+                    <a:xfrm>
+                      <a:off x="0" y="0"/>
+                      <a:ext cx="5940000" cy="4897894"/>
+                    </a:xfrm>
+                    <a:prstGeom prst="rect"/>
+                  </pic:spPr>
+                </pic:pic>
+              </a:graphicData>
+            </a:graphic>
+          </wp:inline>
+        </w:drawing>
+      </w:r>
+    </w:p>
+    <w:p>
+      <w:pPr>
+        <w:keepNext w:val="0"/>
+        <w:spacing w:line="240" w:lineRule="auto" w:before="40" w:after="200"/>
+        <w:ind w:firstLine="0"/>
+        <w:jc w:val="center"/>
+      </w:pPr>
+      <w:r>
+        <w:rPr>
+          <w:rFonts w:ascii="Times New Roman" w:hAnsi="Times New Roman" w:cs="Times New Roman" w:eastAsia="Times New Roman"/>
+          <w:b w:val="0"/>
+          <w:i/>
+          <w:color w:val="000000"/>
+          <w:sz w:val="24"/>
+        </w:rPr>
+        <w:t>Рисунок 6.8 — Карточка сотрудника, документы, места прохода и состояние</w:t>
+      </w:r>
+    </w:p>
+    <w:p>
+      <w:r>
+        <w:rPr>
+          <w:rFonts w:ascii="Times New Roman" w:hAnsi="Times New Roman" w:cs="Times New Roman" w:eastAsia="Times New Roman"/>
+          <w:b w:val="0"/>
+          <w:i w:val="0"/>
+          <w:color w:val="000000"/>
+          <w:sz w:val="28"/>
+        </w:rPr>
+        <w:t>Ниже расположены:</w:t>
+      </w:r>
+    </w:p>
+    <w:p>
+      <w:pPr>
+        <w:spacing w:after="0" w:line="360" w:lineRule="auto"/>
+        <w:ind w:hanging="454" w:left="1134"/>
+        <w:jc w:val="both"/>
+      </w:pPr>
+      <w:r>
+        <w:rPr>
+          <w:rFonts w:ascii="Times New Roman" w:hAnsi="Times New Roman" w:cs="Times New Roman" w:eastAsia="Times New Roman"/>
+          <w:b w:val="0"/>
+          <w:i w:val="0"/>
+          <w:color w:val="000000"/>
+          <w:sz w:val="28"/>
+        </w:rPr>
+        <w:t>•</w:t>
+        <w:tab/>
+      </w:r>
+      <w:r>
+        <w:rPr>
+          <w:rFonts w:ascii="Times New Roman" w:hAnsi="Times New Roman" w:cs="Times New Roman" w:eastAsia="Times New Roman"/>
+          <w:b/>
+          <w:i w:val="0"/>
+          <w:color w:val="000000"/>
+          <w:sz w:val="28"/>
+        </w:rPr>
+        <w:t>«Документы»</w:t>
+      </w:r>
+      <w:r>
+        <w:rPr>
+          <w:rFonts w:ascii="Times New Roman" w:hAnsi="Times New Roman" w:cs="Times New Roman" w:eastAsia="Times New Roman"/>
+          <w:b w:val="0"/>
+          <w:i w:val="0"/>
+          <w:color w:val="000000"/>
+          <w:sz w:val="28"/>
+        </w:rPr>
+        <w:t xml:space="preserve"> - серия и номер паспорта, номер патента, а если вместо патента выбрано иное разрешение на работы - и оно. Паспорт и патент закрыты: чтобы прочитать их, нажмите </w:t>
+      </w:r>
+      <w:r>
+        <w:rPr>
+          <w:rFonts w:ascii="Times New Roman" w:hAnsi="Times New Roman" w:cs="Times New Roman" w:eastAsia="Times New Roman"/>
+          <w:b/>
+          <w:i w:val="0"/>
+          <w:color w:val="000000"/>
+          <w:sz w:val="28"/>
+        </w:rPr>
+        <w:t>«Показать»</w:t>
+      </w:r>
+      <w:r>
+        <w:rPr>
+          <w:rFonts w:ascii="Times New Roman" w:hAnsi="Times New Roman" w:cs="Times New Roman" w:eastAsia="Times New Roman"/>
+          <w:b w:val="0"/>
+          <w:i w:val="0"/>
+          <w:color w:val="000000"/>
+          <w:sz w:val="28"/>
+        </w:rPr>
+        <w:t xml:space="preserve"> рядом с полем;</w:t>
+      </w:r>
+    </w:p>
+    <w:p>
+      <w:pPr>
+        <w:spacing w:after="0" w:line="360" w:lineRule="auto"/>
+        <w:ind w:hanging="454" w:left="1134"/>
+        <w:jc w:val="both"/>
+      </w:pPr>
+      <w:r>
+        <w:rPr>
+          <w:rFonts w:ascii="Times New Roman" w:hAnsi="Times New Roman" w:cs="Times New Roman" w:eastAsia="Times New Roman"/>
+          <w:b w:val="0"/>
+          <w:i w:val="0"/>
+          <w:color w:val="000000"/>
+          <w:sz w:val="28"/>
+        </w:rPr>
+        <w:t>•</w:t>
+        <w:tab/>
+      </w:r>
+      <w:r>
+        <w:rPr>
+          <w:rFonts w:ascii="Times New Roman" w:hAnsi="Times New Roman" w:cs="Times New Roman" w:eastAsia="Times New Roman"/>
+          <w:b/>
+          <w:i w:val="0"/>
+          <w:color w:val="000000"/>
+          <w:sz w:val="28"/>
+        </w:rPr>
+        <w:t>«Места прохода»</w:t>
+      </w:r>
+      <w:r>
+        <w:rPr>
+          <w:rFonts w:ascii="Times New Roman" w:hAnsi="Times New Roman" w:cs="Times New Roman" w:eastAsia="Times New Roman"/>
+          <w:b w:val="0"/>
+          <w:i w:val="0"/>
+          <w:color w:val="000000"/>
+          <w:sz w:val="28"/>
+        </w:rPr>
+        <w:t xml:space="preserve"> - посты, через которые человек проходит по действующей заявке. Если заявки нет, выводится «Места прохода не указаны»;</w:t>
+      </w:r>
+    </w:p>
+    <w:p>
+      <w:pPr>
+        <w:spacing w:after="0" w:line="360" w:lineRule="auto"/>
+        <w:ind w:hanging="454" w:left="1134"/>
+        <w:jc w:val="both"/>
+      </w:pPr>
+      <w:r>
+        <w:rPr>
+          <w:rFonts w:ascii="Times New Roman" w:hAnsi="Times New Roman" w:cs="Times New Roman" w:eastAsia="Times New Roman"/>
+          <w:b w:val="0"/>
+          <w:i w:val="0"/>
+          <w:color w:val="000000"/>
+          <w:sz w:val="28"/>
+        </w:rPr>
+        <w:t>•</w:t>
+        <w:tab/>
+      </w:r>
+      <w:r>
+        <w:rPr>
+          <w:rFonts w:ascii="Times New Roman" w:hAnsi="Times New Roman" w:cs="Times New Roman" w:eastAsia="Times New Roman"/>
+          <w:b/>
+          <w:i w:val="0"/>
+          <w:color w:val="000000"/>
+          <w:sz w:val="28"/>
+        </w:rPr>
+        <w:t>«Статус»</w:t>
+      </w:r>
+      <w:r>
+        <w:rPr>
+          <w:rFonts w:ascii="Times New Roman" w:hAnsi="Times New Roman" w:cs="Times New Roman" w:eastAsia="Times New Roman"/>
+          <w:b w:val="0"/>
+          <w:i w:val="0"/>
+          <w:color w:val="000000"/>
+          <w:sz w:val="28"/>
+        </w:rPr>
+        <w:t xml:space="preserve"> - где человек находится по отметкам поста: «На территории», «Покинул территорию» или «Не входил».</w:t>
+      </w:r>
+    </w:p>
+    <w:p>
+      <w:r>
+        <w:rPr>
+          <w:rFonts w:ascii="Times New Roman" w:hAnsi="Times New Roman" w:cs="Times New Roman" w:eastAsia="Times New Roman"/>
+          <w:b w:val="0"/>
+          <w:i w:val="0"/>
+          <w:color w:val="000000"/>
+          <w:sz w:val="28"/>
+        </w:rPr>
+        <w:t>Карточка закрывается крестиком, нажатием вне окна или клавишей Esc.</w:t>
+      </w:r>
+    </w:p>
+    <w:p>
+      <w:pPr>
+        <w:pStyle w:val="Heading2"/>
+        <w:ind w:firstLine="0"/>
+      </w:pPr>
+      <w:r>
+        <w:rPr>
+          <w:rFonts w:ascii="Times New Roman" w:hAnsi="Times New Roman" w:cs="Times New Roman" w:eastAsia="Times New Roman"/>
+          <w:b/>
+          <w:i w:val="0"/>
+          <w:color w:val="000000"/>
+          <w:sz w:val="28"/>
+        </w:rPr>
+        <w:t>6.9. Срок отдельного человека и привязка к заявке</w:t>
+      </w:r>
+    </w:p>
+    <w:p>
+      <w:r>
+        <w:rPr>
+          <w:rFonts w:ascii="Times New Roman" w:hAnsi="Times New Roman" w:cs="Times New Roman" w:eastAsia="Times New Roman"/>
+          <w:b w:val="0"/>
+          <w:i w:val="0"/>
+          <w:color w:val="000000"/>
+          <w:sz w:val="28"/>
+        </w:rPr>
+        <w:t>Эти действия доступны только при выданных правах и наличии действующей записи. Возможность просматривать карточку сама по себе не разрешает менять срок.</w:t>
+      </w:r>
+    </w:p>
+    <w:p>
+      <w:r>
+        <w:rPr>
+          <w:rFonts w:ascii="Times New Roman" w:hAnsi="Times New Roman" w:cs="Times New Roman" w:eastAsia="Times New Roman"/>
+          <w:b w:val="0"/>
+          <w:i w:val="0"/>
+          <w:color w:val="000000"/>
+          <w:sz w:val="28"/>
+        </w:rPr>
+        <w:t>В карточке человека нажмите значок календаря «Изменить срок». В окне видно текущий срок и его источник. Выберите «Собственный срок», задайте даты и время по Москве, укажите причину и сохраните. В режиме «Срок вложения» индивидуальное значение снимается и применяется срок основания. Другие люди, машины и голоса согласующих не меняются. Изменение доступно для записи заявки в работе либо ручного основания; завершённую заявку так не продлевают.</w:t>
+      </w:r>
+    </w:p>
+    <w:p>
+      <w:r>
+        <w:rPr>
+          <w:rFonts w:ascii="Times New Roman" w:hAnsi="Times New Roman" w:cs="Times New Roman" w:eastAsia="Times New Roman"/>
+          <w:b w:val="0"/>
+          <w:i w:val="0"/>
+          <w:color w:val="000000"/>
+          <w:sz w:val="28"/>
+        </w:rPr>
+        <w:t>У ручной записи без заявки может быть действие «Привязать к заявке». Оно переносит только открытого человека, а не всех соседей ручного основания. Выберите согласованную заявку в работе и новое либо подходящее существующее вложение. Для бессрочной записи нужно явно выбрать источник срока или ввести даты вручную. Проверьте предварительный результат, введите причину и подтвердите. Если запись успел изменить другой оператор, обновите данные; не повторяйте старое действие вслепую.</w:t>
+      </w:r>
+    </w:p>
+    <w:p>
+      <w:r>
+        <w:rPr>
+          <w:rFonts w:ascii="Times New Roman" w:hAnsi="Times New Roman" w:cs="Times New Roman" w:eastAsia="Times New Roman"/>
+          <w:b w:val="0"/>
+          <w:i w:val="0"/>
+          <w:color w:val="000000"/>
+          <w:sz w:val="28"/>
+        </w:rPr>
+        <w:t>На рисунке показано соответствующее окно с учебными данными.</w:t>
+      </w:r>
+    </w:p>
+    <w:p>
+      <w:pPr>
+        <w:keepNext/>
+        <w:spacing w:before="120" w:after="40"/>
+        <w:ind w:firstLine="0"/>
+        <w:jc w:val="center"/>
+      </w:pPr>
+      <w:r>
+        <w:drawing>
+          <wp:inline xmlns:a="http://schemas.openxmlformats.org/drawingml/2006/main" xmlns:pic="http://schemas.openxmlformats.org/drawingml/2006/picture">
+            <wp:extent cx="5940000" cy="5176285"/>
+            <wp:docPr id="21" name="Picture 21"/>
+            <wp:cNvGraphicFramePr>
+              <a:graphicFrameLocks noChangeAspect="1"/>
+            </wp:cNvGraphicFramePr>
+            <a:graphic>
+              <a:graphicData uri="http://schemas.openxmlformats.org/drawingml/2006/picture">
+                <pic:pic>
+                  <pic:nvPicPr>
+                    <pic:cNvPr id="0" name="period-sample-padded.png"/>
+                    <pic:cNvPicPr/>
+                  </pic:nvPicPr>
+                  <pic:blipFill>
+                    <a:blip r:embed="rId31"/>
+                    <a:stretch>
+                      <a:fillRect/>
+                    </a:stretch>
+                  </pic:blipFill>
+                  <pic:spPr>
+                    <a:xfrm>
+                      <a:off x="0" y="0"/>
+                      <a:ext cx="5940000" cy="5176285"/>
+                    </a:xfrm>
+                    <a:prstGeom prst="rect"/>
+                  </pic:spPr>
+                </pic:pic>
+              </a:graphicData>
+            </a:graphic>
+          </wp:inline>
+        </w:drawing>
+      </w:r>
+    </w:p>
+    <w:p>
+      <w:pPr>
+        <w:keepNext w:val="0"/>
+        <w:spacing w:line="240" w:lineRule="auto" w:before="40" w:after="200"/>
+        <w:ind w:firstLine="0"/>
+        <w:jc w:val="center"/>
+      </w:pPr>
+      <w:r>
+        <w:rPr>
+          <w:rFonts w:ascii="Times New Roman" w:hAnsi="Times New Roman" w:cs="Times New Roman" w:eastAsia="Times New Roman"/>
+          <w:b w:val="0"/>
+          <w:i/>
+          <w:color w:val="000000"/>
+          <w:sz w:val="24"/>
+        </w:rPr>
+        <w:t>Рисунок 6.9 — Индивидуальный срок человека</w:t>
+      </w:r>
+    </w:p>
+    <w:p>
+      <w:r>
+        <w:rPr>
+          <w:rFonts w:ascii="Times New Roman" w:hAnsi="Times New Roman" w:cs="Times New Roman" w:eastAsia="Times New Roman"/>
+          <w:b w:val="0"/>
+          <w:i w:val="0"/>
+          <w:color w:val="000000"/>
+          <w:sz w:val="28"/>
+        </w:rPr>
+        <w:t>На рисунке показано соответствующее окно с учебными данными.</w:t>
+      </w:r>
+    </w:p>
+    <w:p>
+      <w:pPr>
+        <w:keepNext/>
+        <w:spacing w:before="120" w:after="40"/>
+        <w:ind w:firstLine="0"/>
+        <w:jc w:val="center"/>
+      </w:pPr>
+      <w:r>
+        <w:drawing>
+          <wp:inline xmlns:a="http://schemas.openxmlformats.org/drawingml/2006/main" xmlns:pic="http://schemas.openxmlformats.org/drawingml/2006/picture">
+            <wp:extent cx="5929411" cy="7200000"/>
+            <wp:docPr id="22" name="Picture 22"/>
+            <wp:cNvGraphicFramePr>
+              <a:graphicFrameLocks noChangeAspect="1"/>
+            </wp:cNvGraphicFramePr>
+            <a:graphic>
+              <a:graphicData uri="http://schemas.openxmlformats.org/drawingml/2006/picture">
+                <pic:pic>
+                  <pic:nvPicPr>
+                    <pic:cNvPr id="0" name="manual-attach-padded.png"/>
+                    <pic:cNvPicPr/>
+                  </pic:nvPicPr>
+                  <pic:blipFill>
+                    <a:blip r:embed="rId32"/>
+                    <a:stretch>
+                      <a:fillRect/>
+                    </a:stretch>
+                  </pic:blipFill>
+                  <pic:spPr>
+                    <a:xfrm>
+                      <a:off x="0" y="0"/>
+                      <a:ext cx="5929411" cy="7200000"/>
+                    </a:xfrm>
+                    <a:prstGeom prst="rect"/>
+                  </pic:spPr>
+                </pic:pic>
+              </a:graphicData>
+            </a:graphic>
+          </wp:inline>
+        </w:drawing>
+      </w:r>
+    </w:p>
+    <w:p>
+      <w:pPr>
+        <w:keepNext w:val="0"/>
+        <w:spacing w:line="240" w:lineRule="auto" w:before="40" w:after="200"/>
+        <w:ind w:firstLine="0"/>
+        <w:jc w:val="center"/>
+      </w:pPr>
+      <w:r>
+        <w:rPr>
+          <w:rFonts w:ascii="Times New Roman" w:hAnsi="Times New Roman" w:cs="Times New Roman" w:eastAsia="Times New Roman"/>
+          <w:b w:val="0"/>
+          <w:i/>
+          <w:color w:val="000000"/>
+          <w:sz w:val="24"/>
+        </w:rPr>
+        <w:t>Рисунок 6.10 — Привязка ручной записи к заявке</w:t>
+      </w:r>
+    </w:p>
+    <w:p>
+      <w:pPr>
+        <w:pStyle w:val="Heading1"/>
+        <w:ind w:firstLine="0"/>
+      </w:pPr>
+      <w:r>
+        <w:rPr>
+          <w:rFonts w:ascii="Times New Roman" w:hAnsi="Times New Roman" w:cs="Times New Roman" w:eastAsia="Times New Roman"/>
+          <w:b/>
+          <w:i w:val="0"/>
+          <w:color w:val="000000"/>
+          <w:sz w:val="32"/>
+        </w:rPr>
+        <w:t>7. Автомобили</w:t>
+      </w:r>
+    </w:p>
+    <w:p>
+      <w:pPr>
+        <w:pStyle w:val="Heading2"/>
+        <w:ind w:firstLine="0"/>
+      </w:pPr>
+      <w:r>
+        <w:rPr>
+          <w:rFonts w:ascii="Times New Roman" w:hAnsi="Times New Roman" w:cs="Times New Roman" w:eastAsia="Times New Roman"/>
+          <w:b/>
+          <w:i w:val="0"/>
+          <w:color w:val="000000"/>
+          <w:sz w:val="28"/>
+        </w:rPr>
+        <w:t>7.1. Что это за список</w:t>
+      </w:r>
+    </w:p>
+    <w:p>
+      <w:r>
+        <w:rPr>
+          <w:rFonts w:ascii="Times New Roman" w:hAnsi="Times New Roman" w:cs="Times New Roman" w:eastAsia="Times New Roman"/>
+          <w:b w:val="0"/>
+          <w:i w:val="0"/>
+          <w:color w:val="000000"/>
+          <w:sz w:val="28"/>
+        </w:rPr>
+        <w:t xml:space="preserve">Раздел </w:t>
+      </w:r>
+      <w:r>
+        <w:rPr>
+          <w:rFonts w:ascii="Times New Roman" w:hAnsi="Times New Roman" w:cs="Times New Roman" w:eastAsia="Times New Roman"/>
+          <w:b/>
+          <w:i w:val="0"/>
+          <w:color w:val="000000"/>
+          <w:sz w:val="28"/>
+        </w:rPr>
+        <w:t>«Автомобили»</w:t>
+      </w:r>
+      <w:r>
+        <w:rPr>
+          <w:rFonts w:ascii="Times New Roman" w:hAnsi="Times New Roman" w:cs="Times New Roman" w:eastAsia="Times New Roman"/>
+          <w:b w:val="0"/>
+          <w:i w:val="0"/>
+          <w:color w:val="000000"/>
+          <w:sz w:val="28"/>
+        </w:rPr>
+        <w:t xml:space="preserve"> устроен так же, как «Сотрудники», и служит той же цели: хранит транспорт, который вы проводите на территорию, чтобы не вводить номер и марку в каждой заявке заново. Пополняется он тем же порядком: при подаче заявки система предлагает сохранить машины, которых в списке ещё нет, а кнопка </w:t>
+      </w:r>
+      <w:r>
+        <w:rPr>
+          <w:rFonts w:ascii="Times New Roman" w:hAnsi="Times New Roman" w:cs="Times New Roman" w:eastAsia="Times New Roman"/>
+          <w:b/>
+          <w:i w:val="0"/>
+          <w:color w:val="000000"/>
+          <w:sz w:val="28"/>
+        </w:rPr>
+        <w:t>«Добавить»</w:t>
+      </w:r>
+      <w:r>
+        <w:rPr>
+          <w:rFonts w:ascii="Times New Roman" w:hAnsi="Times New Roman" w:cs="Times New Roman" w:eastAsia="Times New Roman"/>
+          <w:b w:val="0"/>
+          <w:i w:val="0"/>
+          <w:color w:val="000000"/>
+          <w:sz w:val="28"/>
+        </w:rPr>
+        <w:t xml:space="preserve"> заводит машину заранее.</w:t>
+      </w:r>
+    </w:p>
+    <w:p>
+      <w:pPr>
+        <w:keepNext/>
+        <w:spacing w:before="120" w:after="40"/>
+        <w:ind w:firstLine="0"/>
+        <w:jc w:val="center"/>
+      </w:pPr>
+      <w:r>
+        <w:drawing>
+          <wp:inline xmlns:a="http://schemas.openxmlformats.org/drawingml/2006/main" xmlns:pic="http://schemas.openxmlformats.org/drawingml/2006/picture">
             <wp:extent cx="5940000" cy="3883846"/>
-            <wp:docPr id="20" name="Picture 20"/>
+            <wp:docPr id="23" name="Picture 23"/>
             <wp:cNvGraphicFramePr>
               <a:graphicFrameLocks noChangeAspect="1"/>
             </wp:cNvGraphicFramePr>
@@ -9178,7 +9764,7 @@
                     <pic:cNvPicPr/>
                   </pic:nvPicPr>
                   <pic:blipFill>
-                    <a:blip r:embed="rId30"/>
+                    <a:blip r:embed="rId33"/>
                     <a:stretch>
                       <a:fillRect/>
                     </a:stretch>
@@ -9397,8 +9983,8 @@
       <w:r>
         <w:drawing>
           <wp:inline xmlns:a="http://schemas.openxmlformats.org/drawingml/2006/main" xmlns:pic="http://schemas.openxmlformats.org/drawingml/2006/picture">
-            <wp:extent cx="3535680" cy="3169920"/>
-            <wp:docPr id="21" name="Picture 21"/>
+            <wp:extent cx="5940000" cy="4969038"/>
+            <wp:docPr id="24" name="Picture 24"/>
             <wp:cNvGraphicFramePr>
               <a:graphicFrameLocks noChangeAspect="1"/>
             </wp:cNvGraphicFramePr>
@@ -9406,11 +9992,11 @@
               <a:graphicData uri="http://schemas.openxmlformats.org/drawingml/2006/picture">
                 <pic:pic>
                   <pic:nvPicPr>
-                    <pic:cNvPr id="0" name="car-add.png"/>
+                    <pic:cNvPr id="0" name="car-form-padded.png"/>
                     <pic:cNvPicPr/>
                   </pic:nvPicPr>
                   <pic:blipFill>
-                    <a:blip r:embed="rId31"/>
+                    <a:blip r:embed="rId34"/>
                     <a:stretch>
                       <a:fillRect/>
                     </a:stretch>
@@ -9418,7 +10004,7 @@
                   <pic:spPr>
                     <a:xfrm>
                       <a:off x="0" y="0"/>
-                      <a:ext cx="3535680" cy="3169920"/>
+                      <a:ext cx="5940000" cy="4969038"/>
                     </a:xfrm>
                     <a:prstGeom prst="rect"/>
                   </pic:spPr>
@@ -9466,7 +10052,7 @@
           <w:color w:val="000000"/>
           <w:sz w:val="28"/>
         </w:rPr>
-        <w:t xml:space="preserve"> (1) - страна, по правилам которой записан государственный регистрационный знак. Форматы ведёт бюро пропусков; один из них выбран заранее.</w:t>
+        <w:t xml:space="preserve"> - страна, по правилам которой записан государственный регистрационный знак. Форматы ведёт бюро пропусков; один из них выбран заранее.</w:t>
       </w:r>
     </w:p>
     <w:p>
@@ -9488,7 +10074,7 @@
           <w:color w:val="000000"/>
           <w:sz w:val="28"/>
         </w:rPr>
-        <w:t xml:space="preserve"> (2) вводится по частям: сколько клеток у выбранного формата, столько частей и будет. Для российского номера это буква, три цифры, две буквы и код региона. Длина каждой части ограничена, лишние знаки не вводятся.</w:t>
+        <w:t xml:space="preserve"> вводится по частям: сколько клеток у выбранного формата, столько частей и будет. Для российского номера это буква, три цифры, две буквы и код региона. Длина каждой части ограничена, лишние знаки не вводятся.</w:t>
       </w:r>
     </w:p>
     <w:p>
@@ -9510,7 +10096,7 @@
           <w:color w:val="000000"/>
           <w:sz w:val="28"/>
         </w:rPr>
-        <w:t xml:space="preserve"> (3) выбирается из справочника марок.</w:t>
+        <w:t xml:space="preserve"> выбирается из справочника марок.</w:t>
       </w:r>
     </w:p>
     <w:p>
@@ -9524,7 +10110,7 @@
         <w:drawing>
           <wp:inline xmlns:a="http://schemas.openxmlformats.org/drawingml/2006/main" xmlns:pic="http://schemas.openxmlformats.org/drawingml/2006/picture">
             <wp:extent cx="2243328" cy="1938528"/>
-            <wp:docPr id="22" name="Picture 22"/>
+            <wp:docPr id="25" name="Picture 25"/>
             <wp:cNvGraphicFramePr>
               <a:graphicFrameLocks noChangeAspect="1"/>
             </wp:cNvGraphicFramePr>
@@ -9536,7 +10122,7 @@
                     <pic:cNvPicPr/>
                   </pic:nvPicPr>
                   <pic:blipFill>
-                    <a:blip r:embed="rId32"/>
+                    <a:blip r:embed="rId35"/>
                     <a:stretch>
                       <a:fillRect/>
                     </a:stretch>
@@ -9646,7 +10232,7 @@
           <w:color w:val="000000"/>
           <w:sz w:val="28"/>
         </w:rPr>
-        <w:t xml:space="preserve"> (4).</w:t>
+        <w:t>.</w:t>
       </w:r>
     </w:p>
     <w:p>
@@ -9709,7 +10295,7 @@
                 <w:color w:val="000000"/>
                 <w:sz w:val="26"/>
               </w:rPr>
-              <w:t xml:space="preserve">Сочетание номера и марки не повторяется. И когда такая машина уже есть у вас, и когда её завёл кто-то из коллег по организации или компании, система отвечает одинаково - </w:t>
+              <w:t xml:space="preserve">Сочетание номера и марки не повторяется. Сообщение называет, где нашлась машина: </w:t>
             </w:r>
             <w:r>
               <w:rPr>
@@ -9729,7 +10315,47 @@
                 <w:color w:val="000000"/>
                 <w:sz w:val="26"/>
               </w:rPr>
-              <w:t>. Поэтому, увидев это сообщение, ищите машину поиском: если в области «Мои машины» её нет, посмотрите в областях организации и компании - оттуда её тоже можно выбрать в заявку.</w:t>
+              <w:t xml:space="preserve">, если она заведена вами, либо </w:t>
+            </w:r>
+            <w:r>
+              <w:rPr>
+                <w:rFonts w:ascii="Times New Roman" w:hAnsi="Times New Roman" w:cs="Times New Roman" w:eastAsia="Times New Roman"/>
+                <w:b/>
+                <w:i w:val="0"/>
+                <w:color w:val="000000"/>
+                <w:sz w:val="26"/>
+              </w:rPr>
+              <w:t>«Автомобиль с этим номером и маркой уже существует в этой организации»</w:t>
+            </w:r>
+            <w:r>
+              <w:rPr>
+                <w:rFonts w:ascii="Times New Roman" w:hAnsi="Times New Roman" w:cs="Times New Roman" w:eastAsia="Times New Roman"/>
+                <w:b w:val="0"/>
+                <w:i w:val="0"/>
+                <w:color w:val="000000"/>
+                <w:sz w:val="26"/>
+              </w:rPr>
+              <w:t xml:space="preserve"> или </w:t>
+            </w:r>
+            <w:r>
+              <w:rPr>
+                <w:rFonts w:ascii="Times New Roman" w:hAnsi="Times New Roman" w:cs="Times New Roman" w:eastAsia="Times New Roman"/>
+                <w:b/>
+                <w:i w:val="0"/>
+                <w:color w:val="000000"/>
+                <w:sz w:val="26"/>
+              </w:rPr>
+              <w:t>«... в этой компании»</w:t>
+            </w:r>
+            <w:r>
+              <w:rPr>
+                <w:rFonts w:ascii="Times New Roman" w:hAnsi="Times New Roman" w:cs="Times New Roman" w:eastAsia="Times New Roman"/>
+                <w:b w:val="0"/>
+                <w:i w:val="0"/>
+                <w:color w:val="000000"/>
+                <w:sz w:val="26"/>
+              </w:rPr>
+              <w:t>, если её завёл кто-то из коллег. В последних двух случаях ищите машину в областях организации и компании - оттуда её тоже можно выбрать в заявку, заводить заново не нужно.</w:t>
             </w:r>
           </w:p>
         </w:tc>
@@ -9809,7 +10435,7 @@
         <w:drawing>
           <wp:inline xmlns:a="http://schemas.openxmlformats.org/drawingml/2006/main" xmlns:pic="http://schemas.openxmlformats.org/drawingml/2006/picture">
             <wp:extent cx="2316480" cy="1438656"/>
-            <wp:docPr id="23" name="Picture 23"/>
+            <wp:docPr id="26" name="Picture 26"/>
             <wp:cNvGraphicFramePr>
               <a:graphicFrameLocks noChangeAspect="1"/>
             </wp:cNvGraphicFramePr>
@@ -9821,7 +10447,7 @@
                     <pic:cNvPicPr/>
                   </pic:nvPicPr>
                   <pic:blipFill>
-                    <a:blip r:embed="rId33"/>
+                    <a:blip r:embed="rId36"/>
                     <a:stretch>
                       <a:fillRect/>
                     </a:stretch>
@@ -9956,7 +10582,7 @@
           <w:color w:val="000000"/>
           <w:sz w:val="28"/>
         </w:rPr>
-        <w:t>.</w:t>
+        <w:t>. Повтор проверяется и при изменении: номер с маркой, уже занятые другой вашей записью, система не примет.</w:t>
       </w:r>
     </w:p>
     <w:p>
@@ -9997,8 +10623,8 @@
       <w:r>
         <w:drawing>
           <wp:inline xmlns:a="http://schemas.openxmlformats.org/drawingml/2006/main" xmlns:pic="http://schemas.openxmlformats.org/drawingml/2006/picture">
-            <wp:extent cx="3474719" cy="2859023"/>
-            <wp:docPr id="24" name="Picture 24"/>
+            <wp:extent cx="5940000" cy="4897894"/>
+            <wp:docPr id="27" name="Picture 27"/>
             <wp:cNvGraphicFramePr>
               <a:graphicFrameLocks noChangeAspect="1"/>
             </wp:cNvGraphicFramePr>
@@ -10006,11 +10632,11 @@
               <a:graphicData uri="http://schemas.openxmlformats.org/drawingml/2006/picture">
                 <pic:pic>
                   <pic:nvPicPr>
-                    <pic:cNvPr id="0" name="car-details.png"/>
+                    <pic:cNvPr id="0" name="vehicle-user-card-padded.png"/>
                     <pic:cNvPicPr/>
                   </pic:nvPicPr>
                   <pic:blipFill>
-                    <a:blip r:embed="rId34"/>
+                    <a:blip r:embed="rId37"/>
                     <a:stretch>
                       <a:fillRect/>
                     </a:stretch>
@@ -10018,7 +10644,7 @@
                   <pic:spPr>
                     <a:xfrm>
                       <a:off x="0" y="0"/>
-                      <a:ext cx="3474719" cy="2859023"/>
+                      <a:ext cx="5940000" cy="4897894"/>
                     </a:xfrm>
                     <a:prstGeom prst="rect"/>
                   </pic:spPr>
@@ -10158,8 +10784,8 @@
       <w:r>
         <w:drawing>
           <wp:inline xmlns:a="http://schemas.openxmlformats.org/drawingml/2006/main" xmlns:pic="http://schemas.openxmlformats.org/drawingml/2006/picture">
-            <wp:extent cx="3474719" cy="2596896"/>
-            <wp:docPr id="25" name="Picture 25"/>
+            <wp:extent cx="5940000" cy="4897894"/>
+            <wp:docPr id="28" name="Picture 28"/>
             <wp:cNvGraphicFramePr>
               <a:graphicFrameLocks noChangeAspect="1"/>
             </wp:cNvGraphicFramePr>
@@ -10167,11 +10793,11 @@
               <a:graphicData uri="http://schemas.openxmlformats.org/drawingml/2006/picture">
                 <pic:pic>
                   <pic:nvPicPr>
-                    <pic:cNvPr id="0" name="car-details-more.png"/>
+                    <pic:cNvPr id="0" name="vehicle-user-card-lower-padded.png"/>
                     <pic:cNvPicPr/>
                   </pic:nvPicPr>
                   <pic:blipFill>
-                    <a:blip r:embed="rId35"/>
+                    <a:blip r:embed="rId38"/>
                     <a:stretch>
                       <a:fillRect/>
                     </a:stretch>
@@ -10179,7 +10805,7 @@
                   <pic:spPr>
                     <a:xfrm>
                       <a:off x="0" y="0"/>
-                      <a:ext cx="3474719" cy="2596896"/>
+                      <a:ext cx="5940000" cy="4897894"/>
                     </a:xfrm>
                     <a:prstGeom prst="rect"/>
                   </pic:spPr>
@@ -10255,7 +10881,7 @@
           <w:color w:val="000000"/>
           <w:sz w:val="28"/>
         </w:rPr>
-        <w:t xml:space="preserve"> (1) - площадки, к которым машина привязана действующей заявкой. Нажатие на площадку открывает окно с её описанием, режимом работы и местоположением, а если задана ссылка на карту - и переход к ней;</w:t>
+        <w:t xml:space="preserve"> - площадки, к которым машина привязана действующей заявкой. Нажатие на площадку открывает окно с её описанием, режимом работы и местоположением, а если задана ссылка на карту - и переход к ней;</w:t>
       </w:r>
     </w:p>
     <w:p>
@@ -10293,7 +10919,7 @@
           <w:color w:val="000000"/>
           <w:sz w:val="28"/>
         </w:rPr>
-        <w:t xml:space="preserve"> (2) - посты, через которые машина проезжает. В списке автомобилей этот раздел не заполняется, поэтому обычно выводится «Проезд не указан»; посты видны в самой заявке;</w:t>
+        <w:t xml:space="preserve"> - посты, через которые машина проезжает. В списке автомобилей этот раздел не заполняется, поэтому обычно выводится «Проезд не указан»; посты видны в самой заявке;</w:t>
       </w:r>
     </w:p>
     <w:p>
@@ -10331,7 +10957,7 @@
           <w:color w:val="000000"/>
           <w:sz w:val="28"/>
         </w:rPr>
-        <w:t xml:space="preserve"> (3) - где машина находится по отметкам поста: «На территории», «Выехал» или «Не въезжал».</w:t>
+        <w:t xml:space="preserve"> - где машина находится по отметкам поста: «На территории», «Выехал» или «Не въезжал».</w:t>
       </w:r>
     </w:p>
     <w:p>
@@ -10344,6 +10970,46 @@
           <w:sz w:val="28"/>
         </w:rPr>
         <w:t>Карточка закрывается крестиком, нажатием вне окна или клавишей Esc.</w:t>
+      </w:r>
+    </w:p>
+    <w:p>
+      <w:pPr>
+        <w:pStyle w:val="Heading2"/>
+        <w:ind w:firstLine="0"/>
+      </w:pPr>
+      <w:r>
+        <w:rPr>
+          <w:rFonts w:ascii="Times New Roman" w:hAnsi="Times New Roman" w:cs="Times New Roman" w:eastAsia="Times New Roman"/>
+          <w:b/>
+          <w:i w:val="0"/>
+          <w:color w:val="000000"/>
+          <w:sz w:val="28"/>
+        </w:rPr>
+        <w:t>7.5. Срок отдельной машины и привязка</w:t>
+      </w:r>
+    </w:p>
+    <w:p>
+      <w:r>
+        <w:rPr>
+          <w:rFonts w:ascii="Times New Roman" w:hAnsi="Times New Roman" w:cs="Times New Roman" w:eastAsia="Times New Roman"/>
+          <w:b w:val="0"/>
+          <w:i w:val="0"/>
+          <w:color w:val="000000"/>
+          <w:sz w:val="28"/>
+        </w:rPr>
+        <w:t>При соответствующих правах из карточки машины доступны «Изменить срок» и, для ручной записи, «Привязать к заявке». Порядок выбора дат и причины такой же, как у человека (подраздел 6.9). Изменяется только выбранная машина.</w:t>
+      </w:r>
+    </w:p>
+    <w:p>
+      <w:r>
+        <w:rPr>
+          <w:rFonts w:ascii="Times New Roman" w:hAnsi="Times New Roman" w:cs="Times New Roman" w:eastAsia="Times New Roman"/>
+          <w:b w:val="0"/>
+          <w:i w:val="0"/>
+          <w:color w:val="000000"/>
+          <w:sz w:val="28"/>
+        </w:rPr>
+        <w:t>При привязке к существующему вложению машина получает общие места этого вложения. Собственные дополнительные признаки ручной машины сохраняются отдельно; если своего значения нет, применяется значение основания. Перед подтверждением проверьте показанные итоговые параметры. Не считайте совпадение номера разрешением менять любую найденную запись.</w:t>
       </w:r>
     </w:p>
     <w:p>
@@ -10452,8 +11118,8 @@
       <w:r>
         <w:drawing>
           <wp:inline xmlns:a="http://schemas.openxmlformats.org/drawingml/2006/main" xmlns:pic="http://schemas.openxmlformats.org/drawingml/2006/picture">
-            <wp:extent cx="5940000" cy="3883846"/>
-            <wp:docPr id="26" name="Picture 26"/>
+            <wp:extent cx="5940000" cy="4154287"/>
+            <wp:docPr id="29" name="Picture 29"/>
             <wp:cNvGraphicFramePr>
               <a:graphicFrameLocks noChangeAspect="1"/>
             </wp:cNvGraphicFramePr>
@@ -10461,11 +11127,11 @@
               <a:graphicData uri="http://schemas.openxmlformats.org/drawingml/2006/picture">
                 <pic:pic>
                   <pic:nvPicPr>
-                    <pic:cNvPr id="0" name="createapp-overview.png"/>
+                    <pic:cNvPr id="0" name="createapp-overview-padded.png"/>
                     <pic:cNvPicPr/>
                   </pic:nvPicPr>
                   <pic:blipFill>
-                    <a:blip r:embed="rId36"/>
+                    <a:blip r:embed="rId39"/>
                     <a:stretch>
                       <a:fillRect/>
                     </a:stretch>
@@ -10473,7 +11139,7 @@
                   <pic:spPr>
                     <a:xfrm>
                       <a:off x="0" y="0"/>
-                      <a:ext cx="5940000" cy="3883846"/>
+                      <a:ext cx="5940000" cy="4154287"/>
                     </a:xfrm>
                     <a:prstGeom prst="rect"/>
                   </pic:spPr>
@@ -10559,7 +11225,7 @@
           <w:color w:val="000000"/>
           <w:sz w:val="28"/>
         </w:rPr>
-        <w:t xml:space="preserve"> (1) - кто увидит заявку и чьё согласование потребуется;</w:t>
+        <w:t xml:space="preserve"> - кто увидит заявку и чьё согласование потребуется;</w:t>
       </w:r>
     </w:p>
     <w:p>
@@ -10587,7 +11253,7 @@
           <w:color w:val="000000"/>
           <w:sz w:val="28"/>
         </w:rPr>
-        <w:t>список вложений (2) - колонки по видам, в них добавляются бланки;</w:t>
+        <w:t>список вложений - колонки по видам, в них добавляются бланки;</w:t>
       </w:r>
     </w:p>
     <w:p>
@@ -10615,7 +11281,7 @@
           <w:color w:val="000000"/>
           <w:sz w:val="28"/>
         </w:rPr>
-        <w:t>сопроводительное письмо и файлы (3);</w:t>
+        <w:t>сопроводительное письмо и файлы;</w:t>
       </w:r>
     </w:p>
     <w:p>
@@ -10643,7 +11309,7 @@
           <w:color w:val="000000"/>
           <w:sz w:val="28"/>
         </w:rPr>
-        <w:t xml:space="preserve">согласие на обработку данных и кнопка </w:t>
+        <w:t xml:space="preserve">подтверждение правомерности сведений и кнопка </w:t>
       </w:r>
       <w:r>
         <w:rPr>
@@ -10663,7 +11329,7 @@
           <w:color w:val="000000"/>
           <w:sz w:val="28"/>
         </w:rPr>
-        <w:t xml:space="preserve"> (4);</w:t>
+        <w:t>;</w:t>
       </w:r>
     </w:p>
     <w:p>
@@ -10691,7 +11357,7 @@
           <w:color w:val="000000"/>
           <w:sz w:val="28"/>
         </w:rPr>
-        <w:t>реквизиты заявки (5) - организация, компания, инициатор и телефон;</w:t>
+        <w:t>реквизиты заявки - организация, компания, инициатор и телефон;</w:t>
       </w:r>
     </w:p>
     <w:p>
@@ -10719,7 +11385,7 @@
           <w:color w:val="000000"/>
           <w:sz w:val="28"/>
         </w:rPr>
-        <w:t>сроки действия и время пребывания (6);</w:t>
+        <w:t>сроки действия и время пребывания;</w:t>
       </w:r>
     </w:p>
     <w:p>
@@ -10747,7 +11413,7 @@
           <w:color w:val="000000"/>
           <w:sz w:val="28"/>
         </w:rPr>
-        <w:t>форма выбранного вложения и список введённых строк (7).</w:t>
+        <w:t>форма выбранного вложения и список введённых строк.</w:t>
       </w:r>
     </w:p>
     <w:p>
@@ -10890,7 +11556,7 @@
         <w:drawing>
           <wp:inline xmlns:a="http://schemas.openxmlformats.org/drawingml/2006/main" xmlns:pic="http://schemas.openxmlformats.org/drawingml/2006/picture">
             <wp:extent cx="3407663" cy="2444496"/>
-            <wp:docPr id="27" name="Picture 27"/>
+            <wp:docPr id="30" name="Picture 30"/>
             <wp:cNvGraphicFramePr>
               <a:graphicFrameLocks noChangeAspect="1"/>
             </wp:cNvGraphicFramePr>
@@ -10902,7 +11568,7 @@
                     <pic:cNvPicPr/>
                   </pic:nvPicPr>
                   <pic:blipFill>
-                    <a:blip r:embed="rId37"/>
+                    <a:blip r:embed="rId40"/>
                     <a:stretch>
                       <a:fillRect/>
                     </a:stretch>
@@ -11154,7 +11820,7 @@
         <w:drawing>
           <wp:inline xmlns:a="http://schemas.openxmlformats.org/drawingml/2006/main" xmlns:pic="http://schemas.openxmlformats.org/drawingml/2006/picture">
             <wp:extent cx="5940000" cy="1757630"/>
-            <wp:docPr id="28" name="Picture 28"/>
+            <wp:docPr id="31" name="Picture 31"/>
             <wp:cNvGraphicFramePr>
               <a:graphicFrameLocks noChangeAspect="1"/>
             </wp:cNvGraphicFramePr>
@@ -11166,7 +11832,7 @@
                     <pic:cNvPicPr/>
                   </pic:nvPicPr>
                   <pic:blipFill>
-                    <a:blip r:embed="rId38"/>
+                    <a:blip r:embed="rId41"/>
                     <a:stretch>
                       <a:fillRect/>
                     </a:stretch>
@@ -11676,7 +12342,7 @@
         <w:drawing>
           <wp:inline xmlns:a="http://schemas.openxmlformats.org/drawingml/2006/main" xmlns:pic="http://schemas.openxmlformats.org/drawingml/2006/picture">
             <wp:extent cx="4267200" cy="3718559"/>
-            <wp:docPr id="29" name="Picture 29"/>
+            <wp:docPr id="32" name="Picture 32"/>
             <wp:cNvGraphicFramePr>
               <a:graphicFrameLocks noChangeAspect="1"/>
             </wp:cNvGraphicFramePr>
@@ -11688,7 +12354,7 @@
                     <pic:cNvPicPr/>
                   </pic:nvPicPr>
                   <pic:blipFill>
-                    <a:blip r:embed="rId39"/>
+                    <a:blip r:embed="rId42"/>
                     <a:stretch>
                       <a:fillRect/>
                     </a:stretch>
@@ -12001,7 +12667,7 @@
         <w:drawing>
           <wp:inline xmlns:a="http://schemas.openxmlformats.org/drawingml/2006/main" xmlns:pic="http://schemas.openxmlformats.org/drawingml/2006/picture">
             <wp:extent cx="5940000" cy="1955630"/>
-            <wp:docPr id="30" name="Picture 30"/>
+            <wp:docPr id="33" name="Picture 33"/>
             <wp:cNvGraphicFramePr>
               <a:graphicFrameLocks noChangeAspect="1"/>
             </wp:cNvGraphicFramePr>
@@ -12013,7 +12679,7 @@
                     <pic:cNvPicPr/>
                   </pic:nvPicPr>
                   <pic:blipFill>
-                    <a:blip r:embed="rId40"/>
+                    <a:blip r:embed="rId43"/>
                     <a:stretch>
                       <a:fillRect/>
                     </a:stretch>
@@ -12229,7 +12895,7 @@
         <w:drawing>
           <wp:inline xmlns:a="http://schemas.openxmlformats.org/drawingml/2006/main" xmlns:pic="http://schemas.openxmlformats.org/drawingml/2006/picture">
             <wp:extent cx="3480816" cy="2456688"/>
-            <wp:docPr id="31" name="Picture 31"/>
+            <wp:docPr id="34" name="Picture 34"/>
             <wp:cNvGraphicFramePr>
               <a:graphicFrameLocks noChangeAspect="1"/>
             </wp:cNvGraphicFramePr>
@@ -12241,7 +12907,7 @@
                     <pic:cNvPicPr/>
                   </pic:nvPicPr>
                   <pic:blipFill>
-                    <a:blip r:embed="rId41"/>
+                    <a:blip r:embed="rId44"/>
                     <a:stretch>
                       <a:fillRect/>
                     </a:stretch>
@@ -12472,6 +13138,18 @@
       </w:r>
     </w:p>
     <w:p>
+      <w:r>
+        <w:rPr>
+          <w:rFonts w:ascii="Times New Roman" w:hAnsi="Times New Roman" w:cs="Times New Roman" w:eastAsia="Times New Roman"/>
+          <w:b w:val="0"/>
+          <w:i w:val="0"/>
+          <w:color w:val="000000"/>
+          <w:sz w:val="28"/>
+        </w:rPr>
+        <w:t>При подаче эти поля задают общий срок вложения. Дальнейшая общая смена срока и индивидуальный срок конкретного человека или машины — отдельные действия с отдельными правами, см. подраздел 9.15. Все даты и часы допуска трактуются по Москве: если конечный час указан, в этот момент новый вход уже не разрешается; без конечного часа допуск заканчивается в конце указанного дня.</w:t>
+      </w:r>
+    </w:p>
+    <w:p>
       <w:pPr>
         <w:pStyle w:val="Heading2"/>
         <w:ind w:firstLine="0"/>
@@ -12529,8 +13207,8 @@
       <w:r>
         <w:drawing>
           <wp:inline xmlns:a="http://schemas.openxmlformats.org/drawingml/2006/main" xmlns:pic="http://schemas.openxmlformats.org/drawingml/2006/picture">
-            <wp:extent cx="4937760" cy="3986784"/>
-            <wp:docPr id="32" name="Picture 32"/>
+            <wp:extent cx="5940000" cy="7090085"/>
+            <wp:docPr id="35" name="Picture 35"/>
             <wp:cNvGraphicFramePr>
               <a:graphicFrameLocks noChangeAspect="1"/>
             </wp:cNvGraphicFramePr>
@@ -12538,11 +13216,11 @@
               <a:graphicData uri="http://schemas.openxmlformats.org/drawingml/2006/picture">
                 <pic:pic>
                   <pic:nvPicPr>
-                    <pic:cNvPr id="0" name="createapp-employee-form.png"/>
+                    <pic:cNvPr id="0" name="createapp-employee-padded.png"/>
                     <pic:cNvPicPr/>
                   </pic:nvPicPr>
                   <pic:blipFill>
-                    <a:blip r:embed="rId42"/>
+                    <a:blip r:embed="rId45"/>
                     <a:stretch>
                       <a:fillRect/>
                     </a:stretch>
@@ -12550,7 +13228,7 @@
                   <pic:spPr>
                     <a:xfrm>
                       <a:off x="0" y="0"/>
-                      <a:ext cx="4937760" cy="3986784"/>
+                      <a:ext cx="5940000" cy="7090085"/>
                     </a:xfrm>
                     <a:prstGeom prst="rect"/>
                   </pic:spPr>
@@ -12607,9 +13285,9 @@
         <w:tblLayout w:type="fixed"/>
       </w:tblPr>
       <w:tblGrid>
-        <w:gridCol w:w="2192"/>
+        <w:gridCol w:w="1978"/>
         <w:gridCol w:w="1984"/>
-        <w:gridCol w:w="5179"/>
+        <w:gridCol w:w="5393"/>
       </w:tblGrid>
       <w:tr>
         <w:trPr>
@@ -12618,7 +13296,7 @@
         </w:trPr>
         <w:tc>
           <w:tcPr>
-            <w:tcW w:type="dxa" w:w="2192"/>
+            <w:tcW w:type="dxa" w:w="1977"/>
             <w:shd w:val="clear" w:fill="E8E8E8"/>
           </w:tcPr>
           <w:p>
@@ -12666,7 +13344,7 @@
         </w:tc>
         <w:tc>
           <w:tcPr>
-            <w:tcW w:type="dxa" w:w="5178"/>
+            <w:tcW w:type="dxa" w:w="5393"/>
             <w:shd w:val="clear" w:fill="E8E8E8"/>
           </w:tcPr>
           <w:p>
@@ -12695,7 +13373,7 @@
         </w:trPr>
         <w:tc>
           <w:tcPr>
-            <w:tcW w:type="dxa" w:w="2192"/>
+            <w:tcW w:type="dxa" w:w="1977"/>
           </w:tcPr>
           <w:p>
             <w:pPr>
@@ -12711,7 +13389,7 @@
                 <w:color w:val="000000"/>
                 <w:sz w:val="24"/>
               </w:rPr>
-              <w:t>Гражданство (1)</w:t>
+              <w:t>Гражданство</w:t>
             </w:r>
           </w:p>
         </w:tc>
@@ -12739,7 +13417,7 @@
         </w:tc>
         <w:tc>
           <w:tcPr>
-            <w:tcW w:type="dxa" w:w="5178"/>
+            <w:tcW w:type="dxa" w:w="5393"/>
           </w:tcPr>
           <w:p>
             <w:pPr>
@@ -12766,7 +13444,7 @@
         </w:trPr>
         <w:tc>
           <w:tcPr>
-            <w:tcW w:type="dxa" w:w="2192"/>
+            <w:tcW w:type="dxa" w:w="1977"/>
           </w:tcPr>
           <w:p>
             <w:pPr>
@@ -12782,7 +13460,7 @@
                 <w:color w:val="000000"/>
                 <w:sz w:val="24"/>
               </w:rPr>
-              <w:t>Фамилия (2)</w:t>
+              <w:t>Фамилия</w:t>
             </w:r>
           </w:p>
         </w:tc>
@@ -12810,7 +13488,7 @@
         </w:tc>
         <w:tc>
           <w:tcPr>
-            <w:tcW w:type="dxa" w:w="5178"/>
+            <w:tcW w:type="dxa" w:w="5393"/>
           </w:tcPr>
           <w:p>
             <w:pPr>
@@ -12837,7 +13515,7 @@
         </w:trPr>
         <w:tc>
           <w:tcPr>
-            <w:tcW w:type="dxa" w:w="2192"/>
+            <w:tcW w:type="dxa" w:w="1977"/>
           </w:tcPr>
           <w:p>
             <w:pPr>
@@ -12853,7 +13531,7 @@
                 <w:color w:val="000000"/>
                 <w:sz w:val="24"/>
               </w:rPr>
-              <w:t>Имя (3)</w:t>
+              <w:t>Имя</w:t>
             </w:r>
           </w:p>
         </w:tc>
@@ -12881,7 +13559,7 @@
         </w:tc>
         <w:tc>
           <w:tcPr>
-            <w:tcW w:type="dxa" w:w="5178"/>
+            <w:tcW w:type="dxa" w:w="5393"/>
           </w:tcPr>
           <w:p>
             <w:pPr>
@@ -12908,7 +13586,7 @@
         </w:trPr>
         <w:tc>
           <w:tcPr>
-            <w:tcW w:type="dxa" w:w="2192"/>
+            <w:tcW w:type="dxa" w:w="1977"/>
           </w:tcPr>
           <w:p>
             <w:pPr>
@@ -12952,7 +13630,7 @@
         </w:tc>
         <w:tc>
           <w:tcPr>
-            <w:tcW w:type="dxa" w:w="5178"/>
+            <w:tcW w:type="dxa" w:w="5393"/>
           </w:tcPr>
           <w:p>
             <w:pPr>
@@ -12979,7 +13657,7 @@
         </w:trPr>
         <w:tc>
           <w:tcPr>
-            <w:tcW w:type="dxa" w:w="2192"/>
+            <w:tcW w:type="dxa" w:w="1977"/>
           </w:tcPr>
           <w:p>
             <w:pPr>
@@ -12995,7 +13673,7 @@
                 <w:color w:val="000000"/>
                 <w:sz w:val="24"/>
               </w:rPr>
-              <w:t>Должность (4)</w:t>
+              <w:t>Должность</w:t>
             </w:r>
           </w:p>
         </w:tc>
@@ -13023,7 +13701,7 @@
         </w:tc>
         <w:tc>
           <w:tcPr>
-            <w:tcW w:type="dxa" w:w="5178"/>
+            <w:tcW w:type="dxa" w:w="5393"/>
           </w:tcPr>
           <w:p>
             <w:pPr>
@@ -13044,13 +13722,139 @@
           </w:p>
         </w:tc>
       </w:tr>
+    </w:tbl>
+    <w:p>
+      <w:pPr>
+        <w:spacing w:after="0" w:line="240" w:lineRule="auto"/>
+        <w:ind w:firstLine="0"/>
+      </w:pPr>
+      <w:r>
+        <w:rPr>
+          <w:rFonts w:ascii="Times New Roman" w:hAnsi="Times New Roman" w:cs="Times New Roman" w:eastAsia="Times New Roman"/>
+          <w:b w:val="0"/>
+          <w:i w:val="0"/>
+          <w:color w:val="000000"/>
+          <w:sz w:val="12"/>
+        </w:rPr>
+      </w:r>
+    </w:p>
+    <w:p>
+      <w:pPr>
+        <w:keepNext/>
+        <w:spacing w:line="240" w:lineRule="auto" w:before="160" w:after="80"/>
+        <w:ind w:firstLine="0"/>
+        <w:jc w:val="left"/>
+      </w:pPr>
+      <w:r>
+        <w:rPr>
+          <w:rFonts w:ascii="Times New Roman" w:hAnsi="Times New Roman" w:cs="Times New Roman" w:eastAsia="Times New Roman"/>
+          <w:b w:val="0"/>
+          <w:i/>
+          <w:color w:val="000000"/>
+          <w:sz w:val="24"/>
+        </w:rPr>
+        <w:t>Продолжение таблицы 8.2</w:t>
+      </w:r>
+    </w:p>
+    <w:tbl>
+      <w:tblPr>
+        <w:tblStyle w:val="TableGrid"/>
+        <w:tblW w:type="auto" w:w="0"/>
+        <w:jc w:val="center"/>
+        <w:tblLayout w:type="fixed"/>
+        <w:tblLook w:firstColumn="1" w:firstRow="1" w:lastColumn="0" w:lastRow="0" w:noHBand="0" w:noVBand="1" w:val="04A0"/>
+        <w:tblLayout w:type="fixed"/>
+      </w:tblPr>
+      <w:tblGrid>
+        <w:gridCol w:w="1978"/>
+        <w:gridCol w:w="1984"/>
+        <w:gridCol w:w="5393"/>
+      </w:tblGrid>
+      <w:tr>
+        <w:trPr>
+          <w:tblHeader w:val="true"/>
+          <w:cantSplit w:val="true"/>
+        </w:trPr>
+        <w:tc>
+          <w:tcPr>
+            <w:tcW w:type="dxa" w:w="1977"/>
+            <w:shd w:val="clear" w:fill="E8E8E8"/>
+          </w:tcPr>
+          <w:p>
+            <w:pPr>
+              <w:keepNext/>
+              <w:spacing w:line="240" w:lineRule="auto" w:after="0"/>
+              <w:ind w:firstLine="0"/>
+              <w:jc w:val="left"/>
+            </w:pPr>
+            <w:r>
+              <w:rPr>
+                <w:rFonts w:ascii="Times New Roman" w:hAnsi="Times New Roman" w:cs="Times New Roman" w:eastAsia="Times New Roman"/>
+                <w:b/>
+                <w:i w:val="0"/>
+                <w:color w:val="000000"/>
+                <w:sz w:val="24"/>
+              </w:rPr>
+              <w:t>Поле</w:t>
+            </w:r>
+          </w:p>
+        </w:tc>
+        <w:tc>
+          <w:tcPr>
+            <w:tcW w:type="dxa" w:w="1984"/>
+            <w:shd w:val="clear" w:fill="E8E8E8"/>
+          </w:tcPr>
+          <w:p>
+            <w:pPr>
+              <w:keepNext/>
+              <w:spacing w:line="240" w:lineRule="auto" w:after="0"/>
+              <w:ind w:firstLine="0"/>
+              <w:jc w:val="left"/>
+            </w:pPr>
+            <w:r>
+              <w:rPr>
+                <w:rFonts w:ascii="Times New Roman" w:hAnsi="Times New Roman" w:cs="Times New Roman" w:eastAsia="Times New Roman"/>
+                <w:b/>
+                <w:i w:val="0"/>
+                <w:color w:val="000000"/>
+                <w:sz w:val="24"/>
+              </w:rPr>
+              <w:t>Обязательное</w:t>
+            </w:r>
+          </w:p>
+        </w:tc>
+        <w:tc>
+          <w:tcPr>
+            <w:tcW w:type="dxa" w:w="5393"/>
+            <w:shd w:val="clear" w:fill="E8E8E8"/>
+          </w:tcPr>
+          <w:p>
+            <w:pPr>
+              <w:keepNext/>
+              <w:spacing w:line="240" w:lineRule="auto" w:after="0"/>
+              <w:ind w:firstLine="0"/>
+              <w:jc w:val="left"/>
+            </w:pPr>
+            <w:r>
+              <w:rPr>
+                <w:rFonts w:ascii="Times New Roman" w:hAnsi="Times New Roman" w:cs="Times New Roman" w:eastAsia="Times New Roman"/>
+                <w:b/>
+                <w:i w:val="0"/>
+                <w:color w:val="000000"/>
+                <w:sz w:val="24"/>
+              </w:rPr>
+              <w:t>Что вводится</w:t>
+            </w:r>
+          </w:p>
+        </w:tc>
+      </w:tr>
       <w:tr>
         <w:trPr>
           <w:cantSplit w:val="true"/>
         </w:trPr>
         <w:tc>
           <w:tcPr>
-            <w:tcW w:type="dxa" w:w="2192"/>
+            <w:tcW w:type="dxa" w:w="1977"/>
           </w:tcPr>
           <w:p>
             <w:pPr>
@@ -13066,7 +13870,7 @@
                 <w:color w:val="000000"/>
                 <w:sz w:val="24"/>
               </w:rPr>
-              <w:t>Паспортные данные (5)</w:t>
+              <w:t>Паспортные данные</w:t>
             </w:r>
           </w:p>
         </w:tc>
@@ -13094,7 +13898,7 @@
         </w:tc>
         <w:tc>
           <w:tcPr>
-            <w:tcW w:type="dxa" w:w="5178"/>
+            <w:tcW w:type="dxa" w:w="5393"/>
           </w:tcPr>
           <w:p>
             <w:pPr>
@@ -13121,7 +13925,7 @@
         </w:trPr>
         <w:tc>
           <w:tcPr>
-            <w:tcW w:type="dxa" w:w="2192"/>
+            <w:tcW w:type="dxa" w:w="1977"/>
           </w:tcPr>
           <w:p>
             <w:pPr>
@@ -13165,7 +13969,7 @@
         </w:tc>
         <w:tc>
           <w:tcPr>
-            <w:tcW w:type="dxa" w:w="5178"/>
+            <w:tcW w:type="dxa" w:w="5393"/>
           </w:tcPr>
           <w:p>
             <w:pPr>
@@ -13192,7 +13996,7 @@
         </w:trPr>
         <w:tc>
           <w:tcPr>
-            <w:tcW w:type="dxa" w:w="2192"/>
+            <w:tcW w:type="dxa" w:w="1977"/>
           </w:tcPr>
           <w:p>
             <w:pPr>
@@ -13236,7 +14040,7 @@
         </w:tc>
         <w:tc>
           <w:tcPr>
-            <w:tcW w:type="dxa" w:w="5178"/>
+            <w:tcW w:type="dxa" w:w="5393"/>
           </w:tcPr>
           <w:p>
             <w:pPr>
@@ -13263,7 +14067,7 @@
         </w:trPr>
         <w:tc>
           <w:tcPr>
-            <w:tcW w:type="dxa" w:w="2192"/>
+            <w:tcW w:type="dxa" w:w="1977"/>
           </w:tcPr>
           <w:p>
             <w:pPr>
@@ -13279,7 +14083,7 @@
                 <w:color w:val="000000"/>
                 <w:sz w:val="24"/>
               </w:rPr>
-              <w:t>Места прохода (целевые таблицы) (6)</w:t>
+              <w:t>Места прохода (целевые таблицы)</w:t>
             </w:r>
           </w:p>
         </w:tc>
@@ -13307,7 +14111,7 @@
         </w:tc>
         <w:tc>
           <w:tcPr>
-            <w:tcW w:type="dxa" w:w="5178"/>
+            <w:tcW w:type="dxa" w:w="5393"/>
           </w:tcPr>
           <w:p>
             <w:pPr>
@@ -13373,7 +14177,7 @@
           <w:color w:val="000000"/>
           <w:sz w:val="28"/>
         </w:rPr>
-        <w:t xml:space="preserve"> (7).</w:t>
+        <w:t>.</w:t>
       </w:r>
     </w:p>
     <w:p>
@@ -13441,7 +14245,7 @@
           <w:color w:val="000000"/>
           <w:sz w:val="28"/>
         </w:rPr>
-        <w:t xml:space="preserve">Под полями стоит отметка </w:t>
+        <w:t xml:space="preserve">Если поле включено для вида вложения, под полями показана отметка </w:t>
       </w:r>
       <w:r>
         <w:rPr>
@@ -13451,17 +14255,17 @@
           <w:color w:val="000000"/>
           <w:sz w:val="28"/>
         </w:rPr>
-        <w:t>«Работник дал согласие на обработку своих персональных данных»</w:t>
-      </w:r>
-      <w:r>
-        <w:rPr>
-          <w:rFonts w:ascii="Times New Roman" w:hAnsi="Times New Roman" w:cs="Times New Roman" w:eastAsia="Times New Roman"/>
-          <w:b w:val="0"/>
-          <w:i w:val="0"/>
-          <w:color w:val="000000"/>
-          <w:sz w:val="28"/>
-        </w:rPr>
-        <w:t xml:space="preserve">; слово </w:t>
+        <w:t>«Работник уведомлён об обработке персональных данных»</w:t>
+      </w:r>
+      <w:r>
+        <w:rPr>
+          <w:rFonts w:ascii="Times New Roman" w:hAnsi="Times New Roman" w:cs="Times New Roman" w:eastAsia="Times New Roman"/>
+          <w:b w:val="0"/>
+          <w:i w:val="0"/>
+          <w:color w:val="000000"/>
+          <w:sz w:val="28"/>
+        </w:rPr>
+        <w:t xml:space="preserve">. Ссылка открывает сведения об обработке данных. Отметка относится к конкретному человеку и после добавления снимается для следующего. Если поле обязательное, без отметки кнопка </w:t>
       </w:r>
       <w:r>
         <w:rPr>
@@ -13471,26 +14275,6 @@
           <w:color w:val="000000"/>
           <w:sz w:val="28"/>
         </w:rPr>
-        <w:t>«согласие»</w:t>
-      </w:r>
-      <w:r>
-        <w:rPr>
-          <w:rFonts w:ascii="Times New Roman" w:hAnsi="Times New Roman" w:cs="Times New Roman" w:eastAsia="Times New Roman"/>
-          <w:b w:val="0"/>
-          <w:i w:val="0"/>
-          <w:color w:val="000000"/>
-          <w:sz w:val="28"/>
-        </w:rPr>
-        <w:t xml:space="preserve"> открывает текст документа об обработке данных. Отметка ставится на каждого человека отдельно и после нажатия </w:t>
-      </w:r>
-      <w:r>
-        <w:rPr>
-          <w:rFonts w:ascii="Times New Roman" w:hAnsi="Times New Roman" w:cs="Times New Roman" w:eastAsia="Times New Roman"/>
-          <w:b/>
-          <w:i w:val="0"/>
-          <w:color w:val="000000"/>
-          <w:sz w:val="28"/>
-        </w:rPr>
         <w:t>«Добавить»</w:t>
       </w:r>
       <w:r>
@@ -13501,27 +14285,7 @@
           <w:color w:val="000000"/>
           <w:sz w:val="28"/>
         </w:rPr>
-        <w:t xml:space="preserve"> снимается: подтверждают конкретного работника, а не всех, кого заведут дальше. Пока отметки нет, кнопка </w:t>
-      </w:r>
-      <w:r>
-        <w:rPr>
-          <w:rFonts w:ascii="Times New Roman" w:hAnsi="Times New Roman" w:cs="Times New Roman" w:eastAsia="Times New Roman"/>
-          <w:b/>
-          <w:i w:val="0"/>
-          <w:color w:val="000000"/>
-          <w:sz w:val="28"/>
-        </w:rPr>
-        <w:t>«Добавить»</w:t>
-      </w:r>
-      <w:r>
-        <w:rPr>
-          <w:rFonts w:ascii="Times New Roman" w:hAnsi="Times New Roman" w:cs="Times New Roman" w:eastAsia="Times New Roman"/>
-          <w:b w:val="0"/>
-          <w:i w:val="0"/>
-          <w:color w:val="000000"/>
-          <w:sz w:val="28"/>
-        </w:rPr>
-        <w:t xml:space="preserve"> неактивна. Бюро пропусков может убрать это требование в настройке вида вложения - тогда отметки в форме не будет.</w:t>
+        <w:t xml:space="preserve"> неактивна. Видимость и обязательность настраиваются отдельно; отсутствие обязательности не означает, что поле скрыто.</w:t>
       </w:r>
     </w:p>
     <w:p>
@@ -13647,7 +14411,7 @@
         <w:drawing>
           <wp:inline xmlns:a="http://schemas.openxmlformats.org/drawingml/2006/main" xmlns:pic="http://schemas.openxmlformats.org/drawingml/2006/picture">
             <wp:extent cx="5940000" cy="3104030"/>
-            <wp:docPr id="33" name="Picture 33"/>
+            <wp:docPr id="36" name="Picture 36"/>
             <wp:cNvGraphicFramePr>
               <a:graphicFrameLocks noChangeAspect="1"/>
             </wp:cNvGraphicFramePr>
@@ -13659,7 +14423,7 @@
                     <pic:cNvPicPr/>
                   </pic:nvPicPr>
                   <pic:blipFill>
-                    <a:blip r:embed="rId43"/>
+                    <a:blip r:embed="rId46"/>
                     <a:stretch>
                       <a:fillRect/>
                     </a:stretch>
@@ -13917,7 +14681,7 @@
           <w:color w:val="000000"/>
           <w:sz w:val="28"/>
         </w:rPr>
-        <w:t>Согласие у выбранных из раздела людей уже получено - оно подтверждено, когда запись заводили, - поэтому отметку согласия форма в этом случае не спрашивает.</w:t>
+        <w:t>Для выбранных из реестра людей форма не запрашивает отдельную отметку уведомления. Это само по себе не доказывает наличие отметки у старой записи: при необходимости проверьте сведения в карточке и обратитесь к уполномоченному оператору.</w:t>
       </w:r>
     </w:p>
     <w:p>
@@ -14035,7 +14799,7 @@
         <w:drawing>
           <wp:inline xmlns:a="http://schemas.openxmlformats.org/drawingml/2006/main" xmlns:pic="http://schemas.openxmlformats.org/drawingml/2006/picture">
             <wp:extent cx="3407663" cy="1024128"/>
-            <wp:docPr id="34" name="Picture 34"/>
+            <wp:docPr id="37" name="Picture 37"/>
             <wp:cNvGraphicFramePr>
               <a:graphicFrameLocks noChangeAspect="1"/>
             </wp:cNvGraphicFramePr>
@@ -14047,7 +14811,7 @@
                     <pic:cNvPicPr/>
                   </pic:nvPicPr>
                   <pic:blipFill>
-                    <a:blip r:embed="rId44"/>
+                    <a:blip r:embed="rId47"/>
                     <a:stretch>
                       <a:fillRect/>
                     </a:stretch>
@@ -14408,7 +15172,7 @@
         <w:drawing>
           <wp:inline xmlns:a="http://schemas.openxmlformats.org/drawingml/2006/main" xmlns:pic="http://schemas.openxmlformats.org/drawingml/2006/picture">
             <wp:extent cx="3529583" cy="1840992"/>
-            <wp:docPr id="35" name="Picture 35"/>
+            <wp:docPr id="38" name="Picture 38"/>
             <wp:cNvGraphicFramePr>
               <a:graphicFrameLocks noChangeAspect="1"/>
             </wp:cNvGraphicFramePr>
@@ -14420,7 +15184,7 @@
                     <pic:cNvPicPr/>
                   </pic:nvPicPr>
                   <pic:blipFill>
-                    <a:blip r:embed="rId45"/>
+                    <a:blip r:embed="rId48"/>
                     <a:stretch>
                       <a:fillRect/>
                     </a:stretch>
@@ -14761,7 +15525,7 @@
         <w:drawing>
           <wp:inline xmlns:a="http://schemas.openxmlformats.org/drawingml/2006/main" xmlns:pic="http://schemas.openxmlformats.org/drawingml/2006/picture">
             <wp:extent cx="5358384" cy="1219200"/>
-            <wp:docPr id="36" name="Picture 36"/>
+            <wp:docPr id="39" name="Picture 39"/>
             <wp:cNvGraphicFramePr>
               <a:graphicFrameLocks noChangeAspect="1"/>
             </wp:cNvGraphicFramePr>
@@ -14773,7 +15537,7 @@
                     <pic:cNvPicPr/>
                   </pic:nvPicPr>
                   <pic:blipFill>
-                    <a:blip r:embed="rId46"/>
+                    <a:blip r:embed="rId49"/>
                     <a:stretch>
                       <a:fillRect/>
                     </a:stretch>
@@ -14951,7 +15715,7 @@
         <w:drawing>
           <wp:inline xmlns:a="http://schemas.openxmlformats.org/drawingml/2006/main" xmlns:pic="http://schemas.openxmlformats.org/drawingml/2006/picture">
             <wp:extent cx="4504944" cy="2365248"/>
-            <wp:docPr id="37" name="Picture 37"/>
+            <wp:docPr id="40" name="Picture 40"/>
             <wp:cNvGraphicFramePr>
               <a:graphicFrameLocks noChangeAspect="1"/>
             </wp:cNvGraphicFramePr>
@@ -14963,7 +15727,7 @@
                     <pic:cNvPicPr/>
                   </pic:nvPicPr>
                   <pic:blipFill>
-                    <a:blip r:embed="rId47"/>
+                    <a:blip r:embed="rId50"/>
                     <a:stretch>
                       <a:fillRect/>
                     </a:stretch>
@@ -15254,7 +16018,7 @@
         <w:drawing>
           <wp:inline xmlns:a="http://schemas.openxmlformats.org/drawingml/2006/main" xmlns:pic="http://schemas.openxmlformats.org/drawingml/2006/picture">
             <wp:extent cx="4937760" cy="1901952"/>
-            <wp:docPr id="38" name="Picture 38"/>
+            <wp:docPr id="41" name="Picture 41"/>
             <wp:cNvGraphicFramePr>
               <a:graphicFrameLocks noChangeAspect="1"/>
             </wp:cNvGraphicFramePr>
@@ -15266,7 +16030,7 @@
                     <pic:cNvPicPr/>
                   </pic:nvPicPr>
                   <pic:blipFill>
-                    <a:blip r:embed="rId48"/>
+                    <a:blip r:embed="rId51"/>
                     <a:stretch>
                       <a:fillRect/>
                     </a:stretch>
@@ -15497,8 +16261,8 @@
       <w:r>
         <w:drawing>
           <wp:inline xmlns:a="http://schemas.openxmlformats.org/drawingml/2006/main" xmlns:pic="http://schemas.openxmlformats.org/drawingml/2006/picture">
-            <wp:extent cx="3407663" cy="853440"/>
-            <wp:docPr id="39" name="Picture 39"/>
+            <wp:extent cx="5575300" cy="939800"/>
+            <wp:docPr id="42" name="Picture 42"/>
             <wp:cNvGraphicFramePr>
               <a:graphicFrameLocks noChangeAspect="1"/>
             </wp:cNvGraphicFramePr>
@@ -15506,11 +16270,11 @@
               <a:graphicData uri="http://schemas.openxmlformats.org/drawingml/2006/picture">
                 <pic:pic>
                   <pic:nvPicPr>
-                    <pic:cNvPr id="0" name="createapp-places.png"/>
+                    <pic:cNvPr id="0" name="createapp-places-padded.png"/>
                     <pic:cNvPicPr/>
                   </pic:nvPicPr>
                   <pic:blipFill>
-                    <a:blip r:embed="rId49"/>
+                    <a:blip r:embed="rId52"/>
                     <a:stretch>
                       <a:fillRect/>
                     </a:stretch>
@@ -15518,7 +16282,7 @@
                   <pic:spPr>
                     <a:xfrm>
                       <a:off x="0" y="0"/>
-                      <a:ext cx="3407663" cy="853440"/>
+                      <a:ext cx="5575300" cy="939800"/>
                     </a:xfrm>
                     <a:prstGeom prst="rect"/>
                   </pic:spPr>
@@ -15662,7 +16426,7 @@
         <w:drawing>
           <wp:inline xmlns:a="http://schemas.openxmlformats.org/drawingml/2006/main" xmlns:pic="http://schemas.openxmlformats.org/drawingml/2006/picture">
             <wp:extent cx="4261104" cy="1493519"/>
-            <wp:docPr id="40" name="Picture 40"/>
+            <wp:docPr id="43" name="Picture 43"/>
             <wp:cNvGraphicFramePr>
               <a:graphicFrameLocks noChangeAspect="1"/>
             </wp:cNvGraphicFramePr>
@@ -15674,7 +16438,7 @@
                     <pic:cNvPicPr/>
                   </pic:nvPicPr>
                   <pic:blipFill>
-                    <a:blip r:embed="rId50"/>
+                    <a:blip r:embed="rId53"/>
                     <a:stretch>
                       <a:fillRect/>
                     </a:stretch>
@@ -16015,7 +16779,7 @@
         <w:drawing>
           <wp:inline xmlns:a="http://schemas.openxmlformats.org/drawingml/2006/main" xmlns:pic="http://schemas.openxmlformats.org/drawingml/2006/picture">
             <wp:extent cx="5132832" cy="1987296"/>
-            <wp:docPr id="41" name="Picture 41"/>
+            <wp:docPr id="44" name="Picture 44"/>
             <wp:cNvGraphicFramePr>
               <a:graphicFrameLocks noChangeAspect="1"/>
             </wp:cNvGraphicFramePr>
@@ -16027,7 +16791,7 @@
                     <pic:cNvPicPr/>
                   </pic:nvPicPr>
                   <pic:blipFill>
-                    <a:blip r:embed="rId51"/>
+                    <a:blip r:embed="rId54"/>
                     <a:stretch>
                       <a:fillRect/>
                     </a:stretch>
@@ -16125,7 +16889,7 @@
           <w:color w:val="000000"/>
           <w:sz w:val="28"/>
         </w:rPr>
-        <w:t xml:space="preserve"> (3) добавляет файлы: письма, доверенности, накладные. К заявке прикладывается до десяти файлов; выбираются изображения, документы PDF, DOCX и XLSX. Каждый приложенный файл показан плашкой с расширением, именем и размером; крестик на плашке убирает его. Пока файлы загружаются, кнопка подписана </w:t>
+        <w:t xml:space="preserve"> (3) добавляет файлы: письма, доверенности, накладные. Количество и размер файлов ограничены настройками установки; выбираются изображения, документы PDF, DOCX и XLSX. Каждый приложенный файл показан плашкой с расширением, именем и размером; крестик на плашке убирает его. Пока файлы загружаются, кнопка подписана </w:t>
       </w:r>
       <w:r>
         <w:rPr>
@@ -16178,6 +16942,18 @@
           <w:sz w:val="28"/>
         </w:rPr>
         <w:t>.</w:t>
+      </w:r>
+    </w:p>
+    <w:p>
+      <w:r>
+        <w:rPr>
+          <w:rFonts w:ascii="Times New Roman" w:hAnsi="Times New Roman" w:cs="Times New Roman" w:eastAsia="Times New Roman"/>
+          <w:b w:val="0"/>
+          <w:i w:val="0"/>
+          <w:color w:val="000000"/>
+          <w:sz w:val="28"/>
+        </w:rPr>
+        <w:t>Для изображений есть отдельный предел: ширина × высота исходника не должна превышать 25 миллионов пикселей. Например, 6000 × 4000 подходит по этому ограничению, а 6000 × 5000 — нет, даже если файл хорошо сжат. Размер файла в мегабайтах проверяется отдельно. При отказе уменьшите исходное изображение, не переименовывайте расширение.</w:t>
       </w:r>
     </w:p>
     <w:p>
@@ -16193,7 +16969,7 @@
           <w:color w:val="000000"/>
           <w:sz w:val="28"/>
         </w:rPr>
-        <w:t>8.14. Согласие и отправка</w:t>
+        <w:t>8.14. Подтверждение и отправка</w:t>
       </w:r>
     </w:p>
     <w:p>
@@ -16206,8 +16982,8 @@
       <w:r>
         <w:drawing>
           <wp:inline xmlns:a="http://schemas.openxmlformats.org/drawingml/2006/main" xmlns:pic="http://schemas.openxmlformats.org/drawingml/2006/picture">
-            <wp:extent cx="4139184" cy="2060448"/>
-            <wp:docPr id="42" name="Picture 42"/>
+            <wp:extent cx="5940000" cy="2720000"/>
+            <wp:docPr id="45" name="Picture 45"/>
             <wp:cNvGraphicFramePr>
               <a:graphicFrameLocks noChangeAspect="1"/>
             </wp:cNvGraphicFramePr>
@@ -16215,11 +16991,11 @@
               <a:graphicData uri="http://schemas.openxmlformats.org/drawingml/2006/picture">
                 <pic:pic>
                   <pic:nvPicPr>
-                    <pic:cNvPr id="0" name="createapp-submit.png"/>
+                    <pic:cNvPr id="0" name="createapp-submit-padded.png"/>
                     <pic:cNvPicPr/>
                   </pic:nvPicPr>
                   <pic:blipFill>
-                    <a:blip r:embed="rId52"/>
+                    <a:blip r:embed="rId55"/>
                     <a:stretch>
                       <a:fillRect/>
                     </a:stretch>
@@ -16227,7 +17003,7 @@
                   <pic:spPr>
                     <a:xfrm>
                       <a:off x="0" y="0"/>
-                      <a:ext cx="4139184" cy="2060448"/>
+                      <a:ext cx="5940000" cy="2720000"/>
                     </a:xfrm>
                     <a:prstGeom prst="rect"/>
                   </pic:spPr>
@@ -16253,7 +17029,7 @@
           <w:color w:val="000000"/>
           <w:sz w:val="24"/>
         </w:rPr>
-        <w:t>Рисунок 8.17 — Согласие и кнопка отправки</w:t>
+        <w:t>Рисунок 8.17 — Подтверждение правомерности сведений и отправка</w:t>
       </w:r>
     </w:p>
     <w:p>
@@ -16275,17 +17051,17 @@
           <w:color w:val="000000"/>
           <w:sz w:val="28"/>
         </w:rPr>
-        <w:t>«Даю согласие на обработку, хранение, передачу персональных данных, изложенных в заявке»</w:t>
-      </w:r>
-      <w:r>
-        <w:rPr>
-          <w:rFonts w:ascii="Times New Roman" w:hAnsi="Times New Roman" w:cs="Times New Roman" w:eastAsia="Times New Roman"/>
-          <w:b w:val="0"/>
-          <w:i w:val="0"/>
-          <w:color w:val="000000"/>
-          <w:sz w:val="28"/>
-        </w:rPr>
-        <w:t xml:space="preserve"> (1). Слово </w:t>
+        <w:t>«Подтверждаю, что указанные в заявке лица уведомлены об обработке персональных данных и сведения переданы правомерно»</w:t>
+      </w:r>
+      <w:r>
+        <w:rPr>
+          <w:rFonts w:ascii="Times New Roman" w:hAnsi="Times New Roman" w:cs="Times New Roman" w:eastAsia="Times New Roman"/>
+          <w:b w:val="0"/>
+          <w:i w:val="0"/>
+          <w:color w:val="000000"/>
+          <w:sz w:val="28"/>
+        </w:rPr>
+        <w:t xml:space="preserve">. Ссылка </w:t>
       </w:r>
       <w:r>
         <w:rPr>
@@ -16295,17 +17071,17 @@
           <w:color w:val="000000"/>
           <w:sz w:val="28"/>
         </w:rPr>
-        <w:t>«согласие»</w:t>
-      </w:r>
-      <w:r>
-        <w:rPr>
-          <w:rFonts w:ascii="Times New Roman" w:hAnsi="Times New Roman" w:cs="Times New Roman" w:eastAsia="Times New Roman"/>
-          <w:b w:val="0"/>
-          <w:i w:val="0"/>
-          <w:color w:val="000000"/>
-          <w:sz w:val="28"/>
-        </w:rPr>
-        <w:t xml:space="preserve"> - ссылка: она открывает текст согласия отдельной страницей.</w:t>
+        <w:t>«обработке персональных данных»</w:t>
+      </w:r>
+      <w:r>
+        <w:rPr>
+          <w:rFonts w:ascii="Times New Roman" w:hAnsi="Times New Roman" w:cs="Times New Roman" w:eastAsia="Times New Roman"/>
+          <w:b w:val="0"/>
+          <w:i w:val="0"/>
+          <w:color w:val="000000"/>
+          <w:sz w:val="28"/>
+        </w:rPr>
+        <w:t xml:space="preserve"> открывает сведения об обработке.</w:t>
       </w:r>
     </w:p>
     <w:p>
@@ -16337,7 +17113,7 @@
           <w:color w:val="000000"/>
           <w:sz w:val="28"/>
         </w:rPr>
-        <w:t xml:space="preserve"> (2) остаётся неактивной, пока заявка не заполнена. Наведите на неё указатель - подсказка (3) перечислит, чего не хватает: сначала общее (</w:t>
+        <w:t xml:space="preserve"> остаётся неактивной, пока заявка не заполнена. Наведите на неё указатель - подсказка перечислит, чего не хватает: сначала общее (</w:t>
       </w:r>
       <w:r>
         <w:rPr>
@@ -16427,7 +17203,7 @@
           <w:color w:val="000000"/>
           <w:sz w:val="28"/>
         </w:rPr>
-        <w:t>«Не дано согласие на обработку данных»</w:t>
+        <w:t>«Не подтверждена правомерность сведений в заявке»</w:t>
       </w:r>
       <w:r>
         <w:rPr>
@@ -16613,7 +17389,7 @@
         <w:drawing>
           <wp:inline xmlns:a="http://schemas.openxmlformats.org/drawingml/2006/main" xmlns:pic="http://schemas.openxmlformats.org/drawingml/2006/picture">
             <wp:extent cx="3779520" cy="3938016"/>
-            <wp:docPr id="43" name="Picture 43"/>
+            <wp:docPr id="46" name="Picture 46"/>
             <wp:cNvGraphicFramePr>
               <a:graphicFrameLocks noChangeAspect="1"/>
             </wp:cNvGraphicFramePr>
@@ -16625,7 +17401,7 @@
                     <pic:cNvPicPr/>
                   </pic:nvPicPr>
                   <pic:blipFill>
-                    <a:blip r:embed="rId53"/>
+                    <a:blip r:embed="rId56"/>
                     <a:stretch>
                       <a:fillRect/>
                     </a:stretch>
@@ -16874,7 +17650,7 @@
                 <w:color w:val="000000"/>
                 <w:sz w:val="26"/>
               </w:rPr>
-              <w:t>Привязка к организации открывает сведения о человеке, включая паспортные данные, всем работникам организации. Отмечайте её осознанно.</w:t>
+              <w:t>Привязка к организации делает запись доступной коллегам в пределах действующих прав и политики персональных данных. Отмечайте её осознанно; сама привязка не заменяет разрешение на просмотр защищённых полей.</w:t>
             </w:r>
           </w:p>
         </w:tc>
@@ -16954,7 +17730,7 @@
         <w:drawing>
           <wp:inline xmlns:a="http://schemas.openxmlformats.org/drawingml/2006/main" xmlns:pic="http://schemas.openxmlformats.org/drawingml/2006/picture">
             <wp:extent cx="3779520" cy="3621024"/>
-            <wp:docPr id="44" name="Picture 44"/>
+            <wp:docPr id="47" name="Picture 47"/>
             <wp:cNvGraphicFramePr>
               <a:graphicFrameLocks noChangeAspect="1"/>
             </wp:cNvGraphicFramePr>
@@ -16966,7 +17742,7 @@
                     <pic:cNvPicPr/>
                   </pic:nvPicPr>
                   <pic:blipFill>
-                    <a:blip r:embed="rId54"/>
+                    <a:blip r:embed="rId57"/>
                     <a:stretch>
                       <a:fillRect/>
                     </a:stretch>
@@ -17279,7 +18055,7 @@
                 <w:color w:val="000000"/>
                 <w:sz w:val="26"/>
               </w:rPr>
-              <w:t>Пока заявку не приняли в работу, её можно дополнить или отозвать из личного кабинета, см. подразделы 9.8 и 9.9.</w:t>
+              <w:t>Доступность дополнения и отзыва определяется текущим статусом заявки. Условия различаются: см. подразделы 9.8 и 9.9.</w:t>
             </w:r>
           </w:p>
         </w:tc>
@@ -17375,7 +18151,7 @@
         <w:drawing>
           <wp:inline xmlns:a="http://schemas.openxmlformats.org/drawingml/2006/main" xmlns:pic="http://schemas.openxmlformats.org/drawingml/2006/picture">
             <wp:extent cx="5940000" cy="3883846"/>
-            <wp:docPr id="45" name="Picture 45"/>
+            <wp:docPr id="48" name="Picture 48"/>
             <wp:cNvGraphicFramePr>
               <a:graphicFrameLocks noChangeAspect="1"/>
             </wp:cNvGraphicFramePr>
@@ -17387,7 +18163,7 @@
                     <pic:cNvPicPr/>
                   </pic:nvPicPr>
                   <pic:blipFill>
-                    <a:blip r:embed="rId55"/>
+                    <a:blip r:embed="rId58"/>
                     <a:stretch>
                       <a:fillRect/>
                     </a:stretch>
@@ -17624,7 +18400,7 @@
         <w:drawing>
           <wp:inline xmlns:a="http://schemas.openxmlformats.org/drawingml/2006/main" xmlns:pic="http://schemas.openxmlformats.org/drawingml/2006/picture">
             <wp:extent cx="5940000" cy="2586184"/>
-            <wp:docPr id="46" name="Picture 46"/>
+            <wp:docPr id="49" name="Picture 49"/>
             <wp:cNvGraphicFramePr>
               <a:graphicFrameLocks noChangeAspect="1"/>
             </wp:cNvGraphicFramePr>
@@ -17636,7 +18412,7 @@
                     <pic:cNvPicPr/>
                   </pic:nvPicPr>
                   <pic:blipFill>
-                    <a:blip r:embed="rId56"/>
+                    <a:blip r:embed="rId59"/>
                     <a:stretch>
                       <a:fillRect/>
                     </a:stretch>
@@ -18348,7 +19124,7 @@
         <w:drawing>
           <wp:inline xmlns:a="http://schemas.openxmlformats.org/drawingml/2006/main" xmlns:pic="http://schemas.openxmlformats.org/drawingml/2006/picture">
             <wp:extent cx="5940000" cy="3883846"/>
-            <wp:docPr id="47" name="Picture 47"/>
+            <wp:docPr id="50" name="Picture 50"/>
             <wp:cNvGraphicFramePr>
               <a:graphicFrameLocks noChangeAspect="1"/>
             </wp:cNvGraphicFramePr>
@@ -18360,7 +19136,7 @@
                     <pic:cNvPicPr/>
                   </pic:nvPicPr>
                   <pic:blipFill>
-                    <a:blip r:embed="rId57"/>
+                    <a:blip r:embed="rId60"/>
                     <a:stretch>
                       <a:fillRect/>
                     </a:stretch>
@@ -18406,7 +19182,7 @@
           <w:color w:val="000000"/>
           <w:sz w:val="28"/>
         </w:rPr>
-        <w:t xml:space="preserve">Кнопки в шапке: </w:t>
+        <w:t xml:space="preserve">Номер заявки в шапке копируется нажатием, как и в списке. Кнопки в шапке: </w:t>
       </w:r>
       <w:r>
         <w:rPr>
@@ -19342,7 +20118,7 @@
         <w:drawing>
           <wp:inline xmlns:a="http://schemas.openxmlformats.org/drawingml/2006/main" xmlns:pic="http://schemas.openxmlformats.org/drawingml/2006/picture">
             <wp:extent cx="5940000" cy="4925630"/>
-            <wp:docPr id="48" name="Picture 48"/>
+            <wp:docPr id="51" name="Picture 51"/>
             <wp:cNvGraphicFramePr>
               <a:graphicFrameLocks noChangeAspect="1"/>
             </wp:cNvGraphicFramePr>
@@ -19354,7 +20130,7 @@
                     <pic:cNvPicPr/>
                   </pic:nvPicPr>
                   <pic:blipFill>
-                    <a:blip r:embed="rId58"/>
+                    <a:blip r:embed="rId61"/>
                     <a:stretch>
                       <a:fillRect/>
                     </a:stretch>
@@ -19698,7 +20474,7 @@
         <w:drawing>
           <wp:inline xmlns:a="http://schemas.openxmlformats.org/drawingml/2006/main" xmlns:pic="http://schemas.openxmlformats.org/drawingml/2006/picture">
             <wp:extent cx="2926080" cy="2267712"/>
-            <wp:docPr id="49" name="Picture 49"/>
+            <wp:docPr id="52" name="Picture 52"/>
             <wp:cNvGraphicFramePr>
               <a:graphicFrameLocks noChangeAspect="1"/>
             </wp:cNvGraphicFramePr>
@@ -19710,7 +20486,7 @@
                     <pic:cNvPicPr/>
                   </pic:nvPicPr>
                   <pic:blipFill>
-                    <a:blip r:embed="rId59"/>
+                    <a:blip r:embed="rId62"/>
                     <a:stretch>
                       <a:fillRect/>
                     </a:stretch>
@@ -20009,7 +20785,7 @@
           <w:color w:val="000000"/>
           <w:sz w:val="28"/>
         </w:rPr>
-        <w:t>Не копируются согласие на обработку данных и дополнительные поля - их нужно заполнить заново, иначе заявка не отправится.</w:t>
+        <w:t>Не копируются подтверждение правомерности сведений и дополнительные поля - их нужно заполнить заново, иначе заявка не отправится.</w:t>
       </w:r>
     </w:p>
     <w:p>
@@ -20110,8 +20886,8 @@
       <w:r>
         <w:drawing>
           <wp:inline xmlns:a="http://schemas.openxmlformats.org/drawingml/2006/main" xmlns:pic="http://schemas.openxmlformats.org/drawingml/2006/picture">
-            <wp:extent cx="3413760" cy="1901952"/>
-            <wp:docPr id="50" name="Picture 50"/>
+            <wp:extent cx="5940000" cy="3777840"/>
+            <wp:docPr id="53" name="Picture 53"/>
             <wp:cNvGraphicFramePr>
               <a:graphicFrameLocks noChangeAspect="1"/>
             </wp:cNvGraphicFramePr>
@@ -20119,11 +20895,11 @@
               <a:graphicData uri="http://schemas.openxmlformats.org/drawingml/2006/picture">
                 <pic:pic>
                   <pic:nvPicPr>
-                    <pic:cNvPr id="0" name="user-blanks.png"/>
+                    <pic:cNvPr id="0" name="download-blanks-padded.png"/>
                     <pic:cNvPicPr/>
                   </pic:nvPicPr>
                   <pic:blipFill>
-                    <a:blip r:embed="rId60"/>
+                    <a:blip r:embed="rId63"/>
                     <a:stretch>
                       <a:fillRect/>
                     </a:stretch>
@@ -20131,7 +20907,7 @@
                   <pic:spPr>
                     <a:xfrm>
                       <a:off x="0" y="0"/>
-                      <a:ext cx="3413760" cy="1901952"/>
+                      <a:ext cx="5940000" cy="3777840"/>
                     </a:xfrm>
                     <a:prstGeom prst="rect"/>
                   </pic:spPr>
@@ -20209,7 +20985,7 @@
           <w:color w:val="000000"/>
           <w:sz w:val="28"/>
         </w:rPr>
-        <w:t xml:space="preserve">: отметьте нужные вложения и нажмите кнопку скачивания - рядом с ней система показывает, сколько вложений отмечено, - либо </w:t>
+        <w:t xml:space="preserve">: отметьте переключателями нужные вложения в перечне и нажмите кнопку скачивания - рядом с ней система показывает, сколько вложений отмечено, - либо </w:t>
       </w:r>
       <w:r>
         <w:rPr>
@@ -20241,7 +21017,7 @@
           <w:color w:val="000000"/>
           <w:sz w:val="28"/>
         </w:rPr>
-        <w:t xml:space="preserve">Переключатель </w:t>
+        <w:t xml:space="preserve">Сведения документов участников - серия и номер паспорта, номер патента, иное разрешение - попадают в бланк вашей заявки: то, что вы внесли в форму подачи, выдаётся вам обратно без каких-либо дополнительных прав. По чужой заявке, доступной вам как согласующему, принимающему или получателю пересылки, эти сведения выдаются только при праве на их выгрузку; если права нет, окно сообщает об этом строкой, а в скачанном файле на месте этих сведений стоит прочерк, остальные столбцы заполняются как обычно. Кому выдача открыта, тот включает переключатель </w:t>
       </w:r>
       <w:r>
         <w:rPr>
@@ -20251,189 +21027,29 @@
           <w:color w:val="000000"/>
           <w:sz w:val="28"/>
         </w:rPr>
-        <w:t>«Сохранённый файл»</w:t>
-      </w:r>
-      <w:r>
-        <w:rPr>
-          <w:rFonts w:ascii="Times New Roman" w:hAnsi="Times New Roman" w:cs="Times New Roman" w:eastAsia="Times New Roman"/>
-          <w:b w:val="0"/>
-          <w:i w:val="0"/>
-          <w:color w:val="000000"/>
-          <w:sz w:val="28"/>
-        </w:rPr>
-        <w:t xml:space="preserve"> / </w:t>
-      </w:r>
-      <w:r>
-        <w:rPr>
-          <w:rFonts w:ascii="Times New Roman" w:hAnsi="Times New Roman" w:cs="Times New Roman" w:eastAsia="Times New Roman"/>
-          <w:b/>
-          <w:i w:val="0"/>
-          <w:color w:val="000000"/>
-          <w:sz w:val="28"/>
-        </w:rPr>
-        <w:t>«Сформировать заново»</w:t>
-      </w:r>
-      <w:r>
-        <w:rPr>
-          <w:rFonts w:ascii="Times New Roman" w:hAnsi="Times New Roman" w:cs="Times New Roman" w:eastAsia="Times New Roman"/>
-          <w:b w:val="0"/>
-          <w:i w:val="0"/>
-          <w:color w:val="000000"/>
-          <w:sz w:val="28"/>
-        </w:rPr>
-        <w:t xml:space="preserve"> выбирает, что скачивать. Система ставит его сама: </w:t>
-      </w:r>
-      <w:r>
-        <w:rPr>
-          <w:rFonts w:ascii="Times New Roman" w:hAnsi="Times New Roman" w:cs="Times New Roman" w:eastAsia="Times New Roman"/>
-          <w:b/>
-          <w:i w:val="0"/>
-          <w:color w:val="000000"/>
-          <w:sz w:val="28"/>
-        </w:rPr>
-        <w:t>«Сохранённый файл»</w:t>
-      </w:r>
-      <w:r>
-        <w:rPr>
-          <w:rFonts w:ascii="Times New Roman" w:hAnsi="Times New Roman" w:cs="Times New Roman" w:eastAsia="Times New Roman"/>
-          <w:b w:val="0"/>
-          <w:i w:val="0"/>
-          <w:color w:val="000000"/>
-          <w:sz w:val="28"/>
-        </w:rPr>
-        <w:t xml:space="preserve">, если хотя бы у одного вложения копия готова, иначе </w:t>
-      </w:r>
-      <w:r>
-        <w:rPr>
-          <w:rFonts w:ascii="Times New Roman" w:hAnsi="Times New Roman" w:cs="Times New Roman" w:eastAsia="Times New Roman"/>
-          <w:b/>
-          <w:i w:val="0"/>
-          <w:color w:val="000000"/>
-          <w:sz w:val="28"/>
-        </w:rPr>
-        <w:t>«Сформировать заново»</w:t>
-      </w:r>
-      <w:r>
-        <w:rPr>
-          <w:rFonts w:ascii="Times New Roman" w:hAnsi="Times New Roman" w:cs="Times New Roman" w:eastAsia="Times New Roman"/>
-          <w:b w:val="0"/>
-          <w:i w:val="0"/>
-          <w:color w:val="000000"/>
-          <w:sz w:val="28"/>
-        </w:rPr>
-        <w:t>.</w:t>
-      </w:r>
-    </w:p>
-    <w:p>
-      <w:r>
-        <w:rPr>
-          <w:rFonts w:ascii="Times New Roman" w:hAnsi="Times New Roman" w:cs="Times New Roman" w:eastAsia="Times New Roman"/>
-          <w:b w:val="0"/>
-          <w:i w:val="0"/>
-          <w:color w:val="000000"/>
-          <w:sz w:val="28"/>
-        </w:rPr>
-        <w:t xml:space="preserve">В режиме сохранённого файла строки без готовой копии отметить нельзя, и рядом с ними стоит её состояние: </w:t>
-      </w:r>
-      <w:r>
-        <w:rPr>
-          <w:rFonts w:ascii="Times New Roman" w:hAnsi="Times New Roman" w:cs="Times New Roman" w:eastAsia="Times New Roman"/>
-          <w:b/>
-          <w:i w:val="0"/>
-          <w:color w:val="000000"/>
-          <w:sz w:val="28"/>
-        </w:rPr>
-        <w:t>«В архиве»</w:t>
-      </w:r>
-      <w:r>
-        <w:rPr>
-          <w:rFonts w:ascii="Times New Roman" w:hAnsi="Times New Roman" w:cs="Times New Roman" w:eastAsia="Times New Roman"/>
-          <w:b w:val="0"/>
-          <w:i w:val="0"/>
-          <w:color w:val="000000"/>
-          <w:sz w:val="28"/>
-        </w:rPr>
-        <w:t xml:space="preserve">, </w:t>
-      </w:r>
-      <w:r>
-        <w:rPr>
-          <w:rFonts w:ascii="Times New Roman" w:hAnsi="Times New Roman" w:cs="Times New Roman" w:eastAsia="Times New Roman"/>
-          <w:b/>
-          <w:i w:val="0"/>
-          <w:color w:val="000000"/>
-          <w:sz w:val="28"/>
-        </w:rPr>
-        <w:t>«В очереди»</w:t>
-      </w:r>
-      <w:r>
-        <w:rPr>
-          <w:rFonts w:ascii="Times New Roman" w:hAnsi="Times New Roman" w:cs="Times New Roman" w:eastAsia="Times New Roman"/>
-          <w:b w:val="0"/>
-          <w:i w:val="0"/>
-          <w:color w:val="000000"/>
-          <w:sz w:val="28"/>
-        </w:rPr>
-        <w:t xml:space="preserve">, </w:t>
-      </w:r>
-      <w:r>
-        <w:rPr>
-          <w:rFonts w:ascii="Times New Roman" w:hAnsi="Times New Roman" w:cs="Times New Roman" w:eastAsia="Times New Roman"/>
-          <w:b/>
-          <w:i w:val="0"/>
-          <w:color w:val="000000"/>
-          <w:sz w:val="28"/>
-        </w:rPr>
-        <w:t>«Нет места»</w:t>
-      </w:r>
-      <w:r>
-        <w:rPr>
-          <w:rFonts w:ascii="Times New Roman" w:hAnsi="Times New Roman" w:cs="Times New Roman" w:eastAsia="Times New Roman"/>
-          <w:b w:val="0"/>
-          <w:i w:val="0"/>
-          <w:color w:val="000000"/>
-          <w:sz w:val="28"/>
-        </w:rPr>
-        <w:t xml:space="preserve"> или </w:t>
-      </w:r>
-      <w:r>
-        <w:rPr>
-          <w:rFonts w:ascii="Times New Roman" w:hAnsi="Times New Roman" w:cs="Times New Roman" w:eastAsia="Times New Roman"/>
-          <w:b/>
-          <w:i w:val="0"/>
-          <w:color w:val="000000"/>
-          <w:sz w:val="28"/>
-        </w:rPr>
-        <w:t>«Ошибка»</w:t>
-      </w:r>
-      <w:r>
-        <w:rPr>
-          <w:rFonts w:ascii="Times New Roman" w:hAnsi="Times New Roman" w:cs="Times New Roman" w:eastAsia="Times New Roman"/>
-          <w:b w:val="0"/>
-          <w:i w:val="0"/>
-          <w:color w:val="000000"/>
-          <w:sz w:val="28"/>
-        </w:rPr>
-        <w:t xml:space="preserve">. Чтобы получить бланк по такому вложению, переключитесь на </w:t>
-      </w:r>
-      <w:r>
-        <w:rPr>
-          <w:rFonts w:ascii="Times New Roman" w:hAnsi="Times New Roman" w:cs="Times New Roman" w:eastAsia="Times New Roman"/>
-          <w:b/>
-          <w:i w:val="0"/>
-          <w:color w:val="000000"/>
-          <w:sz w:val="28"/>
-        </w:rPr>
-        <w:t>«Сформировать заново»</w:t>
-      </w:r>
-      <w:r>
-        <w:rPr>
-          <w:rFonts w:ascii="Times New Roman" w:hAnsi="Times New Roman" w:cs="Times New Roman" w:eastAsia="Times New Roman"/>
-          <w:b w:val="0"/>
-          <w:i w:val="0"/>
-          <w:color w:val="000000"/>
-          <w:sz w:val="28"/>
-        </w:rPr>
-        <w:t xml:space="preserve"> - система соберёт его заново по текущим данным заявки.</w:t>
+        <w:t>«Паспортные данные»</w:t>
+      </w:r>
+      <w:r>
+        <w:rPr>
+          <w:rFonts w:ascii="Times New Roman" w:hAnsi="Times New Roman" w:cs="Times New Roman" w:eastAsia="Times New Roman"/>
+          <w:b w:val="0"/>
+          <w:i w:val="0"/>
+          <w:color w:val="000000"/>
+          <w:sz w:val="28"/>
+        </w:rPr>
+        <w:t xml:space="preserve"> в отдельном блоке над перечнем вложений; по умолчанию он выключен, а подпись под названием сообщает, что получится: сведения попадут в бланк либо на их месте будет прочерк. Сам прочерк в файле - длинное тире.</w:t>
+      </w:r>
+    </w:p>
+    <w:p>
+      <w:r>
+        <w:rPr>
+          <w:rFonts w:ascii="Times New Roman" w:hAnsi="Times New Roman" w:cs="Times New Roman" w:eastAsia="Times New Roman"/>
+          <w:b w:val="0"/>
+          <w:i w:val="0"/>
+          <w:color w:val="000000"/>
+          <w:sz w:val="28"/>
+        </w:rPr>
+        <w:t>Бланк собирается заново по текущим данным заявки при каждом скачивании, выбирать источник не требуется.</w:t>
       </w:r>
     </w:p>
     <w:p>
@@ -20734,7 +21350,7 @@
         <w:drawing>
           <wp:inline xmlns:a="http://schemas.openxmlformats.org/drawingml/2006/main" xmlns:pic="http://schemas.openxmlformats.org/drawingml/2006/picture">
             <wp:extent cx="5940000" cy="3883846"/>
-            <wp:docPr id="51" name="Picture 51"/>
+            <wp:docPr id="54" name="Picture 54"/>
             <wp:cNvGraphicFramePr>
               <a:graphicFrameLocks noChangeAspect="1"/>
             </wp:cNvGraphicFramePr>
@@ -20746,7 +21362,7 @@
                     <pic:cNvPicPr/>
                   </pic:nvPicPr>
                   <pic:blipFill>
-                    <a:blip r:embed="rId61"/>
+                    <a:blip r:embed="rId64"/>
                     <a:stretch>
                       <a:fillRect/>
                     </a:stretch>
@@ -21496,7 +22112,7 @@
                 <w:color w:val="000000"/>
                 <w:sz w:val="26"/>
               </w:rPr>
-              <w:t>На компьютере push-уведомления доходят, пока браузер запущен; если закрыть его совсем, накопившееся придёт при следующем запуске. На телефоне доставку держит сама система, и уведомления приходят всегда.</w:t>
+              <w:t>Доставка зависит от браузера, разрешений, связи и фоновых ограничений устройства. Сообщение может задержаться или не дойти; не используйте push как единственное подтверждение решения. Актуальное состояние заявки проверяйте в самой системе.</w:t>
             </w:r>
           </w:p>
         </w:tc>
@@ -21565,7 +22181,7 @@
                 <w:color w:val="000000"/>
                 <w:sz w:val="26"/>
               </w:rPr>
-              <w:t xml:space="preserve">На iPhone и iPad уведомления получает не сайт в браузере, а отдельное приложение с экрана «Домой», и поставить его умеет только Safari. Откройте бюро пропусков в Safari, нажмите </w:t>
+              <w:t xml:space="preserve">На поддерживаемых iPhone и iPad push включают для веб-приложения, добавленного на экран «Домой». Например, откройте систему в Safari, найдите действие </w:t>
             </w:r>
             <w:r>
               <w:rPr>
@@ -21585,7 +22201,7 @@
                 <w:color w:val="000000"/>
                 <w:sz w:val="26"/>
               </w:rPr>
-              <w:t xml:space="preserve">, выберите </w:t>
+              <w:t xml:space="preserve"> → </w:t>
             </w:r>
             <w:r>
               <w:rPr>
@@ -21605,8 +22221,2170 @@
                 <w:color w:val="000000"/>
                 <w:sz w:val="26"/>
               </w:rPr>
-              <w:t>, а затем откройте систему с появившейся иконки и включите уведомления там. Менять привычный браузер не нужно: Safari понадобится один раз, для установки.</w:t>
+              <w:t xml:space="preserve"> и подтвердите открытие как веб-приложения, если система предлагает этот выбор. Затем откройте добавленную иконку и включите уведомления. Названия и расположение действий зависят от версии iOS/iPadOS; добавление на экран «Домой» могут предлагать и другие браузеры.</w:t>
             </w:r>
+          </w:p>
+        </w:tc>
+      </w:tr>
+    </w:tbl>
+    <w:p>
+      <w:pPr>
+        <w:spacing w:after="0" w:line="240" w:lineRule="auto"/>
+        <w:ind w:firstLine="0"/>
+      </w:pPr>
+      <w:r>
+        <w:rPr>
+          <w:rFonts w:ascii="Times New Roman" w:hAnsi="Times New Roman" w:cs="Times New Roman" w:eastAsia="Times New Roman"/>
+          <w:b w:val="0"/>
+          <w:i w:val="0"/>
+          <w:color w:val="000000"/>
+          <w:sz w:val="12"/>
+        </w:rPr>
+      </w:r>
+    </w:p>
+    <w:p>
+      <w:pPr>
+        <w:pStyle w:val="Heading2"/>
+        <w:ind w:firstLine="0"/>
+      </w:pPr>
+      <w:r>
+        <w:rPr>
+          <w:rFonts w:ascii="Times New Roman" w:hAnsi="Times New Roman" w:cs="Times New Roman" w:eastAsia="Times New Roman"/>
+          <w:b/>
+          <w:i w:val="0"/>
+          <w:color w:val="000000"/>
+          <w:sz w:val="28"/>
+        </w:rPr>
+        <w:t>9.14. Переслать заявку</w:t>
+      </w:r>
+    </w:p>
+    <w:p>
+      <w:r>
+        <w:rPr>
+          <w:rFonts w:ascii="Times New Roman" w:hAnsi="Times New Roman" w:cs="Times New Roman" w:eastAsia="Times New Roman"/>
+          <w:b w:val="0"/>
+          <w:i w:val="0"/>
+          <w:color w:val="000000"/>
+          <w:sz w:val="28"/>
+        </w:rPr>
+        <w:t>В карточке доступной заявки нажмите «Переслать». Найдите получателей; при необходимости сузьте список фильтрами организации, компании и должности. Список поиска не обязан открываться при входе в окно: нажмите поле и начните ввод. Выбранные получатели и вложения прокручиваются внутри своих блоков.</w:t>
+      </w:r>
+    </w:p>
+    <w:p>
+      <w:r>
+        <w:rPr>
+          <w:rFonts w:ascii="Times New Roman" w:hAnsi="Times New Roman" w:cs="Times New Roman" w:eastAsia="Times New Roman"/>
+          <w:b w:val="0"/>
+          <w:i w:val="0"/>
+          <w:color w:val="000000"/>
+          <w:sz w:val="28"/>
+        </w:rPr>
+        <w:t>Выберите хотя бы одно вложение. Предупреждение об отсутствии выбора означает, что пересылку ещё нельзя отправить. Укажите назначение получателя, если система разрешает его менять: просмотр, согласование и обязательность согласования. Отозванная заявка и пересылка от читателя доступны только для просмотра — это не возвращает пропуск в действие.</w:t>
+      </w:r>
+    </w:p>
+    <w:p>
+      <w:r>
+        <w:rPr>
+          <w:rFonts w:ascii="Times New Roman" w:hAnsi="Times New Roman" w:cs="Times New Roman" w:eastAsia="Times New Roman"/>
+          <w:b w:val="0"/>
+          <w:i w:val="0"/>
+          <w:color w:val="000000"/>
+          <w:sz w:val="28"/>
+        </w:rPr>
+        <w:t>Комментарий увидят все получатели заявки и бюро пропусков, а не только выбранные адресаты. Перед отправкой проверьте состав материалов. После успеха проверьте запись истории: кто переслал, кому, какое назначение задано и какие вложения отправлены. У старой записи без проверяемых получателей возможна подпись «Сведения о получателях недоступны».</w:t>
+      </w:r>
+    </w:p>
+    <w:p>
+      <w:r>
+        <w:rPr>
+          <w:rFonts w:ascii="Times New Roman" w:hAnsi="Times New Roman" w:cs="Times New Roman" w:eastAsia="Times New Roman"/>
+          <w:b w:val="0"/>
+          <w:i w:val="0"/>
+          <w:color w:val="000000"/>
+          <w:sz w:val="28"/>
+        </w:rPr>
+        <w:t>На рисунке показано соответствующее окно с учебными данными.</w:t>
+      </w:r>
+    </w:p>
+    <w:p>
+      <w:pPr>
+        <w:keepNext/>
+        <w:spacing w:before="120" w:after="40"/>
+        <w:ind w:firstLine="0"/>
+        <w:jc w:val="center"/>
+      </w:pPr>
+      <w:r>
+        <w:drawing>
+          <wp:inline xmlns:a="http://schemas.openxmlformats.org/drawingml/2006/main" xmlns:pic="http://schemas.openxmlformats.org/drawingml/2006/picture">
+            <wp:extent cx="5940000" cy="5863354"/>
+            <wp:docPr id="55" name="Picture 55"/>
+            <wp:cNvGraphicFramePr>
+              <a:graphicFrameLocks noChangeAspect="1"/>
+            </wp:cNvGraphicFramePr>
+            <a:graphic>
+              <a:graphicData uri="http://schemas.openxmlformats.org/drawingml/2006/picture">
+                <pic:pic>
+                  <pic:nvPicPr>
+                    <pic:cNvPr id="0" name="forward-modal-padded.png"/>
+                    <pic:cNvPicPr/>
+                  </pic:nvPicPr>
+                  <pic:blipFill>
+                    <a:blip r:embed="rId65"/>
+                    <a:stretch>
+                      <a:fillRect/>
+                    </a:stretch>
+                  </pic:blipFill>
+                  <pic:spPr>
+                    <a:xfrm>
+                      <a:off x="0" y="0"/>
+                      <a:ext cx="5940000" cy="5863354"/>
+                    </a:xfrm>
+                    <a:prstGeom prst="rect"/>
+                  </pic:spPr>
+                </pic:pic>
+              </a:graphicData>
+            </a:graphic>
+          </wp:inline>
+        </w:drawing>
+      </w:r>
+    </w:p>
+    <w:p>
+      <w:pPr>
+        <w:keepNext w:val="0"/>
+        <w:spacing w:line="240" w:lineRule="auto" w:before="40" w:after="200"/>
+        <w:ind w:firstLine="0"/>
+        <w:jc w:val="center"/>
+      </w:pPr>
+      <w:r>
+        <w:rPr>
+          <w:rFonts w:ascii="Times New Roman" w:hAnsi="Times New Roman" w:cs="Times New Roman" w:eastAsia="Times New Roman"/>
+          <w:b w:val="0"/>
+          <w:i/>
+          <w:color w:val="000000"/>
+          <w:sz w:val="24"/>
+        </w:rPr>
+        <w:t>Рисунок 9.8 — Пересылка выбранных вложений</w:t>
+      </w:r>
+    </w:p>
+    <w:p>
+      <w:pPr>
+        <w:pStyle w:val="Heading2"/>
+        <w:ind w:firstLine="0"/>
+      </w:pPr>
+      <w:r>
+        <w:rPr>
+          <w:rFonts w:ascii="Times New Roman" w:hAnsi="Times New Roman" w:cs="Times New Roman" w:eastAsia="Times New Roman"/>
+          <w:b/>
+          <w:i w:val="0"/>
+          <w:color w:val="000000"/>
+          <w:sz w:val="28"/>
+        </w:rPr>
+        <w:t>9.15. Общий и индивидуальный срок</w:t>
+      </w:r>
+    </w:p>
+    <w:p>
+      <w:r>
+        <w:rPr>
+          <w:rFonts w:ascii="Times New Roman" w:hAnsi="Times New Roman" w:cs="Times New Roman" w:eastAsia="Times New Roman"/>
+          <w:b w:val="0"/>
+          <w:i w:val="0"/>
+          <w:color w:val="000000"/>
+          <w:sz w:val="28"/>
+        </w:rPr>
+        <w:t>Общий срок изменяет уполномоченный оператор: до принятия заявки либо в работе. Он выбирает одно или несколько вложений и отдельно решает, сохранять ли индивидуальные сроки их записей. Индивидуальный срок человека/машины меняется в карточке конкретной записи или из состава заявки в работе.</w:t>
+      </w:r>
+    </w:p>
+    <w:p>
+      <w:r>
+        <w:rPr>
+          <w:rFonts w:ascii="Times New Roman" w:hAnsi="Times New Roman" w:cs="Times New Roman" w:eastAsia="Times New Roman"/>
+          <w:b w:val="0"/>
+          <w:i w:val="0"/>
+          <w:color w:val="000000"/>
+          <w:sz w:val="28"/>
+        </w:rPr>
+        <w:t>Изменение срока принимающим не требует повторного голосования: уже поданные голоса сохраняются, следующий согласующий рассматривает актуальный срок. Автор и причина изменения остаются в истории. Если срок нужно изменить, а действия нет, обращайтесь к оператору; отсутствие кнопки нельзя обходить дублированием отметки прохода.</w:t>
+      </w:r>
+    </w:p>
+    <w:p>
+      <w:r>
+        <w:rPr>
+          <w:rFonts w:ascii="Times New Roman" w:hAnsi="Times New Roman" w:cs="Times New Roman" w:eastAsia="Times New Roman"/>
+          <w:b w:val="0"/>
+          <w:i w:val="0"/>
+          <w:color w:val="000000"/>
+          <w:sz w:val="28"/>
+        </w:rPr>
+        <w:t>На рисунке показано соответствующее окно с учебными данными.</w:t>
+      </w:r>
+    </w:p>
+    <w:p>
+      <w:pPr>
+        <w:keepNext/>
+        <w:spacing w:before="120" w:after="40"/>
+        <w:ind w:firstLine="0"/>
+        <w:jc w:val="center"/>
+      </w:pPr>
+      <w:r>
+        <w:drawing>
+          <wp:inline xmlns:a="http://schemas.openxmlformats.org/drawingml/2006/main" xmlns:pic="http://schemas.openxmlformats.org/drawingml/2006/picture">
+            <wp:extent cx="5940000" cy="5532685"/>
+            <wp:docPr id="56" name="Picture 56"/>
+            <wp:cNvGraphicFramePr>
+              <a:graphicFrameLocks noChangeAspect="1"/>
+            </wp:cNvGraphicFramePr>
+            <a:graphic>
+              <a:graphicData uri="http://schemas.openxmlformats.org/drawingml/2006/picture">
+                <pic:pic>
+                  <pic:nvPicPr>
+                    <pic:cNvPr id="0" name="attachment-period-padded.png"/>
+                    <pic:cNvPicPr/>
+                  </pic:nvPicPr>
+                  <pic:blipFill>
+                    <a:blip r:embed="rId66"/>
+                    <a:stretch>
+                      <a:fillRect/>
+                    </a:stretch>
+                  </pic:blipFill>
+                  <pic:spPr>
+                    <a:xfrm>
+                      <a:off x="0" y="0"/>
+                      <a:ext cx="5940000" cy="5532685"/>
+                    </a:xfrm>
+                    <a:prstGeom prst="rect"/>
+                  </pic:spPr>
+                </pic:pic>
+              </a:graphicData>
+            </a:graphic>
+          </wp:inline>
+        </w:drawing>
+      </w:r>
+    </w:p>
+    <w:p>
+      <w:pPr>
+        <w:keepNext w:val="0"/>
+        <w:spacing w:line="240" w:lineRule="auto" w:before="40" w:after="200"/>
+        <w:ind w:firstLine="0"/>
+        <w:jc w:val="center"/>
+      </w:pPr>
+      <w:r>
+        <w:rPr>
+          <w:rFonts w:ascii="Times New Roman" w:hAnsi="Times New Roman" w:cs="Times New Roman" w:eastAsia="Times New Roman"/>
+          <w:b w:val="0"/>
+          <w:i/>
+          <w:color w:val="000000"/>
+          <w:sz w:val="24"/>
+        </w:rPr>
+        <w:t>Рисунок 9.9 — Общий срок выбранных вложений</w:t>
+      </w:r>
+    </w:p>
+    <w:p>
+      <w:r>
+        <w:rPr>
+          <w:rFonts w:ascii="Times New Roman" w:hAnsi="Times New Roman" w:cs="Times New Roman" w:eastAsia="Times New Roman"/>
+          <w:b w:val="0"/>
+          <w:i w:val="0"/>
+          <w:color w:val="000000"/>
+          <w:sz w:val="28"/>
+        </w:rPr>
+        <w:t>При частичной правке записи с возражением непереданные сведения не считаются изменёнными. Если сервер сообщает о конфликте запрещённого изменения персональных данных, проверьте именно изменённые поля и основание возражения; не снимайте возражение ради сохранения без соответствующих полномочий.</w:t>
+      </w:r>
+    </w:p>
+    <w:p>
+      <w:r>
+        <w:br w:type="page"/>
+      </w:r>
+    </w:p>
+    <w:p>
+      <w:pPr>
+        <w:pStyle w:val="Heading1"/>
+        <w:ind w:firstLine="0"/>
+      </w:pPr>
+      <w:r>
+        <w:rPr>
+          <w:rFonts w:ascii="Times New Roman" w:hAnsi="Times New Roman" w:cs="Times New Roman" w:eastAsia="Times New Roman"/>
+          <w:b/>
+          <w:i w:val="0"/>
+          <w:color w:val="000000"/>
+          <w:sz w:val="32"/>
+        </w:rPr>
+        <w:t>ЛИСТ РЕГИСТРАЦИИ ИЗМЕНЕНИЙ</w:t>
+      </w:r>
+    </w:p>
+    <w:p>
+      <w:r>
+        <w:rPr>
+          <w:rFonts w:ascii="Times New Roman" w:hAnsi="Times New Roman" w:cs="Times New Roman" w:eastAsia="Times New Roman"/>
+          <w:b w:val="0"/>
+          <w:i w:val="0"/>
+          <w:color w:val="000000"/>
+          <w:sz w:val="28"/>
+        </w:rPr>
+        <w:t>В таблице фиксируются изменения документа. Версия повышается при выпуске новой редакции: вторая цифра при уточнениях и дополнениях, первая при переработке структуры или существенном изменении требований.</w:t>
+      </w:r>
+    </w:p>
+    <w:p>
+      <w:pPr>
+        <w:keepNext/>
+        <w:spacing w:line="240" w:lineRule="auto" w:before="160" w:after="80"/>
+        <w:ind w:firstLine="0"/>
+        <w:jc w:val="left"/>
+      </w:pPr>
+      <w:r>
+        <w:rPr>
+          <w:rFonts w:ascii="Times New Roman" w:hAnsi="Times New Roman" w:cs="Times New Roman" w:eastAsia="Times New Roman"/>
+          <w:b w:val="0"/>
+          <w:i/>
+          <w:color w:val="000000"/>
+          <w:sz w:val="24"/>
+        </w:rPr>
+        <w:t>Таблица И.1 — Регистрация изменений</w:t>
+      </w:r>
+    </w:p>
+    <w:tbl>
+      <w:tblPr>
+        <w:tblStyle w:val="TableGrid"/>
+        <w:tblW w:type="auto" w:w="0"/>
+        <w:jc w:val="center"/>
+        <w:tblLayout w:type="fixed"/>
+        <w:tblLook w:firstColumn="1" w:firstRow="1" w:lastColumn="0" w:lastRow="0" w:noHBand="0" w:noVBand="1" w:val="04A0"/>
+        <w:tblLayout w:type="fixed"/>
+      </w:tblPr>
+      <w:tblGrid>
+        <w:gridCol w:w="1134"/>
+        <w:gridCol w:w="1701"/>
+        <w:gridCol w:w="5670"/>
+        <w:gridCol w:w="850"/>
+      </w:tblGrid>
+      <w:tr>
+        <w:trPr>
+          <w:tblHeader w:val="true"/>
+          <w:cantSplit w:val="true"/>
+        </w:trPr>
+        <w:tc>
+          <w:tcPr>
+            <w:tcW w:type="dxa" w:w="1134"/>
+            <w:shd w:val="clear" w:fill="E8E8E8"/>
+          </w:tcPr>
+          <w:p>
+            <w:pPr>
+              <w:keepNext/>
+              <w:spacing w:line="240" w:lineRule="auto" w:after="0"/>
+              <w:ind w:firstLine="0"/>
+              <w:jc w:val="left"/>
+            </w:pPr>
+            <w:r>
+              <w:rPr>
+                <w:rFonts w:ascii="Times New Roman" w:hAnsi="Times New Roman" w:cs="Times New Roman" w:eastAsia="Times New Roman"/>
+                <w:b/>
+                <w:i w:val="0"/>
+                <w:color w:val="000000"/>
+                <w:sz w:val="24"/>
+              </w:rPr>
+              <w:t>Версия</w:t>
+            </w:r>
+          </w:p>
+        </w:tc>
+        <w:tc>
+          <w:tcPr>
+            <w:tcW w:type="dxa" w:w="1701"/>
+            <w:shd w:val="clear" w:fill="E8E8E8"/>
+          </w:tcPr>
+          <w:p>
+            <w:pPr>
+              <w:keepNext/>
+              <w:spacing w:line="240" w:lineRule="auto" w:after="0"/>
+              <w:ind w:firstLine="0"/>
+              <w:jc w:val="left"/>
+            </w:pPr>
+            <w:r>
+              <w:rPr>
+                <w:rFonts w:ascii="Times New Roman" w:hAnsi="Times New Roman" w:cs="Times New Roman" w:eastAsia="Times New Roman"/>
+                <w:b/>
+                <w:i w:val="0"/>
+                <w:color w:val="000000"/>
+                <w:sz w:val="24"/>
+              </w:rPr>
+              <w:t>Дата</w:t>
+            </w:r>
+          </w:p>
+        </w:tc>
+        <w:tc>
+          <w:tcPr>
+            <w:tcW w:type="dxa" w:w="5669"/>
+            <w:shd w:val="clear" w:fill="E8E8E8"/>
+          </w:tcPr>
+          <w:p>
+            <w:pPr>
+              <w:keepNext/>
+              <w:spacing w:line="240" w:lineRule="auto" w:after="0"/>
+              <w:ind w:firstLine="0"/>
+              <w:jc w:val="left"/>
+            </w:pPr>
+            <w:r>
+              <w:rPr>
+                <w:rFonts w:ascii="Times New Roman" w:hAnsi="Times New Roman" w:cs="Times New Roman" w:eastAsia="Times New Roman"/>
+                <w:b/>
+                <w:i w:val="0"/>
+                <w:color w:val="000000"/>
+                <w:sz w:val="24"/>
+              </w:rPr>
+              <w:t>Содержание изменения</w:t>
+            </w:r>
+          </w:p>
+        </w:tc>
+        <w:tc>
+          <w:tcPr>
+            <w:tcW w:type="dxa" w:w="850"/>
+            <w:shd w:val="clear" w:fill="E8E8E8"/>
+          </w:tcPr>
+          <w:p>
+            <w:pPr>
+              <w:keepNext/>
+              <w:spacing w:line="240" w:lineRule="auto" w:after="0"/>
+              <w:ind w:firstLine="0"/>
+              <w:jc w:val="left"/>
+            </w:pPr>
+            <w:r>
+              <w:rPr>
+                <w:rFonts w:ascii="Times New Roman" w:hAnsi="Times New Roman" w:cs="Times New Roman" w:eastAsia="Times New Roman"/>
+                <w:b/>
+                <w:i w:val="0"/>
+                <w:color w:val="000000"/>
+                <w:sz w:val="24"/>
+              </w:rPr>
+              <w:t>Внёс</w:t>
+            </w:r>
+          </w:p>
+        </w:tc>
+      </w:tr>
+      <w:tr>
+        <w:trPr>
+          <w:cantSplit w:val="true"/>
+        </w:trPr>
+        <w:tc>
+          <w:tcPr>
+            <w:tcW w:type="dxa" w:w="1134"/>
+          </w:tcPr>
+          <w:p>
+            <w:pPr>
+              <w:spacing w:line="240" w:lineRule="auto" w:after="0"/>
+              <w:ind w:firstLine="0"/>
+              <w:jc w:val="left"/>
+            </w:pPr>
+            <w:r>
+              <w:rPr>
+                <w:rFonts w:ascii="Times New Roman" w:hAnsi="Times New Roman" w:cs="Times New Roman" w:eastAsia="Times New Roman"/>
+                <w:b w:val="0"/>
+                <w:i w:val="0"/>
+                <w:color w:val="000000"/>
+                <w:sz w:val="24"/>
+              </w:rPr>
+              <w:t>1.0</w:t>
+            </w:r>
+          </w:p>
+        </w:tc>
+        <w:tc>
+          <w:tcPr>
+            <w:tcW w:type="dxa" w:w="1701"/>
+          </w:tcPr>
+          <w:p>
+            <w:pPr>
+              <w:spacing w:line="240" w:lineRule="auto" w:after="0"/>
+              <w:ind w:firstLine="0"/>
+              <w:jc w:val="left"/>
+            </w:pPr>
+            <w:r>
+              <w:rPr>
+                <w:rFonts w:ascii="Times New Roman" w:hAnsi="Times New Roman" w:cs="Times New Roman" w:eastAsia="Times New Roman"/>
+                <w:b w:val="0"/>
+                <w:i w:val="0"/>
+                <w:color w:val="000000"/>
+                <w:sz w:val="24"/>
+              </w:rPr>
+              <w:t>11.08.2026</w:t>
+            </w:r>
+          </w:p>
+        </w:tc>
+        <w:tc>
+          <w:tcPr>
+            <w:tcW w:type="dxa" w:w="5669"/>
+          </w:tcPr>
+          <w:p>
+            <w:pPr>
+              <w:spacing w:line="240" w:lineRule="auto" w:after="0"/>
+              <w:ind w:firstLine="0"/>
+              <w:jc w:val="left"/>
+            </w:pPr>
+            <w:r>
+              <w:rPr>
+                <w:rFonts w:ascii="Times New Roman" w:hAnsi="Times New Roman" w:cs="Times New Roman" w:eastAsia="Times New Roman"/>
+                <w:b w:val="0"/>
+                <w:i w:val="0"/>
+                <w:color w:val="000000"/>
+                <w:sz w:val="24"/>
+              </w:rPr>
+              <w:t>Первая редакция</w:t>
+            </w:r>
+          </w:p>
+        </w:tc>
+        <w:tc>
+          <w:tcPr>
+            <w:tcW w:type="dxa" w:w="850"/>
+          </w:tcPr>
+          <w:p>
+            <w:pPr>
+              <w:spacing w:line="240" w:lineRule="auto" w:after="0"/>
+              <w:ind w:firstLine="0"/>
+              <w:jc w:val="left"/>
+            </w:pPr>
+          </w:p>
+        </w:tc>
+      </w:tr>
+      <w:tr>
+        <w:trPr>
+          <w:cantSplit w:val="true"/>
+        </w:trPr>
+        <w:tc>
+          <w:tcPr>
+            <w:tcW w:type="dxa" w:w="1134"/>
+          </w:tcPr>
+          <w:p>
+            <w:pPr>
+              <w:spacing w:line="240" w:lineRule="auto" w:after="0"/>
+              <w:ind w:firstLine="0"/>
+              <w:jc w:val="left"/>
+            </w:pPr>
+            <w:r>
+              <w:rPr>
+                <w:rFonts w:ascii="Times New Roman" w:hAnsi="Times New Roman" w:cs="Times New Roman" w:eastAsia="Times New Roman"/>
+                <w:b w:val="0"/>
+                <w:i w:val="0"/>
+                <w:color w:val="000000"/>
+                <w:sz w:val="24"/>
+              </w:rPr>
+              <w:t>1.1</w:t>
+            </w:r>
+          </w:p>
+        </w:tc>
+        <w:tc>
+          <w:tcPr>
+            <w:tcW w:type="dxa" w:w="1701"/>
+          </w:tcPr>
+          <w:p>
+            <w:pPr>
+              <w:spacing w:line="240" w:lineRule="auto" w:after="0"/>
+              <w:ind w:firstLine="0"/>
+              <w:jc w:val="left"/>
+            </w:pPr>
+            <w:r>
+              <w:rPr>
+                <w:rFonts w:ascii="Times New Roman" w:hAnsi="Times New Roman" w:cs="Times New Roman" w:eastAsia="Times New Roman"/>
+                <w:b w:val="0"/>
+                <w:i w:val="0"/>
+                <w:color w:val="000000"/>
+                <w:sz w:val="24"/>
+              </w:rPr>
+              <w:t>12.08.2026</w:t>
+            </w:r>
+          </w:p>
+        </w:tc>
+        <w:tc>
+          <w:tcPr>
+            <w:tcW w:type="dxa" w:w="5669"/>
+          </w:tcPr>
+          <w:p>
+            <w:pPr>
+              <w:spacing w:line="240" w:lineRule="auto" w:after="0"/>
+              <w:ind w:firstLine="0"/>
+              <w:jc w:val="left"/>
+            </w:pPr>
+            <w:r>
+              <w:rPr>
+                <w:rFonts w:ascii="Times New Roman" w:hAnsi="Times New Roman" w:cs="Times New Roman" w:eastAsia="Times New Roman"/>
+                <w:b w:val="0"/>
+                <w:i w:val="0"/>
+                <w:color w:val="000000"/>
+                <w:sz w:val="24"/>
+              </w:rPr>
+              <w:t>Описан список участников заявки: кто её видит, роли и решения, карточка человека с рабочими контактами</w:t>
+            </w:r>
+          </w:p>
+        </w:tc>
+        <w:tc>
+          <w:tcPr>
+            <w:tcW w:type="dxa" w:w="850"/>
+          </w:tcPr>
+          <w:p>
+            <w:pPr>
+              <w:spacing w:line="240" w:lineRule="auto" w:after="0"/>
+              <w:ind w:firstLine="0"/>
+              <w:jc w:val="left"/>
+            </w:pPr>
+          </w:p>
+        </w:tc>
+      </w:tr>
+      <w:tr>
+        <w:trPr>
+          <w:cantSplit w:val="true"/>
+        </w:trPr>
+        <w:tc>
+          <w:tcPr>
+            <w:tcW w:type="dxa" w:w="1134"/>
+          </w:tcPr>
+          <w:p>
+            <w:pPr>
+              <w:spacing w:line="240" w:lineRule="auto" w:after="0"/>
+              <w:ind w:firstLine="0"/>
+              <w:jc w:val="left"/>
+            </w:pPr>
+            <w:r>
+              <w:rPr>
+                <w:rFonts w:ascii="Times New Roman" w:hAnsi="Times New Roman" w:cs="Times New Roman" w:eastAsia="Times New Roman"/>
+                <w:b w:val="0"/>
+                <w:i w:val="0"/>
+                <w:color w:val="000000"/>
+                <w:sz w:val="24"/>
+              </w:rPr>
+              <w:t>1.2</w:t>
+            </w:r>
+          </w:p>
+        </w:tc>
+        <w:tc>
+          <w:tcPr>
+            <w:tcW w:type="dxa" w:w="1701"/>
+          </w:tcPr>
+          <w:p>
+            <w:pPr>
+              <w:spacing w:line="240" w:lineRule="auto" w:after="0"/>
+              <w:ind w:firstLine="0"/>
+              <w:jc w:val="left"/>
+            </w:pPr>
+            <w:r>
+              <w:rPr>
+                <w:rFonts w:ascii="Times New Roman" w:hAnsi="Times New Roman" w:cs="Times New Roman" w:eastAsia="Times New Roman"/>
+                <w:b w:val="0"/>
+                <w:i w:val="0"/>
+                <w:color w:val="000000"/>
+                <w:sz w:val="24"/>
+              </w:rPr>
+              <w:t>13.08.2026</w:t>
+            </w:r>
+          </w:p>
+        </w:tc>
+        <w:tc>
+          <w:tcPr>
+            <w:tcW w:type="dxa" w:w="5669"/>
+          </w:tcPr>
+          <w:p>
+            <w:pPr>
+              <w:spacing w:line="240" w:lineRule="auto" w:after="0"/>
+              <w:ind w:firstLine="0"/>
+              <w:jc w:val="left"/>
+            </w:pPr>
+            <w:r>
+              <w:rPr>
+                <w:rFonts w:ascii="Times New Roman" w:hAnsi="Times New Roman" w:cs="Times New Roman" w:eastAsia="Times New Roman"/>
+                <w:b w:val="0"/>
+                <w:i w:val="0"/>
+                <w:color w:val="000000"/>
+                <w:sz w:val="24"/>
+              </w:rPr>
+              <w:t>Текст приведён к точке зрения заявителя: убраны объяснения внутреннего устройства там, где нужно знать только что нажать и что произойдёт - причины отсутствия самостоятельной регистрации и восстановления пароля, устройство блокировки по неудачным попыткам, правила сверки чёрного списка. Добавлен раздел «Вопросы к заявке»: как задать вопрос по своей заявке и увидеть ответ. Выверены по коду формат ввода серии и номера паспорта в разделе «Сотрудники» и подсказка о недоступном месте прохода и разгрузки на телефоне. Переписано предупреждение об очистке уведомлений: подтверждение спрашивается в обоих местах, а чистка сносит весь список, а не только показанное на вкладке «Непрочитанные»</w:t>
+            </w:r>
+          </w:p>
+        </w:tc>
+        <w:tc>
+          <w:tcPr>
+            <w:tcW w:type="dxa" w:w="850"/>
+          </w:tcPr>
+          <w:p>
+            <w:pPr>
+              <w:spacing w:line="240" w:lineRule="auto" w:after="0"/>
+              <w:ind w:firstLine="0"/>
+              <w:jc w:val="left"/>
+            </w:pPr>
+          </w:p>
+        </w:tc>
+      </w:tr>
+      <w:tr>
+        <w:trPr>
+          <w:cantSplit w:val="true"/>
+        </w:trPr>
+        <w:tc>
+          <w:tcPr>
+            <w:tcW w:type="dxa" w:w="1134"/>
+          </w:tcPr>
+          <w:p>
+            <w:pPr>
+              <w:spacing w:line="240" w:lineRule="auto" w:after="0"/>
+              <w:ind w:firstLine="0"/>
+              <w:jc w:val="left"/>
+            </w:pPr>
+            <w:r>
+              <w:rPr>
+                <w:rFonts w:ascii="Times New Roman" w:hAnsi="Times New Roman" w:cs="Times New Roman" w:eastAsia="Times New Roman"/>
+                <w:b w:val="0"/>
+                <w:i w:val="0"/>
+                <w:color w:val="000000"/>
+                <w:sz w:val="24"/>
+              </w:rPr>
+              <w:t>1.3</w:t>
+            </w:r>
+          </w:p>
+        </w:tc>
+        <w:tc>
+          <w:tcPr>
+            <w:tcW w:type="dxa" w:w="1701"/>
+          </w:tcPr>
+          <w:p>
+            <w:pPr>
+              <w:spacing w:line="240" w:lineRule="auto" w:after="0"/>
+              <w:ind w:firstLine="0"/>
+              <w:jc w:val="left"/>
+            </w:pPr>
+            <w:r>
+              <w:rPr>
+                <w:rFonts w:ascii="Times New Roman" w:hAnsi="Times New Roman" w:cs="Times New Roman" w:eastAsia="Times New Roman"/>
+                <w:b w:val="0"/>
+                <w:i w:val="0"/>
+                <w:color w:val="000000"/>
+                <w:sz w:val="24"/>
+              </w:rPr>
+              <w:t>13.08.2026</w:t>
+            </w:r>
+          </w:p>
+        </w:tc>
+        <w:tc>
+          <w:tcPr>
+            <w:tcW w:type="dxa" w:w="5669"/>
+          </w:tcPr>
+          <w:p>
+            <w:pPr>
+              <w:spacing w:line="240" w:lineRule="auto" w:after="0"/>
+              <w:ind w:firstLine="0"/>
+              <w:jc w:val="left"/>
+            </w:pPr>
+            <w:r>
+              <w:rPr>
+                <w:rFonts w:ascii="Times New Roman" w:hAnsi="Times New Roman" w:cs="Times New Roman" w:eastAsia="Times New Roman"/>
+                <w:b w:val="0"/>
+                <w:i w:val="0"/>
+                <w:color w:val="000000"/>
+                <w:sz w:val="24"/>
+              </w:rPr>
+              <w:t>Описано предупреждение о скором истечении срока заявки: приходит дважды - за три дня до окончания и накануне, считается по самой поздней дате среди действующих вложений заявки</w:t>
+            </w:r>
+          </w:p>
+        </w:tc>
+        <w:tc>
+          <w:tcPr>
+            <w:tcW w:type="dxa" w:w="850"/>
+          </w:tcPr>
+          <w:p>
+            <w:pPr>
+              <w:spacing w:line="240" w:lineRule="auto" w:after="0"/>
+              <w:ind w:firstLine="0"/>
+              <w:jc w:val="left"/>
+            </w:pPr>
+          </w:p>
+        </w:tc>
+      </w:tr>
+      <w:tr>
+        <w:trPr>
+          <w:cantSplit w:val="true"/>
+        </w:trPr>
+        <w:tc>
+          <w:tcPr>
+            <w:tcW w:type="dxa" w:w="1134"/>
+          </w:tcPr>
+          <w:p>
+            <w:pPr>
+              <w:spacing w:line="240" w:lineRule="auto" w:after="0"/>
+              <w:ind w:firstLine="0"/>
+              <w:jc w:val="left"/>
+            </w:pPr>
+            <w:r>
+              <w:rPr>
+                <w:rFonts w:ascii="Times New Roman" w:hAnsi="Times New Roman" w:cs="Times New Roman" w:eastAsia="Times New Roman"/>
+                <w:b w:val="0"/>
+                <w:i w:val="0"/>
+                <w:color w:val="000000"/>
+                <w:sz w:val="24"/>
+              </w:rPr>
+              <w:t>1.4</w:t>
+            </w:r>
+          </w:p>
+        </w:tc>
+        <w:tc>
+          <w:tcPr>
+            <w:tcW w:type="dxa" w:w="1701"/>
+          </w:tcPr>
+          <w:p>
+            <w:pPr>
+              <w:spacing w:line="240" w:lineRule="auto" w:after="0"/>
+              <w:ind w:firstLine="0"/>
+              <w:jc w:val="left"/>
+            </w:pPr>
+            <w:r>
+              <w:rPr>
+                <w:rFonts w:ascii="Times New Roman" w:hAnsi="Times New Roman" w:cs="Times New Roman" w:eastAsia="Times New Roman"/>
+                <w:b w:val="0"/>
+                <w:i w:val="0"/>
+                <w:color w:val="000000"/>
+                <w:sz w:val="24"/>
+              </w:rPr>
+              <w:t>14.08.2026</w:t>
+            </w:r>
+          </w:p>
+        </w:tc>
+        <w:tc>
+          <w:tcPr>
+            <w:tcW w:type="dxa" w:w="5669"/>
+          </w:tcPr>
+          <w:p>
+            <w:pPr>
+              <w:spacing w:line="240" w:lineRule="auto" w:after="0"/>
+              <w:ind w:firstLine="0"/>
+              <w:jc w:val="left"/>
+            </w:pPr>
+            <w:r>
+              <w:rPr>
+                <w:rFonts w:ascii="Times New Roman" w:hAnsi="Times New Roman" w:cs="Times New Roman" w:eastAsia="Times New Roman"/>
+                <w:b w:val="0"/>
+                <w:i w:val="0"/>
+                <w:color w:val="000000"/>
+                <w:sz w:val="24"/>
+              </w:rPr>
+              <w:t>Лист условий использования сокращён и смягчён: оставлены принадлежность прав, запрет передачи третьим лицам и отсутствие лицензии; убраны срок действия ограничений, требования письменного согласия и подтверждения уничтожения копий</w:t>
+            </w:r>
+          </w:p>
+        </w:tc>
+        <w:tc>
+          <w:tcPr>
+            <w:tcW w:type="dxa" w:w="850"/>
+          </w:tcPr>
+          <w:p>
+            <w:pPr>
+              <w:spacing w:line="240" w:lineRule="auto" w:after="0"/>
+              <w:ind w:firstLine="0"/>
+              <w:jc w:val="left"/>
+            </w:pPr>
+          </w:p>
+        </w:tc>
+      </w:tr>
+      <w:tr>
+        <w:trPr>
+          <w:cantSplit w:val="true"/>
+        </w:trPr>
+        <w:tc>
+          <w:tcPr>
+            <w:tcW w:type="dxa" w:w="1134"/>
+          </w:tcPr>
+          <w:p>
+            <w:pPr>
+              <w:spacing w:line="240" w:lineRule="auto" w:after="0"/>
+              <w:ind w:firstLine="0"/>
+              <w:jc w:val="left"/>
+            </w:pPr>
+            <w:r>
+              <w:rPr>
+                <w:rFonts w:ascii="Times New Roman" w:hAnsi="Times New Roman" w:cs="Times New Roman" w:eastAsia="Times New Roman"/>
+                <w:b w:val="0"/>
+                <w:i w:val="0"/>
+                <w:color w:val="000000"/>
+                <w:sz w:val="24"/>
+              </w:rPr>
+              <w:t>1.5</w:t>
+            </w:r>
+          </w:p>
+        </w:tc>
+        <w:tc>
+          <w:tcPr>
+            <w:tcW w:type="dxa" w:w="1701"/>
+          </w:tcPr>
+          <w:p>
+            <w:pPr>
+              <w:spacing w:line="240" w:lineRule="auto" w:after="0"/>
+              <w:ind w:firstLine="0"/>
+              <w:jc w:val="left"/>
+            </w:pPr>
+            <w:r>
+              <w:rPr>
+                <w:rFonts w:ascii="Times New Roman" w:hAnsi="Times New Roman" w:cs="Times New Roman" w:eastAsia="Times New Roman"/>
+                <w:b w:val="0"/>
+                <w:i w:val="0"/>
+                <w:color w:val="000000"/>
+                <w:sz w:val="24"/>
+              </w:rPr>
+              <w:t>14.08.2026</w:t>
+            </w:r>
+          </w:p>
+        </w:tc>
+        <w:tc>
+          <w:tcPr>
+            <w:tcW w:type="dxa" w:w="5669"/>
+          </w:tcPr>
+          <w:p>
+            <w:pPr>
+              <w:spacing w:line="240" w:lineRule="auto" w:after="0"/>
+              <w:ind w:firstLine="0"/>
+              <w:jc w:val="left"/>
+            </w:pPr>
+            <w:r>
+              <w:rPr>
+                <w:rFonts w:ascii="Times New Roman" w:hAnsi="Times New Roman" w:cs="Times New Roman" w:eastAsia="Times New Roman"/>
+                <w:b w:val="0"/>
+                <w:i w:val="0"/>
+                <w:color w:val="000000"/>
+                <w:sz w:val="24"/>
+              </w:rPr>
+              <w:t>Свойства файла заполнены выходными данными документа: прежде в них стояли служебные значения средства сборки</w:t>
+            </w:r>
+          </w:p>
+        </w:tc>
+        <w:tc>
+          <w:tcPr>
+            <w:tcW w:type="dxa" w:w="850"/>
+          </w:tcPr>
+          <w:p>
+            <w:pPr>
+              <w:spacing w:line="240" w:lineRule="auto" w:after="0"/>
+              <w:ind w:firstLine="0"/>
+              <w:jc w:val="left"/>
+            </w:pPr>
+          </w:p>
+        </w:tc>
+      </w:tr>
+      <w:tr>
+        <w:trPr>
+          <w:cantSplit w:val="true"/>
+        </w:trPr>
+        <w:tc>
+          <w:tcPr>
+            <w:tcW w:type="dxa" w:w="1134"/>
+          </w:tcPr>
+          <w:p>
+            <w:pPr>
+              <w:spacing w:line="240" w:lineRule="auto" w:after="0"/>
+              <w:ind w:firstLine="0"/>
+              <w:jc w:val="left"/>
+            </w:pPr>
+            <w:r>
+              <w:rPr>
+                <w:rFonts w:ascii="Times New Roman" w:hAnsi="Times New Roman" w:cs="Times New Roman" w:eastAsia="Times New Roman"/>
+                <w:b w:val="0"/>
+                <w:i w:val="0"/>
+                <w:color w:val="000000"/>
+                <w:sz w:val="24"/>
+              </w:rPr>
+              <w:t>1.6</w:t>
+            </w:r>
+          </w:p>
+        </w:tc>
+        <w:tc>
+          <w:tcPr>
+            <w:tcW w:type="dxa" w:w="1701"/>
+          </w:tcPr>
+          <w:p>
+            <w:pPr>
+              <w:spacing w:line="240" w:lineRule="auto" w:after="0"/>
+              <w:ind w:firstLine="0"/>
+              <w:jc w:val="left"/>
+            </w:pPr>
+            <w:r>
+              <w:rPr>
+                <w:rFonts w:ascii="Times New Roman" w:hAnsi="Times New Roman" w:cs="Times New Roman" w:eastAsia="Times New Roman"/>
+                <w:b w:val="0"/>
+                <w:i w:val="0"/>
+                <w:color w:val="000000"/>
+                <w:sz w:val="24"/>
+              </w:rPr>
+              <w:t>17.08.2026</w:t>
+            </w:r>
+          </w:p>
+        </w:tc>
+        <w:tc>
+          <w:tcPr>
+            <w:tcW w:type="dxa" w:w="5669"/>
+          </w:tcPr>
+          <w:p>
+            <w:pPr>
+              <w:spacing w:line="240" w:lineRule="auto" w:after="0"/>
+              <w:ind w:firstLine="0"/>
+              <w:jc w:val="left"/>
+            </w:pPr>
+            <w:r>
+              <w:rPr>
+                <w:rFonts w:ascii="Times New Roman" w:hAnsi="Times New Roman" w:cs="Times New Roman" w:eastAsia="Times New Roman"/>
+                <w:b w:val="0"/>
+                <w:i w:val="0"/>
+                <w:color w:val="000000"/>
+                <w:sz w:val="24"/>
+              </w:rPr>
+              <w:t>Описана отметка согласия работника на обработку персональных данных при заведении записи и в бланке заявки</w:t>
+            </w:r>
+          </w:p>
+        </w:tc>
+        <w:tc>
+          <w:tcPr>
+            <w:tcW w:type="dxa" w:w="850"/>
+          </w:tcPr>
+          <w:p>
+            <w:pPr>
+              <w:spacing w:line="240" w:lineRule="auto" w:after="0"/>
+              <w:ind w:firstLine="0"/>
+              <w:jc w:val="left"/>
+            </w:pPr>
+          </w:p>
+        </w:tc>
+      </w:tr>
+      <w:tr>
+        <w:trPr>
+          <w:cantSplit w:val="true"/>
+        </w:trPr>
+        <w:tc>
+          <w:tcPr>
+            <w:tcW w:type="dxa" w:w="1134"/>
+          </w:tcPr>
+          <w:p>
+            <w:pPr>
+              <w:spacing w:line="240" w:lineRule="auto" w:after="0"/>
+              <w:ind w:firstLine="0"/>
+              <w:jc w:val="left"/>
+            </w:pPr>
+            <w:r>
+              <w:rPr>
+                <w:rFonts w:ascii="Times New Roman" w:hAnsi="Times New Roman" w:cs="Times New Roman" w:eastAsia="Times New Roman"/>
+                <w:b w:val="0"/>
+                <w:i w:val="0"/>
+                <w:color w:val="000000"/>
+                <w:sz w:val="24"/>
+              </w:rPr>
+              <w:t>1.7</w:t>
+            </w:r>
+          </w:p>
+        </w:tc>
+        <w:tc>
+          <w:tcPr>
+            <w:tcW w:type="dxa" w:w="1701"/>
+          </w:tcPr>
+          <w:p>
+            <w:pPr>
+              <w:spacing w:line="240" w:lineRule="auto" w:after="0"/>
+              <w:ind w:firstLine="0"/>
+              <w:jc w:val="left"/>
+            </w:pPr>
+            <w:r>
+              <w:rPr>
+                <w:rFonts w:ascii="Times New Roman" w:hAnsi="Times New Roman" w:cs="Times New Roman" w:eastAsia="Times New Roman"/>
+                <w:b w:val="0"/>
+                <w:i w:val="0"/>
+                <w:color w:val="000000"/>
+                <w:sz w:val="24"/>
+              </w:rPr>
+              <w:t>21.08.2026</w:t>
+            </w:r>
+          </w:p>
+        </w:tc>
+        <w:tc>
+          <w:tcPr>
+            <w:tcW w:type="dxa" w:w="5669"/>
+          </w:tcPr>
+          <w:p>
+            <w:pPr>
+              <w:spacing w:line="240" w:lineRule="auto" w:after="0"/>
+              <w:ind w:firstLine="0"/>
+              <w:jc w:val="left"/>
+            </w:pPr>
+            <w:r>
+              <w:rPr>
+                <w:rFonts w:ascii="Times New Roman" w:hAnsi="Times New Roman" w:cs="Times New Roman" w:eastAsia="Times New Roman"/>
+                <w:b w:val="0"/>
+                <w:i w:val="0"/>
+                <w:color w:val="000000"/>
+                <w:sz w:val="24"/>
+              </w:rPr>
+              <w:t>Описано, что сведения документов участников попадают в бланк только по праву, и выбор наполнения при скачивании</w:t>
+            </w:r>
+          </w:p>
+        </w:tc>
+        <w:tc>
+          <w:tcPr>
+            <w:tcW w:type="dxa" w:w="850"/>
+          </w:tcPr>
+          <w:p>
+            <w:pPr>
+              <w:spacing w:line="240" w:lineRule="auto" w:after="0"/>
+              <w:ind w:firstLine="0"/>
+              <w:jc w:val="left"/>
+            </w:pPr>
+          </w:p>
+        </w:tc>
+      </w:tr>
+      <w:tr>
+        <w:trPr>
+          <w:cantSplit w:val="true"/>
+        </w:trPr>
+        <w:tc>
+          <w:tcPr>
+            <w:tcW w:type="dxa" w:w="1134"/>
+          </w:tcPr>
+          <w:p>
+            <w:pPr>
+              <w:spacing w:line="240" w:lineRule="auto" w:after="0"/>
+              <w:ind w:firstLine="0"/>
+              <w:jc w:val="left"/>
+            </w:pPr>
+            <w:r>
+              <w:rPr>
+                <w:rFonts w:ascii="Times New Roman" w:hAnsi="Times New Roman" w:cs="Times New Roman" w:eastAsia="Times New Roman"/>
+                <w:b w:val="0"/>
+                <w:i w:val="0"/>
+                <w:color w:val="000000"/>
+                <w:sz w:val="24"/>
+              </w:rPr>
+              <w:t>1.8</w:t>
+            </w:r>
+          </w:p>
+        </w:tc>
+        <w:tc>
+          <w:tcPr>
+            <w:tcW w:type="dxa" w:w="1701"/>
+          </w:tcPr>
+          <w:p>
+            <w:pPr>
+              <w:spacing w:line="240" w:lineRule="auto" w:after="0"/>
+              <w:ind w:firstLine="0"/>
+              <w:jc w:val="left"/>
+            </w:pPr>
+            <w:r>
+              <w:rPr>
+                <w:rFonts w:ascii="Times New Roman" w:hAnsi="Times New Roman" w:cs="Times New Roman" w:eastAsia="Times New Roman"/>
+                <w:b w:val="0"/>
+                <w:i w:val="0"/>
+                <w:color w:val="000000"/>
+                <w:sz w:val="24"/>
+              </w:rPr>
+              <w:t>21.08.2026</w:t>
+            </w:r>
+          </w:p>
+        </w:tc>
+        <w:tc>
+          <w:tcPr>
+            <w:tcW w:type="dxa" w:w="5669"/>
+          </w:tcPr>
+          <w:p>
+            <w:pPr>
+              <w:spacing w:line="240" w:lineRule="auto" w:after="0"/>
+              <w:ind w:firstLine="0"/>
+              <w:jc w:val="left"/>
+            </w:pPr>
+            <w:r>
+              <w:rPr>
+                <w:rFonts w:ascii="Times New Roman" w:hAnsi="Times New Roman" w:cs="Times New Roman" w:eastAsia="Times New Roman"/>
+                <w:b w:val="0"/>
+                <w:i w:val="0"/>
+                <w:color w:val="000000"/>
+                <w:sz w:val="24"/>
+              </w:rPr>
+              <w:t>Описан переключатель «Паспортные данные» вместо выбора вариантов бланка; убрано описание выбора источника и состояний выгрузки</w:t>
+            </w:r>
+          </w:p>
+        </w:tc>
+        <w:tc>
+          <w:tcPr>
+            <w:tcW w:type="dxa" w:w="850"/>
+          </w:tcPr>
+          <w:p>
+            <w:pPr>
+              <w:spacing w:line="240" w:lineRule="auto" w:after="0"/>
+              <w:ind w:firstLine="0"/>
+              <w:jc w:val="left"/>
+            </w:pPr>
+          </w:p>
+        </w:tc>
+      </w:tr>
+    </w:tbl>
+    <w:p>
+      <w:pPr>
+        <w:spacing w:after="0" w:line="240" w:lineRule="auto"/>
+        <w:ind w:firstLine="0"/>
+      </w:pPr>
+      <w:r>
+        <w:rPr>
+          <w:rFonts w:ascii="Times New Roman" w:hAnsi="Times New Roman" w:cs="Times New Roman" w:eastAsia="Times New Roman"/>
+          <w:b w:val="0"/>
+          <w:i w:val="0"/>
+          <w:color w:val="000000"/>
+          <w:sz w:val="12"/>
+        </w:rPr>
+      </w:r>
+    </w:p>
+    <w:p>
+      <w:pPr>
+        <w:keepNext/>
+        <w:spacing w:line="240" w:lineRule="auto" w:before="160" w:after="80"/>
+        <w:ind w:firstLine="0"/>
+        <w:jc w:val="left"/>
+      </w:pPr>
+      <w:r>
+        <w:rPr>
+          <w:rFonts w:ascii="Times New Roman" w:hAnsi="Times New Roman" w:cs="Times New Roman" w:eastAsia="Times New Roman"/>
+          <w:b w:val="0"/>
+          <w:i/>
+          <w:color w:val="000000"/>
+          <w:sz w:val="24"/>
+        </w:rPr>
+        <w:t>Продолжение таблицы И.1</w:t>
+      </w:r>
+    </w:p>
+    <w:tbl>
+      <w:tblPr>
+        <w:tblStyle w:val="TableGrid"/>
+        <w:tblW w:type="auto" w:w="0"/>
+        <w:jc w:val="center"/>
+        <w:tblLayout w:type="fixed"/>
+        <w:tblLook w:firstColumn="1" w:firstRow="1" w:lastColumn="0" w:lastRow="0" w:noHBand="0" w:noVBand="1" w:val="04A0"/>
+        <w:tblLayout w:type="fixed"/>
+      </w:tblPr>
+      <w:tblGrid>
+        <w:gridCol w:w="1134"/>
+        <w:gridCol w:w="1701"/>
+        <w:gridCol w:w="5670"/>
+        <w:gridCol w:w="850"/>
+      </w:tblGrid>
+      <w:tr>
+        <w:trPr>
+          <w:tblHeader w:val="true"/>
+          <w:cantSplit w:val="true"/>
+        </w:trPr>
+        <w:tc>
+          <w:tcPr>
+            <w:tcW w:type="dxa" w:w="1134"/>
+            <w:shd w:val="clear" w:fill="E8E8E8"/>
+          </w:tcPr>
+          <w:p>
+            <w:pPr>
+              <w:keepNext/>
+              <w:spacing w:line="240" w:lineRule="auto" w:after="0"/>
+              <w:ind w:firstLine="0"/>
+              <w:jc w:val="left"/>
+            </w:pPr>
+            <w:r>
+              <w:rPr>
+                <w:rFonts w:ascii="Times New Roman" w:hAnsi="Times New Roman" w:cs="Times New Roman" w:eastAsia="Times New Roman"/>
+                <w:b/>
+                <w:i w:val="0"/>
+                <w:color w:val="000000"/>
+                <w:sz w:val="24"/>
+              </w:rPr>
+              <w:t>Версия</w:t>
+            </w:r>
+          </w:p>
+        </w:tc>
+        <w:tc>
+          <w:tcPr>
+            <w:tcW w:type="dxa" w:w="1701"/>
+            <w:shd w:val="clear" w:fill="E8E8E8"/>
+          </w:tcPr>
+          <w:p>
+            <w:pPr>
+              <w:keepNext/>
+              <w:spacing w:line="240" w:lineRule="auto" w:after="0"/>
+              <w:ind w:firstLine="0"/>
+              <w:jc w:val="left"/>
+            </w:pPr>
+            <w:r>
+              <w:rPr>
+                <w:rFonts w:ascii="Times New Roman" w:hAnsi="Times New Roman" w:cs="Times New Roman" w:eastAsia="Times New Roman"/>
+                <w:b/>
+                <w:i w:val="0"/>
+                <w:color w:val="000000"/>
+                <w:sz w:val="24"/>
+              </w:rPr>
+              <w:t>Дата</w:t>
+            </w:r>
+          </w:p>
+        </w:tc>
+        <w:tc>
+          <w:tcPr>
+            <w:tcW w:type="dxa" w:w="5669"/>
+            <w:shd w:val="clear" w:fill="E8E8E8"/>
+          </w:tcPr>
+          <w:p>
+            <w:pPr>
+              <w:keepNext/>
+              <w:spacing w:line="240" w:lineRule="auto" w:after="0"/>
+              <w:ind w:firstLine="0"/>
+              <w:jc w:val="left"/>
+            </w:pPr>
+            <w:r>
+              <w:rPr>
+                <w:rFonts w:ascii="Times New Roman" w:hAnsi="Times New Roman" w:cs="Times New Roman" w:eastAsia="Times New Roman"/>
+                <w:b/>
+                <w:i w:val="0"/>
+                <w:color w:val="000000"/>
+                <w:sz w:val="24"/>
+              </w:rPr>
+              <w:t>Содержание изменения</w:t>
+            </w:r>
+          </w:p>
+        </w:tc>
+        <w:tc>
+          <w:tcPr>
+            <w:tcW w:type="dxa" w:w="850"/>
+            <w:shd w:val="clear" w:fill="E8E8E8"/>
+          </w:tcPr>
+          <w:p>
+            <w:pPr>
+              <w:keepNext/>
+              <w:spacing w:line="240" w:lineRule="auto" w:after="0"/>
+              <w:ind w:firstLine="0"/>
+              <w:jc w:val="left"/>
+            </w:pPr>
+            <w:r>
+              <w:rPr>
+                <w:rFonts w:ascii="Times New Roman" w:hAnsi="Times New Roman" w:cs="Times New Roman" w:eastAsia="Times New Roman"/>
+                <w:b/>
+                <w:i w:val="0"/>
+                <w:color w:val="000000"/>
+                <w:sz w:val="24"/>
+              </w:rPr>
+              <w:t>Внёс</w:t>
+            </w:r>
+          </w:p>
+        </w:tc>
+      </w:tr>
+      <w:tr>
+        <w:trPr>
+          <w:cantSplit w:val="true"/>
+        </w:trPr>
+        <w:tc>
+          <w:tcPr>
+            <w:tcW w:type="dxa" w:w="1134"/>
+          </w:tcPr>
+          <w:p>
+            <w:pPr>
+              <w:spacing w:line="240" w:lineRule="auto" w:after="0"/>
+              <w:ind w:firstLine="0"/>
+              <w:jc w:val="left"/>
+            </w:pPr>
+            <w:r>
+              <w:rPr>
+                <w:rFonts w:ascii="Times New Roman" w:hAnsi="Times New Roman" w:cs="Times New Roman" w:eastAsia="Times New Roman"/>
+                <w:b w:val="0"/>
+                <w:i w:val="0"/>
+                <w:color w:val="000000"/>
+                <w:sz w:val="24"/>
+              </w:rPr>
+              <w:t>1.9</w:t>
+            </w:r>
+          </w:p>
+        </w:tc>
+        <w:tc>
+          <w:tcPr>
+            <w:tcW w:type="dxa" w:w="1701"/>
+          </w:tcPr>
+          <w:p>
+            <w:pPr>
+              <w:spacing w:line="240" w:lineRule="auto" w:after="0"/>
+              <w:ind w:firstLine="0"/>
+              <w:jc w:val="left"/>
+            </w:pPr>
+            <w:r>
+              <w:rPr>
+                <w:rFonts w:ascii="Times New Roman" w:hAnsi="Times New Roman" w:cs="Times New Roman" w:eastAsia="Times New Roman"/>
+                <w:b w:val="0"/>
+                <w:i w:val="0"/>
+                <w:color w:val="000000"/>
+                <w:sz w:val="24"/>
+              </w:rPr>
+              <w:t>21.08.2026</w:t>
+            </w:r>
+          </w:p>
+        </w:tc>
+        <w:tc>
+          <w:tcPr>
+            <w:tcW w:type="dxa" w:w="5669"/>
+          </w:tcPr>
+          <w:p>
+            <w:pPr>
+              <w:spacing w:line="240" w:lineRule="auto" w:after="0"/>
+              <w:ind w:firstLine="0"/>
+              <w:jc w:val="left"/>
+            </w:pPr>
+            <w:r>
+              <w:rPr>
+                <w:rFonts w:ascii="Times New Roman" w:hAnsi="Times New Roman" w:cs="Times New Roman" w:eastAsia="Times New Roman"/>
+                <w:b w:val="0"/>
+                <w:i w:val="0"/>
+                <w:color w:val="000000"/>
+                <w:sz w:val="24"/>
+              </w:rPr>
+              <w:t>Сообщение о повторной записи описано по трём случаям: запись заведена вами, кем-то в организации или в компании; прежняя оговорка о вводящем в заблуждение тексте снята - система называет место сама; добавлен случай повтора при изменении карточки</w:t>
+            </w:r>
+          </w:p>
+        </w:tc>
+        <w:tc>
+          <w:tcPr>
+            <w:tcW w:type="dxa" w:w="850"/>
+          </w:tcPr>
+          <w:p>
+            <w:pPr>
+              <w:spacing w:line="240" w:lineRule="auto" w:after="0"/>
+              <w:ind w:firstLine="0"/>
+              <w:jc w:val="left"/>
+            </w:pPr>
+          </w:p>
+        </w:tc>
+      </w:tr>
+      <w:tr>
+        <w:trPr>
+          <w:cantSplit w:val="true"/>
+        </w:trPr>
+        <w:tc>
+          <w:tcPr>
+            <w:tcW w:type="dxa" w:w="1134"/>
+          </w:tcPr>
+          <w:p>
+            <w:pPr>
+              <w:spacing w:line="240" w:lineRule="auto" w:after="0"/>
+              <w:ind w:firstLine="0"/>
+              <w:jc w:val="left"/>
+            </w:pPr>
+            <w:r>
+              <w:rPr>
+                <w:rFonts w:ascii="Times New Roman" w:hAnsi="Times New Roman" w:cs="Times New Roman" w:eastAsia="Times New Roman"/>
+                <w:b w:val="0"/>
+                <w:i w:val="0"/>
+                <w:color w:val="000000"/>
+                <w:sz w:val="24"/>
+              </w:rPr>
+              <w:t>1.10</w:t>
+            </w:r>
+          </w:p>
+        </w:tc>
+        <w:tc>
+          <w:tcPr>
+            <w:tcW w:type="dxa" w:w="1701"/>
+          </w:tcPr>
+          <w:p>
+            <w:pPr>
+              <w:spacing w:line="240" w:lineRule="auto" w:after="0"/>
+              <w:ind w:firstLine="0"/>
+              <w:jc w:val="left"/>
+            </w:pPr>
+            <w:r>
+              <w:rPr>
+                <w:rFonts w:ascii="Times New Roman" w:hAnsi="Times New Roman" w:cs="Times New Roman" w:eastAsia="Times New Roman"/>
+                <w:b w:val="0"/>
+                <w:i w:val="0"/>
+                <w:color w:val="000000"/>
+                <w:sz w:val="24"/>
+              </w:rPr>
+              <w:t>21.08.2026</w:t>
+            </w:r>
+          </w:p>
+        </w:tc>
+        <w:tc>
+          <w:tcPr>
+            <w:tcW w:type="dxa" w:w="5669"/>
+          </w:tcPr>
+          <w:p>
+            <w:pPr>
+              <w:spacing w:line="240" w:lineRule="auto" w:after="0"/>
+              <w:ind w:firstLine="0"/>
+              <w:jc w:val="left"/>
+            </w:pPr>
+            <w:r>
+              <w:rPr>
+                <w:rFonts w:ascii="Times New Roman" w:hAnsi="Times New Roman" w:cs="Times New Roman" w:eastAsia="Times New Roman"/>
+                <w:b w:val="0"/>
+                <w:i w:val="0"/>
+                <w:color w:val="000000"/>
+                <w:sz w:val="24"/>
+              </w:rPr>
+              <w:t>Уточнено, что в бланке своей заявки сведения документов выдаются без дополнительных прав, а по чужой - только при праве на выгрузку</w:t>
+            </w:r>
+          </w:p>
+        </w:tc>
+        <w:tc>
+          <w:tcPr>
+            <w:tcW w:type="dxa" w:w="850"/>
+          </w:tcPr>
+          <w:p>
+            <w:pPr>
+              <w:spacing w:line="240" w:lineRule="auto" w:after="0"/>
+              <w:ind w:firstLine="0"/>
+              <w:jc w:val="left"/>
+            </w:pPr>
+          </w:p>
+        </w:tc>
+      </w:tr>
+      <w:tr>
+        <w:trPr>
+          <w:cantSplit w:val="true"/>
+        </w:trPr>
+        <w:tc>
+          <w:tcPr>
+            <w:tcW w:type="dxa" w:w="1134"/>
+          </w:tcPr>
+          <w:p>
+            <w:pPr>
+              <w:spacing w:line="240" w:lineRule="auto" w:after="0"/>
+              <w:ind w:firstLine="0"/>
+              <w:jc w:val="left"/>
+            </w:pPr>
+            <w:r>
+              <w:rPr>
+                <w:rFonts w:ascii="Times New Roman" w:hAnsi="Times New Roman" w:cs="Times New Roman" w:eastAsia="Times New Roman"/>
+                <w:b w:val="0"/>
+                <w:i w:val="0"/>
+                <w:color w:val="000000"/>
+                <w:sz w:val="24"/>
+              </w:rPr>
+              <w:t>1.11</w:t>
+            </w:r>
+          </w:p>
+        </w:tc>
+        <w:tc>
+          <w:tcPr>
+            <w:tcW w:type="dxa" w:w="1701"/>
+          </w:tcPr>
+          <w:p>
+            <w:pPr>
+              <w:spacing w:line="240" w:lineRule="auto" w:after="0"/>
+              <w:ind w:firstLine="0"/>
+              <w:jc w:val="left"/>
+            </w:pPr>
+            <w:r>
+              <w:rPr>
+                <w:rFonts w:ascii="Times New Roman" w:hAnsi="Times New Roman" w:cs="Times New Roman" w:eastAsia="Times New Roman"/>
+                <w:b w:val="0"/>
+                <w:i w:val="0"/>
+                <w:color w:val="000000"/>
+                <w:sz w:val="24"/>
+              </w:rPr>
+              <w:t>25.08.2026</w:t>
+            </w:r>
+          </w:p>
+        </w:tc>
+        <w:tc>
+          <w:tcPr>
+            <w:tcW w:type="dxa" w:w="5669"/>
+          </w:tcPr>
+          <w:p>
+            <w:pPr>
+              <w:spacing w:line="240" w:lineRule="auto" w:after="0"/>
+              <w:ind w:firstLine="0"/>
+              <w:jc w:val="left"/>
+            </w:pPr>
+            <w:r>
+              <w:rPr>
+                <w:rFonts w:ascii="Times New Roman" w:hAnsi="Times New Roman" w:cs="Times New Roman" w:eastAsia="Times New Roman"/>
+                <w:b w:val="0"/>
+                <w:i w:val="0"/>
+                <w:color w:val="000000"/>
+                <w:sz w:val="24"/>
+              </w:rPr>
+              <w:t>Описано, как читается выдача поиска и что её строка ведёт к самой записи; описаны главы обучающего тура, продолжение позже и примерная заявка для того, кто ещё не подавал заявок</w:t>
+            </w:r>
+          </w:p>
+        </w:tc>
+        <w:tc>
+          <w:tcPr>
+            <w:tcW w:type="dxa" w:w="850"/>
+          </w:tcPr>
+          <w:p>
+            <w:pPr>
+              <w:spacing w:line="240" w:lineRule="auto" w:after="0"/>
+              <w:ind w:firstLine="0"/>
+              <w:jc w:val="left"/>
+            </w:pPr>
+          </w:p>
+        </w:tc>
+      </w:tr>
+      <w:tr>
+        <w:trPr>
+          <w:cantSplit w:val="true"/>
+        </w:trPr>
+        <w:tc>
+          <w:tcPr>
+            <w:tcW w:type="dxa" w:w="1134"/>
+          </w:tcPr>
+          <w:p>
+            <w:pPr>
+              <w:spacing w:line="240" w:lineRule="auto" w:after="0"/>
+              <w:ind w:firstLine="0"/>
+              <w:jc w:val="left"/>
+            </w:pPr>
+            <w:r>
+              <w:rPr>
+                <w:rFonts w:ascii="Times New Roman" w:hAnsi="Times New Roman" w:cs="Times New Roman" w:eastAsia="Times New Roman"/>
+                <w:b w:val="0"/>
+                <w:i w:val="0"/>
+                <w:color w:val="000000"/>
+                <w:sz w:val="24"/>
+              </w:rPr>
+              <w:t>1.12</w:t>
+            </w:r>
+          </w:p>
+        </w:tc>
+        <w:tc>
+          <w:tcPr>
+            <w:tcW w:type="dxa" w:w="1701"/>
+          </w:tcPr>
+          <w:p>
+            <w:pPr>
+              <w:spacing w:line="240" w:lineRule="auto" w:after="0"/>
+              <w:ind w:firstLine="0"/>
+              <w:jc w:val="left"/>
+            </w:pPr>
+            <w:r>
+              <w:rPr>
+                <w:rFonts w:ascii="Times New Roman" w:hAnsi="Times New Roman" w:cs="Times New Roman" w:eastAsia="Times New Roman"/>
+                <w:b w:val="0"/>
+                <w:i w:val="0"/>
+                <w:color w:val="000000"/>
+                <w:sz w:val="24"/>
+              </w:rPr>
+              <w:t>14.10.2026</w:t>
+            </w:r>
+          </w:p>
+        </w:tc>
+        <w:tc>
+          <w:tcPr>
+            <w:tcW w:type="dxa" w:w="5669"/>
+          </w:tcPr>
+          <w:p>
+            <w:pPr>
+              <w:spacing w:line="240" w:lineRule="auto" w:after="0"/>
+              <w:ind w:firstLine="0"/>
+              <w:jc w:val="left"/>
+            </w:pPr>
+            <w:r>
+              <w:rPr>
+                <w:rFonts w:ascii="Times New Roman" w:hAnsi="Times New Roman" w:cs="Times New Roman" w:eastAsia="Times New Roman"/>
+                <w:b w:val="0"/>
+                <w:i w:val="0"/>
+                <w:color w:val="000000"/>
+                <w:sz w:val="24"/>
+              </w:rPr>
+              <w:t>Уточнены текущие сроки и права, пересылка, ручные записи и учёт незакрытых проходов; устранены устаревшие инструкции и добавлены сценарии актуального выпуска.</w:t>
+            </w:r>
+          </w:p>
+        </w:tc>
+        <w:tc>
+          <w:tcPr>
+            <w:tcW w:type="dxa" w:w="850"/>
+          </w:tcPr>
+          <w:p>
+            <w:pPr>
+              <w:spacing w:line="240" w:lineRule="auto" w:after="0"/>
+              <w:ind w:firstLine="0"/>
+              <w:jc w:val="left"/>
+            </w:pPr>
+          </w:p>
+        </w:tc>
+      </w:tr>
+    </w:tbl>
+    <w:p>
+      <w:pPr>
+        <w:spacing w:after="0" w:line="240" w:lineRule="auto"/>
+        <w:ind w:firstLine="0"/>
+      </w:pPr>
+      <w:r>
+        <w:rPr>
+          <w:rFonts w:ascii="Times New Roman" w:hAnsi="Times New Roman" w:cs="Times New Roman" w:eastAsia="Times New Roman"/>
+          <w:b w:val="0"/>
+          <w:i w:val="0"/>
+          <w:color w:val="000000"/>
+          <w:sz w:val="12"/>
+        </w:rPr>
+      </w:r>
+    </w:p>
+    <w:p>
+      <w:r>
+        <w:br w:type="page"/>
+      </w:r>
+    </w:p>
+    <w:p>
+      <w:pPr>
+        <w:keepNext/>
+        <w:spacing w:line="240" w:lineRule="auto" w:before="160" w:after="80"/>
+        <w:ind w:firstLine="0"/>
+        <w:jc w:val="left"/>
+      </w:pPr>
+      <w:r>
+        <w:rPr>
+          <w:rFonts w:ascii="Times New Roman" w:hAnsi="Times New Roman" w:cs="Times New Roman" w:eastAsia="Times New Roman"/>
+          <w:b w:val="0"/>
+          <w:i/>
+          <w:color w:val="000000"/>
+          <w:sz w:val="24"/>
+        </w:rPr>
+        <w:t>Окончание таблицы И.1</w:t>
+      </w:r>
+    </w:p>
+    <w:tbl>
+      <w:tblPr>
+        <w:tblStyle w:val="TableGrid"/>
+        <w:tblW w:type="auto" w:w="0"/>
+        <w:jc w:val="center"/>
+        <w:tblLayout w:type="fixed"/>
+        <w:tblLook w:firstColumn="1" w:firstRow="1" w:lastColumn="0" w:lastRow="0" w:noHBand="0" w:noVBand="1" w:val="04A0"/>
+        <w:tblLayout w:type="fixed"/>
+      </w:tblPr>
+      <w:tblGrid>
+        <w:gridCol w:w="1134"/>
+        <w:gridCol w:w="1701"/>
+        <w:gridCol w:w="5670"/>
+        <w:gridCol w:w="850"/>
+      </w:tblGrid>
+      <w:tr>
+        <w:trPr>
+          <w:tblHeader w:val="true"/>
+          <w:cantSplit w:val="true"/>
+        </w:trPr>
+        <w:tc>
+          <w:tcPr>
+            <w:tcW w:type="dxa" w:w="1134"/>
+            <w:shd w:val="clear" w:fill="E8E8E8"/>
+          </w:tcPr>
+          <w:p>
+            <w:pPr>
+              <w:keepNext/>
+              <w:spacing w:line="240" w:lineRule="auto" w:after="0"/>
+              <w:ind w:firstLine="0"/>
+              <w:jc w:val="left"/>
+            </w:pPr>
+            <w:r>
+              <w:rPr>
+                <w:rFonts w:ascii="Times New Roman" w:hAnsi="Times New Roman" w:cs="Times New Roman" w:eastAsia="Times New Roman"/>
+                <w:b/>
+                <w:i w:val="0"/>
+                <w:color w:val="000000"/>
+                <w:sz w:val="24"/>
+              </w:rPr>
+              <w:t>Версия</w:t>
+            </w:r>
+          </w:p>
+        </w:tc>
+        <w:tc>
+          <w:tcPr>
+            <w:tcW w:type="dxa" w:w="1701"/>
+            <w:shd w:val="clear" w:fill="E8E8E8"/>
+          </w:tcPr>
+          <w:p>
+            <w:pPr>
+              <w:keepNext/>
+              <w:spacing w:line="240" w:lineRule="auto" w:after="0"/>
+              <w:ind w:firstLine="0"/>
+              <w:jc w:val="left"/>
+            </w:pPr>
+            <w:r>
+              <w:rPr>
+                <w:rFonts w:ascii="Times New Roman" w:hAnsi="Times New Roman" w:cs="Times New Roman" w:eastAsia="Times New Roman"/>
+                <w:b/>
+                <w:i w:val="0"/>
+                <w:color w:val="000000"/>
+                <w:sz w:val="24"/>
+              </w:rPr>
+              <w:t>Дата</w:t>
+            </w:r>
+          </w:p>
+        </w:tc>
+        <w:tc>
+          <w:tcPr>
+            <w:tcW w:type="dxa" w:w="5669"/>
+            <w:shd w:val="clear" w:fill="E8E8E8"/>
+          </w:tcPr>
+          <w:p>
+            <w:pPr>
+              <w:keepNext/>
+              <w:spacing w:line="240" w:lineRule="auto" w:after="0"/>
+              <w:ind w:firstLine="0"/>
+              <w:jc w:val="left"/>
+            </w:pPr>
+            <w:r>
+              <w:rPr>
+                <w:rFonts w:ascii="Times New Roman" w:hAnsi="Times New Roman" w:cs="Times New Roman" w:eastAsia="Times New Roman"/>
+                <w:b/>
+                <w:i w:val="0"/>
+                <w:color w:val="000000"/>
+                <w:sz w:val="24"/>
+              </w:rPr>
+              <w:t>Содержание изменения</w:t>
+            </w:r>
+          </w:p>
+        </w:tc>
+        <w:tc>
+          <w:tcPr>
+            <w:tcW w:type="dxa" w:w="850"/>
+            <w:shd w:val="clear" w:fill="E8E8E8"/>
+          </w:tcPr>
+          <w:p>
+            <w:pPr>
+              <w:keepNext/>
+              <w:spacing w:line="240" w:lineRule="auto" w:after="0"/>
+              <w:ind w:firstLine="0"/>
+              <w:jc w:val="left"/>
+            </w:pPr>
+            <w:r>
+              <w:rPr>
+                <w:rFonts w:ascii="Times New Roman" w:hAnsi="Times New Roman" w:cs="Times New Roman" w:eastAsia="Times New Roman"/>
+                <w:b/>
+                <w:i w:val="0"/>
+                <w:color w:val="000000"/>
+                <w:sz w:val="24"/>
+              </w:rPr>
+              <w:t>Внёс</w:t>
+            </w:r>
+          </w:p>
+        </w:tc>
+      </w:tr>
+      <w:tr>
+        <w:trPr>
+          <w:cantSplit w:val="true"/>
+          <w:trHeight w:val="680" w:hRule="atLeast"/>
+        </w:trPr>
+        <w:tc>
+          <w:tcPr>
+            <w:tcW w:type="dxa" w:w="1134"/>
+          </w:tcPr>
+          <w:p>
+            <w:pPr>
+              <w:keepNext/>
+              <w:spacing w:line="240" w:lineRule="auto" w:after="0"/>
+              <w:ind w:firstLine="0"/>
+              <w:jc w:val="left"/>
+            </w:pPr>
+          </w:p>
+        </w:tc>
+        <w:tc>
+          <w:tcPr>
+            <w:tcW w:type="dxa" w:w="1701"/>
+          </w:tcPr>
+          <w:p>
+            <w:pPr>
+              <w:keepNext/>
+              <w:spacing w:line="240" w:lineRule="auto" w:after="0"/>
+              <w:ind w:firstLine="0"/>
+              <w:jc w:val="left"/>
+            </w:pPr>
+          </w:p>
+        </w:tc>
+        <w:tc>
+          <w:tcPr>
+            <w:tcW w:type="dxa" w:w="5669"/>
+          </w:tcPr>
+          <w:p>
+            <w:pPr>
+              <w:keepNext/>
+              <w:spacing w:line="240" w:lineRule="auto" w:after="0"/>
+              <w:ind w:firstLine="0"/>
+              <w:jc w:val="left"/>
+            </w:pPr>
+          </w:p>
+        </w:tc>
+        <w:tc>
+          <w:tcPr>
+            <w:tcW w:type="dxa" w:w="850"/>
+          </w:tcPr>
+          <w:p>
+            <w:pPr>
+              <w:keepNext/>
+              <w:spacing w:line="240" w:lineRule="auto" w:after="0"/>
+              <w:ind w:firstLine="0"/>
+              <w:jc w:val="left"/>
+            </w:pPr>
+          </w:p>
+        </w:tc>
+      </w:tr>
+      <w:tr>
+        <w:trPr>
+          <w:cantSplit w:val="true"/>
+          <w:trHeight w:val="680" w:hRule="atLeast"/>
+        </w:trPr>
+        <w:tc>
+          <w:tcPr>
+            <w:tcW w:type="dxa" w:w="1134"/>
+          </w:tcPr>
+          <w:p>
+            <w:pPr>
+              <w:keepNext/>
+              <w:spacing w:line="240" w:lineRule="auto" w:after="0"/>
+              <w:ind w:firstLine="0"/>
+              <w:jc w:val="left"/>
+            </w:pPr>
+          </w:p>
+        </w:tc>
+        <w:tc>
+          <w:tcPr>
+            <w:tcW w:type="dxa" w:w="1701"/>
+          </w:tcPr>
+          <w:p>
+            <w:pPr>
+              <w:keepNext/>
+              <w:spacing w:line="240" w:lineRule="auto" w:after="0"/>
+              <w:ind w:firstLine="0"/>
+              <w:jc w:val="left"/>
+            </w:pPr>
+          </w:p>
+        </w:tc>
+        <w:tc>
+          <w:tcPr>
+            <w:tcW w:type="dxa" w:w="5669"/>
+          </w:tcPr>
+          <w:p>
+            <w:pPr>
+              <w:keepNext/>
+              <w:spacing w:line="240" w:lineRule="auto" w:after="0"/>
+              <w:ind w:firstLine="0"/>
+              <w:jc w:val="left"/>
+            </w:pPr>
+          </w:p>
+        </w:tc>
+        <w:tc>
+          <w:tcPr>
+            <w:tcW w:type="dxa" w:w="850"/>
+          </w:tcPr>
+          <w:p>
+            <w:pPr>
+              <w:keepNext/>
+              <w:spacing w:line="240" w:lineRule="auto" w:after="0"/>
+              <w:ind w:firstLine="0"/>
+              <w:jc w:val="left"/>
+            </w:pPr>
+          </w:p>
+        </w:tc>
+      </w:tr>
+      <w:tr>
+        <w:trPr>
+          <w:cantSplit w:val="true"/>
+          <w:trHeight w:val="680" w:hRule="atLeast"/>
+        </w:trPr>
+        <w:tc>
+          <w:tcPr>
+            <w:tcW w:type="dxa" w:w="1134"/>
+          </w:tcPr>
+          <w:p>
+            <w:pPr>
+              <w:keepNext/>
+              <w:spacing w:line="240" w:lineRule="auto" w:after="0"/>
+              <w:ind w:firstLine="0"/>
+              <w:jc w:val="left"/>
+            </w:pPr>
+          </w:p>
+        </w:tc>
+        <w:tc>
+          <w:tcPr>
+            <w:tcW w:type="dxa" w:w="1701"/>
+          </w:tcPr>
+          <w:p>
+            <w:pPr>
+              <w:keepNext/>
+              <w:spacing w:line="240" w:lineRule="auto" w:after="0"/>
+              <w:ind w:firstLine="0"/>
+              <w:jc w:val="left"/>
+            </w:pPr>
+          </w:p>
+        </w:tc>
+        <w:tc>
+          <w:tcPr>
+            <w:tcW w:type="dxa" w:w="5669"/>
+          </w:tcPr>
+          <w:p>
+            <w:pPr>
+              <w:keepNext/>
+              <w:spacing w:line="240" w:lineRule="auto" w:after="0"/>
+              <w:ind w:firstLine="0"/>
+              <w:jc w:val="left"/>
+            </w:pPr>
+          </w:p>
+        </w:tc>
+        <w:tc>
+          <w:tcPr>
+            <w:tcW w:type="dxa" w:w="850"/>
+          </w:tcPr>
+          <w:p>
+            <w:pPr>
+              <w:keepNext/>
+              <w:spacing w:line="240" w:lineRule="auto" w:after="0"/>
+              <w:ind w:firstLine="0"/>
+              <w:jc w:val="left"/>
+            </w:pPr>
+          </w:p>
+        </w:tc>
+      </w:tr>
+      <w:tr>
+        <w:trPr>
+          <w:cantSplit w:val="true"/>
+          <w:trHeight w:val="680" w:hRule="atLeast"/>
+        </w:trPr>
+        <w:tc>
+          <w:tcPr>
+            <w:tcW w:type="dxa" w:w="1134"/>
+          </w:tcPr>
+          <w:p>
+            <w:pPr>
+              <w:keepNext/>
+              <w:spacing w:line="240" w:lineRule="auto" w:after="0"/>
+              <w:ind w:firstLine="0"/>
+              <w:jc w:val="left"/>
+            </w:pPr>
+          </w:p>
+        </w:tc>
+        <w:tc>
+          <w:tcPr>
+            <w:tcW w:type="dxa" w:w="1701"/>
+          </w:tcPr>
+          <w:p>
+            <w:pPr>
+              <w:keepNext/>
+              <w:spacing w:line="240" w:lineRule="auto" w:after="0"/>
+              <w:ind w:firstLine="0"/>
+              <w:jc w:val="left"/>
+            </w:pPr>
+          </w:p>
+        </w:tc>
+        <w:tc>
+          <w:tcPr>
+            <w:tcW w:type="dxa" w:w="5669"/>
+          </w:tcPr>
+          <w:p>
+            <w:pPr>
+              <w:keepNext/>
+              <w:spacing w:line="240" w:lineRule="auto" w:after="0"/>
+              <w:ind w:firstLine="0"/>
+              <w:jc w:val="left"/>
+            </w:pPr>
+          </w:p>
+        </w:tc>
+        <w:tc>
+          <w:tcPr>
+            <w:tcW w:type="dxa" w:w="850"/>
+          </w:tcPr>
+          <w:p>
+            <w:pPr>
+              <w:keepNext/>
+              <w:spacing w:line="240" w:lineRule="auto" w:after="0"/>
+              <w:ind w:firstLine="0"/>
+              <w:jc w:val="left"/>
+            </w:pPr>
+          </w:p>
+        </w:tc>
+      </w:tr>
+      <w:tr>
+        <w:trPr>
+          <w:cantSplit w:val="true"/>
+          <w:trHeight w:val="680" w:hRule="atLeast"/>
+        </w:trPr>
+        <w:tc>
+          <w:tcPr>
+            <w:tcW w:type="dxa" w:w="1134"/>
+          </w:tcPr>
+          <w:p>
+            <w:pPr>
+              <w:keepNext/>
+              <w:spacing w:line="240" w:lineRule="auto" w:after="0"/>
+              <w:ind w:firstLine="0"/>
+              <w:jc w:val="left"/>
+            </w:pPr>
+          </w:p>
+        </w:tc>
+        <w:tc>
+          <w:tcPr>
+            <w:tcW w:type="dxa" w:w="1701"/>
+          </w:tcPr>
+          <w:p>
+            <w:pPr>
+              <w:keepNext/>
+              <w:spacing w:line="240" w:lineRule="auto" w:after="0"/>
+              <w:ind w:firstLine="0"/>
+              <w:jc w:val="left"/>
+            </w:pPr>
+          </w:p>
+        </w:tc>
+        <w:tc>
+          <w:tcPr>
+            <w:tcW w:type="dxa" w:w="5669"/>
+          </w:tcPr>
+          <w:p>
+            <w:pPr>
+              <w:keepNext/>
+              <w:spacing w:line="240" w:lineRule="auto" w:after="0"/>
+              <w:ind w:firstLine="0"/>
+              <w:jc w:val="left"/>
+            </w:pPr>
+          </w:p>
+        </w:tc>
+        <w:tc>
+          <w:tcPr>
+            <w:tcW w:type="dxa" w:w="850"/>
+          </w:tcPr>
+          <w:p>
+            <w:pPr>
+              <w:keepNext/>
+              <w:spacing w:line="240" w:lineRule="auto" w:after="0"/>
+              <w:ind w:firstLine="0"/>
+              <w:jc w:val="left"/>
+            </w:pPr>
+          </w:p>
+        </w:tc>
+      </w:tr>
+      <w:tr>
+        <w:trPr>
+          <w:cantSplit w:val="true"/>
+          <w:trHeight w:val="680" w:hRule="atLeast"/>
+        </w:trPr>
+        <w:tc>
+          <w:tcPr>
+            <w:tcW w:type="dxa" w:w="1134"/>
+          </w:tcPr>
+          <w:p>
+            <w:pPr>
+              <w:spacing w:line="240" w:lineRule="auto" w:after="0"/>
+              <w:ind w:firstLine="0"/>
+              <w:jc w:val="left"/>
+            </w:pPr>
+          </w:p>
+        </w:tc>
+        <w:tc>
+          <w:tcPr>
+            <w:tcW w:type="dxa" w:w="1701"/>
+          </w:tcPr>
+          <w:p>
+            <w:pPr>
+              <w:spacing w:line="240" w:lineRule="auto" w:after="0"/>
+              <w:ind w:firstLine="0"/>
+              <w:jc w:val="left"/>
+            </w:pPr>
+          </w:p>
+        </w:tc>
+        <w:tc>
+          <w:tcPr>
+            <w:tcW w:type="dxa" w:w="5669"/>
+          </w:tcPr>
+          <w:p>
+            <w:pPr>
+              <w:spacing w:line="240" w:lineRule="auto" w:after="0"/>
+              <w:ind w:firstLine="0"/>
+              <w:jc w:val="left"/>
+            </w:pPr>
+          </w:p>
+        </w:tc>
+        <w:tc>
+          <w:tcPr>
+            <w:tcW w:type="dxa" w:w="850"/>
+          </w:tcPr>
+          <w:p>
+            <w:pPr>
+              <w:spacing w:line="240" w:lineRule="auto" w:after="0"/>
+              <w:ind w:firstLine="0"/>
+              <w:jc w:val="left"/>
+            </w:pPr>
           </w:p>
         </w:tc>
       </w:tr>

--- a/Документация/Руководство пользователя/Руководство пользователя.docx
+++ b/Документация/Руководство пользователя/Руководство пользователя.docx
@@ -157,7 +157,7 @@
           <w:color w:val="000000"/>
           <w:sz w:val="26"/>
         </w:rPr>
-        <w:t>Версия документа: 1.12</w:t>
+        <w:t>Версия документа: 1.13</w:t>
       </w:r>
     </w:p>
     <w:p>
@@ -173,7 +173,7 @@
           <w:color w:val="000000"/>
           <w:sz w:val="26"/>
         </w:rPr>
-        <w:t>Дата: 14.10.2026</w:t>
+        <w:t>Дата: 21.10.2026</w:t>
       </w:r>
     </w:p>
     <w:p>
@@ -1385,7 +1385,7 @@
           <w:color w:val="000000"/>
           <w:sz w:val="26"/>
         </w:rPr>
-        <w:t>6.9. Срок отдельного человека и привязка к заявке</w:t>
+        <w:t>6.9. Если нужно изменить срок действующего пропуска</w:t>
       </w:r>
       <w:r>
         <w:rPr>
@@ -1427,7 +1427,7 @@
           <w:sz w:val="26"/>
         </w:rPr>
         <w:tab/>
-        <w:t>34</w:t>
+        <w:t>32</w:t>
       </w:r>
     </w:p>
     <w:p>
@@ -1458,7 +1458,7 @@
           <w:sz w:val="26"/>
         </w:rPr>
         <w:tab/>
-        <w:t>34</w:t>
+        <w:t>32</w:t>
       </w:r>
     </w:p>
     <w:p>
@@ -1489,7 +1489,7 @@
           <w:sz w:val="26"/>
         </w:rPr>
         <w:tab/>
-        <w:t>35</w:t>
+        <w:t>33</w:t>
       </w:r>
     </w:p>
     <w:p>
@@ -1520,7 +1520,7 @@
           <w:sz w:val="26"/>
         </w:rPr>
         <w:tab/>
-        <w:t>37</w:t>
+        <w:t>35</w:t>
       </w:r>
     </w:p>
     <w:p>
@@ -1551,7 +1551,7 @@
           <w:sz w:val="26"/>
         </w:rPr>
         <w:tab/>
-        <w:t>38</w:t>
+        <w:t>35</w:t>
       </w:r>
     </w:p>
     <w:p>
@@ -1571,7 +1571,7 @@
           <w:color w:val="000000"/>
           <w:sz w:val="26"/>
         </w:rPr>
-        <w:t>7.5. Срок отдельной машины и привязка</w:t>
+        <w:t>7.5. Если нужно изменить срок машины</w:t>
       </w:r>
       <w:r>
         <w:rPr>
@@ -1582,7 +1582,7 @@
           <w:sz w:val="26"/>
         </w:rPr>
         <w:tab/>
-        <w:t>41</w:t>
+        <w:t>38</w:t>
       </w:r>
     </w:p>
     <w:p>
@@ -1613,7 +1613,7 @@
           <w:sz w:val="26"/>
         </w:rPr>
         <w:tab/>
-        <w:t>41</w:t>
+        <w:t>38</w:t>
       </w:r>
     </w:p>
     <w:p>
@@ -1644,7 +1644,7 @@
           <w:sz w:val="26"/>
         </w:rPr>
         <w:tab/>
-        <w:t>41</w:t>
+        <w:t>38</w:t>
       </w:r>
     </w:p>
     <w:p>
@@ -1675,7 +1675,7 @@
           <w:sz w:val="26"/>
         </w:rPr>
         <w:tab/>
-        <w:t>43</w:t>
+        <w:t>40</w:t>
       </w:r>
     </w:p>
     <w:p>
@@ -1706,7 +1706,7 @@
           <w:sz w:val="26"/>
         </w:rPr>
         <w:tab/>
-        <w:t>44</w:t>
+        <w:t>41</w:t>
       </w:r>
     </w:p>
     <w:p>
@@ -1737,7 +1737,7 @@
           <w:sz w:val="26"/>
         </w:rPr>
         <w:tab/>
-        <w:t>45</w:t>
+        <w:t>42</w:t>
       </w:r>
     </w:p>
     <w:p>
@@ -1768,7 +1768,7 @@
           <w:sz w:val="26"/>
         </w:rPr>
         <w:tab/>
-        <w:t>46</w:t>
+        <w:t>43</w:t>
       </w:r>
     </w:p>
     <w:p>
@@ -1799,7 +1799,7 @@
           <w:sz w:val="26"/>
         </w:rPr>
         <w:tab/>
-        <w:t>47</w:t>
+        <w:t>44</w:t>
       </w:r>
     </w:p>
     <w:p>
@@ -1830,7 +1830,7 @@
           <w:sz w:val="26"/>
         </w:rPr>
         <w:tab/>
-        <w:t>49</w:t>
+        <w:t>46</w:t>
       </w:r>
     </w:p>
     <w:p>
@@ -1861,7 +1861,7 @@
           <w:sz w:val="26"/>
         </w:rPr>
         <w:tab/>
-        <w:t>51</w:t>
+        <w:t>48</w:t>
       </w:r>
     </w:p>
     <w:p>
@@ -1892,7 +1892,7 @@
           <w:sz w:val="26"/>
         </w:rPr>
         <w:tab/>
-        <w:t>52</w:t>
+        <w:t>49</w:t>
       </w:r>
     </w:p>
     <w:p>
@@ -1923,7 +1923,7 @@
           <w:sz w:val="26"/>
         </w:rPr>
         <w:tab/>
-        <w:t>54</w:t>
+        <w:t>51</w:t>
       </w:r>
     </w:p>
     <w:p>
@@ -1954,7 +1954,7 @@
           <w:sz w:val="26"/>
         </w:rPr>
         <w:tab/>
-        <w:t>54</w:t>
+        <w:t>51</w:t>
       </w:r>
     </w:p>
     <w:p>
@@ -1985,7 +1985,7 @@
           <w:sz w:val="26"/>
         </w:rPr>
         <w:tab/>
-        <w:t>55</w:t>
+        <w:t>52</w:t>
       </w:r>
     </w:p>
     <w:p>
@@ -2016,7 +2016,7 @@
           <w:sz w:val="26"/>
         </w:rPr>
         <w:tab/>
-        <w:t>56</w:t>
+        <w:t>53</w:t>
       </w:r>
     </w:p>
     <w:p>
@@ -2047,7 +2047,7 @@
           <w:sz w:val="26"/>
         </w:rPr>
         <w:tab/>
-        <w:t>57</w:t>
+        <w:t>55</w:t>
       </w:r>
     </w:p>
     <w:p>
@@ -2078,7 +2078,7 @@
           <w:sz w:val="26"/>
         </w:rPr>
         <w:tab/>
-        <w:t>58</w:t>
+        <w:t>56</w:t>
       </w:r>
     </w:p>
     <w:p>
@@ -2109,7 +2109,7 @@
           <w:sz w:val="26"/>
         </w:rPr>
         <w:tab/>
-        <w:t>59</w:t>
+        <w:t>57</w:t>
       </w:r>
     </w:p>
     <w:p>
@@ -2140,7 +2140,7 @@
           <w:sz w:val="26"/>
         </w:rPr>
         <w:tab/>
-        <w:t>60</w:t>
+        <w:t>58</w:t>
       </w:r>
     </w:p>
     <w:p>
@@ -2171,7 +2171,7 @@
           <w:sz w:val="26"/>
         </w:rPr>
         <w:tab/>
-        <w:t>60</w:t>
+        <w:t>58</w:t>
       </w:r>
     </w:p>
     <w:p>
@@ -2202,7 +2202,7 @@
           <w:sz w:val="26"/>
         </w:rPr>
         <w:tab/>
-        <w:t>61</w:t>
+        <w:t>60</w:t>
       </w:r>
     </w:p>
     <w:p>
@@ -2233,7 +2233,7 @@
           <w:sz w:val="26"/>
         </w:rPr>
         <w:tab/>
-        <w:t>62</w:t>
+        <w:t>61</w:t>
       </w:r>
     </w:p>
     <w:p>
@@ -2264,7 +2264,7 @@
           <w:sz w:val="26"/>
         </w:rPr>
         <w:tab/>
-        <w:t>63</w:t>
+        <w:t>62</w:t>
       </w:r>
     </w:p>
     <w:p>
@@ -2295,7 +2295,7 @@
           <w:sz w:val="26"/>
         </w:rPr>
         <w:tab/>
-        <w:t>63</w:t>
+        <w:t>62</w:t>
       </w:r>
     </w:p>
     <w:p>
@@ -2326,7 +2326,7 @@
           <w:sz w:val="26"/>
         </w:rPr>
         <w:tab/>
-        <w:t>65</w:t>
+        <w:t>64</w:t>
       </w:r>
     </w:p>
     <w:p>
@@ -2357,7 +2357,7 @@
           <w:sz w:val="26"/>
         </w:rPr>
         <w:tab/>
-        <w:t>65</w:t>
+        <w:t>64</w:t>
       </w:r>
     </w:p>
     <w:p>
@@ -2388,7 +2388,7 @@
           <w:sz w:val="26"/>
         </w:rPr>
         <w:tab/>
-        <w:t>66</w:t>
+        <w:t>65</w:t>
       </w:r>
     </w:p>
     <w:p>
@@ -2419,7 +2419,7 @@
           <w:sz w:val="26"/>
         </w:rPr>
         <w:tab/>
-        <w:t>68</w:t>
+        <w:t>67</w:t>
       </w:r>
     </w:p>
     <w:p>
@@ -2450,7 +2450,7 @@
           <w:sz w:val="26"/>
         </w:rPr>
         <w:tab/>
-        <w:t>69</w:t>
+        <w:t>68</w:t>
       </w:r>
     </w:p>
     <w:p>
@@ -2481,7 +2481,7 @@
           <w:sz w:val="26"/>
         </w:rPr>
         <w:tab/>
-        <w:t>70</w:t>
+        <w:t>69</w:t>
       </w:r>
     </w:p>
     <w:p>
@@ -2512,7 +2512,7 @@
           <w:sz w:val="26"/>
         </w:rPr>
         <w:tab/>
-        <w:t>71</w:t>
+        <w:t>70</w:t>
       </w:r>
     </w:p>
     <w:p>
@@ -2543,7 +2543,7 @@
           <w:sz w:val="26"/>
         </w:rPr>
         <w:tab/>
-        <w:t>72</w:t>
+        <w:t>71</w:t>
       </w:r>
     </w:p>
     <w:p>
@@ -2574,7 +2574,7 @@
           <w:sz w:val="26"/>
         </w:rPr>
         <w:tab/>
-        <w:t>74</w:t>
+        <w:t>73</w:t>
       </w:r>
     </w:p>
     <w:p>
@@ -2594,7 +2594,7 @@
           <w:color w:val="000000"/>
           <w:sz w:val="26"/>
         </w:rPr>
-        <w:t>9.15. Общий и индивидуальный срок</w:t>
+        <w:t>9.15. Проверка изменённого срока</w:t>
       </w:r>
       <w:r>
         <w:rPr>
@@ -3983,7 +3983,7 @@
           <w:color w:val="000000"/>
           <w:sz w:val="28"/>
         </w:rPr>
-        <w:t>При первом входе система показывает текст согласия на обработку персональных данных. Пока согласие не подтверждено, работать в системе нельзя.</w:t>
+        <w:t>Если в системе включён обязательный запрос согласия, при входе откроется его текст. Пока требуемое согласие не подтверждено, остальные рабочие разделы недоступны.</w:t>
       </w:r>
     </w:p>
     <w:p>
@@ -9068,7 +9068,7 @@
           <w:color w:val="000000"/>
           <w:sz w:val="28"/>
         </w:rPr>
-        <w:t xml:space="preserve">; наведите на неё указатель, и система пояснит причину. Проверка на повтор работает и при изменении: если вписать паспортные данные, которые уже стоят в другой вашей карточке, система ответит </w:t>
+        <w:t xml:space="preserve">; наведите на неё указатель, и система пояснит причину. Дополнительно нужны права просмотра и соответствующего изменения или удаления: принадлежность записи не отменяет действующего ограничения доступа. Проверка на повтор работает и при изменении: если вписать паспортные данные, которые уже стоят в другой вашей карточке, система ответит </w:t>
       </w:r>
       <w:r>
         <w:rPr>
@@ -9474,55 +9474,103 @@
           <w:color w:val="000000"/>
           <w:sz w:val="28"/>
         </w:rPr>
-        <w:t>6.9. Срок отдельного человека и привязка к заявке</w:t>
-      </w:r>
-    </w:p>
-    <w:p>
-      <w:r>
-        <w:rPr>
-          <w:rFonts w:ascii="Times New Roman" w:hAnsi="Times New Roman" w:cs="Times New Roman" w:eastAsia="Times New Roman"/>
-          <w:b w:val="0"/>
-          <w:i w:val="0"/>
-          <w:color w:val="000000"/>
-          <w:sz w:val="28"/>
-        </w:rPr>
-        <w:t>Эти действия доступны только при выданных правах и наличии действующей записи. Возможность просматривать карточку сама по себе не разрешает менять срок.</w:t>
-      </w:r>
-    </w:p>
-    <w:p>
-      <w:r>
-        <w:rPr>
-          <w:rFonts w:ascii="Times New Roman" w:hAnsi="Times New Roman" w:cs="Times New Roman" w:eastAsia="Times New Roman"/>
-          <w:b w:val="0"/>
-          <w:i w:val="0"/>
-          <w:color w:val="000000"/>
-          <w:sz w:val="28"/>
-        </w:rPr>
-        <w:t>В карточке человека нажмите значок календаря «Изменить срок». В окне видно текущий срок и его источник. Выберите «Собственный срок», задайте даты и время по Москве, укажите причину и сохраните. В режиме «Срок вложения» индивидуальное значение снимается и применяется срок основания. Другие люди, машины и голоса согласующих не меняются. Изменение доступно для записи заявки в работе либо ручного основания; завершённую заявку так не продлевают.</w:t>
-      </w:r>
-    </w:p>
-    <w:p>
-      <w:r>
-        <w:rPr>
-          <w:rFonts w:ascii="Times New Roman" w:hAnsi="Times New Roman" w:cs="Times New Roman" w:eastAsia="Times New Roman"/>
-          <w:b w:val="0"/>
-          <w:i w:val="0"/>
-          <w:color w:val="000000"/>
-          <w:sz w:val="28"/>
-        </w:rPr>
-        <w:t>У ручной записи без заявки может быть действие «Привязать к заявке». Оно переносит только открытого человека, а не всех соседей ручного основания. Выберите согласованную заявку в работе и новое либо подходящее существующее вложение. Для бессрочной записи нужно явно выбрать источник срока или ввести даты вручную. Проверьте предварительный результат, введите причину и подтвердите. Если запись успел изменить другой оператор, обновите данные; не повторяйте старое действие вслепую.</w:t>
-      </w:r>
-    </w:p>
-    <w:p>
-      <w:r>
-        <w:rPr>
-          <w:rFonts w:ascii="Times New Roman" w:hAnsi="Times New Roman" w:cs="Times New Roman" w:eastAsia="Times New Roman"/>
-          <w:b w:val="0"/>
-          <w:i w:val="0"/>
-          <w:color w:val="000000"/>
-          <w:sz w:val="28"/>
-        </w:rPr>
-        <w:t>На рисунке показано соответствующее окно с учебными данными.</w:t>
+        <w:t>6.9. Если нужно изменить срок действующего пропуска</w:t>
+      </w:r>
+    </w:p>
+    <w:p>
+      <w:r>
+        <w:rPr>
+          <w:rFonts w:ascii="Times New Roman" w:hAnsi="Times New Roman" w:cs="Times New Roman" w:eastAsia="Times New Roman"/>
+          <w:b w:val="0"/>
+          <w:i w:val="0"/>
+          <w:color w:val="000000"/>
+          <w:sz w:val="28"/>
+        </w:rPr>
+        <w:t>Проверьте дату и время в карточке человека и в нужном вложении заявки. Если срок требуется изменить, обратитесь в бюро пропусков: укажите номер заявки, человека или машину, нужные даты и причину. После изменения проверьте результат в своей заявке. Продление одного человека или машины не меняет срок остальных; истёкший допуск не разрешает новый вход.</w:t>
+      </w:r>
+    </w:p>
+    <w:p>
+      <w:pPr>
+        <w:pStyle w:val="Heading1"/>
+        <w:ind w:firstLine="0"/>
+      </w:pPr>
+      <w:r>
+        <w:rPr>
+          <w:rFonts w:ascii="Times New Roman" w:hAnsi="Times New Roman" w:cs="Times New Roman" w:eastAsia="Times New Roman"/>
+          <w:b/>
+          <w:i w:val="0"/>
+          <w:color w:val="000000"/>
+          <w:sz w:val="32"/>
+        </w:rPr>
+        <w:t>7. Автомобили</w:t>
+      </w:r>
+    </w:p>
+    <w:p>
+      <w:pPr>
+        <w:pStyle w:val="Heading2"/>
+        <w:ind w:firstLine="0"/>
+      </w:pPr>
+      <w:r>
+        <w:rPr>
+          <w:rFonts w:ascii="Times New Roman" w:hAnsi="Times New Roman" w:cs="Times New Roman" w:eastAsia="Times New Roman"/>
+          <w:b/>
+          <w:i w:val="0"/>
+          <w:color w:val="000000"/>
+          <w:sz w:val="28"/>
+        </w:rPr>
+        <w:t>7.1. Что это за список</w:t>
+      </w:r>
+    </w:p>
+    <w:p>
+      <w:r>
+        <w:rPr>
+          <w:rFonts w:ascii="Times New Roman" w:hAnsi="Times New Roman" w:cs="Times New Roman" w:eastAsia="Times New Roman"/>
+          <w:b w:val="0"/>
+          <w:i w:val="0"/>
+          <w:color w:val="000000"/>
+          <w:sz w:val="28"/>
+        </w:rPr>
+        <w:t xml:space="preserve">Раздел </w:t>
+      </w:r>
+      <w:r>
+        <w:rPr>
+          <w:rFonts w:ascii="Times New Roman" w:hAnsi="Times New Roman" w:cs="Times New Roman" w:eastAsia="Times New Roman"/>
+          <w:b/>
+          <w:i w:val="0"/>
+          <w:color w:val="000000"/>
+          <w:sz w:val="28"/>
+        </w:rPr>
+        <w:t>«Автомобили»</w:t>
+      </w:r>
+      <w:r>
+        <w:rPr>
+          <w:rFonts w:ascii="Times New Roman" w:hAnsi="Times New Roman" w:cs="Times New Roman" w:eastAsia="Times New Roman"/>
+          <w:b w:val="0"/>
+          <w:i w:val="0"/>
+          <w:color w:val="000000"/>
+          <w:sz w:val="28"/>
+        </w:rPr>
+        <w:t xml:space="preserve"> устроен так же, как «Сотрудники», и служит той же цели: хранит транспорт, который вы проводите на территорию, чтобы не вводить номер и марку в каждой заявке заново. Пополняется он тем же порядком: при подаче заявки система предлагает сохранить машины, которых в списке ещё нет, а кнопка </w:t>
+      </w:r>
+      <w:r>
+        <w:rPr>
+          <w:rFonts w:ascii="Times New Roman" w:hAnsi="Times New Roman" w:cs="Times New Roman" w:eastAsia="Times New Roman"/>
+          <w:b/>
+          <w:i w:val="0"/>
+          <w:color w:val="000000"/>
+          <w:sz w:val="28"/>
+        </w:rPr>
+        <w:t>«Добавить»</w:t>
+      </w:r>
+      <w:r>
+        <w:rPr>
+          <w:rFonts w:ascii="Times New Roman" w:hAnsi="Times New Roman" w:cs="Times New Roman" w:eastAsia="Times New Roman"/>
+          <w:b w:val="0"/>
+          <w:i w:val="0"/>
+          <w:color w:val="000000"/>
+          <w:sz w:val="28"/>
+        </w:rPr>
+        <w:t xml:space="preserve"> заводит машину заранее.</w:t>
       </w:r>
     </w:p>
     <w:p>
@@ -9535,224 +9583,8 @@
       <w:r>
         <w:drawing>
           <wp:inline xmlns:a="http://schemas.openxmlformats.org/drawingml/2006/main" xmlns:pic="http://schemas.openxmlformats.org/drawingml/2006/picture">
-            <wp:extent cx="5940000" cy="5176285"/>
+            <wp:extent cx="5940000" cy="3883846"/>
             <wp:docPr id="21" name="Picture 21"/>
-            <wp:cNvGraphicFramePr>
-              <a:graphicFrameLocks noChangeAspect="1"/>
-            </wp:cNvGraphicFramePr>
-            <a:graphic>
-              <a:graphicData uri="http://schemas.openxmlformats.org/drawingml/2006/picture">
-                <pic:pic>
-                  <pic:nvPicPr>
-                    <pic:cNvPr id="0" name="period-sample-padded.png"/>
-                    <pic:cNvPicPr/>
-                  </pic:nvPicPr>
-                  <pic:blipFill>
-                    <a:blip r:embed="rId31"/>
-                    <a:stretch>
-                      <a:fillRect/>
-                    </a:stretch>
-                  </pic:blipFill>
-                  <pic:spPr>
-                    <a:xfrm>
-                      <a:off x="0" y="0"/>
-                      <a:ext cx="5940000" cy="5176285"/>
-                    </a:xfrm>
-                    <a:prstGeom prst="rect"/>
-                  </pic:spPr>
-                </pic:pic>
-              </a:graphicData>
-            </a:graphic>
-          </wp:inline>
-        </w:drawing>
-      </w:r>
-    </w:p>
-    <w:p>
-      <w:pPr>
-        <w:keepNext w:val="0"/>
-        <w:spacing w:line="240" w:lineRule="auto" w:before="40" w:after="200"/>
-        <w:ind w:firstLine="0"/>
-        <w:jc w:val="center"/>
-      </w:pPr>
-      <w:r>
-        <w:rPr>
-          <w:rFonts w:ascii="Times New Roman" w:hAnsi="Times New Roman" w:cs="Times New Roman" w:eastAsia="Times New Roman"/>
-          <w:b w:val="0"/>
-          <w:i/>
-          <w:color w:val="000000"/>
-          <w:sz w:val="24"/>
-        </w:rPr>
-        <w:t>Рисунок 6.9 — Индивидуальный срок человека</w:t>
-      </w:r>
-    </w:p>
-    <w:p>
-      <w:r>
-        <w:rPr>
-          <w:rFonts w:ascii="Times New Roman" w:hAnsi="Times New Roman" w:cs="Times New Roman" w:eastAsia="Times New Roman"/>
-          <w:b w:val="0"/>
-          <w:i w:val="0"/>
-          <w:color w:val="000000"/>
-          <w:sz w:val="28"/>
-        </w:rPr>
-        <w:t>На рисунке показано соответствующее окно с учебными данными.</w:t>
-      </w:r>
-    </w:p>
-    <w:p>
-      <w:pPr>
-        <w:keepNext/>
-        <w:spacing w:before="120" w:after="40"/>
-        <w:ind w:firstLine="0"/>
-        <w:jc w:val="center"/>
-      </w:pPr>
-      <w:r>
-        <w:drawing>
-          <wp:inline xmlns:a="http://schemas.openxmlformats.org/drawingml/2006/main" xmlns:pic="http://schemas.openxmlformats.org/drawingml/2006/picture">
-            <wp:extent cx="5929411" cy="7200000"/>
-            <wp:docPr id="22" name="Picture 22"/>
-            <wp:cNvGraphicFramePr>
-              <a:graphicFrameLocks noChangeAspect="1"/>
-            </wp:cNvGraphicFramePr>
-            <a:graphic>
-              <a:graphicData uri="http://schemas.openxmlformats.org/drawingml/2006/picture">
-                <pic:pic>
-                  <pic:nvPicPr>
-                    <pic:cNvPr id="0" name="manual-attach-padded.png"/>
-                    <pic:cNvPicPr/>
-                  </pic:nvPicPr>
-                  <pic:blipFill>
-                    <a:blip r:embed="rId32"/>
-                    <a:stretch>
-                      <a:fillRect/>
-                    </a:stretch>
-                  </pic:blipFill>
-                  <pic:spPr>
-                    <a:xfrm>
-                      <a:off x="0" y="0"/>
-                      <a:ext cx="5929411" cy="7200000"/>
-                    </a:xfrm>
-                    <a:prstGeom prst="rect"/>
-                  </pic:spPr>
-                </pic:pic>
-              </a:graphicData>
-            </a:graphic>
-          </wp:inline>
-        </w:drawing>
-      </w:r>
-    </w:p>
-    <w:p>
-      <w:pPr>
-        <w:keepNext w:val="0"/>
-        <w:spacing w:line="240" w:lineRule="auto" w:before="40" w:after="200"/>
-        <w:ind w:firstLine="0"/>
-        <w:jc w:val="center"/>
-      </w:pPr>
-      <w:r>
-        <w:rPr>
-          <w:rFonts w:ascii="Times New Roman" w:hAnsi="Times New Roman" w:cs="Times New Roman" w:eastAsia="Times New Roman"/>
-          <w:b w:val="0"/>
-          <w:i/>
-          <w:color w:val="000000"/>
-          <w:sz w:val="24"/>
-        </w:rPr>
-        <w:t>Рисунок 6.10 — Привязка ручной записи к заявке</w:t>
-      </w:r>
-    </w:p>
-    <w:p>
-      <w:pPr>
-        <w:pStyle w:val="Heading1"/>
-        <w:ind w:firstLine="0"/>
-      </w:pPr>
-      <w:r>
-        <w:rPr>
-          <w:rFonts w:ascii="Times New Roman" w:hAnsi="Times New Roman" w:cs="Times New Roman" w:eastAsia="Times New Roman"/>
-          <w:b/>
-          <w:i w:val="0"/>
-          <w:color w:val="000000"/>
-          <w:sz w:val="32"/>
-        </w:rPr>
-        <w:t>7. Автомобили</w:t>
-      </w:r>
-    </w:p>
-    <w:p>
-      <w:pPr>
-        <w:pStyle w:val="Heading2"/>
-        <w:ind w:firstLine="0"/>
-      </w:pPr>
-      <w:r>
-        <w:rPr>
-          <w:rFonts w:ascii="Times New Roman" w:hAnsi="Times New Roman" w:cs="Times New Roman" w:eastAsia="Times New Roman"/>
-          <w:b/>
-          <w:i w:val="0"/>
-          <w:color w:val="000000"/>
-          <w:sz w:val="28"/>
-        </w:rPr>
-        <w:t>7.1. Что это за список</w:t>
-      </w:r>
-    </w:p>
-    <w:p>
-      <w:r>
-        <w:rPr>
-          <w:rFonts w:ascii="Times New Roman" w:hAnsi="Times New Roman" w:cs="Times New Roman" w:eastAsia="Times New Roman"/>
-          <w:b w:val="0"/>
-          <w:i w:val="0"/>
-          <w:color w:val="000000"/>
-          <w:sz w:val="28"/>
-        </w:rPr>
-        <w:t xml:space="preserve">Раздел </w:t>
-      </w:r>
-      <w:r>
-        <w:rPr>
-          <w:rFonts w:ascii="Times New Roman" w:hAnsi="Times New Roman" w:cs="Times New Roman" w:eastAsia="Times New Roman"/>
-          <w:b/>
-          <w:i w:val="0"/>
-          <w:color w:val="000000"/>
-          <w:sz w:val="28"/>
-        </w:rPr>
-        <w:t>«Автомобили»</w:t>
-      </w:r>
-      <w:r>
-        <w:rPr>
-          <w:rFonts w:ascii="Times New Roman" w:hAnsi="Times New Roman" w:cs="Times New Roman" w:eastAsia="Times New Roman"/>
-          <w:b w:val="0"/>
-          <w:i w:val="0"/>
-          <w:color w:val="000000"/>
-          <w:sz w:val="28"/>
-        </w:rPr>
-        <w:t xml:space="preserve"> устроен так же, как «Сотрудники», и служит той же цели: хранит транспорт, который вы проводите на территорию, чтобы не вводить номер и марку в каждой заявке заново. Пополняется он тем же порядком: при подаче заявки система предлагает сохранить машины, которых в списке ещё нет, а кнопка </w:t>
-      </w:r>
-      <w:r>
-        <w:rPr>
-          <w:rFonts w:ascii="Times New Roman" w:hAnsi="Times New Roman" w:cs="Times New Roman" w:eastAsia="Times New Roman"/>
-          <w:b/>
-          <w:i w:val="0"/>
-          <w:color w:val="000000"/>
-          <w:sz w:val="28"/>
-        </w:rPr>
-        <w:t>«Добавить»</w:t>
-      </w:r>
-      <w:r>
-        <w:rPr>
-          <w:rFonts w:ascii="Times New Roman" w:hAnsi="Times New Roman" w:cs="Times New Roman" w:eastAsia="Times New Roman"/>
-          <w:b w:val="0"/>
-          <w:i w:val="0"/>
-          <w:color w:val="000000"/>
-          <w:sz w:val="28"/>
-        </w:rPr>
-        <w:t xml:space="preserve"> заводит машину заранее.</w:t>
-      </w:r>
-    </w:p>
-    <w:p>
-      <w:pPr>
-        <w:keepNext/>
-        <w:spacing w:before="120" w:after="40"/>
-        <w:ind w:firstLine="0"/>
-        <w:jc w:val="center"/>
-      </w:pPr>
-      <w:r>
-        <w:drawing>
-          <wp:inline xmlns:a="http://schemas.openxmlformats.org/drawingml/2006/main" xmlns:pic="http://schemas.openxmlformats.org/drawingml/2006/picture">
-            <wp:extent cx="5940000" cy="3883846"/>
-            <wp:docPr id="23" name="Picture 23"/>
             <wp:cNvGraphicFramePr>
               <a:graphicFrameLocks noChangeAspect="1"/>
             </wp:cNvGraphicFramePr>
@@ -9764,7 +9596,7 @@
                     <pic:cNvPicPr/>
                   </pic:nvPicPr>
                   <pic:blipFill>
-                    <a:blip r:embed="rId33"/>
+                    <a:blip r:embed="rId31"/>
                     <a:stretch>
                       <a:fillRect/>
                     </a:stretch>
@@ -9984,7 +9816,7 @@
         <w:drawing>
           <wp:inline xmlns:a="http://schemas.openxmlformats.org/drawingml/2006/main" xmlns:pic="http://schemas.openxmlformats.org/drawingml/2006/picture">
             <wp:extent cx="5940000" cy="4969038"/>
-            <wp:docPr id="24" name="Picture 24"/>
+            <wp:docPr id="22" name="Picture 22"/>
             <wp:cNvGraphicFramePr>
               <a:graphicFrameLocks noChangeAspect="1"/>
             </wp:cNvGraphicFramePr>
@@ -9996,7 +9828,7 @@
                     <pic:cNvPicPr/>
                   </pic:nvPicPr>
                   <pic:blipFill>
-                    <a:blip r:embed="rId34"/>
+                    <a:blip r:embed="rId32"/>
                     <a:stretch>
                       <a:fillRect/>
                     </a:stretch>
@@ -10110,7 +9942,7 @@
         <w:drawing>
           <wp:inline xmlns:a="http://schemas.openxmlformats.org/drawingml/2006/main" xmlns:pic="http://schemas.openxmlformats.org/drawingml/2006/picture">
             <wp:extent cx="2243328" cy="1938528"/>
-            <wp:docPr id="25" name="Picture 25"/>
+            <wp:docPr id="23" name="Picture 23"/>
             <wp:cNvGraphicFramePr>
               <a:graphicFrameLocks noChangeAspect="1"/>
             </wp:cNvGraphicFramePr>
@@ -10122,7 +9954,7 @@
                     <pic:cNvPicPr/>
                   </pic:nvPicPr>
                   <pic:blipFill>
-                    <a:blip r:embed="rId35"/>
+                    <a:blip r:embed="rId33"/>
                     <a:stretch>
                       <a:fillRect/>
                     </a:stretch>
@@ -10435,7 +10267,7 @@
         <w:drawing>
           <wp:inline xmlns:a="http://schemas.openxmlformats.org/drawingml/2006/main" xmlns:pic="http://schemas.openxmlformats.org/drawingml/2006/picture">
             <wp:extent cx="2316480" cy="1438656"/>
-            <wp:docPr id="26" name="Picture 26"/>
+            <wp:docPr id="24" name="Picture 24"/>
             <wp:cNvGraphicFramePr>
               <a:graphicFrameLocks noChangeAspect="1"/>
             </wp:cNvGraphicFramePr>
@@ -10447,7 +10279,7 @@
                     <pic:cNvPicPr/>
                   </pic:nvPicPr>
                   <pic:blipFill>
-                    <a:blip r:embed="rId36"/>
+                    <a:blip r:embed="rId34"/>
                     <a:stretch>
                       <a:fillRect/>
                     </a:stretch>
@@ -10624,7 +10456,7 @@
         <w:drawing>
           <wp:inline xmlns:a="http://schemas.openxmlformats.org/drawingml/2006/main" xmlns:pic="http://schemas.openxmlformats.org/drawingml/2006/picture">
             <wp:extent cx="5940000" cy="4897894"/>
-            <wp:docPr id="27" name="Picture 27"/>
+            <wp:docPr id="25" name="Picture 25"/>
             <wp:cNvGraphicFramePr>
               <a:graphicFrameLocks noChangeAspect="1"/>
             </wp:cNvGraphicFramePr>
@@ -10636,7 +10468,7 @@
                     <pic:cNvPicPr/>
                   </pic:nvPicPr>
                   <pic:blipFill>
-                    <a:blip r:embed="rId37"/>
+                    <a:blip r:embed="rId35"/>
                     <a:stretch>
                       <a:fillRect/>
                     </a:stretch>
@@ -10785,7 +10617,7 @@
         <w:drawing>
           <wp:inline xmlns:a="http://schemas.openxmlformats.org/drawingml/2006/main" xmlns:pic="http://schemas.openxmlformats.org/drawingml/2006/picture">
             <wp:extent cx="5940000" cy="4897894"/>
-            <wp:docPr id="28" name="Picture 28"/>
+            <wp:docPr id="26" name="Picture 26"/>
             <wp:cNvGraphicFramePr>
               <a:graphicFrameLocks noChangeAspect="1"/>
             </wp:cNvGraphicFramePr>
@@ -10797,7 +10629,7 @@
                     <pic:cNvPicPr/>
                   </pic:nvPicPr>
                   <pic:blipFill>
-                    <a:blip r:embed="rId38"/>
+                    <a:blip r:embed="rId36"/>
                     <a:stretch>
                       <a:fillRect/>
                     </a:stretch>
@@ -10985,31 +10817,19 @@
           <w:color w:val="000000"/>
           <w:sz w:val="28"/>
         </w:rPr>
-        <w:t>7.5. Срок отдельной машины и привязка</w:t>
-      </w:r>
-    </w:p>
-    <w:p>
-      <w:r>
-        <w:rPr>
-          <w:rFonts w:ascii="Times New Roman" w:hAnsi="Times New Roman" w:cs="Times New Roman" w:eastAsia="Times New Roman"/>
-          <w:b w:val="0"/>
-          <w:i w:val="0"/>
-          <w:color w:val="000000"/>
-          <w:sz w:val="28"/>
-        </w:rPr>
-        <w:t>При соответствующих правах из карточки машины доступны «Изменить срок» и, для ручной записи, «Привязать к заявке». Порядок выбора дат и причины такой же, как у человека (подраздел 6.9). Изменяется только выбранная машина.</w:t>
-      </w:r>
-    </w:p>
-    <w:p>
-      <w:r>
-        <w:rPr>
-          <w:rFonts w:ascii="Times New Roman" w:hAnsi="Times New Roman" w:cs="Times New Roman" w:eastAsia="Times New Roman"/>
-          <w:b w:val="0"/>
-          <w:i w:val="0"/>
-          <w:color w:val="000000"/>
-          <w:sz w:val="28"/>
-        </w:rPr>
-        <w:t>При привязке к существующему вложению машина получает общие места этого вложения. Собственные дополнительные признаки ручной машины сохраняются отдельно; если своего значения нет, применяется значение основания. Перед подтверждением проверьте показанные итоговые параметры. Не считайте совпадение номера разрешением менять любую найденную запись.</w:t>
+        <w:t>7.5. Если нужно изменить срок машины</w:t>
+      </w:r>
+    </w:p>
+    <w:p>
+      <w:r>
+        <w:rPr>
+          <w:rFonts w:ascii="Times New Roman" w:hAnsi="Times New Roman" w:cs="Times New Roman" w:eastAsia="Times New Roman"/>
+          <w:b w:val="0"/>
+          <w:i w:val="0"/>
+          <w:color w:val="000000"/>
+          <w:sz w:val="28"/>
+        </w:rPr>
+        <w:t>Проверьте даты машины в своей заявке. Если требуется другой срок или исправление основания пропуска, обратитесь в бюро пропусков, указав номер заявки и машину. Подача дополнения не заменяет согласование изменения срока уже действующей записи.</w:t>
       </w:r>
     </w:p>
     <w:p>
@@ -11119,7 +10939,7 @@
         <w:drawing>
           <wp:inline xmlns:a="http://schemas.openxmlformats.org/drawingml/2006/main" xmlns:pic="http://schemas.openxmlformats.org/drawingml/2006/picture">
             <wp:extent cx="5940000" cy="4154287"/>
-            <wp:docPr id="29" name="Picture 29"/>
+            <wp:docPr id="27" name="Picture 27"/>
             <wp:cNvGraphicFramePr>
               <a:graphicFrameLocks noChangeAspect="1"/>
             </wp:cNvGraphicFramePr>
@@ -11131,7 +10951,7 @@
                     <pic:cNvPicPr/>
                   </pic:nvPicPr>
                   <pic:blipFill>
-                    <a:blip r:embed="rId39"/>
+                    <a:blip r:embed="rId37"/>
                     <a:stretch>
                       <a:fillRect/>
                     </a:stretch>
@@ -11496,7 +11316,7 @@
                 <w:color w:val="000000"/>
                 <w:sz w:val="26"/>
               </w:rPr>
-              <w:t>Заполнять заявку можно не за один раз. Введённое сохраняется черновиком в самом браузере: закройте страницу и вернитесь позже - набранные вложения и строки останутся на месте. Черновик живёт на том компьютере и в том браузере, где вы работали: с другого рабочего места он не откроется. Он принадлежит вашей учётной записи: если за тем же компьютером в систему войдёт другой работник, черновик не откроется ему и будет стёрт - на общем рабочем месте недописанную заявку лучше отправить до конца смены. Приложенные к заявке файлы хранятся на сервере сутки.</w:t>
+              <w:t>Заполнять заявку можно не за один раз. Введённое сохраняется черновиком в самом браузере: закройте страницу и вернитесь позже - набранные вложения и строки останутся на месте. Черновик живёт на том компьютере и в том браузере, где вы работали: с другого рабочего места он не откроется. Он принадлежит вашей учётной записи: если за тем же компьютером в систему войдёт другой работник, черновик не откроется ему и будет стёрт - на общем рабочем месте недописанную заявку лучше отправить до конца смены. Файлы, загруженные до отправки заявки, сохраняются на сервере отдельно от текста формы. По умолчанию после 24 часов от загрузки их может удалить автоматическая уборка. Этот срок не относится к файлам уже поданной заявки.</w:t>
             </w:r>
           </w:p>
         </w:tc>
@@ -11556,7 +11376,7 @@
         <w:drawing>
           <wp:inline xmlns:a="http://schemas.openxmlformats.org/drawingml/2006/main" xmlns:pic="http://schemas.openxmlformats.org/drawingml/2006/picture">
             <wp:extent cx="3407663" cy="2444496"/>
-            <wp:docPr id="30" name="Picture 30"/>
+            <wp:docPr id="28" name="Picture 28"/>
             <wp:cNvGraphicFramePr>
               <a:graphicFrameLocks noChangeAspect="1"/>
             </wp:cNvGraphicFramePr>
@@ -11568,7 +11388,7 @@
                     <pic:cNvPicPr/>
                   </pic:nvPicPr>
                   <pic:blipFill>
-                    <a:blip r:embed="rId40"/>
+                    <a:blip r:embed="rId38"/>
                     <a:stretch>
                       <a:fillRect/>
                     </a:stretch>
@@ -11820,7 +11640,7 @@
         <w:drawing>
           <wp:inline xmlns:a="http://schemas.openxmlformats.org/drawingml/2006/main" xmlns:pic="http://schemas.openxmlformats.org/drawingml/2006/picture">
             <wp:extent cx="5940000" cy="1757630"/>
-            <wp:docPr id="31" name="Picture 31"/>
+            <wp:docPr id="29" name="Picture 29"/>
             <wp:cNvGraphicFramePr>
               <a:graphicFrameLocks noChangeAspect="1"/>
             </wp:cNvGraphicFramePr>
@@ -11832,7 +11652,7 @@
                     <pic:cNvPicPr/>
                   </pic:nvPicPr>
                   <pic:blipFill>
-                    <a:blip r:embed="rId41"/>
+                    <a:blip r:embed="rId39"/>
                     <a:stretch>
                       <a:fillRect/>
                     </a:stretch>
@@ -12342,7 +12162,7 @@
         <w:drawing>
           <wp:inline xmlns:a="http://schemas.openxmlformats.org/drawingml/2006/main" xmlns:pic="http://schemas.openxmlformats.org/drawingml/2006/picture">
             <wp:extent cx="4267200" cy="3718559"/>
-            <wp:docPr id="32" name="Picture 32"/>
+            <wp:docPr id="30" name="Picture 30"/>
             <wp:cNvGraphicFramePr>
               <a:graphicFrameLocks noChangeAspect="1"/>
             </wp:cNvGraphicFramePr>
@@ -12354,7 +12174,7 @@
                     <pic:cNvPicPr/>
                   </pic:nvPicPr>
                   <pic:blipFill>
-                    <a:blip r:embed="rId42"/>
+                    <a:blip r:embed="rId40"/>
                     <a:stretch>
                       <a:fillRect/>
                     </a:stretch>
@@ -12667,7 +12487,7 @@
         <w:drawing>
           <wp:inline xmlns:a="http://schemas.openxmlformats.org/drawingml/2006/main" xmlns:pic="http://schemas.openxmlformats.org/drawingml/2006/picture">
             <wp:extent cx="5940000" cy="1955630"/>
-            <wp:docPr id="33" name="Picture 33"/>
+            <wp:docPr id="31" name="Picture 31"/>
             <wp:cNvGraphicFramePr>
               <a:graphicFrameLocks noChangeAspect="1"/>
             </wp:cNvGraphicFramePr>
@@ -12679,7 +12499,7 @@
                     <pic:cNvPicPr/>
                   </pic:nvPicPr>
                   <pic:blipFill>
-                    <a:blip r:embed="rId43"/>
+                    <a:blip r:embed="rId41"/>
                     <a:stretch>
                       <a:fillRect/>
                     </a:stretch>
@@ -12895,7 +12715,7 @@
         <w:drawing>
           <wp:inline xmlns:a="http://schemas.openxmlformats.org/drawingml/2006/main" xmlns:pic="http://schemas.openxmlformats.org/drawingml/2006/picture">
             <wp:extent cx="3480816" cy="2456688"/>
-            <wp:docPr id="34" name="Picture 34"/>
+            <wp:docPr id="32" name="Picture 32"/>
             <wp:cNvGraphicFramePr>
               <a:graphicFrameLocks noChangeAspect="1"/>
             </wp:cNvGraphicFramePr>
@@ -12907,7 +12727,7 @@
                     <pic:cNvPicPr/>
                   </pic:nvPicPr>
                   <pic:blipFill>
-                    <a:blip r:embed="rId44"/>
+                    <a:blip r:embed="rId42"/>
                     <a:stretch>
                       <a:fillRect/>
                     </a:stretch>
@@ -13208,7 +13028,7 @@
         <w:drawing>
           <wp:inline xmlns:a="http://schemas.openxmlformats.org/drawingml/2006/main" xmlns:pic="http://schemas.openxmlformats.org/drawingml/2006/picture">
             <wp:extent cx="5940000" cy="7090085"/>
-            <wp:docPr id="35" name="Picture 35"/>
+            <wp:docPr id="33" name="Picture 33"/>
             <wp:cNvGraphicFramePr>
               <a:graphicFrameLocks noChangeAspect="1"/>
             </wp:cNvGraphicFramePr>
@@ -13220,7 +13040,7 @@
                     <pic:cNvPicPr/>
                   </pic:nvPicPr>
                   <pic:blipFill>
-                    <a:blip r:embed="rId45"/>
+                    <a:blip r:embed="rId43"/>
                     <a:stretch>
                       <a:fillRect/>
                     </a:stretch>
@@ -14411,7 +14231,7 @@
         <w:drawing>
           <wp:inline xmlns:a="http://schemas.openxmlformats.org/drawingml/2006/main" xmlns:pic="http://schemas.openxmlformats.org/drawingml/2006/picture">
             <wp:extent cx="5940000" cy="3104030"/>
-            <wp:docPr id="36" name="Picture 36"/>
+            <wp:docPr id="34" name="Picture 34"/>
             <wp:cNvGraphicFramePr>
               <a:graphicFrameLocks noChangeAspect="1"/>
             </wp:cNvGraphicFramePr>
@@ -14423,7 +14243,7 @@
                     <pic:cNvPicPr/>
                   </pic:nvPicPr>
                   <pic:blipFill>
-                    <a:blip r:embed="rId46"/>
+                    <a:blip r:embed="rId44"/>
                     <a:stretch>
                       <a:fillRect/>
                     </a:stretch>
@@ -14681,6 +14501,18 @@
           <w:color w:val="000000"/>
           <w:sz w:val="28"/>
         </w:rPr>
+        <w:t>Если документы выбранного человека вам не открыты, а тип вложения требует их заполнения, введите сведения самостоятельно для новой заявки. Это не открывает скрытые документы и не меняет запись в справочнике.</w:t>
+      </w:r>
+    </w:p>
+    <w:p>
+      <w:r>
+        <w:rPr>
+          <w:rFonts w:ascii="Times New Roman" w:hAnsi="Times New Roman" w:cs="Times New Roman" w:eastAsia="Times New Roman"/>
+          <w:b w:val="0"/>
+          <w:i w:val="0"/>
+          <w:color w:val="000000"/>
+          <w:sz w:val="28"/>
+        </w:rPr>
         <w:t>Для выбранных из реестра людей форма не запрашивает отдельную отметку уведомления. Это само по себе не доказывает наличие отметки у старой записи: при необходимости проверьте сведения в карточке и обратитесь к уполномоченному оператору.</w:t>
       </w:r>
     </w:p>
@@ -14799,7 +14631,7 @@
         <w:drawing>
           <wp:inline xmlns:a="http://schemas.openxmlformats.org/drawingml/2006/main" xmlns:pic="http://schemas.openxmlformats.org/drawingml/2006/picture">
             <wp:extent cx="3407663" cy="1024128"/>
-            <wp:docPr id="37" name="Picture 37"/>
+            <wp:docPr id="35" name="Picture 35"/>
             <wp:cNvGraphicFramePr>
               <a:graphicFrameLocks noChangeAspect="1"/>
             </wp:cNvGraphicFramePr>
@@ -14811,7 +14643,7 @@
                     <pic:cNvPicPr/>
                   </pic:nvPicPr>
                   <pic:blipFill>
-                    <a:blip r:embed="rId47"/>
+                    <a:blip r:embed="rId45"/>
                     <a:stretch>
                       <a:fillRect/>
                     </a:stretch>
@@ -15172,7 +15004,7 @@
         <w:drawing>
           <wp:inline xmlns:a="http://schemas.openxmlformats.org/drawingml/2006/main" xmlns:pic="http://schemas.openxmlformats.org/drawingml/2006/picture">
             <wp:extent cx="3529583" cy="1840992"/>
-            <wp:docPr id="38" name="Picture 38"/>
+            <wp:docPr id="36" name="Picture 36"/>
             <wp:cNvGraphicFramePr>
               <a:graphicFrameLocks noChangeAspect="1"/>
             </wp:cNvGraphicFramePr>
@@ -15184,7 +15016,7 @@
                     <pic:cNvPicPr/>
                   </pic:nvPicPr>
                   <pic:blipFill>
-                    <a:blip r:embed="rId48"/>
+                    <a:blip r:embed="rId46"/>
                     <a:stretch>
                       <a:fillRect/>
                     </a:stretch>
@@ -15525,7 +15357,7 @@
         <w:drawing>
           <wp:inline xmlns:a="http://schemas.openxmlformats.org/drawingml/2006/main" xmlns:pic="http://schemas.openxmlformats.org/drawingml/2006/picture">
             <wp:extent cx="5358384" cy="1219200"/>
-            <wp:docPr id="39" name="Picture 39"/>
+            <wp:docPr id="37" name="Picture 37"/>
             <wp:cNvGraphicFramePr>
               <a:graphicFrameLocks noChangeAspect="1"/>
             </wp:cNvGraphicFramePr>
@@ -15537,7 +15369,7 @@
                     <pic:cNvPicPr/>
                   </pic:nvPicPr>
                   <pic:blipFill>
-                    <a:blip r:embed="rId49"/>
+                    <a:blip r:embed="rId47"/>
                     <a:stretch>
                       <a:fillRect/>
                     </a:stretch>
@@ -15715,7 +15547,7 @@
         <w:drawing>
           <wp:inline xmlns:a="http://schemas.openxmlformats.org/drawingml/2006/main" xmlns:pic="http://schemas.openxmlformats.org/drawingml/2006/picture">
             <wp:extent cx="4504944" cy="2365248"/>
-            <wp:docPr id="40" name="Picture 40"/>
+            <wp:docPr id="38" name="Picture 38"/>
             <wp:cNvGraphicFramePr>
               <a:graphicFrameLocks noChangeAspect="1"/>
             </wp:cNvGraphicFramePr>
@@ -15727,7 +15559,7 @@
                     <pic:cNvPicPr/>
                   </pic:nvPicPr>
                   <pic:blipFill>
-                    <a:blip r:embed="rId50"/>
+                    <a:blip r:embed="rId48"/>
                     <a:stretch>
                       <a:fillRect/>
                     </a:stretch>
@@ -16018,7 +15850,7 @@
         <w:drawing>
           <wp:inline xmlns:a="http://schemas.openxmlformats.org/drawingml/2006/main" xmlns:pic="http://schemas.openxmlformats.org/drawingml/2006/picture">
             <wp:extent cx="4937760" cy="1901952"/>
-            <wp:docPr id="41" name="Picture 41"/>
+            <wp:docPr id="39" name="Picture 39"/>
             <wp:cNvGraphicFramePr>
               <a:graphicFrameLocks noChangeAspect="1"/>
             </wp:cNvGraphicFramePr>
@@ -16030,7 +15862,7 @@
                     <pic:cNvPicPr/>
                   </pic:nvPicPr>
                   <pic:blipFill>
-                    <a:blip r:embed="rId51"/>
+                    <a:blip r:embed="rId49"/>
                     <a:stretch>
                       <a:fillRect/>
                     </a:stretch>
@@ -16262,7 +16094,7 @@
         <w:drawing>
           <wp:inline xmlns:a="http://schemas.openxmlformats.org/drawingml/2006/main" xmlns:pic="http://schemas.openxmlformats.org/drawingml/2006/picture">
             <wp:extent cx="5575300" cy="939800"/>
-            <wp:docPr id="42" name="Picture 42"/>
+            <wp:docPr id="40" name="Picture 40"/>
             <wp:cNvGraphicFramePr>
               <a:graphicFrameLocks noChangeAspect="1"/>
             </wp:cNvGraphicFramePr>
@@ -16274,7 +16106,7 @@
                     <pic:cNvPicPr/>
                   </pic:nvPicPr>
                   <pic:blipFill>
-                    <a:blip r:embed="rId52"/>
+                    <a:blip r:embed="rId50"/>
                     <a:stretch>
                       <a:fillRect/>
                     </a:stretch>
@@ -16426,7 +16258,7 @@
         <w:drawing>
           <wp:inline xmlns:a="http://schemas.openxmlformats.org/drawingml/2006/main" xmlns:pic="http://schemas.openxmlformats.org/drawingml/2006/picture">
             <wp:extent cx="4261104" cy="1493519"/>
-            <wp:docPr id="43" name="Picture 43"/>
+            <wp:docPr id="41" name="Picture 41"/>
             <wp:cNvGraphicFramePr>
               <a:graphicFrameLocks noChangeAspect="1"/>
             </wp:cNvGraphicFramePr>
@@ -16438,7 +16270,7 @@
                     <pic:cNvPicPr/>
                   </pic:nvPicPr>
                   <pic:blipFill>
-                    <a:blip r:embed="rId53"/>
+                    <a:blip r:embed="rId51"/>
                     <a:stretch>
                       <a:fillRect/>
                     </a:stretch>
@@ -16779,7 +16611,7 @@
         <w:drawing>
           <wp:inline xmlns:a="http://schemas.openxmlformats.org/drawingml/2006/main" xmlns:pic="http://schemas.openxmlformats.org/drawingml/2006/picture">
             <wp:extent cx="5132832" cy="1987296"/>
-            <wp:docPr id="44" name="Picture 44"/>
+            <wp:docPr id="42" name="Picture 42"/>
             <wp:cNvGraphicFramePr>
               <a:graphicFrameLocks noChangeAspect="1"/>
             </wp:cNvGraphicFramePr>
@@ -16791,7 +16623,7 @@
                     <pic:cNvPicPr/>
                   </pic:nvPicPr>
                   <pic:blipFill>
-                    <a:blip r:embed="rId54"/>
+                    <a:blip r:embed="rId52"/>
                     <a:stretch>
                       <a:fillRect/>
                     </a:stretch>
@@ -16921,7 +16753,7 @@
           <w:color w:val="000000"/>
           <w:sz w:val="28"/>
         </w:rPr>
-        <w:t xml:space="preserve">Если выбрать файлов больше, чем осталось мест, система откажет: </w:t>
+        <w:t xml:space="preserve">Кнопка </w:t>
       </w:r>
       <w:r>
         <w:rPr>
@@ -16931,45 +16763,17 @@
           <w:color w:val="000000"/>
           <w:sz w:val="28"/>
         </w:rPr>
-        <w:t>«К заявке можно приложить не больше 10 файлов»</w:t>
-      </w:r>
-      <w:r>
-        <w:rPr>
-          <w:rFonts w:ascii="Times New Roman" w:hAnsi="Times New Roman" w:cs="Times New Roman" w:eastAsia="Times New Roman"/>
-          <w:b w:val="0"/>
-          <w:i w:val="0"/>
-          <w:color w:val="000000"/>
-          <w:sz w:val="28"/>
-        </w:rPr>
-        <w:t>.</w:t>
-      </w:r>
-    </w:p>
-    <w:p>
-      <w:r>
-        <w:rPr>
-          <w:rFonts w:ascii="Times New Roman" w:hAnsi="Times New Roman" w:cs="Times New Roman" w:eastAsia="Times New Roman"/>
-          <w:b w:val="0"/>
-          <w:i w:val="0"/>
-          <w:color w:val="000000"/>
-          <w:sz w:val="28"/>
-        </w:rPr>
-        <w:t>Для изображений есть отдельный предел: ширина × высота исходника не должна превышать 25 миллионов пикселей. Например, 6000 × 4000 подходит по этому ограничению, а 6000 × 5000 — нет, даже если файл хорошо сжат. Размер файла в мегабайтах проверяется отдельно. При отказе уменьшите исходное изображение, не переименовывайте расширение.</w:t>
-      </w:r>
-    </w:p>
-    <w:p>
-      <w:pPr>
-        <w:pStyle w:val="Heading2"/>
-        <w:ind w:firstLine="0"/>
-      </w:pPr>
-      <w:r>
-        <w:rPr>
-          <w:rFonts w:ascii="Times New Roman" w:hAnsi="Times New Roman" w:cs="Times New Roman" w:eastAsia="Times New Roman"/>
-          <w:b/>
-          <w:i w:val="0"/>
-          <w:color w:val="000000"/>
-          <w:sz w:val="28"/>
-        </w:rPr>
-        <w:t>8.14. Подтверждение и отправка</w:t>
+        <w:t>«Файлы-черновики»</w:t>
+      </w:r>
+      <w:r>
+        <w:rPr>
+          <w:rFonts w:ascii="Times New Roman" w:hAnsi="Times New Roman" w:cs="Times New Roman" w:eastAsia="Times New Roman"/>
+          <w:b w:val="0"/>
+          <w:i w:val="0"/>
+          <w:color w:val="000000"/>
+          <w:sz w:val="28"/>
+        </w:rPr>
+        <w:t xml:space="preserve"> открывает файлы вашей учётной записи, которые ещё не отправлены с заявкой. Рядом показано занятое количество и общий размер: по умолчанию до 50 файлов и 200 МиБ. Это общий запас для незавершённых заявок во всех вкладках, а не число файлов в одной заявке. Выполняющаяся загрузка уже учитывается в счётчике.</w:t>
       </w:r>
     </w:p>
     <w:p>
@@ -16982,8 +16786,200 @@
       <w:r>
         <w:drawing>
           <wp:inline xmlns:a="http://schemas.openxmlformats.org/drawingml/2006/main" xmlns:pic="http://schemas.openxmlformats.org/drawingml/2006/picture">
+            <wp:extent cx="5940000" cy="4635497"/>
+            <wp:docPr id="43" name="Picture 43"/>
+            <wp:cNvGraphicFramePr>
+              <a:graphicFrameLocks noChangeAspect="1"/>
+            </wp:cNvGraphicFramePr>
+            <a:graphic>
+              <a:graphicData uri="http://schemas.openxmlformats.org/drawingml/2006/picture">
+                <pic:pic>
+                  <pic:nvPicPr>
+                    <pic:cNvPr id="0" name="draft-files-padded.png"/>
+                    <pic:cNvPicPr/>
+                  </pic:nvPicPr>
+                  <pic:blipFill>
+                    <a:blip r:embed="rId53"/>
+                    <a:stretch>
+                      <a:fillRect/>
+                    </a:stretch>
+                  </pic:blipFill>
+                  <pic:spPr>
+                    <a:xfrm>
+                      <a:off x="0" y="0"/>
+                      <a:ext cx="5940000" cy="4635497"/>
+                    </a:xfrm>
+                    <a:prstGeom prst="rect"/>
+                  </pic:spPr>
+                </pic:pic>
+              </a:graphicData>
+            </a:graphic>
+          </wp:inline>
+        </w:drawing>
+      </w:r>
+    </w:p>
+    <w:p>
+      <w:pPr>
+        <w:keepNext w:val="0"/>
+        <w:spacing w:line="240" w:lineRule="auto" w:before="40" w:after="200"/>
+        <w:ind w:firstLine="0"/>
+        <w:jc w:val="center"/>
+      </w:pPr>
+      <w:r>
+        <w:rPr>
+          <w:rFonts w:ascii="Times New Roman" w:hAnsi="Times New Roman" w:cs="Times New Roman" w:eastAsia="Times New Roman"/>
+          <w:b w:val="0"/>
+          <w:i/>
+          <w:color w:val="000000"/>
+          <w:sz w:val="24"/>
+        </w:rPr>
+        <w:t>Рисунок 8.17 — Список файлов-черновиков учётной записи</w:t>
+      </w:r>
+    </w:p>
+    <w:p>
+      <w:r>
+        <w:rPr>
+          <w:rFonts w:ascii="Times New Roman" w:hAnsi="Times New Roman" w:cs="Times New Roman" w:eastAsia="Times New Roman"/>
+          <w:b w:val="0"/>
+          <w:i w:val="0"/>
+          <w:color w:val="000000"/>
+          <w:sz w:val="28"/>
+        </w:rPr>
+        <w:t xml:space="preserve">Если места не осталось, откройте </w:t>
+      </w:r>
+      <w:r>
+        <w:rPr>
+          <w:rFonts w:ascii="Times New Roman" w:hAnsi="Times New Roman" w:cs="Times New Roman" w:eastAsia="Times New Roman"/>
+          <w:b/>
+          <w:i w:val="0"/>
+          <w:color w:val="000000"/>
+          <w:sz w:val="28"/>
+        </w:rPr>
+        <w:t>«Файлы-черновики»</w:t>
+      </w:r>
+      <w:r>
+        <w:rPr>
+          <w:rFonts w:ascii="Times New Roman" w:hAnsi="Times New Roman" w:cs="Times New Roman" w:eastAsia="Times New Roman"/>
+          <w:b w:val="0"/>
+          <w:i w:val="0"/>
+          <w:color w:val="000000"/>
+          <w:sz w:val="28"/>
+        </w:rPr>
+        <w:t xml:space="preserve">, выберите ненужный файл, нажмите </w:t>
+      </w:r>
+      <w:r>
+        <w:rPr>
+          <w:rFonts w:ascii="Times New Roman" w:hAnsi="Times New Roman" w:cs="Times New Roman" w:eastAsia="Times New Roman"/>
+          <w:b/>
+          <w:i w:val="0"/>
+          <w:color w:val="000000"/>
+          <w:sz w:val="28"/>
+        </w:rPr>
+        <w:t>«Удалить»</w:t>
+      </w:r>
+      <w:r>
+        <w:rPr>
+          <w:rFonts w:ascii="Times New Roman" w:hAnsi="Times New Roman" w:cs="Times New Roman" w:eastAsia="Times New Roman"/>
+          <w:b w:val="0"/>
+          <w:i w:val="0"/>
+          <w:color w:val="000000"/>
+          <w:sz w:val="28"/>
+        </w:rPr>
+        <w:t xml:space="preserve"> и подтвердите удаление. Проверьте, не нужен ли он в другой открытой вкладке: удаление затронет и её. Если указано </w:t>
+      </w:r>
+      <w:r>
+        <w:rPr>
+          <w:rFonts w:ascii="Times New Roman" w:hAnsi="Times New Roman" w:cs="Times New Roman" w:eastAsia="Times New Roman"/>
+          <w:b/>
+          <w:i w:val="0"/>
+          <w:color w:val="000000"/>
+          <w:sz w:val="28"/>
+        </w:rPr>
+        <w:t>«Ожидают очистки»</w:t>
+      </w:r>
+      <w:r>
+        <w:rPr>
+          <w:rFonts w:ascii="Times New Roman" w:hAnsi="Times New Roman" w:cs="Times New Roman" w:eastAsia="Times New Roman"/>
+          <w:b w:val="0"/>
+          <w:i w:val="0"/>
+          <w:color w:val="000000"/>
+          <w:sz w:val="28"/>
+        </w:rPr>
+        <w:t>, дождитесь освобождения места и обновите список. Файлы поданных заявок через это окно не удаляются.</w:t>
+      </w:r>
+    </w:p>
+    <w:p>
+      <w:r>
+        <w:rPr>
+          <w:rFonts w:ascii="Times New Roman" w:hAnsi="Times New Roman" w:cs="Times New Roman" w:eastAsia="Times New Roman"/>
+          <w:b w:val="0"/>
+          <w:i w:val="0"/>
+          <w:color w:val="000000"/>
+          <w:sz w:val="28"/>
+        </w:rPr>
+        <w:t xml:space="preserve">Если выбрать файлов больше, чем осталось мест, система откажет: </w:t>
+      </w:r>
+      <w:r>
+        <w:rPr>
+          <w:rFonts w:ascii="Times New Roman" w:hAnsi="Times New Roman" w:cs="Times New Roman" w:eastAsia="Times New Roman"/>
+          <w:b/>
+          <w:i w:val="0"/>
+          <w:color w:val="000000"/>
+          <w:sz w:val="28"/>
+        </w:rPr>
+        <w:t>«К заявке можно приложить не больше 10 файлов»</w:t>
+      </w:r>
+      <w:r>
+        <w:rPr>
+          <w:rFonts w:ascii="Times New Roman" w:hAnsi="Times New Roman" w:cs="Times New Roman" w:eastAsia="Times New Roman"/>
+          <w:b w:val="0"/>
+          <w:i w:val="0"/>
+          <w:color w:val="000000"/>
+          <w:sz w:val="28"/>
+        </w:rPr>
+        <w:t>.</w:t>
+      </w:r>
+    </w:p>
+    <w:p>
+      <w:r>
+        <w:rPr>
+          <w:rFonts w:ascii="Times New Roman" w:hAnsi="Times New Roman" w:cs="Times New Roman" w:eastAsia="Times New Roman"/>
+          <w:b w:val="0"/>
+          <w:i w:val="0"/>
+          <w:color w:val="000000"/>
+          <w:sz w:val="28"/>
+        </w:rPr>
+        <w:t>Для изображений есть отдельный предел: ширина × высота исходника не должна превышать 25 миллионов пикселей. Например, 6000 × 4000 подходит по этому ограничению, а 6000 × 5000 — нет, даже если файл хорошо сжат. Размер файла в мегабайтах проверяется отдельно. При отказе уменьшите исходное изображение, не переименовывайте расширение.</w:t>
+      </w:r>
+    </w:p>
+    <w:p>
+      <w:pPr>
+        <w:pStyle w:val="Heading2"/>
+        <w:ind w:firstLine="0"/>
+      </w:pPr>
+      <w:r>
+        <w:rPr>
+          <w:rFonts w:ascii="Times New Roman" w:hAnsi="Times New Roman" w:cs="Times New Roman" w:eastAsia="Times New Roman"/>
+          <w:b/>
+          <w:i w:val="0"/>
+          <w:color w:val="000000"/>
+          <w:sz w:val="28"/>
+        </w:rPr>
+        <w:t>8.14. Подтверждение и отправка</w:t>
+      </w:r>
+    </w:p>
+    <w:p>
+      <w:pPr>
+        <w:keepNext/>
+        <w:spacing w:before="120" w:after="40"/>
+        <w:ind w:firstLine="0"/>
+        <w:jc w:val="center"/>
+      </w:pPr>
+      <w:r>
+        <w:drawing>
+          <wp:inline xmlns:a="http://schemas.openxmlformats.org/drawingml/2006/main" xmlns:pic="http://schemas.openxmlformats.org/drawingml/2006/picture">
             <wp:extent cx="5940000" cy="2720000"/>
-            <wp:docPr id="45" name="Picture 45"/>
+            <wp:docPr id="44" name="Picture 44"/>
             <wp:cNvGraphicFramePr>
               <a:graphicFrameLocks noChangeAspect="1"/>
             </wp:cNvGraphicFramePr>
@@ -16995,7 +16991,7 @@
                     <pic:cNvPicPr/>
                   </pic:nvPicPr>
                   <pic:blipFill>
-                    <a:blip r:embed="rId55"/>
+                    <a:blip r:embed="rId54"/>
                     <a:stretch>
                       <a:fillRect/>
                     </a:stretch>
@@ -17029,7 +17025,7 @@
           <w:color w:val="000000"/>
           <w:sz w:val="24"/>
         </w:rPr>
-        <w:t>Рисунок 8.17 — Подтверждение правомерности сведений и отправка</w:t>
+        <w:t>Рисунок 8.18 — Подтверждение правомерности сведений и отправка</w:t>
       </w:r>
     </w:p>
     <w:p>
@@ -17389,7 +17385,7 @@
         <w:drawing>
           <wp:inline xmlns:a="http://schemas.openxmlformats.org/drawingml/2006/main" xmlns:pic="http://schemas.openxmlformats.org/drawingml/2006/picture">
             <wp:extent cx="3779520" cy="3938016"/>
-            <wp:docPr id="46" name="Picture 46"/>
+            <wp:docPr id="45" name="Picture 45"/>
             <wp:cNvGraphicFramePr>
               <a:graphicFrameLocks noChangeAspect="1"/>
             </wp:cNvGraphicFramePr>
@@ -17401,7 +17397,7 @@
                     <pic:cNvPicPr/>
                   </pic:nvPicPr>
                   <pic:blipFill>
-                    <a:blip r:embed="rId56"/>
+                    <a:blip r:embed="rId55"/>
                     <a:stretch>
                       <a:fillRect/>
                     </a:stretch>
@@ -17435,7 +17431,7 @@
           <w:color w:val="000000"/>
           <w:sz w:val="24"/>
         </w:rPr>
-        <w:t>Рисунок 8.18 — Окно привязки новых данных</w:t>
+        <w:t>Рисунок 8.19 — Окно привязки новых данных</w:t>
       </w:r>
     </w:p>
     <w:p>
@@ -17730,7 +17726,7 @@
         <w:drawing>
           <wp:inline xmlns:a="http://schemas.openxmlformats.org/drawingml/2006/main" xmlns:pic="http://schemas.openxmlformats.org/drawingml/2006/picture">
             <wp:extent cx="3779520" cy="3621024"/>
-            <wp:docPr id="47" name="Picture 47"/>
+            <wp:docPr id="46" name="Picture 46"/>
             <wp:cNvGraphicFramePr>
               <a:graphicFrameLocks noChangeAspect="1"/>
             </wp:cNvGraphicFramePr>
@@ -17742,7 +17738,7 @@
                     <pic:cNvPicPr/>
                   </pic:nvPicPr>
                   <pic:blipFill>
-                    <a:blip r:embed="rId57"/>
+                    <a:blip r:embed="rId56"/>
                     <a:stretch>
                       <a:fillRect/>
                     </a:stretch>
@@ -17776,7 +17772,7 @@
           <w:color w:val="000000"/>
           <w:sz w:val="24"/>
         </w:rPr>
-        <w:t>Рисунок 8.19 — Заявка успешно оформлена</w:t>
+        <w:t>Рисунок 8.20 — Заявка успешно оформлена</w:t>
       </w:r>
     </w:p>
     <w:p>
@@ -18151,7 +18147,7 @@
         <w:drawing>
           <wp:inline xmlns:a="http://schemas.openxmlformats.org/drawingml/2006/main" xmlns:pic="http://schemas.openxmlformats.org/drawingml/2006/picture">
             <wp:extent cx="5940000" cy="3883846"/>
-            <wp:docPr id="48" name="Picture 48"/>
+            <wp:docPr id="47" name="Picture 47"/>
             <wp:cNvGraphicFramePr>
               <a:graphicFrameLocks noChangeAspect="1"/>
             </wp:cNvGraphicFramePr>
@@ -18163,7 +18159,7 @@
                     <pic:cNvPicPr/>
                   </pic:nvPicPr>
                   <pic:blipFill>
-                    <a:blip r:embed="rId58"/>
+                    <a:blip r:embed="rId57"/>
                     <a:stretch>
                       <a:fillRect/>
                     </a:stretch>
@@ -18222,6 +18218,98 @@
           <w:sz w:val="28"/>
         </w:rPr>
         <w:t>Справа вверху - уведомления (2), внизу - список ваших заявок (3).</w:t>
+      </w:r>
+    </w:p>
+    <w:p>
+      <w:r>
+        <w:rPr>
+          <w:rFonts w:ascii="Times New Roman" w:hAnsi="Times New Roman" w:cs="Times New Roman" w:eastAsia="Times New Roman"/>
+          <w:b w:val="0"/>
+          <w:i w:val="0"/>
+          <w:color w:val="000000"/>
+          <w:sz w:val="28"/>
+        </w:rPr>
+        <w:t xml:space="preserve">Чтобы сменить собственный пароль, нажмите кнопку </w:t>
+      </w:r>
+      <w:r>
+        <w:rPr>
+          <w:rFonts w:ascii="Times New Roman" w:hAnsi="Times New Roman" w:cs="Times New Roman" w:eastAsia="Times New Roman"/>
+          <w:b/>
+          <w:i w:val="0"/>
+          <w:color w:val="000000"/>
+          <w:sz w:val="28"/>
+        </w:rPr>
+        <w:t>«Сменить пароль»</w:t>
+      </w:r>
+      <w:r>
+        <w:rPr>
+          <w:rFonts w:ascii="Times New Roman" w:hAnsi="Times New Roman" w:cs="Times New Roman" w:eastAsia="Times New Roman"/>
+          <w:b w:val="0"/>
+          <w:i w:val="0"/>
+          <w:color w:val="000000"/>
+          <w:sz w:val="28"/>
+        </w:rPr>
+        <w:t xml:space="preserve"> в карточке личного кабинета. Введите текущий пароль, новый пароль и повтор нового пароля, затем сохраните. Соблюдайте требования под полем: выполненные условия отмечаются в форме. После успеха на этом устройстве повторный вход не нужен; на других устройствах войдите заново с новым паролем. Если текущий пароль забыт, обратитесь в бюро пропусков.</w:t>
+      </w:r>
+    </w:p>
+    <w:p>
+      <w:pPr>
+        <w:keepNext/>
+        <w:spacing w:before="120" w:after="40"/>
+        <w:ind w:firstLine="0"/>
+        <w:jc w:val="center"/>
+      </w:pPr>
+      <w:r>
+        <w:drawing>
+          <wp:inline xmlns:a="http://schemas.openxmlformats.org/drawingml/2006/main" xmlns:pic="http://schemas.openxmlformats.org/drawingml/2006/picture">
+            <wp:extent cx="5940000" cy="6423214"/>
+            <wp:docPr id="48" name="Picture 48"/>
+            <wp:cNvGraphicFramePr>
+              <a:graphicFrameLocks noChangeAspect="1"/>
+            </wp:cNvGraphicFramePr>
+            <a:graphic>
+              <a:graphicData uri="http://schemas.openxmlformats.org/drawingml/2006/picture">
+                <pic:pic>
+                  <pic:nvPicPr>
+                    <pic:cNvPr id="0" name="own-password-padded.png"/>
+                    <pic:cNvPicPr/>
+                  </pic:nvPicPr>
+                  <pic:blipFill>
+                    <a:blip r:embed="rId58"/>
+                    <a:stretch>
+                      <a:fillRect/>
+                    </a:stretch>
+                  </pic:blipFill>
+                  <pic:spPr>
+                    <a:xfrm>
+                      <a:off x="0" y="0"/>
+                      <a:ext cx="5940000" cy="6423214"/>
+                    </a:xfrm>
+                    <a:prstGeom prst="rect"/>
+                  </pic:spPr>
+                </pic:pic>
+              </a:graphicData>
+            </a:graphic>
+          </wp:inline>
+        </w:drawing>
+      </w:r>
+    </w:p>
+    <w:p>
+      <w:pPr>
+        <w:keepNext w:val="0"/>
+        <w:spacing w:line="240" w:lineRule="auto" w:before="40" w:after="200"/>
+        <w:ind w:firstLine="0"/>
+        <w:jc w:val="center"/>
+      </w:pPr>
+      <w:r>
+        <w:rPr>
+          <w:rFonts w:ascii="Times New Roman" w:hAnsi="Times New Roman" w:cs="Times New Roman" w:eastAsia="Times New Roman"/>
+          <w:b w:val="0"/>
+          <w:i/>
+          <w:color w:val="000000"/>
+          <w:sz w:val="24"/>
+        </w:rPr>
+        <w:t>Рисунок 9.2 — Смена собственного пароля в личном кабинете</w:t>
       </w:r>
     </w:p>
     <w:p>
@@ -18321,12 +18409,12 @@
         <w:tc>
           <w:tcPr>
             <w:tcW w:type="dxa" w:w="9354"/>
-            <w:shd w:val="clear" w:fill="FBEAE7"/>
+            <w:shd w:val="clear" w:fill="FDF6E3"/>
             <w:tcBorders>
-              <w:left w:val="single" w:sz="24" w:color="C0392B"/>
-              <w:top w:val="single" w:sz="4" w:color="FBEAE7"/>
-              <w:bottom w:val="single" w:sz="4" w:color="FBEAE7"/>
-              <w:right w:val="single" w:sz="4" w:color="FBEAE7"/>
+              <w:left w:val="single" w:sz="24" w:color="B7791F"/>
+              <w:top w:val="single" w:sz="4" w:color="FDF6E3"/>
+              <w:bottom w:val="single" w:sz="4" w:color="FDF6E3"/>
+              <w:right w:val="single" w:sz="4" w:color="FDF6E3"/>
             </w:tcBorders>
           </w:tcPr>
           <w:p>
@@ -18339,10 +18427,10 @@
                 <w:rFonts w:ascii="Times New Roman" w:hAnsi="Times New Roman" w:cs="Times New Roman" w:eastAsia="Times New Roman"/>
                 <w:b/>
                 <w:i w:val="0"/>
-                <w:color w:val="C0392B"/>
+                <w:color w:val="B7791F"/>
                 <w:sz w:val="26"/>
               </w:rPr>
-              <w:t xml:space="preserve">ОПАСНО. </w:t>
+              <w:t xml:space="preserve">ВАЖНО. </w:t>
             </w:r>
             <w:r>
               <w:rPr>
@@ -18352,7 +18440,7 @@
                 <w:color w:val="000000"/>
                 <w:sz w:val="26"/>
               </w:rPr>
-              <w:t>Отзыв согласия немедленно закрывает доступ к системе. Сразу после него откроется окно согласия, и, пока вы не подтвердите его заново, работать в системе нельзя. Отзыв - это не «отключить уведомления», а полный отказ от работы в системе.</w:t>
+              <w:t>Отзыв согласия не отключает только уведомления. При действующем обязательном запросе после отзыва откроется окно согласия, а рабочие разделы останутся недоступными до нового подтверждения. Перед действием прочитайте предупреждение системы.</w:t>
             </w:r>
           </w:p>
         </w:tc>
@@ -18446,7 +18534,7 @@
           <w:color w:val="000000"/>
           <w:sz w:val="24"/>
         </w:rPr>
-        <w:t>Рисунок 9.2 — Список заявок в кабинете</w:t>
+        <w:t>Рисунок 9.3 — Список заявок в кабинете</w:t>
       </w:r>
     </w:p>
     <w:p>
@@ -19170,7 +19258,7 @@
           <w:color w:val="000000"/>
           <w:sz w:val="24"/>
         </w:rPr>
-        <w:t>Рисунок 9.3 — Карточка своей заявки</w:t>
+        <w:t>Рисунок 9.4 — Карточка своей заявки</w:t>
       </w:r>
     </w:p>
     <w:p>
@@ -20164,7 +20252,7 @@
           <w:color w:val="000000"/>
           <w:sz w:val="24"/>
         </w:rPr>
-        <w:t>Рисунок 9.4 — Окно дополнения заявки</w:t>
+        <w:t>Рисунок 9.5 — Окно дополнения заявки</w:t>
       </w:r>
     </w:p>
     <w:p>
@@ -20520,7 +20608,7 @@
           <w:color w:val="000000"/>
           <w:sz w:val="24"/>
         </w:rPr>
-        <w:t>Рисунок 9.5 — Подтверждение отзыва заявки</w:t>
+        <w:t>Рисунок 9.6 — Подтверждение отзыва заявки</w:t>
       </w:r>
     </w:p>
     <w:p>
@@ -20886,7 +20974,7 @@
       <w:r>
         <w:drawing>
           <wp:inline xmlns:a="http://schemas.openxmlformats.org/drawingml/2006/main" xmlns:pic="http://schemas.openxmlformats.org/drawingml/2006/picture">
-            <wp:extent cx="5940000" cy="3777840"/>
+            <wp:extent cx="5940000" cy="3795000"/>
             <wp:docPr id="53" name="Picture 53"/>
             <wp:cNvGraphicFramePr>
               <a:graphicFrameLocks noChangeAspect="1"/>
@@ -20895,7 +20983,7 @@
               <a:graphicData uri="http://schemas.openxmlformats.org/drawingml/2006/picture">
                 <pic:pic>
                   <pic:nvPicPr>
-                    <pic:cNvPr id="0" name="download-blanks-padded.png"/>
+                    <pic:cNvPr id="0" name="blank-own-current.png"/>
                     <pic:cNvPicPr/>
                   </pic:nvPicPr>
                   <pic:blipFill>
@@ -20907,7 +20995,7 @@
                   <pic:spPr>
                     <a:xfrm>
                       <a:off x="0" y="0"/>
-                      <a:ext cx="5940000" cy="3777840"/>
+                      <a:ext cx="5940000" cy="3795000"/>
                     </a:xfrm>
                     <a:prstGeom prst="rect"/>
                   </pic:spPr>
@@ -20933,7 +21021,7 @@
           <w:color w:val="000000"/>
           <w:sz w:val="24"/>
         </w:rPr>
-        <w:t>Рисунок 9.6 — Окно «Скачивание бланков»</w:t>
+        <w:t>Рисунок 9.7 — Окно «Актуальные бланки» для своей заявки</w:t>
       </w:r>
     </w:p>
     <w:p>
@@ -20975,7 +21063,7 @@
           <w:color w:val="000000"/>
           <w:sz w:val="28"/>
         </w:rPr>
-        <w:t>«Скачивание бланков»</w:t>
+        <w:t>«Актуальные бланки»</w:t>
       </w:r>
       <w:r>
         <w:rPr>
@@ -21017,7 +21105,7 @@
           <w:color w:val="000000"/>
           <w:sz w:val="28"/>
         </w:rPr>
-        <w:t xml:space="preserve">Сведения документов участников - серия и номер паспорта, номер патента, иное разрешение - попадают в бланк вашей заявки: то, что вы внесли в форму подачи, выдаётся вам обратно без каких-либо дополнительных прав. По чужой заявке, доступной вам как согласующему, принимающему или получателю пересылки, эти сведения выдаются только при праве на их выгрузку; если права нет, окно сообщает об этом строкой, а в скачанном файле на месте этих сведений стоит прочерк, остальные столбцы заполняются как обычно. Кому выдача открыта, тот включает переключатель </w:t>
+        <w:t xml:space="preserve">Сведения документов участников - серия и номер паспорта, номер патента, иное разрешение - попадают в бланк вашей заявки: то, что вы внесли в форму подачи, выдаётся вам обратно без каких-либо дополнительных прав. Если вам открыта чужая заявка, сведения документов выдаются только при праве на их выгрузку; если права нет, окно сообщает об этом строкой, а в скачанном файле на месте этих сведений стоит прочерк, остальные столбцы заполняются как обычно. Кому выдача открыта, тот включает переключатель </w:t>
       </w:r>
       <w:r>
         <w:rPr>
@@ -21396,7 +21484,7 @@
           <w:color w:val="000000"/>
           <w:sz w:val="24"/>
         </w:rPr>
-        <w:t>Рисунок 9.7 — Настройка уведомлений</w:t>
+        <w:t>Рисунок 9.8 — Настройка уведомлений</w:t>
       </w:r>
     </w:p>
     <w:p>
@@ -22279,6 +22367,18 @@
           <w:color w:val="000000"/>
           <w:sz w:val="28"/>
         </w:rPr>
+        <w:t>Пересылка доступна только при разрешённом действии и доступе к заявке. Если кнопки нет, обратитесь в бюро пропусков.</w:t>
+      </w:r>
+    </w:p>
+    <w:p>
+      <w:r>
+        <w:rPr>
+          <w:rFonts w:ascii="Times New Roman" w:hAnsi="Times New Roman" w:cs="Times New Roman" w:eastAsia="Times New Roman"/>
+          <w:b w:val="0"/>
+          <w:i w:val="0"/>
+          <w:color w:val="000000"/>
+          <w:sz w:val="28"/>
+        </w:rPr>
         <w:t>Выберите хотя бы одно вложение. Предупреждение об отсутствии выбора означает, что пересылку ещё нельзя отправить. Укажите назначение получателя, если система разрешает его менять: просмотр, согласование и обязательность согласования. Отозванная заявка и пересылка от читателя доступны только для просмотра — это не возвращает пропуск в действие.</w:t>
       </w:r>
     </w:p>
@@ -22363,7 +22463,7 @@
           <w:color w:val="000000"/>
           <w:sz w:val="24"/>
         </w:rPr>
-        <w:t>Рисунок 9.8 — Пересылка выбранных вложений</w:t>
+        <w:t>Рисунок 9.9 — Пересылка выбранных вложений</w:t>
       </w:r>
     </w:p>
     <w:p>
@@ -22379,125 +22479,25 @@
           <w:color w:val="000000"/>
           <w:sz w:val="28"/>
         </w:rPr>
-        <w:t>9.15. Общий и индивидуальный срок</w:t>
-      </w:r>
-    </w:p>
-    <w:p>
-      <w:r>
-        <w:rPr>
-          <w:rFonts w:ascii="Times New Roman" w:hAnsi="Times New Roman" w:cs="Times New Roman" w:eastAsia="Times New Roman"/>
-          <w:b w:val="0"/>
-          <w:i w:val="0"/>
-          <w:color w:val="000000"/>
-          <w:sz w:val="28"/>
-        </w:rPr>
-        <w:t>Общий срок изменяет уполномоченный оператор: до принятия заявки либо в работе. Он выбирает одно или несколько вложений и отдельно решает, сохранять ли индивидуальные сроки их записей. Индивидуальный срок человека/машины меняется в карточке конкретной записи или из состава заявки в работе.</w:t>
-      </w:r>
-    </w:p>
-    <w:p>
-      <w:r>
-        <w:rPr>
-          <w:rFonts w:ascii="Times New Roman" w:hAnsi="Times New Roman" w:cs="Times New Roman" w:eastAsia="Times New Roman"/>
-          <w:b w:val="0"/>
-          <w:i w:val="0"/>
-          <w:color w:val="000000"/>
-          <w:sz w:val="28"/>
-        </w:rPr>
-        <w:t>Изменение срока принимающим не требует повторного голосования: уже поданные голоса сохраняются, следующий согласующий рассматривает актуальный срок. Автор и причина изменения остаются в истории. Если срок нужно изменить, а действия нет, обращайтесь к оператору; отсутствие кнопки нельзя обходить дублированием отметки прохода.</w:t>
-      </w:r>
-    </w:p>
-    <w:p>
-      <w:r>
-        <w:rPr>
-          <w:rFonts w:ascii="Times New Roman" w:hAnsi="Times New Roman" w:cs="Times New Roman" w:eastAsia="Times New Roman"/>
-          <w:b w:val="0"/>
-          <w:i w:val="0"/>
-          <w:color w:val="000000"/>
-          <w:sz w:val="28"/>
-        </w:rPr>
-        <w:t>На рисунке показано соответствующее окно с учебными данными.</w:t>
-      </w:r>
-    </w:p>
-    <w:p>
-      <w:pPr>
-        <w:keepNext/>
-        <w:spacing w:before="120" w:after="40"/>
-        <w:ind w:firstLine="0"/>
-        <w:jc w:val="center"/>
-      </w:pPr>
-      <w:r>
-        <w:drawing>
-          <wp:inline xmlns:a="http://schemas.openxmlformats.org/drawingml/2006/main" xmlns:pic="http://schemas.openxmlformats.org/drawingml/2006/picture">
-            <wp:extent cx="5940000" cy="5532685"/>
-            <wp:docPr id="56" name="Picture 56"/>
-            <wp:cNvGraphicFramePr>
-              <a:graphicFrameLocks noChangeAspect="1"/>
-            </wp:cNvGraphicFramePr>
-            <a:graphic>
-              <a:graphicData uri="http://schemas.openxmlformats.org/drawingml/2006/picture">
-                <pic:pic>
-                  <pic:nvPicPr>
-                    <pic:cNvPr id="0" name="attachment-period-padded.png"/>
-                    <pic:cNvPicPr/>
-                  </pic:nvPicPr>
-                  <pic:blipFill>
-                    <a:blip r:embed="rId66"/>
-                    <a:stretch>
-                      <a:fillRect/>
-                    </a:stretch>
-                  </pic:blipFill>
-                  <pic:spPr>
-                    <a:xfrm>
-                      <a:off x="0" y="0"/>
-                      <a:ext cx="5940000" cy="5532685"/>
-                    </a:xfrm>
-                    <a:prstGeom prst="rect"/>
-                  </pic:spPr>
-                </pic:pic>
-              </a:graphicData>
-            </a:graphic>
-          </wp:inline>
-        </w:drawing>
-      </w:r>
-    </w:p>
-    <w:p>
-      <w:pPr>
-        <w:keepNext w:val="0"/>
-        <w:spacing w:line="240" w:lineRule="auto" w:before="40" w:after="200"/>
-        <w:ind w:firstLine="0"/>
-        <w:jc w:val="center"/>
-      </w:pPr>
-      <w:r>
-        <w:rPr>
-          <w:rFonts w:ascii="Times New Roman" w:hAnsi="Times New Roman" w:cs="Times New Roman" w:eastAsia="Times New Roman"/>
-          <w:b w:val="0"/>
-          <w:i/>
-          <w:color w:val="000000"/>
-          <w:sz w:val="24"/>
-        </w:rPr>
-        <w:t>Рисунок 9.9 — Общий срок выбранных вложений</w:t>
-      </w:r>
-    </w:p>
-    <w:p>
-      <w:r>
-        <w:rPr>
-          <w:rFonts w:ascii="Times New Roman" w:hAnsi="Times New Roman" w:cs="Times New Roman" w:eastAsia="Times New Roman"/>
-          <w:b w:val="0"/>
-          <w:i w:val="0"/>
-          <w:color w:val="000000"/>
-          <w:sz w:val="28"/>
-        </w:rPr>
-        <w:t>При частичной правке записи с возражением непереданные сведения не считаются изменёнными. Если сервер сообщает о конфликте запрещённого изменения персональных данных, проверьте именно изменённые поля и основание возражения; не снимайте возражение ради сохранения без соответствующих полномочий.</w:t>
-      </w:r>
-    </w:p>
-    <w:p>
-      <w:r>
-        <w:br w:type="page"/>
+        <w:t>9.15. Проверка изменённого срока</w:t>
+      </w:r>
+    </w:p>
+    <w:p>
+      <w:r>
+        <w:rPr>
+          <w:rFonts w:ascii="Times New Roman" w:hAnsi="Times New Roman" w:cs="Times New Roman" w:eastAsia="Times New Roman"/>
+          <w:b w:val="0"/>
+          <w:i w:val="0"/>
+          <w:color w:val="000000"/>
+          <w:sz w:val="28"/>
+        </w:rPr>
+        <w:t>После изменения срока бюро пропусков проверьте даты нужного вложения и отдельных людей или машин в своей заявке. Общий срок и срок конкретной записи могут различаться; продление одной записи не продлевает остальных. В истории доступны автор и причина изменения. Если требуется другое время, сообщите номер заявки и нужные изменения в бюро.</w:t>
       </w:r>
     </w:p>
     <w:p>
       <w:pPr>
         <w:pStyle w:val="Heading1"/>
+        <w:pageBreakBefore/>
         <w:ind w:firstLine="0"/>
       </w:pPr>
       <w:r>
@@ -23888,30 +23888,94 @@
           </w:p>
         </w:tc>
       </w:tr>
+      <w:tr>
+        <w:trPr>
+          <w:cantSplit w:val="true"/>
+        </w:trPr>
+        <w:tc>
+          <w:tcPr>
+            <w:tcW w:type="dxa" w:w="1134"/>
+          </w:tcPr>
+          <w:p>
+            <w:pPr>
+              <w:spacing w:line="240" w:lineRule="auto" w:after="0"/>
+              <w:ind w:firstLine="0"/>
+              <w:jc w:val="left"/>
+            </w:pPr>
+            <w:r>
+              <w:rPr>
+                <w:rFonts w:ascii="Times New Roman" w:hAnsi="Times New Roman" w:cs="Times New Roman" w:eastAsia="Times New Roman"/>
+                <w:b w:val="0"/>
+                <w:i w:val="0"/>
+                <w:color w:val="000000"/>
+                <w:sz w:val="24"/>
+              </w:rPr>
+              <w:t>1.13</w:t>
+            </w:r>
+          </w:p>
+        </w:tc>
+        <w:tc>
+          <w:tcPr>
+            <w:tcW w:type="dxa" w:w="1701"/>
+          </w:tcPr>
+          <w:p>
+            <w:pPr>
+              <w:spacing w:line="240" w:lineRule="auto" w:after="0"/>
+              <w:ind w:firstLine="0"/>
+              <w:jc w:val="left"/>
+            </w:pPr>
+            <w:r>
+              <w:rPr>
+                <w:rFonts w:ascii="Times New Roman" w:hAnsi="Times New Roman" w:cs="Times New Roman" w:eastAsia="Times New Roman"/>
+                <w:b w:val="0"/>
+                <w:i w:val="0"/>
+                <w:color w:val="000000"/>
+                <w:sz w:val="24"/>
+              </w:rPr>
+              <w:t>21.10.2026</w:t>
+            </w:r>
+          </w:p>
+        </w:tc>
+        <w:tc>
+          <w:tcPr>
+            <w:tcW w:type="dxa" w:w="5669"/>
+          </w:tcPr>
+          <w:p>
+            <w:pPr>
+              <w:spacing w:line="240" w:lineRule="auto" w:after="0"/>
+              <w:ind w:firstLine="0"/>
+              <w:jc w:val="left"/>
+            </w:pPr>
+            <w:r>
+              <w:rPr>
+                <w:rFonts w:ascii="Times New Roman" w:hAnsi="Times New Roman" w:cs="Times New Roman" w:eastAsia="Times New Roman"/>
+                <w:b w:val="0"/>
+                <w:i w:val="0"/>
+                <w:color w:val="000000"/>
+                <w:sz w:val="24"/>
+              </w:rPr>
+              <w:t>Убраны административные операции со сроками и ручными записями; добавлены файлы-черновики и собственная смена пароля, уточнены согласие и доступ к документам.</w:t>
+            </w:r>
+          </w:p>
+        </w:tc>
+        <w:tc>
+          <w:tcPr>
+            <w:tcW w:type="dxa" w:w="850"/>
+          </w:tcPr>
+          <w:p>
+            <w:pPr>
+              <w:spacing w:line="240" w:lineRule="auto" w:after="0"/>
+              <w:ind w:firstLine="0"/>
+              <w:jc w:val="left"/>
+            </w:pPr>
+          </w:p>
+        </w:tc>
+      </w:tr>
     </w:tbl>
     <w:p>
       <w:pPr>
-        <w:spacing w:after="0" w:line="240" w:lineRule="auto"/>
-        <w:ind w:firstLine="0"/>
-      </w:pPr>
-      <w:r>
-        <w:rPr>
-          <w:rFonts w:ascii="Times New Roman" w:hAnsi="Times New Roman" w:cs="Times New Roman" w:eastAsia="Times New Roman"/>
-          <w:b w:val="0"/>
-          <w:i w:val="0"/>
-          <w:color w:val="000000"/>
-          <w:sz w:val="12"/>
-        </w:rPr>
-      </w:r>
-    </w:p>
-    <w:p>
-      <w:r>
-        <w:br w:type="page"/>
-      </w:r>
-    </w:p>
-    <w:p>
-      <w:pPr>
         <w:keepNext/>
+        <w:pageBreakBefore/>
         <w:spacing w:line="240" w:lineRule="auto" w:before="160" w:after="80"/>
         <w:ind w:firstLine="0"/>
         <w:jc w:val="left"/>

--- a/Документация/Руководство пользователя/Руководство пользователя.docx
+++ b/Документация/Руководство пользователя/Руководство пользователя.docx
@@ -157,7 +157,7 @@
           <w:color w:val="000000"/>
           <w:sz w:val="26"/>
         </w:rPr>
-        <w:t>Версия документа: 1.13</w:t>
+        <w:t>Версия документа: 1.14</w:t>
       </w:r>
     </w:p>
     <w:p>
@@ -173,7 +173,7 @@
           <w:color w:val="000000"/>
           <w:sz w:val="26"/>
         </w:rPr>
-        <w:t>Дата: 21.10.2026</w:t>
+        <w:t>Дата: 22.10.2026</w:t>
       </w:r>
     </w:p>
     <w:p>
@@ -683,7 +683,7 @@
           <w:sz w:val="26"/>
         </w:rPr>
         <w:tab/>
-        <w:t>11</w:t>
+        <w:t>12</w:t>
       </w:r>
     </w:p>
     <w:p>
@@ -714,7 +714,7 @@
           <w:sz w:val="26"/>
         </w:rPr>
         <w:tab/>
-        <w:t>11</w:t>
+        <w:t>12</w:t>
       </w:r>
     </w:p>
     <w:p>
@@ -1427,7 +1427,7 @@
           <w:sz w:val="26"/>
         </w:rPr>
         <w:tab/>
-        <w:t>32</w:t>
+        <w:t>33</w:t>
       </w:r>
     </w:p>
     <w:p>
@@ -1458,7 +1458,7 @@
           <w:sz w:val="26"/>
         </w:rPr>
         <w:tab/>
-        <w:t>32</w:t>
+        <w:t>33</w:t>
       </w:r>
     </w:p>
     <w:p>
@@ -1489,7 +1489,7 @@
           <w:sz w:val="26"/>
         </w:rPr>
         <w:tab/>
-        <w:t>33</w:t>
+        <w:t>34</w:t>
       </w:r>
     </w:p>
     <w:p>
@@ -1520,7 +1520,7 @@
           <w:sz w:val="26"/>
         </w:rPr>
         <w:tab/>
-        <w:t>35</w:t>
+        <w:t>36</w:t>
       </w:r>
     </w:p>
     <w:p>
@@ -1551,7 +1551,7 @@
           <w:sz w:val="26"/>
         </w:rPr>
         <w:tab/>
-        <w:t>35</w:t>
+        <w:t>37</w:t>
       </w:r>
     </w:p>
     <w:p>
@@ -1582,7 +1582,7 @@
           <w:sz w:val="26"/>
         </w:rPr>
         <w:tab/>
-        <w:t>38</w:t>
+        <w:t>40</w:t>
       </w:r>
     </w:p>
     <w:p>
@@ -1613,7 +1613,7 @@
           <w:sz w:val="26"/>
         </w:rPr>
         <w:tab/>
-        <w:t>38</w:t>
+        <w:t>40</w:t>
       </w:r>
     </w:p>
     <w:p>
@@ -1644,7 +1644,7 @@
           <w:sz w:val="26"/>
         </w:rPr>
         <w:tab/>
-        <w:t>38</w:t>
+        <w:t>40</w:t>
       </w:r>
     </w:p>
     <w:p>
@@ -1675,7 +1675,7 @@
           <w:sz w:val="26"/>
         </w:rPr>
         <w:tab/>
-        <w:t>40</w:t>
+        <w:t>42</w:t>
       </w:r>
     </w:p>
     <w:p>
@@ -1706,7 +1706,7 @@
           <w:sz w:val="26"/>
         </w:rPr>
         <w:tab/>
-        <w:t>41</w:t>
+        <w:t>43</w:t>
       </w:r>
     </w:p>
     <w:p>
@@ -1737,7 +1737,7 @@
           <w:sz w:val="26"/>
         </w:rPr>
         <w:tab/>
-        <w:t>42</w:t>
+        <w:t>44</w:t>
       </w:r>
     </w:p>
     <w:p>
@@ -1768,7 +1768,7 @@
           <w:sz w:val="26"/>
         </w:rPr>
         <w:tab/>
-        <w:t>43</w:t>
+        <w:t>45</w:t>
       </w:r>
     </w:p>
     <w:p>
@@ -1799,7 +1799,7 @@
           <w:sz w:val="26"/>
         </w:rPr>
         <w:tab/>
-        <w:t>44</w:t>
+        <w:t>46</w:t>
       </w:r>
     </w:p>
     <w:p>
@@ -1830,7 +1830,7 @@
           <w:sz w:val="26"/>
         </w:rPr>
         <w:tab/>
-        <w:t>46</w:t>
+        <w:t>48</w:t>
       </w:r>
     </w:p>
     <w:p>
@@ -1861,7 +1861,7 @@
           <w:sz w:val="26"/>
         </w:rPr>
         <w:tab/>
-        <w:t>48</w:t>
+        <w:t>50</w:t>
       </w:r>
     </w:p>
     <w:p>
@@ -1892,7 +1892,7 @@
           <w:sz w:val="26"/>
         </w:rPr>
         <w:tab/>
-        <w:t>49</w:t>
+        <w:t>51</w:t>
       </w:r>
     </w:p>
     <w:p>
@@ -1923,7 +1923,7 @@
           <w:sz w:val="26"/>
         </w:rPr>
         <w:tab/>
-        <w:t>51</w:t>
+        <w:t>53</w:t>
       </w:r>
     </w:p>
     <w:p>
@@ -1954,7 +1954,7 @@
           <w:sz w:val="26"/>
         </w:rPr>
         <w:tab/>
-        <w:t>51</w:t>
+        <w:t>53</w:t>
       </w:r>
     </w:p>
     <w:p>
@@ -1985,7 +1985,7 @@
           <w:sz w:val="26"/>
         </w:rPr>
         <w:tab/>
-        <w:t>52</w:t>
+        <w:t>54</w:t>
       </w:r>
     </w:p>
     <w:p>
@@ -2016,7 +2016,7 @@
           <w:sz w:val="26"/>
         </w:rPr>
         <w:tab/>
-        <w:t>53</w:t>
+        <w:t>55</w:t>
       </w:r>
     </w:p>
     <w:p>
@@ -2047,7 +2047,7 @@
           <w:sz w:val="26"/>
         </w:rPr>
         <w:tab/>
-        <w:t>55</w:t>
+        <w:t>57</w:t>
       </w:r>
     </w:p>
     <w:p>
@@ -2078,7 +2078,7 @@
           <w:sz w:val="26"/>
         </w:rPr>
         <w:tab/>
-        <w:t>56</w:t>
+        <w:t>58</w:t>
       </w:r>
     </w:p>
     <w:p>
@@ -2109,7 +2109,7 @@
           <w:sz w:val="26"/>
         </w:rPr>
         <w:tab/>
-        <w:t>57</w:t>
+        <w:t>59</w:t>
       </w:r>
     </w:p>
     <w:p>
@@ -2140,7 +2140,7 @@
           <w:sz w:val="26"/>
         </w:rPr>
         <w:tab/>
-        <w:t>58</w:t>
+        <w:t>60</w:t>
       </w:r>
     </w:p>
     <w:p>
@@ -2171,7 +2171,7 @@
           <w:sz w:val="26"/>
         </w:rPr>
         <w:tab/>
-        <w:t>58</w:t>
+        <w:t>60</w:t>
       </w:r>
     </w:p>
     <w:p>
@@ -2202,7 +2202,7 @@
           <w:sz w:val="26"/>
         </w:rPr>
         <w:tab/>
-        <w:t>60</w:t>
+        <w:t>62</w:t>
       </w:r>
     </w:p>
     <w:p>
@@ -2233,7 +2233,7 @@
           <w:sz w:val="26"/>
         </w:rPr>
         <w:tab/>
-        <w:t>61</w:t>
+        <w:t>63</w:t>
       </w:r>
     </w:p>
     <w:p>
@@ -2264,7 +2264,7 @@
           <w:sz w:val="26"/>
         </w:rPr>
         <w:tab/>
-        <w:t>62</w:t>
+        <w:t>64</w:t>
       </w:r>
     </w:p>
     <w:p>
@@ -2295,7 +2295,7 @@
           <w:sz w:val="26"/>
         </w:rPr>
         <w:tab/>
-        <w:t>62</w:t>
+        <w:t>64</w:t>
       </w:r>
     </w:p>
     <w:p>
@@ -2326,7 +2326,7 @@
           <w:sz w:val="26"/>
         </w:rPr>
         <w:tab/>
-        <w:t>64</w:t>
+        <w:t>66</w:t>
       </w:r>
     </w:p>
     <w:p>
@@ -2346,7 +2346,7 @@
           <w:color w:val="000000"/>
           <w:sz w:val="26"/>
         </w:rPr>
-        <w:t>9.7. Вопросы к заявке</w:t>
+        <w:t>9.7. Обсуждение заявки</w:t>
       </w:r>
       <w:r>
         <w:rPr>
@@ -2357,7 +2357,7 @@
           <w:sz w:val="26"/>
         </w:rPr>
         <w:tab/>
-        <w:t>64</w:t>
+        <w:t>66</w:t>
       </w:r>
     </w:p>
     <w:p>
@@ -2388,7 +2388,7 @@
           <w:sz w:val="26"/>
         </w:rPr>
         <w:tab/>
-        <w:t>65</w:t>
+        <w:t>67</w:t>
       </w:r>
     </w:p>
     <w:p>
@@ -2419,7 +2419,7 @@
           <w:sz w:val="26"/>
         </w:rPr>
         <w:tab/>
-        <w:t>67</w:t>
+        <w:t>69</w:t>
       </w:r>
     </w:p>
     <w:p>
@@ -2450,7 +2450,7 @@
           <w:sz w:val="26"/>
         </w:rPr>
         <w:tab/>
-        <w:t>68</w:t>
+        <w:t>70</w:t>
       </w:r>
     </w:p>
     <w:p>
@@ -2481,7 +2481,7 @@
           <w:sz w:val="26"/>
         </w:rPr>
         <w:tab/>
-        <w:t>69</w:t>
+        <w:t>71</w:t>
       </w:r>
     </w:p>
     <w:p>
@@ -2512,7 +2512,7 @@
           <w:sz w:val="26"/>
         </w:rPr>
         <w:tab/>
-        <w:t>70</w:t>
+        <w:t>72</w:t>
       </w:r>
     </w:p>
     <w:p>
@@ -2543,7 +2543,7 @@
           <w:sz w:val="26"/>
         </w:rPr>
         <w:tab/>
-        <w:t>71</w:t>
+        <w:t>73</w:t>
       </w:r>
     </w:p>
     <w:p>
@@ -2574,7 +2574,7 @@
           <w:sz w:val="26"/>
         </w:rPr>
         <w:tab/>
-        <w:t>73</w:t>
+        <w:t>75</w:t>
       </w:r>
     </w:p>
     <w:p>
@@ -2594,7 +2594,7 @@
           <w:color w:val="000000"/>
           <w:sz w:val="26"/>
         </w:rPr>
-        <w:t>9.15. Проверка изменённого срока</w:t>
+        <w:t>9.15. Изменение сроков при выданном праве</w:t>
       </w:r>
       <w:r>
         <w:rPr>
@@ -2605,7 +2605,7 @@
           <w:sz w:val="26"/>
         </w:rPr>
         <w:tab/>
-        <w:t>75</w:t>
+        <w:t>77</w:t>
       </w:r>
     </w:p>
     <w:p>
@@ -3996,7 +3996,7 @@
       <w:r>
         <w:drawing>
           <wp:inline xmlns:a="http://schemas.openxmlformats.org/drawingml/2006/main" xmlns:pic="http://schemas.openxmlformats.org/drawingml/2006/picture">
-            <wp:extent cx="5852160" cy="5023104"/>
+            <wp:extent cx="5940000" cy="5940000"/>
             <wp:docPr id="2" name="Picture 2"/>
             <wp:cNvGraphicFramePr>
               <a:graphicFrameLocks noChangeAspect="1"/>
@@ -4017,7 +4017,7 @@
                   <pic:spPr>
                     <a:xfrm>
                       <a:off x="0" y="0"/>
-                      <a:ext cx="5852160" cy="5023104"/>
+                      <a:ext cx="5940000" cy="5940000"/>
                     </a:xfrm>
                     <a:prstGeom prst="rect"/>
                   </pic:spPr>
@@ -9486,91 +9486,19 @@
           <w:color w:val="000000"/>
           <w:sz w:val="28"/>
         </w:rPr>
-        <w:t>Проверьте дату и время в карточке человека и в нужном вложении заявки. Если срок требуется изменить, обратитесь в бюро пропусков: укажите номер заявки, человека или машину, нужные даты и причину. После изменения проверьте результат в своей заявке. Продление одного человека или машины не меняет срок остальных; истёкший допуск не разрешает новый вход.</w:t>
-      </w:r>
-    </w:p>
-    <w:p>
-      <w:pPr>
-        <w:pStyle w:val="Heading1"/>
-        <w:ind w:firstLine="0"/>
-      </w:pPr>
-      <w:r>
-        <w:rPr>
-          <w:rFonts w:ascii="Times New Roman" w:hAnsi="Times New Roman" w:cs="Times New Roman" w:eastAsia="Times New Roman"/>
-          <w:b/>
-          <w:i w:val="0"/>
-          <w:color w:val="000000"/>
-          <w:sz w:val="32"/>
-        </w:rPr>
-        <w:t>7. Автомобили</w:t>
-      </w:r>
-    </w:p>
-    <w:p>
-      <w:pPr>
-        <w:pStyle w:val="Heading2"/>
-        <w:ind w:firstLine="0"/>
-      </w:pPr>
-      <w:r>
-        <w:rPr>
-          <w:rFonts w:ascii="Times New Roman" w:hAnsi="Times New Roman" w:cs="Times New Roman" w:eastAsia="Times New Roman"/>
-          <w:b/>
-          <w:i w:val="0"/>
-          <w:color w:val="000000"/>
-          <w:sz w:val="28"/>
-        </w:rPr>
-        <w:t>7.1. Что это за список</w:t>
-      </w:r>
-    </w:p>
-    <w:p>
-      <w:r>
-        <w:rPr>
-          <w:rFonts w:ascii="Times New Roman" w:hAnsi="Times New Roman" w:cs="Times New Roman" w:eastAsia="Times New Roman"/>
-          <w:b w:val="0"/>
-          <w:i w:val="0"/>
-          <w:color w:val="000000"/>
-          <w:sz w:val="28"/>
-        </w:rPr>
-        <w:t xml:space="preserve">Раздел </w:t>
-      </w:r>
-      <w:r>
-        <w:rPr>
-          <w:rFonts w:ascii="Times New Roman" w:hAnsi="Times New Roman" w:cs="Times New Roman" w:eastAsia="Times New Roman"/>
-          <w:b/>
-          <w:i w:val="0"/>
-          <w:color w:val="000000"/>
-          <w:sz w:val="28"/>
-        </w:rPr>
-        <w:t>«Автомобили»</w:t>
-      </w:r>
-      <w:r>
-        <w:rPr>
-          <w:rFonts w:ascii="Times New Roman" w:hAnsi="Times New Roman" w:cs="Times New Roman" w:eastAsia="Times New Roman"/>
-          <w:b w:val="0"/>
-          <w:i w:val="0"/>
-          <w:color w:val="000000"/>
-          <w:sz w:val="28"/>
-        </w:rPr>
-        <w:t xml:space="preserve"> устроен так же, как «Сотрудники», и служит той же цели: хранит транспорт, который вы проводите на территорию, чтобы не вводить номер и марку в каждой заявке заново. Пополняется он тем же порядком: при подаче заявки система предлагает сохранить машины, которых в списке ещё нет, а кнопка </w:t>
-      </w:r>
-      <w:r>
-        <w:rPr>
-          <w:rFonts w:ascii="Times New Roman" w:hAnsi="Times New Roman" w:cs="Times New Roman" w:eastAsia="Times New Roman"/>
-          <w:b/>
-          <w:i w:val="0"/>
-          <w:color w:val="000000"/>
-          <w:sz w:val="28"/>
-        </w:rPr>
-        <w:t>«Добавить»</w:t>
-      </w:r>
-      <w:r>
-        <w:rPr>
-          <w:rFonts w:ascii="Times New Roman" w:hAnsi="Times New Roman" w:cs="Times New Roman" w:eastAsia="Times New Roman"/>
-          <w:b w:val="0"/>
-          <w:i w:val="0"/>
-          <w:color w:val="000000"/>
-          <w:sz w:val="28"/>
-        </w:rPr>
-        <w:t xml:space="preserve"> заводит машину заранее.</w:t>
+        <w:t>Само авторство заявки не разрешает менять срок. В стандартном наборе прав заявителя этого действия нет. Если вам выдано отдельное право «Изменять срок отдельного человека или машины», откройте нужного человека из доступной заявки «В работе», нажмите «Изменить срок», задайте собственные даты либо выберите срок вложения и укажите причину. Проверьте результат перед сохранением. Запись должна быть действующей; архивную, удалённую или отозванную запись продление не восстанавливает.</w:t>
+      </w:r>
+    </w:p>
+    <w:p>
+      <w:r>
+        <w:rPr>
+          <w:rFonts w:ascii="Times New Roman" w:hAnsi="Times New Roman" w:cs="Times New Roman" w:eastAsia="Times New Roman"/>
+          <w:b w:val="0"/>
+          <w:i w:val="0"/>
+          <w:color w:val="000000"/>
+          <w:sz w:val="28"/>
+        </w:rPr>
+        <w:t>Изменение одного человека не продлевает остальных. Если кнопки нет, обратитесь в бюро пропусков: укажите номер заявки, человека, нужные даты и причину. Групповое изменение сроков вложений требует другого права и описано в подразделе 9.15.</w:t>
       </w:r>
     </w:p>
     <w:p>
@@ -9583,8 +9511,152 @@
       <w:r>
         <w:drawing>
           <wp:inline xmlns:a="http://schemas.openxmlformats.org/drawingml/2006/main" xmlns:pic="http://schemas.openxmlformats.org/drawingml/2006/picture">
+            <wp:extent cx="5940000" cy="5176285"/>
+            <wp:docPr id="21" name="Picture 21"/>
+            <wp:cNvGraphicFramePr>
+              <a:graphicFrameLocks noChangeAspect="1"/>
+            </wp:cNvGraphicFramePr>
+            <a:graphic>
+              <a:graphicData uri="http://schemas.openxmlformats.org/drawingml/2006/picture">
+                <pic:pic>
+                  <pic:nvPicPr>
+                    <pic:cNvPr id="0" name="period-user-padded.png"/>
+                    <pic:cNvPicPr/>
+                  </pic:nvPicPr>
+                  <pic:blipFill>
+                    <a:blip r:embed="rId31"/>
+                    <a:stretch>
+                      <a:fillRect/>
+                    </a:stretch>
+                  </pic:blipFill>
+                  <pic:spPr>
+                    <a:xfrm>
+                      <a:off x="0" y="0"/>
+                      <a:ext cx="5940000" cy="5176285"/>
+                    </a:xfrm>
+                    <a:prstGeom prst="rect"/>
+                  </pic:spPr>
+                </pic:pic>
+              </a:graphicData>
+            </a:graphic>
+          </wp:inline>
+        </w:drawing>
+      </w:r>
+    </w:p>
+    <w:p>
+      <w:pPr>
+        <w:keepNext w:val="0"/>
+        <w:spacing w:line="240" w:lineRule="auto" w:before="40" w:after="200"/>
+        <w:ind w:firstLine="0"/>
+        <w:jc w:val="center"/>
+      </w:pPr>
+      <w:r>
+        <w:rPr>
+          <w:rFonts w:ascii="Times New Roman" w:hAnsi="Times New Roman" w:cs="Times New Roman" w:eastAsia="Times New Roman"/>
+          <w:b w:val="0"/>
+          <w:i/>
+          <w:color w:val="000000"/>
+          <w:sz w:val="24"/>
+        </w:rPr>
+        <w:t>Рисунок 6.9 — Изменение индивидуального срока при выданном праве</w:t>
+      </w:r>
+    </w:p>
+    <w:p>
+      <w:pPr>
+        <w:pStyle w:val="Heading1"/>
+        <w:ind w:firstLine="0"/>
+      </w:pPr>
+      <w:r>
+        <w:rPr>
+          <w:rFonts w:ascii="Times New Roman" w:hAnsi="Times New Roman" w:cs="Times New Roman" w:eastAsia="Times New Roman"/>
+          <w:b/>
+          <w:i w:val="0"/>
+          <w:color w:val="000000"/>
+          <w:sz w:val="32"/>
+        </w:rPr>
+        <w:t>7. Автомобили</w:t>
+      </w:r>
+    </w:p>
+    <w:p>
+      <w:pPr>
+        <w:pStyle w:val="Heading2"/>
+        <w:ind w:firstLine="0"/>
+      </w:pPr>
+      <w:r>
+        <w:rPr>
+          <w:rFonts w:ascii="Times New Roman" w:hAnsi="Times New Roman" w:cs="Times New Roman" w:eastAsia="Times New Roman"/>
+          <w:b/>
+          <w:i w:val="0"/>
+          <w:color w:val="000000"/>
+          <w:sz w:val="28"/>
+        </w:rPr>
+        <w:t>7.1. Что это за список</w:t>
+      </w:r>
+    </w:p>
+    <w:p>
+      <w:r>
+        <w:rPr>
+          <w:rFonts w:ascii="Times New Roman" w:hAnsi="Times New Roman" w:cs="Times New Roman" w:eastAsia="Times New Roman"/>
+          <w:b w:val="0"/>
+          <w:i w:val="0"/>
+          <w:color w:val="000000"/>
+          <w:sz w:val="28"/>
+        </w:rPr>
+        <w:t xml:space="preserve">Раздел </w:t>
+      </w:r>
+      <w:r>
+        <w:rPr>
+          <w:rFonts w:ascii="Times New Roman" w:hAnsi="Times New Roman" w:cs="Times New Roman" w:eastAsia="Times New Roman"/>
+          <w:b/>
+          <w:i w:val="0"/>
+          <w:color w:val="000000"/>
+          <w:sz w:val="28"/>
+        </w:rPr>
+        <w:t>«Автомобили»</w:t>
+      </w:r>
+      <w:r>
+        <w:rPr>
+          <w:rFonts w:ascii="Times New Roman" w:hAnsi="Times New Roman" w:cs="Times New Roman" w:eastAsia="Times New Roman"/>
+          <w:b w:val="0"/>
+          <w:i w:val="0"/>
+          <w:color w:val="000000"/>
+          <w:sz w:val="28"/>
+        </w:rPr>
+        <w:t xml:space="preserve"> устроен так же, как «Сотрудники», и служит той же цели: хранит транспорт, который вы проводите на территорию, чтобы не вводить номер и марку в каждой заявке заново. Пополняется он тем же порядком: при подаче заявки система предлагает сохранить машины, которых в списке ещё нет, а кнопка </w:t>
+      </w:r>
+      <w:r>
+        <w:rPr>
+          <w:rFonts w:ascii="Times New Roman" w:hAnsi="Times New Roman" w:cs="Times New Roman" w:eastAsia="Times New Roman"/>
+          <w:b/>
+          <w:i w:val="0"/>
+          <w:color w:val="000000"/>
+          <w:sz w:val="28"/>
+        </w:rPr>
+        <w:t>«Добавить»</w:t>
+      </w:r>
+      <w:r>
+        <w:rPr>
+          <w:rFonts w:ascii="Times New Roman" w:hAnsi="Times New Roman" w:cs="Times New Roman" w:eastAsia="Times New Roman"/>
+          <w:b w:val="0"/>
+          <w:i w:val="0"/>
+          <w:color w:val="000000"/>
+          <w:sz w:val="28"/>
+        </w:rPr>
+        <w:t xml:space="preserve"> заводит машину заранее.</w:t>
+      </w:r>
+    </w:p>
+    <w:p>
+      <w:pPr>
+        <w:keepNext/>
+        <w:spacing w:before="120" w:after="40"/>
+        <w:ind w:firstLine="0"/>
+        <w:jc w:val="center"/>
+      </w:pPr>
+      <w:r>
+        <w:drawing>
+          <wp:inline xmlns:a="http://schemas.openxmlformats.org/drawingml/2006/main" xmlns:pic="http://schemas.openxmlformats.org/drawingml/2006/picture">
             <wp:extent cx="5940000" cy="3883846"/>
-            <wp:docPr id="21" name="Picture 21"/>
+            <wp:docPr id="22" name="Picture 22"/>
             <wp:cNvGraphicFramePr>
               <a:graphicFrameLocks noChangeAspect="1"/>
             </wp:cNvGraphicFramePr>
@@ -9596,7 +9668,7 @@
                     <pic:cNvPicPr/>
                   </pic:nvPicPr>
                   <pic:blipFill>
-                    <a:blip r:embed="rId31"/>
+                    <a:blip r:embed="rId32"/>
                     <a:stretch>
                       <a:fillRect/>
                     </a:stretch>
@@ -9816,7 +9888,7 @@
         <w:drawing>
           <wp:inline xmlns:a="http://schemas.openxmlformats.org/drawingml/2006/main" xmlns:pic="http://schemas.openxmlformats.org/drawingml/2006/picture">
             <wp:extent cx="5940000" cy="4969038"/>
-            <wp:docPr id="22" name="Picture 22"/>
+            <wp:docPr id="23" name="Picture 23"/>
             <wp:cNvGraphicFramePr>
               <a:graphicFrameLocks noChangeAspect="1"/>
             </wp:cNvGraphicFramePr>
@@ -9828,7 +9900,7 @@
                     <pic:cNvPicPr/>
                   </pic:nvPicPr>
                   <pic:blipFill>
-                    <a:blip r:embed="rId32"/>
+                    <a:blip r:embed="rId33"/>
                     <a:stretch>
                       <a:fillRect/>
                     </a:stretch>
@@ -9942,7 +10014,7 @@
         <w:drawing>
           <wp:inline xmlns:a="http://schemas.openxmlformats.org/drawingml/2006/main" xmlns:pic="http://schemas.openxmlformats.org/drawingml/2006/picture">
             <wp:extent cx="2243328" cy="1938528"/>
-            <wp:docPr id="23" name="Picture 23"/>
+            <wp:docPr id="24" name="Picture 24"/>
             <wp:cNvGraphicFramePr>
               <a:graphicFrameLocks noChangeAspect="1"/>
             </wp:cNvGraphicFramePr>
@@ -9954,7 +10026,7 @@
                     <pic:cNvPicPr/>
                   </pic:nvPicPr>
                   <pic:blipFill>
-                    <a:blip r:embed="rId33"/>
+                    <a:blip r:embed="rId34"/>
                     <a:stretch>
                       <a:fillRect/>
                     </a:stretch>
@@ -10267,7 +10339,7 @@
         <w:drawing>
           <wp:inline xmlns:a="http://schemas.openxmlformats.org/drawingml/2006/main" xmlns:pic="http://schemas.openxmlformats.org/drawingml/2006/picture">
             <wp:extent cx="2316480" cy="1438656"/>
-            <wp:docPr id="24" name="Picture 24"/>
+            <wp:docPr id="25" name="Picture 25"/>
             <wp:cNvGraphicFramePr>
               <a:graphicFrameLocks noChangeAspect="1"/>
             </wp:cNvGraphicFramePr>
@@ -10279,7 +10351,7 @@
                     <pic:cNvPicPr/>
                   </pic:nvPicPr>
                   <pic:blipFill>
-                    <a:blip r:embed="rId34"/>
+                    <a:blip r:embed="rId35"/>
                     <a:stretch>
                       <a:fillRect/>
                     </a:stretch>
@@ -10456,7 +10528,7 @@
         <w:drawing>
           <wp:inline xmlns:a="http://schemas.openxmlformats.org/drawingml/2006/main" xmlns:pic="http://schemas.openxmlformats.org/drawingml/2006/picture">
             <wp:extent cx="5940000" cy="4897894"/>
-            <wp:docPr id="25" name="Picture 25"/>
+            <wp:docPr id="26" name="Picture 26"/>
             <wp:cNvGraphicFramePr>
               <a:graphicFrameLocks noChangeAspect="1"/>
             </wp:cNvGraphicFramePr>
@@ -10468,7 +10540,7 @@
                     <pic:cNvPicPr/>
                   </pic:nvPicPr>
                   <pic:blipFill>
-                    <a:blip r:embed="rId35"/>
+                    <a:blip r:embed="rId36"/>
                     <a:stretch>
                       <a:fillRect/>
                     </a:stretch>
@@ -10617,7 +10689,7 @@
         <w:drawing>
           <wp:inline xmlns:a="http://schemas.openxmlformats.org/drawingml/2006/main" xmlns:pic="http://schemas.openxmlformats.org/drawingml/2006/picture">
             <wp:extent cx="5940000" cy="4897894"/>
-            <wp:docPr id="26" name="Picture 26"/>
+            <wp:docPr id="27" name="Picture 27"/>
             <wp:cNvGraphicFramePr>
               <a:graphicFrameLocks noChangeAspect="1"/>
             </wp:cNvGraphicFramePr>
@@ -10629,7 +10701,7 @@
                     <pic:cNvPicPr/>
                   </pic:nvPicPr>
                   <pic:blipFill>
-                    <a:blip r:embed="rId36"/>
+                    <a:blip r:embed="rId37"/>
                     <a:stretch>
                       <a:fillRect/>
                     </a:stretch>
@@ -10829,7 +10901,7 @@
           <w:color w:val="000000"/>
           <w:sz w:val="28"/>
         </w:rPr>
-        <w:t>Проверьте даты машины в своей заявке. Если требуется другой срок или исправление основания пропуска, обратитесь в бюро пропусков, указав номер заявки и машину. Подача дополнения не заменяет согласование изменения срока уже действующей записи.</w:t>
+        <w:t>При выданном праве «Изменять срок отдельного человека или машины» откройте машину из доступной заявки «В работе» и измените срок тем же способом, что описан в подразделе 6.9. Изменение затрагивает только выбранную запись. Без этого права обратитесь в бюро пропусков, указав номер заявки, машину и нужные даты. Подача дополнения не заменяет изменение срока уже действующей записи.</w:t>
       </w:r>
     </w:p>
     <w:p>
@@ -10939,7 +11011,7 @@
         <w:drawing>
           <wp:inline xmlns:a="http://schemas.openxmlformats.org/drawingml/2006/main" xmlns:pic="http://schemas.openxmlformats.org/drawingml/2006/picture">
             <wp:extent cx="5940000" cy="4154287"/>
-            <wp:docPr id="27" name="Picture 27"/>
+            <wp:docPr id="28" name="Picture 28"/>
             <wp:cNvGraphicFramePr>
               <a:graphicFrameLocks noChangeAspect="1"/>
             </wp:cNvGraphicFramePr>
@@ -10951,7 +11023,7 @@
                     <pic:cNvPicPr/>
                   </pic:nvPicPr>
                   <pic:blipFill>
-                    <a:blip r:embed="rId37"/>
+                    <a:blip r:embed="rId38"/>
                     <a:stretch>
                       <a:fillRect/>
                     </a:stretch>
@@ -11376,7 +11448,7 @@
         <w:drawing>
           <wp:inline xmlns:a="http://schemas.openxmlformats.org/drawingml/2006/main" xmlns:pic="http://schemas.openxmlformats.org/drawingml/2006/picture">
             <wp:extent cx="3407663" cy="2444496"/>
-            <wp:docPr id="28" name="Picture 28"/>
+            <wp:docPr id="29" name="Picture 29"/>
             <wp:cNvGraphicFramePr>
               <a:graphicFrameLocks noChangeAspect="1"/>
             </wp:cNvGraphicFramePr>
@@ -11388,7 +11460,7 @@
                     <pic:cNvPicPr/>
                   </pic:nvPicPr>
                   <pic:blipFill>
-                    <a:blip r:embed="rId38"/>
+                    <a:blip r:embed="rId39"/>
                     <a:stretch>
                       <a:fillRect/>
                     </a:stretch>
@@ -11640,7 +11712,7 @@
         <w:drawing>
           <wp:inline xmlns:a="http://schemas.openxmlformats.org/drawingml/2006/main" xmlns:pic="http://schemas.openxmlformats.org/drawingml/2006/picture">
             <wp:extent cx="5940000" cy="1757630"/>
-            <wp:docPr id="29" name="Picture 29"/>
+            <wp:docPr id="30" name="Picture 30"/>
             <wp:cNvGraphicFramePr>
               <a:graphicFrameLocks noChangeAspect="1"/>
             </wp:cNvGraphicFramePr>
@@ -11652,7 +11724,7 @@
                     <pic:cNvPicPr/>
                   </pic:nvPicPr>
                   <pic:blipFill>
-                    <a:blip r:embed="rId39"/>
+                    <a:blip r:embed="rId40"/>
                     <a:stretch>
                       <a:fillRect/>
                     </a:stretch>
@@ -12162,7 +12234,7 @@
         <w:drawing>
           <wp:inline xmlns:a="http://schemas.openxmlformats.org/drawingml/2006/main" xmlns:pic="http://schemas.openxmlformats.org/drawingml/2006/picture">
             <wp:extent cx="4267200" cy="3718559"/>
-            <wp:docPr id="30" name="Picture 30"/>
+            <wp:docPr id="31" name="Picture 31"/>
             <wp:cNvGraphicFramePr>
               <a:graphicFrameLocks noChangeAspect="1"/>
             </wp:cNvGraphicFramePr>
@@ -12174,7 +12246,7 @@
                     <pic:cNvPicPr/>
                   </pic:nvPicPr>
                   <pic:blipFill>
-                    <a:blip r:embed="rId40"/>
+                    <a:blip r:embed="rId41"/>
                     <a:stretch>
                       <a:fillRect/>
                     </a:stretch>
@@ -12487,7 +12559,7 @@
         <w:drawing>
           <wp:inline xmlns:a="http://schemas.openxmlformats.org/drawingml/2006/main" xmlns:pic="http://schemas.openxmlformats.org/drawingml/2006/picture">
             <wp:extent cx="5940000" cy="1955630"/>
-            <wp:docPr id="31" name="Picture 31"/>
+            <wp:docPr id="32" name="Picture 32"/>
             <wp:cNvGraphicFramePr>
               <a:graphicFrameLocks noChangeAspect="1"/>
             </wp:cNvGraphicFramePr>
@@ -12499,7 +12571,7 @@
                     <pic:cNvPicPr/>
                   </pic:nvPicPr>
                   <pic:blipFill>
-                    <a:blip r:embed="rId41"/>
+                    <a:blip r:embed="rId42"/>
                     <a:stretch>
                       <a:fillRect/>
                     </a:stretch>
@@ -12715,7 +12787,7 @@
         <w:drawing>
           <wp:inline xmlns:a="http://schemas.openxmlformats.org/drawingml/2006/main" xmlns:pic="http://schemas.openxmlformats.org/drawingml/2006/picture">
             <wp:extent cx="3480816" cy="2456688"/>
-            <wp:docPr id="32" name="Picture 32"/>
+            <wp:docPr id="33" name="Picture 33"/>
             <wp:cNvGraphicFramePr>
               <a:graphicFrameLocks noChangeAspect="1"/>
             </wp:cNvGraphicFramePr>
@@ -12727,7 +12799,7 @@
                     <pic:cNvPicPr/>
                   </pic:nvPicPr>
                   <pic:blipFill>
-                    <a:blip r:embed="rId42"/>
+                    <a:blip r:embed="rId43"/>
                     <a:stretch>
                       <a:fillRect/>
                     </a:stretch>
@@ -13028,7 +13100,7 @@
         <w:drawing>
           <wp:inline xmlns:a="http://schemas.openxmlformats.org/drawingml/2006/main" xmlns:pic="http://schemas.openxmlformats.org/drawingml/2006/picture">
             <wp:extent cx="5940000" cy="7090085"/>
-            <wp:docPr id="33" name="Picture 33"/>
+            <wp:docPr id="34" name="Picture 34"/>
             <wp:cNvGraphicFramePr>
               <a:graphicFrameLocks noChangeAspect="1"/>
             </wp:cNvGraphicFramePr>
@@ -13040,7 +13112,7 @@
                     <pic:cNvPicPr/>
                   </pic:nvPicPr>
                   <pic:blipFill>
-                    <a:blip r:embed="rId43"/>
+                    <a:blip r:embed="rId44"/>
                     <a:stretch>
                       <a:fillRect/>
                     </a:stretch>
@@ -14231,7 +14303,7 @@
         <w:drawing>
           <wp:inline xmlns:a="http://schemas.openxmlformats.org/drawingml/2006/main" xmlns:pic="http://schemas.openxmlformats.org/drawingml/2006/picture">
             <wp:extent cx="5940000" cy="3104030"/>
-            <wp:docPr id="34" name="Picture 34"/>
+            <wp:docPr id="35" name="Picture 35"/>
             <wp:cNvGraphicFramePr>
               <a:graphicFrameLocks noChangeAspect="1"/>
             </wp:cNvGraphicFramePr>
@@ -14243,7 +14315,7 @@
                     <pic:cNvPicPr/>
                   </pic:nvPicPr>
                   <pic:blipFill>
-                    <a:blip r:embed="rId44"/>
+                    <a:blip r:embed="rId45"/>
                     <a:stretch>
                       <a:fillRect/>
                     </a:stretch>
@@ -14631,7 +14703,7 @@
         <w:drawing>
           <wp:inline xmlns:a="http://schemas.openxmlformats.org/drawingml/2006/main" xmlns:pic="http://schemas.openxmlformats.org/drawingml/2006/picture">
             <wp:extent cx="3407663" cy="1024128"/>
-            <wp:docPr id="35" name="Picture 35"/>
+            <wp:docPr id="36" name="Picture 36"/>
             <wp:cNvGraphicFramePr>
               <a:graphicFrameLocks noChangeAspect="1"/>
             </wp:cNvGraphicFramePr>
@@ -14643,7 +14715,7 @@
                     <pic:cNvPicPr/>
                   </pic:nvPicPr>
                   <pic:blipFill>
-                    <a:blip r:embed="rId45"/>
+                    <a:blip r:embed="rId46"/>
                     <a:stretch>
                       <a:fillRect/>
                     </a:stretch>
@@ -15004,7 +15076,7 @@
         <w:drawing>
           <wp:inline xmlns:a="http://schemas.openxmlformats.org/drawingml/2006/main" xmlns:pic="http://schemas.openxmlformats.org/drawingml/2006/picture">
             <wp:extent cx="3529583" cy="1840992"/>
-            <wp:docPr id="36" name="Picture 36"/>
+            <wp:docPr id="37" name="Picture 37"/>
             <wp:cNvGraphicFramePr>
               <a:graphicFrameLocks noChangeAspect="1"/>
             </wp:cNvGraphicFramePr>
@@ -15016,7 +15088,7 @@
                     <pic:cNvPicPr/>
                   </pic:nvPicPr>
                   <pic:blipFill>
-                    <a:blip r:embed="rId46"/>
+                    <a:blip r:embed="rId47"/>
                     <a:stretch>
                       <a:fillRect/>
                     </a:stretch>
@@ -15357,7 +15429,7 @@
         <w:drawing>
           <wp:inline xmlns:a="http://schemas.openxmlformats.org/drawingml/2006/main" xmlns:pic="http://schemas.openxmlformats.org/drawingml/2006/picture">
             <wp:extent cx="5358384" cy="1219200"/>
-            <wp:docPr id="37" name="Picture 37"/>
+            <wp:docPr id="38" name="Picture 38"/>
             <wp:cNvGraphicFramePr>
               <a:graphicFrameLocks noChangeAspect="1"/>
             </wp:cNvGraphicFramePr>
@@ -15369,7 +15441,7 @@
                     <pic:cNvPicPr/>
                   </pic:nvPicPr>
                   <pic:blipFill>
-                    <a:blip r:embed="rId47"/>
+                    <a:blip r:embed="rId48"/>
                     <a:stretch>
                       <a:fillRect/>
                     </a:stretch>
@@ -15547,7 +15619,7 @@
         <w:drawing>
           <wp:inline xmlns:a="http://schemas.openxmlformats.org/drawingml/2006/main" xmlns:pic="http://schemas.openxmlformats.org/drawingml/2006/picture">
             <wp:extent cx="4504944" cy="2365248"/>
-            <wp:docPr id="38" name="Picture 38"/>
+            <wp:docPr id="39" name="Picture 39"/>
             <wp:cNvGraphicFramePr>
               <a:graphicFrameLocks noChangeAspect="1"/>
             </wp:cNvGraphicFramePr>
@@ -15559,7 +15631,7 @@
                     <pic:cNvPicPr/>
                   </pic:nvPicPr>
                   <pic:blipFill>
-                    <a:blip r:embed="rId48"/>
+                    <a:blip r:embed="rId49"/>
                     <a:stretch>
                       <a:fillRect/>
                     </a:stretch>
@@ -15850,7 +15922,7 @@
         <w:drawing>
           <wp:inline xmlns:a="http://schemas.openxmlformats.org/drawingml/2006/main" xmlns:pic="http://schemas.openxmlformats.org/drawingml/2006/picture">
             <wp:extent cx="4937760" cy="1901952"/>
-            <wp:docPr id="39" name="Picture 39"/>
+            <wp:docPr id="40" name="Picture 40"/>
             <wp:cNvGraphicFramePr>
               <a:graphicFrameLocks noChangeAspect="1"/>
             </wp:cNvGraphicFramePr>
@@ -15862,7 +15934,7 @@
                     <pic:cNvPicPr/>
                   </pic:nvPicPr>
                   <pic:blipFill>
-                    <a:blip r:embed="rId49"/>
+                    <a:blip r:embed="rId50"/>
                     <a:stretch>
                       <a:fillRect/>
                     </a:stretch>
@@ -16094,7 +16166,7 @@
         <w:drawing>
           <wp:inline xmlns:a="http://schemas.openxmlformats.org/drawingml/2006/main" xmlns:pic="http://schemas.openxmlformats.org/drawingml/2006/picture">
             <wp:extent cx="5575300" cy="939800"/>
-            <wp:docPr id="40" name="Picture 40"/>
+            <wp:docPr id="41" name="Picture 41"/>
             <wp:cNvGraphicFramePr>
               <a:graphicFrameLocks noChangeAspect="1"/>
             </wp:cNvGraphicFramePr>
@@ -16106,7 +16178,7 @@
                     <pic:cNvPicPr/>
                   </pic:nvPicPr>
                   <pic:blipFill>
-                    <a:blip r:embed="rId50"/>
+                    <a:blip r:embed="rId51"/>
                     <a:stretch>
                       <a:fillRect/>
                     </a:stretch>
@@ -16258,7 +16330,7 @@
         <w:drawing>
           <wp:inline xmlns:a="http://schemas.openxmlformats.org/drawingml/2006/main" xmlns:pic="http://schemas.openxmlformats.org/drawingml/2006/picture">
             <wp:extent cx="4261104" cy="1493519"/>
-            <wp:docPr id="41" name="Picture 41"/>
+            <wp:docPr id="42" name="Picture 42"/>
             <wp:cNvGraphicFramePr>
               <a:graphicFrameLocks noChangeAspect="1"/>
             </wp:cNvGraphicFramePr>
@@ -16270,7 +16342,7 @@
                     <pic:cNvPicPr/>
                   </pic:nvPicPr>
                   <pic:blipFill>
-                    <a:blip r:embed="rId51"/>
+                    <a:blip r:embed="rId52"/>
                     <a:stretch>
                       <a:fillRect/>
                     </a:stretch>
@@ -16563,7 +16635,7 @@
                 <w:color w:val="000000"/>
                 <w:sz w:val="26"/>
               </w:rPr>
-              <w:t>Снять запрет чёрного списка на этом экране нельзя. Пропустить человека, несмотря на пометку, вправе только работник бюро пропусков при рассмотрении заявки, и он обязан указать причину.</w:t>
+              <w:t>Снять запрет чёрного списка на этом экране нельзя. Если нужна проверка пометки, обратитесь в бюро пропусков. Самостоятельно снимать её в форме подачи заявки нельзя.</w:t>
             </w:r>
           </w:p>
         </w:tc>
@@ -16611,7 +16683,7 @@
         <w:drawing>
           <wp:inline xmlns:a="http://schemas.openxmlformats.org/drawingml/2006/main" xmlns:pic="http://schemas.openxmlformats.org/drawingml/2006/picture">
             <wp:extent cx="5132832" cy="1987296"/>
-            <wp:docPr id="42" name="Picture 42"/>
+            <wp:docPr id="43" name="Picture 43"/>
             <wp:cNvGraphicFramePr>
               <a:graphicFrameLocks noChangeAspect="1"/>
             </wp:cNvGraphicFramePr>
@@ -16623,7 +16695,7 @@
                     <pic:cNvPicPr/>
                   </pic:nvPicPr>
                   <pic:blipFill>
-                    <a:blip r:embed="rId52"/>
+                    <a:blip r:embed="rId53"/>
                     <a:stretch>
                       <a:fillRect/>
                     </a:stretch>
@@ -16787,7 +16859,7 @@
         <w:drawing>
           <wp:inline xmlns:a="http://schemas.openxmlformats.org/drawingml/2006/main" xmlns:pic="http://schemas.openxmlformats.org/drawingml/2006/picture">
             <wp:extent cx="5940000" cy="4635497"/>
-            <wp:docPr id="43" name="Picture 43"/>
+            <wp:docPr id="44" name="Picture 44"/>
             <wp:cNvGraphicFramePr>
               <a:graphicFrameLocks noChangeAspect="1"/>
             </wp:cNvGraphicFramePr>
@@ -16799,7 +16871,7 @@
                     <pic:cNvPicPr/>
                   </pic:nvPicPr>
                   <pic:blipFill>
-                    <a:blip r:embed="rId53"/>
+                    <a:blip r:embed="rId54"/>
                     <a:stretch>
                       <a:fillRect/>
                     </a:stretch>
@@ -16979,7 +17051,7 @@
         <w:drawing>
           <wp:inline xmlns:a="http://schemas.openxmlformats.org/drawingml/2006/main" xmlns:pic="http://schemas.openxmlformats.org/drawingml/2006/picture">
             <wp:extent cx="5940000" cy="2720000"/>
-            <wp:docPr id="44" name="Picture 44"/>
+            <wp:docPr id="45" name="Picture 45"/>
             <wp:cNvGraphicFramePr>
               <a:graphicFrameLocks noChangeAspect="1"/>
             </wp:cNvGraphicFramePr>
@@ -16991,7 +17063,7 @@
                     <pic:cNvPicPr/>
                   </pic:nvPicPr>
                   <pic:blipFill>
-                    <a:blip r:embed="rId54"/>
+                    <a:blip r:embed="rId55"/>
                     <a:stretch>
                       <a:fillRect/>
                     </a:stretch>
@@ -17385,7 +17457,7 @@
         <w:drawing>
           <wp:inline xmlns:a="http://schemas.openxmlformats.org/drawingml/2006/main" xmlns:pic="http://schemas.openxmlformats.org/drawingml/2006/picture">
             <wp:extent cx="3779520" cy="3938016"/>
-            <wp:docPr id="45" name="Picture 45"/>
+            <wp:docPr id="46" name="Picture 46"/>
             <wp:cNvGraphicFramePr>
               <a:graphicFrameLocks noChangeAspect="1"/>
             </wp:cNvGraphicFramePr>
@@ -17397,7 +17469,7 @@
                     <pic:cNvPicPr/>
                   </pic:nvPicPr>
                   <pic:blipFill>
-                    <a:blip r:embed="rId55"/>
+                    <a:blip r:embed="rId56"/>
                     <a:stretch>
                       <a:fillRect/>
                     </a:stretch>
@@ -17726,7 +17798,7 @@
         <w:drawing>
           <wp:inline xmlns:a="http://schemas.openxmlformats.org/drawingml/2006/main" xmlns:pic="http://schemas.openxmlformats.org/drawingml/2006/picture">
             <wp:extent cx="3779520" cy="3621024"/>
-            <wp:docPr id="46" name="Picture 46"/>
+            <wp:docPr id="47" name="Picture 47"/>
             <wp:cNvGraphicFramePr>
               <a:graphicFrameLocks noChangeAspect="1"/>
             </wp:cNvGraphicFramePr>
@@ -17738,7 +17810,7 @@
                     <pic:cNvPicPr/>
                   </pic:nvPicPr>
                   <pic:blipFill>
-                    <a:blip r:embed="rId56"/>
+                    <a:blip r:embed="rId57"/>
                     <a:stretch>
                       <a:fillRect/>
                     </a:stretch>
@@ -18147,7 +18219,7 @@
         <w:drawing>
           <wp:inline xmlns:a="http://schemas.openxmlformats.org/drawingml/2006/main" xmlns:pic="http://schemas.openxmlformats.org/drawingml/2006/picture">
             <wp:extent cx="5940000" cy="3883846"/>
-            <wp:docPr id="47" name="Picture 47"/>
+            <wp:docPr id="48" name="Picture 48"/>
             <wp:cNvGraphicFramePr>
               <a:graphicFrameLocks noChangeAspect="1"/>
             </wp:cNvGraphicFramePr>
@@ -18159,7 +18231,7 @@
                     <pic:cNvPicPr/>
                   </pic:nvPicPr>
                   <pic:blipFill>
-                    <a:blip r:embed="rId57"/>
+                    <a:blip r:embed="rId58"/>
                     <a:stretch>
                       <a:fillRect/>
                     </a:stretch>
@@ -18263,7 +18335,7 @@
         <w:drawing>
           <wp:inline xmlns:a="http://schemas.openxmlformats.org/drawingml/2006/main" xmlns:pic="http://schemas.openxmlformats.org/drawingml/2006/picture">
             <wp:extent cx="5940000" cy="6423214"/>
-            <wp:docPr id="48" name="Picture 48"/>
+            <wp:docPr id="49" name="Picture 49"/>
             <wp:cNvGraphicFramePr>
               <a:graphicFrameLocks noChangeAspect="1"/>
             </wp:cNvGraphicFramePr>
@@ -18275,7 +18347,7 @@
                     <pic:cNvPicPr/>
                   </pic:nvPicPr>
                   <pic:blipFill>
-                    <a:blip r:embed="rId58"/>
+                    <a:blip r:embed="rId59"/>
                     <a:stretch>
                       <a:fillRect/>
                     </a:stretch>
@@ -18488,7 +18560,7 @@
         <w:drawing>
           <wp:inline xmlns:a="http://schemas.openxmlformats.org/drawingml/2006/main" xmlns:pic="http://schemas.openxmlformats.org/drawingml/2006/picture">
             <wp:extent cx="5940000" cy="2586184"/>
-            <wp:docPr id="49" name="Picture 49"/>
+            <wp:docPr id="50" name="Picture 50"/>
             <wp:cNvGraphicFramePr>
               <a:graphicFrameLocks noChangeAspect="1"/>
             </wp:cNvGraphicFramePr>
@@ -18500,7 +18572,7 @@
                     <pic:cNvPicPr/>
                   </pic:nvPicPr>
                   <pic:blipFill>
-                    <a:blip r:embed="rId59"/>
+                    <a:blip r:embed="rId60"/>
                     <a:stretch>
                       <a:fillRect/>
                     </a:stretch>
@@ -19160,7 +19232,7 @@
           <w:color w:val="000000"/>
           <w:sz w:val="28"/>
         </w:rPr>
-        <w:t>«Вопросы»</w:t>
+        <w:t>«Обсуждение»</w:t>
       </w:r>
       <w:r>
         <w:rPr>
@@ -19211,8 +19283,8 @@
       <w:r>
         <w:drawing>
           <wp:inline xmlns:a="http://schemas.openxmlformats.org/drawingml/2006/main" xmlns:pic="http://schemas.openxmlformats.org/drawingml/2006/picture">
-            <wp:extent cx="5940000" cy="3883846"/>
-            <wp:docPr id="50" name="Picture 50"/>
+            <wp:extent cx="5940000" cy="4112307"/>
+            <wp:docPr id="51" name="Picture 51"/>
             <wp:cNvGraphicFramePr>
               <a:graphicFrameLocks noChangeAspect="1"/>
             </wp:cNvGraphicFramePr>
@@ -19224,7 +19296,7 @@
                     <pic:cNvPicPr/>
                   </pic:nvPicPr>
                   <pic:blipFill>
-                    <a:blip r:embed="rId60"/>
+                    <a:blip r:embed="rId61"/>
                     <a:stretch>
                       <a:fillRect/>
                     </a:stretch>
@@ -19232,7 +19304,7 @@
                   <pic:spPr>
                     <a:xfrm>
                       <a:off x="0" y="0"/>
-                      <a:ext cx="5940000" cy="3883846"/>
+                      <a:ext cx="5940000" cy="4112307"/>
                     </a:xfrm>
                     <a:prstGeom prst="rect"/>
                   </pic:spPr>
@@ -19300,7 +19372,7 @@
           <w:color w:val="000000"/>
           <w:sz w:val="28"/>
         </w:rPr>
-        <w:t>«Продублировать»</w:t>
+        <w:t>«Продублировать / продлить»</w:t>
       </w:r>
       <w:r>
         <w:rPr>
@@ -19503,7 +19575,7 @@
                 <w:color w:val="000000"/>
                 <w:sz w:val="26"/>
               </w:rPr>
-              <w:t>«Вопросы к заявке»</w:t>
+              <w:t>«Обсуждение заявки»</w:t>
             </w:r>
             <w:r>
               <w:rPr>
@@ -19843,7 +19915,7 @@
           <w:color w:val="000000"/>
           <w:sz w:val="28"/>
         </w:rPr>
-        <w:t>9.7. Вопросы к заявке</w:t>
+        <w:t>9.7. Обсуждение заявки</w:t>
       </w:r>
     </w:p>
     <w:p>
@@ -19877,7 +19949,7 @@
           <w:color w:val="000000"/>
           <w:sz w:val="28"/>
         </w:rPr>
-        <w:t>«Вопросы к заявке»</w:t>
+        <w:t>«Обсуждение заявки»</w:t>
       </w:r>
       <w:r>
         <w:rPr>
@@ -19897,7 +19969,7 @@
           <w:color w:val="000000"/>
           <w:sz w:val="28"/>
         </w:rPr>
-        <w:t>«Задать вопрос»</w:t>
+        <w:t>«Начать обсуждение»</w:t>
       </w:r>
       <w:r>
         <w:rPr>
@@ -19929,7 +20001,7 @@
           <w:color w:val="000000"/>
           <w:sz w:val="28"/>
         </w:rPr>
-        <w:t>«Тема вопроса»</w:t>
+        <w:t>«Тема обсуждения»</w:t>
       </w:r>
       <w:r>
         <w:rPr>
@@ -19949,7 +20021,7 @@
           <w:color w:val="000000"/>
           <w:sz w:val="28"/>
         </w:rPr>
-        <w:t>«Вопрос»</w:t>
+        <w:t>«Сообщение»</w:t>
       </w:r>
       <w:r>
         <w:rPr>
@@ -19991,7 +20063,7 @@
           <w:color w:val="000000"/>
           <w:sz w:val="28"/>
         </w:rPr>
-        <w:t xml:space="preserve">Ожидаемый результат: система сообщает «Вопрос отправлен», вопрос появляется в списке блока, а у заявки в списках других участников появляется метка </w:t>
+        <w:t xml:space="preserve">Ожидаемый результат: система сообщает «Обсуждение начато», вопрос появляется в списке блока, а у заявки в списках других участников появляется метка </w:t>
       </w:r>
       <w:r>
         <w:rPr>
@@ -20001,7 +20073,7 @@
           <w:color w:val="000000"/>
           <w:sz w:val="28"/>
         </w:rPr>
-        <w:t>«Вопросы»</w:t>
+        <w:t>«Обсуждение»</w:t>
       </w:r>
       <w:r>
         <w:rPr>
@@ -20114,7 +20186,7 @@
                 <w:color w:val="000000"/>
                 <w:sz w:val="26"/>
               </w:rPr>
-              <w:t>Если по вашей заявке вопрос задаёт кто-то другой, придёт уведомление «Новый вопрос по заявке»; если отвечают на ваш вопрос - «Новый ответ на вопрос». Настройка этих уведомлений - в подразделе 9.13.</w:t>
+              <w:t>Если по вашей заявке вопрос задаёт кто-то другой, придёт уведомление «Новое обсуждение по заявке»; если отвечают на ваш вопрос - «Новый ответ в обсуждении». Настройка этих уведомлений - в подразделе 9.13.</w:t>
             </w:r>
           </w:p>
         </w:tc>
@@ -20206,7 +20278,7 @@
         <w:drawing>
           <wp:inline xmlns:a="http://schemas.openxmlformats.org/drawingml/2006/main" xmlns:pic="http://schemas.openxmlformats.org/drawingml/2006/picture">
             <wp:extent cx="5940000" cy="4925630"/>
-            <wp:docPr id="51" name="Picture 51"/>
+            <wp:docPr id="52" name="Picture 52"/>
             <wp:cNvGraphicFramePr>
               <a:graphicFrameLocks noChangeAspect="1"/>
             </wp:cNvGraphicFramePr>
@@ -20218,7 +20290,7 @@
                     <pic:cNvPicPr/>
                   </pic:nvPicPr>
                   <pic:blipFill>
-                    <a:blip r:embed="rId61"/>
+                    <a:blip r:embed="rId62"/>
                     <a:stretch>
                       <a:fillRect/>
                     </a:stretch>
@@ -20562,7 +20634,7 @@
         <w:drawing>
           <wp:inline xmlns:a="http://schemas.openxmlformats.org/drawingml/2006/main" xmlns:pic="http://schemas.openxmlformats.org/drawingml/2006/picture">
             <wp:extent cx="2926080" cy="2267712"/>
-            <wp:docPr id="52" name="Picture 52"/>
+            <wp:docPr id="53" name="Picture 53"/>
             <wp:cNvGraphicFramePr>
               <a:graphicFrameLocks noChangeAspect="1"/>
             </wp:cNvGraphicFramePr>
@@ -20574,7 +20646,7 @@
                     <pic:cNvPicPr/>
                   </pic:nvPicPr>
                   <pic:blipFill>
-                    <a:blip r:embed="rId62"/>
+                    <a:blip r:embed="rId63"/>
                     <a:stretch>
                       <a:fillRect/>
                     </a:stretch>
@@ -20779,17 +20851,17 @@
           <w:color w:val="000000"/>
           <w:sz w:val="28"/>
         </w:rPr>
-        <w:t>«Продублировать»</w:t>
-      </w:r>
-      <w:r>
-        <w:rPr>
-          <w:rFonts w:ascii="Times New Roman" w:hAnsi="Times New Roman" w:cs="Times New Roman" w:eastAsia="Times New Roman"/>
-          <w:b w:val="0"/>
-          <w:i w:val="0"/>
-          <w:color w:val="000000"/>
-          <w:sz w:val="28"/>
-        </w:rPr>
-        <w:t xml:space="preserve"> переносит содержимое заявки в форму подачи, чтобы не вводить всё заново. Рядом с кнопкой выбирается срок новой заявки: </w:t>
+        <w:t>«Продублировать / продлить»</w:t>
+      </w:r>
+      <w:r>
+        <w:rPr>
+          <w:rFonts w:ascii="Times New Roman" w:hAnsi="Times New Roman" w:cs="Times New Roman" w:eastAsia="Times New Roman"/>
+          <w:b w:val="0"/>
+          <w:i w:val="0"/>
+          <w:color w:val="000000"/>
+          <w:sz w:val="28"/>
+        </w:rPr>
+        <w:t xml:space="preserve"> переносит содержимое заявки в форму подачи, чтобы не вводить всё заново. В выпадающем меню выбирается срок новой заявки: </w:t>
       </w:r>
       <w:r>
         <w:rPr>
@@ -20850,6 +20922,18 @@
           <w:sz w:val="28"/>
         </w:rPr>
         <w:t xml:space="preserve"> - в последнем случае даты вы указываете сами.</w:t>
+      </w:r>
+    </w:p>
+    <w:p>
+      <w:r>
+        <w:rPr>
+          <w:rFonts w:ascii="Times New Roman" w:hAnsi="Times New Roman" w:cs="Times New Roman" w:eastAsia="Times New Roman"/>
+          <w:b w:val="0"/>
+          <w:i w:val="0"/>
+          <w:color w:val="000000"/>
+          <w:sz w:val="28"/>
+        </w:rPr>
+        <w:t>Это создание новой заявки; срок исходной заявки не меняется.</w:t>
       </w:r>
     </w:p>
     <w:p>
@@ -20975,7 +21059,7 @@
         <w:drawing>
           <wp:inline xmlns:a="http://schemas.openxmlformats.org/drawingml/2006/main" xmlns:pic="http://schemas.openxmlformats.org/drawingml/2006/picture">
             <wp:extent cx="5940000" cy="3795000"/>
-            <wp:docPr id="53" name="Picture 53"/>
+            <wp:docPr id="54" name="Picture 54"/>
             <wp:cNvGraphicFramePr>
               <a:graphicFrameLocks noChangeAspect="1"/>
             </wp:cNvGraphicFramePr>
@@ -20987,7 +21071,7 @@
                     <pic:cNvPicPr/>
                   </pic:nvPicPr>
                   <pic:blipFill>
-                    <a:blip r:embed="rId63"/>
+                    <a:blip r:embed="rId64"/>
                     <a:stretch>
                       <a:fillRect/>
                     </a:stretch>
@@ -21438,7 +21522,7 @@
         <w:drawing>
           <wp:inline xmlns:a="http://schemas.openxmlformats.org/drawingml/2006/main" xmlns:pic="http://schemas.openxmlformats.org/drawingml/2006/picture">
             <wp:extent cx="5940000" cy="3883846"/>
-            <wp:docPr id="54" name="Picture 54"/>
+            <wp:docPr id="55" name="Picture 55"/>
             <wp:cNvGraphicFramePr>
               <a:graphicFrameLocks noChangeAspect="1"/>
             </wp:cNvGraphicFramePr>
@@ -21450,7 +21534,7 @@
                     <pic:cNvPicPr/>
                   </pic:nvPicPr>
                   <pic:blipFill>
-                    <a:blip r:embed="rId64"/>
+                    <a:blip r:embed="rId65"/>
                     <a:stretch>
                       <a:fillRect/>
                     </a:stretch>
@@ -22417,7 +22501,7 @@
         <w:drawing>
           <wp:inline xmlns:a="http://schemas.openxmlformats.org/drawingml/2006/main" xmlns:pic="http://schemas.openxmlformats.org/drawingml/2006/picture">
             <wp:extent cx="5940000" cy="5863354"/>
-            <wp:docPr id="55" name="Picture 55"/>
+            <wp:docPr id="56" name="Picture 56"/>
             <wp:cNvGraphicFramePr>
               <a:graphicFrameLocks noChangeAspect="1"/>
             </wp:cNvGraphicFramePr>
@@ -22429,7 +22513,7 @@
                     <pic:cNvPicPr/>
                   </pic:nvPicPr>
                   <pic:blipFill>
-                    <a:blip r:embed="rId65"/>
+                    <a:blip r:embed="rId66"/>
                     <a:stretch>
                       <a:fillRect/>
                     </a:stretch>
@@ -22479,19 +22563,215 @@
           <w:color w:val="000000"/>
           <w:sz w:val="28"/>
         </w:rPr>
-        <w:t>9.15. Проверка изменённого срока</w:t>
-      </w:r>
-    </w:p>
-    <w:p>
-      <w:r>
-        <w:rPr>
-          <w:rFonts w:ascii="Times New Roman" w:hAnsi="Times New Roman" w:cs="Times New Roman" w:eastAsia="Times New Roman"/>
-          <w:b w:val="0"/>
-          <w:i w:val="0"/>
-          <w:color w:val="000000"/>
-          <w:sz w:val="28"/>
-        </w:rPr>
-        <w:t>После изменения срока бюро пропусков проверьте даты нужного вложения и отдельных людей или машин в своей заявке. Общий срок и срок конкретной записи могут различаться; продление одной записи не продлевает остальных. В истории доступны автор и причина изменения. Если требуется другое время, сообщите номер заявки и нужные изменения в бюро.</w:t>
+        <w:t>9.15. Изменение сроков при выданном праве</w:t>
+      </w:r>
+    </w:p>
+    <w:p>
+      <w:r>
+        <w:rPr>
+          <w:rFonts w:ascii="Times New Roman" w:hAnsi="Times New Roman" w:cs="Times New Roman" w:eastAsia="Times New Roman"/>
+          <w:b w:val="0"/>
+          <w:i w:val="0"/>
+          <w:color w:val="000000"/>
+          <w:sz w:val="28"/>
+        </w:rPr>
+        <w:t>Право «Изменять сроки вложений заявки» может быть выдано заявителю отдельно; стандартная роль и авторство заявки сами по себе его не дают. При наличии права откройте доступную заявку и нажмите «Изменить срок». Действие допускается в состояниях «Непрочитано», «В обработке» и «В работе», при допустимом состоянии согласования. Завершённая, отозванная или архивная заявка изменением срока не возвращается в работу.</w:t>
+      </w:r>
+    </w:p>
+    <w:p>
+      <w:pPr>
+        <w:spacing w:after="0" w:line="360" w:lineRule="auto"/>
+        <w:ind w:hanging="454" w:left="1134"/>
+        <w:jc w:val="both"/>
+      </w:pPr>
+      <w:r>
+        <w:rPr>
+          <w:rFonts w:ascii="Times New Roman" w:hAnsi="Times New Roman" w:cs="Times New Roman" w:eastAsia="Times New Roman"/>
+          <w:b w:val="0"/>
+          <w:i w:val="0"/>
+          <w:color w:val="000000"/>
+          <w:sz w:val="28"/>
+        </w:rPr>
+        <w:t>1.</w:t>
+        <w:tab/>
+      </w:r>
+      <w:r>
+        <w:rPr>
+          <w:rFonts w:ascii="Times New Roman" w:hAnsi="Times New Roman" w:cs="Times New Roman" w:eastAsia="Times New Roman"/>
+          <w:b w:val="0"/>
+          <w:i w:val="0"/>
+          <w:color w:val="000000"/>
+          <w:sz w:val="28"/>
+        </w:rPr>
+        <w:t>Выберите одно, несколько либо все вложения.</w:t>
+      </w:r>
+    </w:p>
+    <w:p>
+      <w:pPr>
+        <w:spacing w:after="0" w:line="360" w:lineRule="auto"/>
+        <w:ind w:hanging="454" w:left="1134"/>
+        <w:jc w:val="both"/>
+      </w:pPr>
+      <w:r>
+        <w:rPr>
+          <w:rFonts w:ascii="Times New Roman" w:hAnsi="Times New Roman" w:cs="Times New Roman" w:eastAsia="Times New Roman"/>
+          <w:b w:val="0"/>
+          <w:i w:val="0"/>
+          <w:color w:val="000000"/>
+          <w:sz w:val="28"/>
+        </w:rPr>
+        <w:t>2.</w:t>
+        <w:tab/>
+      </w:r>
+      <w:r>
+        <w:rPr>
+          <w:rFonts w:ascii="Times New Roman" w:hAnsi="Times New Roman" w:cs="Times New Roman" w:eastAsia="Times New Roman"/>
+          <w:b w:val="0"/>
+          <w:i w:val="0"/>
+          <w:color w:val="000000"/>
+          <w:sz w:val="28"/>
+        </w:rPr>
+        <w:t>Укажите новые даты и часы по Москве, затем причину.</w:t>
+      </w:r>
+    </w:p>
+    <w:p>
+      <w:pPr>
+        <w:spacing w:after="0" w:line="360" w:lineRule="auto"/>
+        <w:ind w:hanging="454" w:left="1134"/>
+        <w:jc w:val="both"/>
+      </w:pPr>
+      <w:r>
+        <w:rPr>
+          <w:rFonts w:ascii="Times New Roman" w:hAnsi="Times New Roman" w:cs="Times New Roman" w:eastAsia="Times New Roman"/>
+          <w:b w:val="0"/>
+          <w:i w:val="0"/>
+          <w:color w:val="000000"/>
+          <w:sz w:val="28"/>
+        </w:rPr>
+        <w:t>3.</w:t>
+        <w:tab/>
+      </w:r>
+      <w:r>
+        <w:rPr>
+          <w:rFonts w:ascii="Times New Roman" w:hAnsi="Times New Roman" w:cs="Times New Roman" w:eastAsia="Times New Roman"/>
+          <w:b w:val="0"/>
+          <w:i w:val="0"/>
+          <w:color w:val="000000"/>
+          <w:sz w:val="28"/>
+        </w:rPr>
+        <w:t>Если есть индивидуальные сроки людей или машин, оставьте «Сохранить индивидуальные сроки» либо явно выберите их замену. Проверьте затрагиваемые записи.</w:t>
+      </w:r>
+    </w:p>
+    <w:p>
+      <w:pPr>
+        <w:spacing w:after="0" w:line="360" w:lineRule="auto"/>
+        <w:ind w:hanging="454" w:left="1134"/>
+        <w:jc w:val="both"/>
+      </w:pPr>
+      <w:r>
+        <w:rPr>
+          <w:rFonts w:ascii="Times New Roman" w:hAnsi="Times New Roman" w:cs="Times New Roman" w:eastAsia="Times New Roman"/>
+          <w:b w:val="0"/>
+          <w:i w:val="0"/>
+          <w:color w:val="000000"/>
+          <w:sz w:val="28"/>
+        </w:rPr>
+        <w:t>4.</w:t>
+        <w:tab/>
+      </w:r>
+      <w:r>
+        <w:rPr>
+          <w:rFonts w:ascii="Times New Roman" w:hAnsi="Times New Roman" w:cs="Times New Roman" w:eastAsia="Times New Roman"/>
+          <w:b w:val="0"/>
+          <w:i w:val="0"/>
+          <w:color w:val="000000"/>
+          <w:sz w:val="28"/>
+        </w:rPr>
+        <w:t>Проверьте предварительный результат и подтвердите изменение.</w:t>
+      </w:r>
+    </w:p>
+    <w:p>
+      <w:r>
+        <w:rPr>
+          <w:rFonts w:ascii="Times New Roman" w:hAnsi="Times New Roman" w:cs="Times New Roman" w:eastAsia="Times New Roman"/>
+          <w:b w:val="0"/>
+          <w:i w:val="0"/>
+          <w:color w:val="000000"/>
+          <w:sz w:val="28"/>
+        </w:rPr>
+        <w:t>Не выбранные вложения не меняются. Поданные голоса согласующих сохраняются; автор, причина и изменения записываются в историю. Общее изменение и собственный срок отдельной записи — разные действия с разными правами.</w:t>
+      </w:r>
+    </w:p>
+    <w:p>
+      <w:pPr>
+        <w:keepNext/>
+        <w:spacing w:before="120" w:after="40"/>
+        <w:ind w:firstLine="0"/>
+        <w:jc w:val="center"/>
+      </w:pPr>
+      <w:r>
+        <w:drawing>
+          <wp:inline xmlns:a="http://schemas.openxmlformats.org/drawingml/2006/main" xmlns:pic="http://schemas.openxmlformats.org/drawingml/2006/picture">
+            <wp:extent cx="5940000" cy="5532685"/>
+            <wp:docPr id="57" name="Picture 57"/>
+            <wp:cNvGraphicFramePr>
+              <a:graphicFrameLocks noChangeAspect="1"/>
+            </wp:cNvGraphicFramePr>
+            <a:graphic>
+              <a:graphicData uri="http://schemas.openxmlformats.org/drawingml/2006/picture">
+                <pic:pic>
+                  <pic:nvPicPr>
+                    <pic:cNvPr id="0" name="attachment-period-user-padded.png"/>
+                    <pic:cNvPicPr/>
+                  </pic:nvPicPr>
+                  <pic:blipFill>
+                    <a:blip r:embed="rId67"/>
+                    <a:stretch>
+                      <a:fillRect/>
+                    </a:stretch>
+                  </pic:blipFill>
+                  <pic:spPr>
+                    <a:xfrm>
+                      <a:off x="0" y="0"/>
+                      <a:ext cx="5940000" cy="5532685"/>
+                    </a:xfrm>
+                    <a:prstGeom prst="rect"/>
+                  </pic:spPr>
+                </pic:pic>
+              </a:graphicData>
+            </a:graphic>
+          </wp:inline>
+        </w:drawing>
+      </w:r>
+    </w:p>
+    <w:p>
+      <w:pPr>
+        <w:keepNext w:val="0"/>
+        <w:spacing w:line="240" w:lineRule="auto" w:before="40" w:after="200"/>
+        <w:ind w:firstLine="0"/>
+        <w:jc w:val="center"/>
+      </w:pPr>
+      <w:r>
+        <w:rPr>
+          <w:rFonts w:ascii="Times New Roman" w:hAnsi="Times New Roman" w:cs="Times New Roman" w:eastAsia="Times New Roman"/>
+          <w:b w:val="0"/>
+          <w:i/>
+          <w:color w:val="000000"/>
+          <w:sz w:val="24"/>
+        </w:rPr>
+        <w:t>Рисунок 9.10 — Выбор вложений для изменения при выданном праве</w:t>
+      </w:r>
+    </w:p>
+    <w:p>
+      <w:r>
+        <w:rPr>
+          <w:rFonts w:ascii="Times New Roman" w:hAnsi="Times New Roman" w:cs="Times New Roman" w:eastAsia="Times New Roman"/>
+          <w:b w:val="0"/>
+          <w:i w:val="0"/>
+          <w:color w:val="000000"/>
+          <w:sz w:val="28"/>
+        </w:rPr>
+        <w:t>После изменения вами или бюро проверьте даты вложений и отдельных людей/машин. Общий и индивидуальный сроки могут различаться; продление одной записи не продлевает остальных. Если необходимого права нет, сообщите нужные изменения в бюро пропусков.</w:t>
       </w:r>
     </w:p>
     <w:p>
@@ -23955,6 +24235,89 @@
                 <w:sz w:val="24"/>
               </w:rPr>
               <w:t>Убраны административные операции со сроками и ручными записями; добавлены файлы-черновики и собственная смена пароля, уточнены согласие и доступ к документам.</w:t>
+            </w:r>
+          </w:p>
+        </w:tc>
+        <w:tc>
+          <w:tcPr>
+            <w:tcW w:type="dxa" w:w="850"/>
+          </w:tcPr>
+          <w:p>
+            <w:pPr>
+              <w:spacing w:line="240" w:lineRule="auto" w:after="0"/>
+              <w:ind w:firstLine="0"/>
+              <w:jc w:val="left"/>
+            </w:pPr>
+          </w:p>
+        </w:tc>
+      </w:tr>
+      <w:tr>
+        <w:trPr>
+          <w:cantSplit w:val="true"/>
+        </w:trPr>
+        <w:tc>
+          <w:tcPr>
+            <w:tcW w:type="dxa" w:w="1134"/>
+          </w:tcPr>
+          <w:p>
+            <w:pPr>
+              <w:spacing w:line="240" w:lineRule="auto" w:after="0"/>
+              <w:ind w:firstLine="0"/>
+              <w:jc w:val="left"/>
+            </w:pPr>
+            <w:r>
+              <w:rPr>
+                <w:rFonts w:ascii="Times New Roman" w:hAnsi="Times New Roman" w:cs="Times New Roman" w:eastAsia="Times New Roman"/>
+                <w:b w:val="0"/>
+                <w:i w:val="0"/>
+                <w:color w:val="000000"/>
+                <w:sz w:val="24"/>
+              </w:rPr>
+              <w:t>1.14</w:t>
+            </w:r>
+          </w:p>
+        </w:tc>
+        <w:tc>
+          <w:tcPr>
+            <w:tcW w:type="dxa" w:w="1701"/>
+          </w:tcPr>
+          <w:p>
+            <w:pPr>
+              <w:spacing w:line="240" w:lineRule="auto" w:after="0"/>
+              <w:ind w:firstLine="0"/>
+              <w:jc w:val="left"/>
+            </w:pPr>
+            <w:r>
+              <w:rPr>
+                <w:rFonts w:ascii="Times New Roman" w:hAnsi="Times New Roman" w:cs="Times New Roman" w:eastAsia="Times New Roman"/>
+                <w:b w:val="0"/>
+                <w:i w:val="0"/>
+                <w:color w:val="000000"/>
+                <w:sz w:val="24"/>
+              </w:rPr>
+              <w:t>22.10.2026</w:t>
+            </w:r>
+          </w:p>
+        </w:tc>
+        <w:tc>
+          <w:tcPr>
+            <w:tcW w:type="dxa" w:w="5669"/>
+          </w:tcPr>
+          <w:p>
+            <w:pPr>
+              <w:spacing w:line="240" w:lineRule="auto" w:after="0"/>
+              <w:ind w:firstLine="0"/>
+              <w:jc w:val="left"/>
+            </w:pPr>
+            <w:r>
+              <w:rPr>
+                <w:rFonts w:ascii="Times New Roman" w:hAnsi="Times New Roman" w:cs="Times New Roman" w:eastAsia="Times New Roman"/>
+                <w:b w:val="0"/>
+                <w:i w:val="0"/>
+                <w:color w:val="000000"/>
+                <w:sz w:val="24"/>
+              </w:rPr>
+              <w:t>Уточнены права изменения сроков, повторная подача и обсуждение заявки; обновлены подписи действий и окно согласия с процентом чтения.</w:t>
             </w:r>
           </w:p>
         </w:tc>

--- a/Документация/Руководство пользователя/Руководство пользователя.docx
+++ b/Документация/Руководство пользователя/Руководство пользователя.docx
@@ -157,7 +157,7 @@
           <w:color w:val="000000"/>
           <w:sz w:val="26"/>
         </w:rPr>
-        <w:t>Версия документа: 1.14</w:t>
+        <w:t>Версия документа: 1.15</w:t>
       </w:r>
     </w:p>
     <w:p>
@@ -173,7 +173,7 @@
           <w:color w:val="000000"/>
           <w:sz w:val="26"/>
         </w:rPr>
-        <w:t>Дата: 22.10.2026</w:t>
+        <w:t>Дата: 30.10.2026</w:t>
       </w:r>
     </w:p>
     <w:p>
@@ -1117,7 +1117,7 @@
           <w:sz w:val="26"/>
         </w:rPr>
         <w:tab/>
-        <w:t>21</w:t>
+        <w:t>23</w:t>
       </w:r>
     </w:p>
     <w:p>
@@ -1148,7 +1148,7 @@
           <w:sz w:val="26"/>
         </w:rPr>
         <w:tab/>
-        <w:t>21</w:t>
+        <w:t>23</w:t>
       </w:r>
     </w:p>
     <w:p>
@@ -1179,7 +1179,7 @@
           <w:sz w:val="26"/>
         </w:rPr>
         <w:tab/>
-        <w:t>22</w:t>
+        <w:t>24</w:t>
       </w:r>
     </w:p>
     <w:p>
@@ -1210,7 +1210,7 @@
           <w:sz w:val="26"/>
         </w:rPr>
         <w:tab/>
-        <w:t>23</w:t>
+        <w:t>24</w:t>
       </w:r>
     </w:p>
     <w:p>
@@ -1241,7 +1241,7 @@
           <w:sz w:val="26"/>
         </w:rPr>
         <w:tab/>
-        <w:t>24</w:t>
+        <w:t>25</w:t>
       </w:r>
     </w:p>
     <w:p>
@@ -1272,7 +1272,7 @@
           <w:sz w:val="26"/>
         </w:rPr>
         <w:tab/>
-        <w:t>27</w:t>
+        <w:t>28</w:t>
       </w:r>
     </w:p>
     <w:p>
@@ -1303,7 +1303,7 @@
           <w:sz w:val="26"/>
         </w:rPr>
         <w:tab/>
-        <w:t>27</w:t>
+        <w:t>28</w:t>
       </w:r>
     </w:p>
     <w:p>
@@ -1334,7 +1334,7 @@
           <w:sz w:val="26"/>
         </w:rPr>
         <w:tab/>
-        <w:t>28</w:t>
+        <w:t>29</w:t>
       </w:r>
     </w:p>
     <w:p>
@@ -1365,7 +1365,7 @@
           <w:sz w:val="26"/>
         </w:rPr>
         <w:tab/>
-        <w:t>29</w:t>
+        <w:t>30</w:t>
       </w:r>
     </w:p>
     <w:p>
@@ -1396,7 +1396,7 @@
           <w:sz w:val="26"/>
         </w:rPr>
         <w:tab/>
-        <w:t>32</w:t>
+        <w:t>33</w:t>
       </w:r>
     </w:p>
     <w:p>
@@ -1427,7 +1427,7 @@
           <w:sz w:val="26"/>
         </w:rPr>
         <w:tab/>
-        <w:t>33</w:t>
+        <w:t>34</w:t>
       </w:r>
     </w:p>
     <w:p>
@@ -1458,7 +1458,7 @@
           <w:sz w:val="26"/>
         </w:rPr>
         <w:tab/>
-        <w:t>33</w:t>
+        <w:t>34</w:t>
       </w:r>
     </w:p>
     <w:p>
@@ -1489,7 +1489,7 @@
           <w:sz w:val="26"/>
         </w:rPr>
         <w:tab/>
-        <w:t>34</w:t>
+        <w:t>35</w:t>
       </w:r>
     </w:p>
     <w:p>
@@ -1520,7 +1520,7 @@
           <w:sz w:val="26"/>
         </w:rPr>
         <w:tab/>
-        <w:t>36</w:t>
+        <w:t>37</w:t>
       </w:r>
     </w:p>
     <w:p>
@@ -1551,7 +1551,7 @@
           <w:sz w:val="26"/>
         </w:rPr>
         <w:tab/>
-        <w:t>37</w:t>
+        <w:t>38</w:t>
       </w:r>
     </w:p>
     <w:p>
@@ -1582,7 +1582,7 @@
           <w:sz w:val="26"/>
         </w:rPr>
         <w:tab/>
-        <w:t>40</w:t>
+        <w:t>41</w:t>
       </w:r>
     </w:p>
     <w:p>
@@ -1613,7 +1613,7 @@
           <w:sz w:val="26"/>
         </w:rPr>
         <w:tab/>
-        <w:t>40</w:t>
+        <w:t>41</w:t>
       </w:r>
     </w:p>
     <w:p>
@@ -1644,7 +1644,7 @@
           <w:sz w:val="26"/>
         </w:rPr>
         <w:tab/>
-        <w:t>40</w:t>
+        <w:t>41</w:t>
       </w:r>
     </w:p>
     <w:p>
@@ -1675,7 +1675,7 @@
           <w:sz w:val="26"/>
         </w:rPr>
         <w:tab/>
-        <w:t>42</w:t>
+        <w:t>43</w:t>
       </w:r>
     </w:p>
     <w:p>
@@ -1706,7 +1706,7 @@
           <w:sz w:val="26"/>
         </w:rPr>
         <w:tab/>
-        <w:t>43</w:t>
+        <w:t>44</w:t>
       </w:r>
     </w:p>
     <w:p>
@@ -1737,7 +1737,7 @@
           <w:sz w:val="26"/>
         </w:rPr>
         <w:tab/>
-        <w:t>44</w:t>
+        <w:t>45</w:t>
       </w:r>
     </w:p>
     <w:p>
@@ -1768,7 +1768,7 @@
           <w:sz w:val="26"/>
         </w:rPr>
         <w:tab/>
-        <w:t>45</w:t>
+        <w:t>46</w:t>
       </w:r>
     </w:p>
     <w:p>
@@ -1799,7 +1799,7 @@
           <w:sz w:val="26"/>
         </w:rPr>
         <w:tab/>
-        <w:t>46</w:t>
+        <w:t>47</w:t>
       </w:r>
     </w:p>
     <w:p>
@@ -1830,7 +1830,7 @@
           <w:sz w:val="26"/>
         </w:rPr>
         <w:tab/>
-        <w:t>48</w:t>
+        <w:t>49</w:t>
       </w:r>
     </w:p>
     <w:p>
@@ -1861,7 +1861,7 @@
           <w:sz w:val="26"/>
         </w:rPr>
         <w:tab/>
-        <w:t>50</w:t>
+        <w:t>51</w:t>
       </w:r>
     </w:p>
     <w:p>
@@ -1892,7 +1892,7 @@
           <w:sz w:val="26"/>
         </w:rPr>
         <w:tab/>
-        <w:t>51</w:t>
+        <w:t>52</w:t>
       </w:r>
     </w:p>
     <w:p>
@@ -1923,7 +1923,7 @@
           <w:sz w:val="26"/>
         </w:rPr>
         <w:tab/>
-        <w:t>53</w:t>
+        <w:t>54</w:t>
       </w:r>
     </w:p>
     <w:p>
@@ -1954,7 +1954,7 @@
           <w:sz w:val="26"/>
         </w:rPr>
         <w:tab/>
-        <w:t>53</w:t>
+        <w:t>54</w:t>
       </w:r>
     </w:p>
     <w:p>
@@ -1985,7 +1985,7 @@
           <w:sz w:val="26"/>
         </w:rPr>
         <w:tab/>
-        <w:t>54</w:t>
+        <w:t>55</w:t>
       </w:r>
     </w:p>
     <w:p>
@@ -2016,7 +2016,7 @@
           <w:sz w:val="26"/>
         </w:rPr>
         <w:tab/>
-        <w:t>55</w:t>
+        <w:t>56</w:t>
       </w:r>
     </w:p>
     <w:p>
@@ -2047,7 +2047,7 @@
           <w:sz w:val="26"/>
         </w:rPr>
         <w:tab/>
-        <w:t>57</w:t>
+        <w:t>58</w:t>
       </w:r>
     </w:p>
     <w:p>
@@ -2078,7 +2078,7 @@
           <w:sz w:val="26"/>
         </w:rPr>
         <w:tab/>
-        <w:t>58</w:t>
+        <w:t>59</w:t>
       </w:r>
     </w:p>
     <w:p>
@@ -2109,7 +2109,7 @@
           <w:sz w:val="26"/>
         </w:rPr>
         <w:tab/>
-        <w:t>59</w:t>
+        <w:t>60</w:t>
       </w:r>
     </w:p>
     <w:p>
@@ -2140,7 +2140,7 @@
           <w:sz w:val="26"/>
         </w:rPr>
         <w:tab/>
-        <w:t>60</w:t>
+        <w:t>61</w:t>
       </w:r>
     </w:p>
     <w:p>
@@ -2171,7 +2171,7 @@
           <w:sz w:val="26"/>
         </w:rPr>
         <w:tab/>
-        <w:t>60</w:t>
+        <w:t>61</w:t>
       </w:r>
     </w:p>
     <w:p>
@@ -2202,7 +2202,7 @@
           <w:sz w:val="26"/>
         </w:rPr>
         <w:tab/>
-        <w:t>62</w:t>
+        <w:t>63</w:t>
       </w:r>
     </w:p>
     <w:p>
@@ -2233,7 +2233,7 @@
           <w:sz w:val="26"/>
         </w:rPr>
         <w:tab/>
-        <w:t>63</w:t>
+        <w:t>64</w:t>
       </w:r>
     </w:p>
     <w:p>
@@ -2264,7 +2264,7 @@
           <w:sz w:val="26"/>
         </w:rPr>
         <w:tab/>
-        <w:t>64</w:t>
+        <w:t>65</w:t>
       </w:r>
     </w:p>
     <w:p>
@@ -2295,7 +2295,7 @@
           <w:sz w:val="26"/>
         </w:rPr>
         <w:tab/>
-        <w:t>64</w:t>
+        <w:t>65</w:t>
       </w:r>
     </w:p>
     <w:p>
@@ -2326,7 +2326,7 @@
           <w:sz w:val="26"/>
         </w:rPr>
         <w:tab/>
-        <w:t>66</w:t>
+        <w:t>67</w:t>
       </w:r>
     </w:p>
     <w:p>
@@ -2357,7 +2357,7 @@
           <w:sz w:val="26"/>
         </w:rPr>
         <w:tab/>
-        <w:t>66</w:t>
+        <w:t>67</w:t>
       </w:r>
     </w:p>
     <w:p>
@@ -2388,7 +2388,7 @@
           <w:sz w:val="26"/>
         </w:rPr>
         <w:tab/>
-        <w:t>67</w:t>
+        <w:t>68</w:t>
       </w:r>
     </w:p>
     <w:p>
@@ -2419,7 +2419,7 @@
           <w:sz w:val="26"/>
         </w:rPr>
         <w:tab/>
-        <w:t>69</w:t>
+        <w:t>70</w:t>
       </w:r>
     </w:p>
     <w:p>
@@ -2450,7 +2450,7 @@
           <w:sz w:val="26"/>
         </w:rPr>
         <w:tab/>
-        <w:t>70</w:t>
+        <w:t>71</w:t>
       </w:r>
     </w:p>
     <w:p>
@@ -2481,7 +2481,7 @@
           <w:sz w:val="26"/>
         </w:rPr>
         <w:tab/>
-        <w:t>71</w:t>
+        <w:t>72</w:t>
       </w:r>
     </w:p>
     <w:p>
@@ -2512,7 +2512,7 @@
           <w:sz w:val="26"/>
         </w:rPr>
         <w:tab/>
-        <w:t>72</w:t>
+        <w:t>73</w:t>
       </w:r>
     </w:p>
     <w:p>
@@ -2543,7 +2543,7 @@
           <w:sz w:val="26"/>
         </w:rPr>
         <w:tab/>
-        <w:t>73</w:t>
+        <w:t>74</w:t>
       </w:r>
     </w:p>
     <w:p>
@@ -2574,7 +2574,7 @@
           <w:sz w:val="26"/>
         </w:rPr>
         <w:tab/>
-        <w:t>75</w:t>
+        <w:t>76</w:t>
       </w:r>
     </w:p>
     <w:p>
@@ -2605,7 +2605,7 @@
           <w:sz w:val="26"/>
         </w:rPr>
         <w:tab/>
-        <w:t>77</w:t>
+        <w:t>78</w:t>
       </w:r>
     </w:p>
     <w:p>
@@ -4224,6 +4224,58 @@
       </w:r>
     </w:p>
     <w:p>
+      <w:r>
+        <w:rPr>
+          <w:rFonts w:ascii="Times New Roman" w:hAnsi="Times New Roman" w:cs="Times New Roman" w:eastAsia="Times New Roman"/>
+          <w:b w:val="0"/>
+          <w:i w:val="0"/>
+          <w:color w:val="000000"/>
+          <w:sz w:val="28"/>
+        </w:rPr>
+        <w:t xml:space="preserve">Если после согласия открылось окно </w:t>
+      </w:r>
+      <w:r>
+        <w:rPr>
+          <w:rFonts w:ascii="Times New Roman" w:hAnsi="Times New Roman" w:cs="Times New Roman" w:eastAsia="Times New Roman"/>
+          <w:b/>
+          <w:i w:val="0"/>
+          <w:color w:val="000000"/>
+          <w:sz w:val="28"/>
+        </w:rPr>
+        <w:t>«Задайте свой пароль»</w:t>
+      </w:r>
+      <w:r>
+        <w:rPr>
+          <w:rFonts w:ascii="Times New Roman" w:hAnsi="Times New Roman" w:cs="Times New Roman" w:eastAsia="Times New Roman"/>
+          <w:b w:val="0"/>
+          <w:i w:val="0"/>
+          <w:color w:val="000000"/>
+          <w:sz w:val="28"/>
+        </w:rPr>
+        <w:t xml:space="preserve">, введите текущий пароль, затем новый пароль и его повтор. Выполните требования, показанные под полем, и нажмите </w:t>
+      </w:r>
+      <w:r>
+        <w:rPr>
+          <w:rFonts w:ascii="Times New Roman" w:hAnsi="Times New Roman" w:cs="Times New Roman" w:eastAsia="Times New Roman"/>
+          <w:b/>
+          <w:i w:val="0"/>
+          <w:color w:val="000000"/>
+          <w:sz w:val="28"/>
+        </w:rPr>
+        <w:t>«Сменить пароль»</w:t>
+      </w:r>
+      <w:r>
+        <w:rPr>
+          <w:rFonts w:ascii="Times New Roman" w:hAnsi="Times New Roman" w:cs="Times New Roman" w:eastAsia="Times New Roman"/>
+          <w:b w:val="0"/>
+          <w:i w:val="0"/>
+          <w:color w:val="000000"/>
+          <w:sz w:val="28"/>
+        </w:rPr>
+        <w:t>. До смены пароля другие разделы недоступны. Если согласие не запрашивается, окно смены пароля может появиться сразу после входа.</w:t>
+      </w:r>
+    </w:p>
+    <w:p>
       <w:pPr>
         <w:pStyle w:val="Heading2"/>
         <w:ind w:firstLine="0"/>
@@ -5322,7 +5374,7 @@
           <w:color w:val="000000"/>
           <w:sz w:val="28"/>
         </w:rPr>
-        <w:t>Строка выдачи открывает саму запись: карточку сотрудника или машины, вашу заявку, новость. Список, в котором запись лежит, при этом сужается тем же запросом, по которому она нашлась, - закрыв карточку, вы останетесь в отобранном списке.</w:t>
+        <w:t>Строка выдачи открывает саму запись: карточку сотрудника или машины, вашу заявку, новость. Найденная заявка открывается в личном кабинете. При переходе к сотруднику или машине список сужается тем же запросом, по которому запись нашлась.</w:t>
       </w:r>
     </w:p>
     <w:p>
@@ -6218,7 +6270,67 @@
           <w:color w:val="000000"/>
           <w:sz w:val="28"/>
         </w:rPr>
-        <w:t xml:space="preserve"> над лентой новостей запускает обучающий тур: система подсвечивает элементы прямо на рабочем экране и объясняет их назначение.</w:t>
+        <w:t xml:space="preserve"> над лентой новостей открывает доступные вам туры. Для выбранного тура можно </w:t>
+      </w:r>
+      <w:r>
+        <w:rPr>
+          <w:rFonts w:ascii="Times New Roman" w:hAnsi="Times New Roman" w:cs="Times New Roman" w:eastAsia="Times New Roman"/>
+          <w:b/>
+          <w:i w:val="0"/>
+          <w:color w:val="000000"/>
+          <w:sz w:val="28"/>
+        </w:rPr>
+        <w:t>«Пройти сначала»</w:t>
+      </w:r>
+      <w:r>
+        <w:rPr>
+          <w:rFonts w:ascii="Times New Roman" w:hAnsi="Times New Roman" w:cs="Times New Roman" w:eastAsia="Times New Roman"/>
+          <w:b w:val="0"/>
+          <w:i w:val="0"/>
+          <w:color w:val="000000"/>
+          <w:sz w:val="28"/>
+        </w:rPr>
+        <w:t xml:space="preserve">, </w:t>
+      </w:r>
+      <w:r>
+        <w:rPr>
+          <w:rFonts w:ascii="Times New Roman" w:hAnsi="Times New Roman" w:cs="Times New Roman" w:eastAsia="Times New Roman"/>
+          <w:b/>
+          <w:i w:val="0"/>
+          <w:color w:val="000000"/>
+          <w:sz w:val="28"/>
+        </w:rPr>
+        <w:t>«Продолжить обучение»</w:t>
+      </w:r>
+      <w:r>
+        <w:rPr>
+          <w:rFonts w:ascii="Times New Roman" w:hAnsi="Times New Roman" w:cs="Times New Roman" w:eastAsia="Times New Roman"/>
+          <w:b w:val="0"/>
+          <w:i w:val="0"/>
+          <w:color w:val="000000"/>
+          <w:sz w:val="28"/>
+        </w:rPr>
+        <w:t xml:space="preserve">, если есть сохранённое место, либо выбрать раздел и нажать </w:t>
+      </w:r>
+      <w:r>
+        <w:rPr>
+          <w:rFonts w:ascii="Times New Roman" w:hAnsi="Times New Roman" w:cs="Times New Roman" w:eastAsia="Times New Roman"/>
+          <w:b/>
+          <w:i w:val="0"/>
+          <w:color w:val="000000"/>
+          <w:sz w:val="28"/>
+        </w:rPr>
+        <w:t>«Начать с раздела»</w:t>
+      </w:r>
+      <w:r>
+        <w:rPr>
+          <w:rFonts w:ascii="Times New Roman" w:hAnsi="Times New Roman" w:cs="Times New Roman" w:eastAsia="Times New Roman"/>
+          <w:b w:val="0"/>
+          <w:i w:val="0"/>
+          <w:color w:val="000000"/>
+          <w:sz w:val="28"/>
+        </w:rPr>
+        <w:t>. Просмотр с раздела не засчитывает весь тур. Подсказки объясняют элементы прямо на рабочем экране.</w:t>
       </w:r>
     </w:p>
     <w:p>
@@ -6231,7 +6343,7 @@
       <w:r>
         <w:drawing>
           <wp:inline xmlns:a="http://schemas.openxmlformats.org/drawingml/2006/main" xmlns:pic="http://schemas.openxmlformats.org/drawingml/2006/picture">
-            <wp:extent cx="5940000" cy="3883846"/>
+            <wp:extent cx="5940000" cy="3890699"/>
             <wp:docPr id="12" name="Picture 12"/>
             <wp:cNvGraphicFramePr>
               <a:graphicFrameLocks noChangeAspect="1"/>
@@ -6252,7 +6364,7 @@
                   <pic:spPr>
                     <a:xfrm>
                       <a:off x="0" y="0"/>
-                      <a:ext cx="5940000" cy="3883846"/>
+                      <a:ext cx="5940000" cy="3890699"/>
                     </a:xfrm>
                     <a:prstGeom prst="rect"/>
                   </pic:spPr>
@@ -6290,7 +6402,7 @@
           <w:color w:val="000000"/>
           <w:sz w:val="28"/>
         </w:rPr>
-        <w:t xml:space="preserve">Тур не ограничивается одной страницей - он ведёт по всем разделам, которые вам доступны, и сам переходит между ними: со страницы новостей к своим спискам, оттуда к подаче заявки и в личный кабинет. Обучение длинное, около семи минут, поэтому оно разбито на главы: подсказка показывает название главы и её номер, а на последнем шаге главы предлагает </w:t>
+        <w:t xml:space="preserve">Тур не ограничивается одной страницей - он ведёт по всем разделам, которые вам доступны, и сам переходит между ними: со страницы новостей к своим спискам, оттуда к подаче заявки и в личный кабинет. Обучение разбито на главы: подсказка показывает название главы и её номер, а на последнем шаге главы предлагает </w:t>
       </w:r>
       <w:r>
         <w:rPr>
@@ -6301,158 +6413,6 @@
           <w:sz w:val="28"/>
         </w:rPr>
         <w:t>«Продолжить позже»</w:t>
-      </w:r>
-      <w:r>
-        <w:rPr>
-          <w:rFonts w:ascii="Times New Roman" w:hAnsi="Times New Roman" w:cs="Times New Roman" w:eastAsia="Times New Roman"/>
-          <w:b w:val="0"/>
-          <w:i w:val="0"/>
-          <w:color w:val="000000"/>
-          <w:sz w:val="28"/>
-        </w:rPr>
-        <w:t>.</w:t>
-      </w:r>
-    </w:p>
-    <w:p>
-      <w:r>
-        <w:rPr>
-          <w:rFonts w:ascii="Times New Roman" w:hAnsi="Times New Roman" w:cs="Times New Roman" w:eastAsia="Times New Roman"/>
-          <w:b w:val="0"/>
-          <w:i w:val="0"/>
-          <w:color w:val="000000"/>
-          <w:sz w:val="28"/>
-        </w:rPr>
-        <w:t xml:space="preserve">Прерваться можно в любой момент. Место, на котором вы остановились, сохраняется: после перезагрузки страницы тур поднимается сам, а закрытый вами ждёт в меню обучения - там рядом с ним написано </w:t>
-      </w:r>
-      <w:r>
-        <w:rPr>
-          <w:rFonts w:ascii="Times New Roman" w:hAnsi="Times New Roman" w:cs="Times New Roman" w:eastAsia="Times New Roman"/>
-          <w:b/>
-          <w:i w:val="0"/>
-          <w:color w:val="000000"/>
-          <w:sz w:val="28"/>
-        </w:rPr>
-        <w:t>«Продолжить»</w:t>
-      </w:r>
-      <w:r>
-        <w:rPr>
-          <w:rFonts w:ascii="Times New Roman" w:hAnsi="Times New Roman" w:cs="Times New Roman" w:eastAsia="Times New Roman"/>
-          <w:b w:val="0"/>
-          <w:i w:val="0"/>
-          <w:color w:val="000000"/>
-          <w:sz w:val="28"/>
-        </w:rPr>
-        <w:t>. Начать сначала тоже можно, обучение к этому не принуждает. Через две недели незаконченный тур забывает место остановки и начинается заново.</w:t>
-      </w:r>
-    </w:p>
-    <w:p>
-      <w:r>
-        <w:rPr>
-          <w:rFonts w:ascii="Times New Roman" w:hAnsi="Times New Roman" w:cs="Times New Roman" w:eastAsia="Times New Roman"/>
-          <w:b w:val="0"/>
-          <w:i w:val="0"/>
-          <w:color w:val="000000"/>
-          <w:sz w:val="28"/>
-        </w:rPr>
-        <w:t>Если вы ещё не подавали заявок, тур всё равно покажет, как устроены список кабинета и карточка заявки: на время обучения они наполняются примерной заявкой. Данные в ней выдуманы и исчезают вместе с туром - в системе такая заявка не появляется.</w:t>
-      </w:r>
-    </w:p>
-    <w:p>
-      <w:r>
-        <w:rPr>
-          <w:rFonts w:ascii="Times New Roman" w:hAnsi="Times New Roman" w:cs="Times New Roman" w:eastAsia="Times New Roman"/>
-          <w:b w:val="0"/>
-          <w:i w:val="0"/>
-          <w:color w:val="000000"/>
-          <w:sz w:val="28"/>
-        </w:rPr>
-        <w:t>Сам собой тур запускается только один раз, при первом входе, и только на странице «Обзор и новости». Пройденный или закрытый, он больше не появляется, но запустить его заново можно когда угодно - этой же кнопкой.</w:t>
-      </w:r>
-    </w:p>
-    <w:p>
-      <w:pPr>
-        <w:pStyle w:val="Heading1"/>
-        <w:ind w:firstLine="0"/>
-      </w:pPr>
-      <w:r>
-        <w:rPr>
-          <w:rFonts w:ascii="Times New Roman" w:hAnsi="Times New Roman" w:cs="Times New Roman" w:eastAsia="Times New Roman"/>
-          <w:b/>
-          <w:i w:val="0"/>
-          <w:color w:val="000000"/>
-          <w:sz w:val="32"/>
-        </w:rPr>
-        <w:t>6. Сотрудники</w:t>
-      </w:r>
-    </w:p>
-    <w:p>
-      <w:pPr>
-        <w:pStyle w:val="Heading2"/>
-        <w:ind w:firstLine="0"/>
-      </w:pPr>
-      <w:r>
-        <w:rPr>
-          <w:rFonts w:ascii="Times New Roman" w:hAnsi="Times New Roman" w:cs="Times New Roman" w:eastAsia="Times New Roman"/>
-          <w:b/>
-          <w:i w:val="0"/>
-          <w:color w:val="000000"/>
-          <w:sz w:val="28"/>
-        </w:rPr>
-        <w:t>6.1. Что это за список</w:t>
-      </w:r>
-    </w:p>
-    <w:p>
-      <w:r>
-        <w:rPr>
-          <w:rFonts w:ascii="Times New Roman" w:hAnsi="Times New Roman" w:cs="Times New Roman" w:eastAsia="Times New Roman"/>
-          <w:b w:val="0"/>
-          <w:i w:val="0"/>
-          <w:color w:val="000000"/>
-          <w:sz w:val="28"/>
-        </w:rPr>
-        <w:t xml:space="preserve">Раздел </w:t>
-      </w:r>
-      <w:r>
-        <w:rPr>
-          <w:rFonts w:ascii="Times New Roman" w:hAnsi="Times New Roman" w:cs="Times New Roman" w:eastAsia="Times New Roman"/>
-          <w:b/>
-          <w:i w:val="0"/>
-          <w:color w:val="000000"/>
-          <w:sz w:val="28"/>
-        </w:rPr>
-        <w:t>«Сотрудники»</w:t>
-      </w:r>
-      <w:r>
-        <w:rPr>
-          <w:rFonts w:ascii="Times New Roman" w:hAnsi="Times New Roman" w:cs="Times New Roman" w:eastAsia="Times New Roman"/>
-          <w:b w:val="0"/>
-          <w:i w:val="0"/>
-          <w:color w:val="000000"/>
-          <w:sz w:val="28"/>
-        </w:rPr>
-        <w:t xml:space="preserve"> - ваш собственный перечень людей, которых вы проводите на территорию. Однажды заведённого человека не приходится вводить заново: при оформлении заявки он выбирается из этого списка.</w:t>
-      </w:r>
-    </w:p>
-    <w:p>
-      <w:r>
-        <w:rPr>
-          <w:rFonts w:ascii="Times New Roman" w:hAnsi="Times New Roman" w:cs="Times New Roman" w:eastAsia="Times New Roman"/>
-          <w:b w:val="0"/>
-          <w:i w:val="0"/>
-          <w:color w:val="000000"/>
-          <w:sz w:val="28"/>
-        </w:rPr>
-        <w:t xml:space="preserve">Пополняется список двумя путями. Первый - при подаче заявки: если в ней есть люди, которых в списке ещё нет, система перед отправкой предложит сохранить их, и после подтверждения они окажутся здесь. Отказаться тоже можно: тогда заявка уйдёт, а список не пополнится. Второй путь - завести человека заранее, кнопкой </w:t>
-      </w:r>
-      <w:r>
-        <w:rPr>
-          <w:rFonts w:ascii="Times New Roman" w:hAnsi="Times New Roman" w:cs="Times New Roman" w:eastAsia="Times New Roman"/>
-          <w:b/>
-          <w:i w:val="0"/>
-          <w:color w:val="000000"/>
-          <w:sz w:val="28"/>
-        </w:rPr>
-        <w:t>«Добавить»</w:t>
       </w:r>
       <w:r>
         <w:rPr>
@@ -6475,8 +6435,352 @@
       <w:r>
         <w:drawing>
           <wp:inline xmlns:a="http://schemas.openxmlformats.org/drawingml/2006/main" xmlns:pic="http://schemas.openxmlformats.org/drawingml/2006/picture">
+            <wp:extent cx="5940000" cy="4408800"/>
+            <wp:docPr id="13" name="Picture 13"/>
+            <wp:cNvGraphicFramePr>
+              <a:graphicFrameLocks noChangeAspect="1"/>
+            </wp:cNvGraphicFramePr>
+            <a:graphic>
+              <a:graphicData uri="http://schemas.openxmlformats.org/drawingml/2006/picture">
+                <pic:pic>
+                  <pic:nvPicPr>
+                    <pic:cNvPr id="0" name="tour-step.png"/>
+                    <pic:cNvPicPr/>
+                  </pic:nvPicPr>
+                  <pic:blipFill>
+                    <a:blip r:embed="rId23"/>
+                    <a:stretch>
+                      <a:fillRect/>
+                    </a:stretch>
+                  </pic:blipFill>
+                  <pic:spPr>
+                    <a:xfrm>
+                      <a:off x="0" y="0"/>
+                      <a:ext cx="5940000" cy="4408800"/>
+                    </a:xfrm>
+                    <a:prstGeom prst="rect"/>
+                  </pic:spPr>
+                </pic:pic>
+              </a:graphicData>
+            </a:graphic>
+          </wp:inline>
+        </w:drawing>
+      </w:r>
+    </w:p>
+    <w:p>
+      <w:pPr>
+        <w:keepNext w:val="0"/>
+        <w:spacing w:line="240" w:lineRule="auto" w:before="40" w:after="200"/>
+        <w:ind w:firstLine="0"/>
+        <w:jc w:val="center"/>
+      </w:pPr>
+      <w:r>
+        <w:rPr>
+          <w:rFonts w:ascii="Times New Roman" w:hAnsi="Times New Roman" w:cs="Times New Roman" w:eastAsia="Times New Roman"/>
+          <w:b w:val="0"/>
+          <w:i/>
+          <w:color w:val="000000"/>
+          <w:sz w:val="24"/>
+        </w:rPr>
+        <w:t>Рисунок 5.4 — Подсказка обучающего тура</w:t>
+      </w:r>
+    </w:p>
+    <w:p>
+      <w:r>
+        <w:rPr>
+          <w:rFonts w:ascii="Times New Roman" w:hAnsi="Times New Roman" w:cs="Times New Roman" w:eastAsia="Times New Roman"/>
+          <w:b w:val="0"/>
+          <w:i w:val="0"/>
+          <w:color w:val="000000"/>
+          <w:sz w:val="28"/>
+        </w:rPr>
+        <w:t xml:space="preserve">На телефоне или планшете кнопка </w:t>
+      </w:r>
+      <w:r>
+        <w:rPr>
+          <w:rFonts w:ascii="Times New Roman" w:hAnsi="Times New Roman" w:cs="Times New Roman" w:eastAsia="Times New Roman"/>
+          <w:b/>
+          <w:i w:val="0"/>
+          <w:color w:val="000000"/>
+          <w:sz w:val="28"/>
+        </w:rPr>
+        <w:t>«Подробнее»</w:t>
+      </w:r>
+      <w:r>
+        <w:rPr>
+          <w:rFonts w:ascii="Times New Roman" w:hAnsi="Times New Roman" w:cs="Times New Roman" w:eastAsia="Times New Roman"/>
+          <w:b w:val="0"/>
+          <w:i w:val="0"/>
+          <w:color w:val="000000"/>
+          <w:sz w:val="28"/>
+        </w:rPr>
+        <w:t xml:space="preserve">, если она показана, раскрывает полное описание в той же подсказке. Кнопка </w:t>
+      </w:r>
+      <w:r>
+        <w:rPr>
+          <w:rFonts w:ascii="Times New Roman" w:hAnsi="Times New Roman" w:cs="Times New Roman" w:eastAsia="Times New Roman"/>
+          <w:b/>
+          <w:i w:val="0"/>
+          <w:color w:val="000000"/>
+          <w:sz w:val="28"/>
+        </w:rPr>
+        <w:t>«Свернуть»</w:t>
+      </w:r>
+      <w:r>
+        <w:rPr>
+          <w:rFonts w:ascii="Times New Roman" w:hAnsi="Times New Roman" w:cs="Times New Roman" w:eastAsia="Times New Roman"/>
+          <w:b w:val="0"/>
+          <w:i w:val="0"/>
+          <w:color w:val="000000"/>
+          <w:sz w:val="28"/>
+        </w:rPr>
+        <w:t xml:space="preserve"> возвращает компактный вид.</w:t>
+      </w:r>
+    </w:p>
+    <w:p>
+      <w:pPr>
+        <w:keepNext/>
+        <w:spacing w:before="120" w:after="40"/>
+        <w:ind w:firstLine="0"/>
+        <w:jc w:val="center"/>
+      </w:pPr>
+      <w:r>
+        <w:drawing>
+          <wp:inline xmlns:a="http://schemas.openxmlformats.org/drawingml/2006/main" xmlns:pic="http://schemas.openxmlformats.org/drawingml/2006/picture">
+            <wp:extent cx="5940000" cy="3965183"/>
+            <wp:docPr id="14" name="Picture 14"/>
+            <wp:cNvGraphicFramePr>
+              <a:graphicFrameLocks noChangeAspect="1"/>
+            </wp:cNvGraphicFramePr>
+            <a:graphic>
+              <a:graphicData uri="http://schemas.openxmlformats.org/drawingml/2006/picture">
+                <pic:pic>
+                  <pic:nvPicPr>
+                    <pic:cNvPr id="0" name="tour-phone.png"/>
+                    <pic:cNvPicPr/>
+                  </pic:nvPicPr>
+                  <pic:blipFill>
+                    <a:blip r:embed="rId24"/>
+                    <a:stretch>
+                      <a:fillRect/>
+                    </a:stretch>
+                  </pic:blipFill>
+                  <pic:spPr>
+                    <a:xfrm>
+                      <a:off x="0" y="0"/>
+                      <a:ext cx="5940000" cy="3965183"/>
+                    </a:xfrm>
+                    <a:prstGeom prst="rect"/>
+                  </pic:spPr>
+                </pic:pic>
+              </a:graphicData>
+            </a:graphic>
+          </wp:inline>
+        </w:drawing>
+      </w:r>
+    </w:p>
+    <w:p>
+      <w:pPr>
+        <w:keepNext w:val="0"/>
+        <w:spacing w:line="240" w:lineRule="auto" w:before="40" w:after="200"/>
+        <w:ind w:firstLine="0"/>
+        <w:jc w:val="center"/>
+      </w:pPr>
+      <w:r>
+        <w:rPr>
+          <w:rFonts w:ascii="Times New Roman" w:hAnsi="Times New Roman" w:cs="Times New Roman" w:eastAsia="Times New Roman"/>
+          <w:b w:val="0"/>
+          <w:i/>
+          <w:color w:val="000000"/>
+          <w:sz w:val="24"/>
+        </w:rPr>
+        <w:t>Рисунок 5.5 — Подсказка обучения на телефоне</w:t>
+      </w:r>
+    </w:p>
+    <w:p>
+      <w:r>
+        <w:rPr>
+          <w:rFonts w:ascii="Times New Roman" w:hAnsi="Times New Roman" w:cs="Times New Roman" w:eastAsia="Times New Roman"/>
+          <w:b w:val="0"/>
+          <w:i w:val="0"/>
+          <w:color w:val="000000"/>
+          <w:sz w:val="28"/>
+        </w:rPr>
+        <w:t xml:space="preserve">Прерваться можно в любой момент. Место, на котором вы остановились, сохраняется: после перезагрузки страницы тур поднимается сам, а закрытый вами ждёт в меню обучения - там рядом с ним написано </w:t>
+      </w:r>
+      <w:r>
+        <w:rPr>
+          <w:rFonts w:ascii="Times New Roman" w:hAnsi="Times New Roman" w:cs="Times New Roman" w:eastAsia="Times New Roman"/>
+          <w:b/>
+          <w:i w:val="0"/>
+          <w:color w:val="000000"/>
+          <w:sz w:val="28"/>
+        </w:rPr>
+        <w:t>«Продолжить»</w:t>
+      </w:r>
+      <w:r>
+        <w:rPr>
+          <w:rFonts w:ascii="Times New Roman" w:hAnsi="Times New Roman" w:cs="Times New Roman" w:eastAsia="Times New Roman"/>
+          <w:b w:val="0"/>
+          <w:i w:val="0"/>
+          <w:color w:val="000000"/>
+          <w:sz w:val="28"/>
+        </w:rPr>
+        <w:t>. Начать сначала тоже можно, обучение к этому не принуждает. Через две недели незаконченный тур забывает место остановки и начинается заново.</w:t>
+      </w:r>
+    </w:p>
+    <w:p>
+      <w:r>
+        <w:rPr>
+          <w:rFonts w:ascii="Times New Roman" w:hAnsi="Times New Roman" w:cs="Times New Roman" w:eastAsia="Times New Roman"/>
+          <w:b w:val="0"/>
+          <w:i w:val="0"/>
+          <w:color w:val="000000"/>
+          <w:sz w:val="28"/>
+        </w:rPr>
+        <w:t>Если вы ещё не подавали заявок, тур всё равно покажет, как устроены список кабинета и карточка заявки: на время обучения они наполняются примерной заявкой. Данные в ней выдуманы и исчезают вместе с туром - в системе такая заявка не появляется.</w:t>
+      </w:r>
+    </w:p>
+    <w:p>
+      <w:r>
+        <w:rPr>
+          <w:rFonts w:ascii="Times New Roman" w:hAnsi="Times New Roman" w:cs="Times New Roman" w:eastAsia="Times New Roman"/>
+          <w:b w:val="0"/>
+          <w:i w:val="0"/>
+          <w:color w:val="000000"/>
+          <w:sz w:val="28"/>
+        </w:rPr>
+        <w:t xml:space="preserve">При первом входе система предлагает профильное обучение на странице «Обзор и новости». Обновлённый тур может потребовать нового прохождения; остальные доступные туры выбираются вручную. Если шаг не открылся, нажмите </w:t>
+      </w:r>
+      <w:r>
+        <w:rPr>
+          <w:rFonts w:ascii="Times New Roman" w:hAnsi="Times New Roman" w:cs="Times New Roman" w:eastAsia="Times New Roman"/>
+          <w:b/>
+          <w:i w:val="0"/>
+          <w:color w:val="000000"/>
+          <w:sz w:val="28"/>
+        </w:rPr>
+        <w:t>«Повторить»</w:t>
+      </w:r>
+      <w:r>
+        <w:rPr>
+          <w:rFonts w:ascii="Times New Roman" w:hAnsi="Times New Roman" w:cs="Times New Roman" w:eastAsia="Times New Roman"/>
+          <w:b w:val="0"/>
+          <w:i w:val="0"/>
+          <w:color w:val="000000"/>
+          <w:sz w:val="28"/>
+        </w:rPr>
+        <w:t xml:space="preserve"> или закройте обучение: место остановки сохранится. На сенсорном экране пользуйтесь кнопками подсказки. При открытии рабочего окна поверх обучения подсказка временно скрывается и возвращается после его закрытия.</w:t>
+      </w:r>
+    </w:p>
+    <w:p>
+      <w:pPr>
+        <w:pStyle w:val="Heading1"/>
+        <w:ind w:firstLine="0"/>
+      </w:pPr>
+      <w:r>
+        <w:rPr>
+          <w:rFonts w:ascii="Times New Roman" w:hAnsi="Times New Roman" w:cs="Times New Roman" w:eastAsia="Times New Roman"/>
+          <w:b/>
+          <w:i w:val="0"/>
+          <w:color w:val="000000"/>
+          <w:sz w:val="32"/>
+        </w:rPr>
+        <w:t>6. Сотрудники</w:t>
+      </w:r>
+    </w:p>
+    <w:p>
+      <w:pPr>
+        <w:pStyle w:val="Heading2"/>
+        <w:ind w:firstLine="0"/>
+      </w:pPr>
+      <w:r>
+        <w:rPr>
+          <w:rFonts w:ascii="Times New Roman" w:hAnsi="Times New Roman" w:cs="Times New Roman" w:eastAsia="Times New Roman"/>
+          <w:b/>
+          <w:i w:val="0"/>
+          <w:color w:val="000000"/>
+          <w:sz w:val="28"/>
+        </w:rPr>
+        <w:t>6.1. Что это за список</w:t>
+      </w:r>
+    </w:p>
+    <w:p>
+      <w:r>
+        <w:rPr>
+          <w:rFonts w:ascii="Times New Roman" w:hAnsi="Times New Roman" w:cs="Times New Roman" w:eastAsia="Times New Roman"/>
+          <w:b w:val="0"/>
+          <w:i w:val="0"/>
+          <w:color w:val="000000"/>
+          <w:sz w:val="28"/>
+        </w:rPr>
+        <w:t xml:space="preserve">Раздел </w:t>
+      </w:r>
+      <w:r>
+        <w:rPr>
+          <w:rFonts w:ascii="Times New Roman" w:hAnsi="Times New Roman" w:cs="Times New Roman" w:eastAsia="Times New Roman"/>
+          <w:b/>
+          <w:i w:val="0"/>
+          <w:color w:val="000000"/>
+          <w:sz w:val="28"/>
+        </w:rPr>
+        <w:t>«Сотрудники»</w:t>
+      </w:r>
+      <w:r>
+        <w:rPr>
+          <w:rFonts w:ascii="Times New Roman" w:hAnsi="Times New Roman" w:cs="Times New Roman" w:eastAsia="Times New Roman"/>
+          <w:b w:val="0"/>
+          <w:i w:val="0"/>
+          <w:color w:val="000000"/>
+          <w:sz w:val="28"/>
+        </w:rPr>
+        <w:t xml:space="preserve"> - ваш собственный перечень людей, которых вы проводите на территорию. Однажды заведённого человека не приходится вводить заново: при оформлении заявки он выбирается из этого списка.</w:t>
+      </w:r>
+    </w:p>
+    <w:p>
+      <w:r>
+        <w:rPr>
+          <w:rFonts w:ascii="Times New Roman" w:hAnsi="Times New Roman" w:cs="Times New Roman" w:eastAsia="Times New Roman"/>
+          <w:b w:val="0"/>
+          <w:i w:val="0"/>
+          <w:color w:val="000000"/>
+          <w:sz w:val="28"/>
+        </w:rPr>
+        <w:t xml:space="preserve">Пополняется список двумя путями. Первый - при подаче заявки: если в ней есть люди, которых в списке ещё нет, система перед отправкой предложит сохранить их, и после подтверждения они окажутся здесь. Отказаться тоже можно: тогда заявка уйдёт, а список не пополнится. Второй путь - завести человека заранее, кнопкой </w:t>
+      </w:r>
+      <w:r>
+        <w:rPr>
+          <w:rFonts w:ascii="Times New Roman" w:hAnsi="Times New Roman" w:cs="Times New Roman" w:eastAsia="Times New Roman"/>
+          <w:b/>
+          <w:i w:val="0"/>
+          <w:color w:val="000000"/>
+          <w:sz w:val="28"/>
+        </w:rPr>
+        <w:t>«Добавить»</w:t>
+      </w:r>
+      <w:r>
+        <w:rPr>
+          <w:rFonts w:ascii="Times New Roman" w:hAnsi="Times New Roman" w:cs="Times New Roman" w:eastAsia="Times New Roman"/>
+          <w:b w:val="0"/>
+          <w:i w:val="0"/>
+          <w:color w:val="000000"/>
+          <w:sz w:val="28"/>
+        </w:rPr>
+        <w:t>.</w:t>
+      </w:r>
+    </w:p>
+    <w:p>
+      <w:pPr>
+        <w:keepNext/>
+        <w:spacing w:before="120" w:after="40"/>
+        <w:ind w:firstLine="0"/>
+        <w:jc w:val="center"/>
+      </w:pPr>
+      <w:r>
+        <w:drawing>
+          <wp:inline xmlns:a="http://schemas.openxmlformats.org/drawingml/2006/main" xmlns:pic="http://schemas.openxmlformats.org/drawingml/2006/picture">
             <wp:extent cx="5940000" cy="3883846"/>
-            <wp:docPr id="13" name="Picture 13"/>
+            <wp:docPr id="15" name="Picture 15"/>
             <wp:cNvGraphicFramePr>
               <a:graphicFrameLocks noChangeAspect="1"/>
             </wp:cNvGraphicFramePr>
@@ -6488,7 +6792,7 @@
                     <pic:cNvPicPr/>
                   </pic:nvPicPr>
                   <pic:blipFill>
-                    <a:blip r:embed="rId23"/>
+                    <a:blip r:embed="rId25"/>
                     <a:stretch>
                       <a:fillRect/>
                     </a:stretch>
@@ -6879,7 +7183,7 @@
         <w:drawing>
           <wp:inline xmlns:a="http://schemas.openxmlformats.org/drawingml/2006/main" xmlns:pic="http://schemas.openxmlformats.org/drawingml/2006/picture">
             <wp:extent cx="5940000" cy="1151446"/>
-            <wp:docPr id="14" name="Picture 14"/>
+            <wp:docPr id="16" name="Picture 16"/>
             <wp:cNvGraphicFramePr>
               <a:graphicFrameLocks noChangeAspect="1"/>
             </wp:cNvGraphicFramePr>
@@ -6891,7 +7195,7 @@
                     <pic:cNvPicPr/>
                   </pic:nvPicPr>
                   <pic:blipFill>
-                    <a:blip r:embed="rId24"/>
+                    <a:blip r:embed="rId26"/>
                     <a:stretch>
                       <a:fillRect/>
                     </a:stretch>
@@ -7167,7 +7471,7 @@
         <w:drawing>
           <wp:inline xmlns:a="http://schemas.openxmlformats.org/drawingml/2006/main" xmlns:pic="http://schemas.openxmlformats.org/drawingml/2006/picture">
             <wp:extent cx="4841648" cy="7200000"/>
-            <wp:docPr id="15" name="Picture 15"/>
+            <wp:docPr id="17" name="Picture 17"/>
             <wp:cNvGraphicFramePr>
               <a:graphicFrameLocks noChangeAspect="1"/>
             </wp:cNvGraphicFramePr>
@@ -7179,7 +7483,7 @@
                     <pic:cNvPicPr/>
                   </pic:nvPicPr>
                   <pic:blipFill>
-                    <a:blip r:embed="rId25"/>
+                    <a:blip r:embed="rId27"/>
                     <a:stretch>
                       <a:fillRect/>
                     </a:stretch>
@@ -8444,7 +8748,7 @@
         <w:drawing>
           <wp:inline xmlns:a="http://schemas.openxmlformats.org/drawingml/2006/main" xmlns:pic="http://schemas.openxmlformats.org/drawingml/2006/picture">
             <wp:extent cx="5940000" cy="1679586"/>
-            <wp:docPr id="16" name="Picture 16"/>
+            <wp:docPr id="18" name="Picture 18"/>
             <wp:cNvGraphicFramePr>
               <a:graphicFrameLocks noChangeAspect="1"/>
             </wp:cNvGraphicFramePr>
@@ -8456,7 +8760,7 @@
                     <pic:cNvPicPr/>
                   </pic:nvPicPr>
                   <pic:blipFill>
-                    <a:blip r:embed="rId26"/>
+                    <a:blip r:embed="rId28"/>
                     <a:stretch>
                       <a:fillRect/>
                     </a:stretch>
@@ -8616,7 +8920,7 @@
         <w:drawing>
           <wp:inline xmlns:a="http://schemas.openxmlformats.org/drawingml/2006/main" xmlns:pic="http://schemas.openxmlformats.org/drawingml/2006/picture">
             <wp:extent cx="5940000" cy="1915137"/>
-            <wp:docPr id="17" name="Picture 17"/>
+            <wp:docPr id="19" name="Picture 19"/>
             <wp:cNvGraphicFramePr>
               <a:graphicFrameLocks noChangeAspect="1"/>
             </wp:cNvGraphicFramePr>
@@ -8628,7 +8932,7 @@
                     <pic:cNvPicPr/>
                   </pic:nvPicPr>
                   <pic:blipFill>
-                    <a:blip r:embed="rId27"/>
+                    <a:blip r:embed="rId29"/>
                     <a:stretch>
                       <a:fillRect/>
                     </a:stretch>
@@ -8869,7 +9173,7 @@
         <w:drawing>
           <wp:inline xmlns:a="http://schemas.openxmlformats.org/drawingml/2006/main" xmlns:pic="http://schemas.openxmlformats.org/drawingml/2006/picture">
             <wp:extent cx="2926080" cy="1755648"/>
-            <wp:docPr id="18" name="Picture 18"/>
+            <wp:docPr id="20" name="Picture 20"/>
             <wp:cNvGraphicFramePr>
               <a:graphicFrameLocks noChangeAspect="1"/>
             </wp:cNvGraphicFramePr>
@@ -8881,7 +9185,7 @@
                     <pic:cNvPicPr/>
                   </pic:nvPicPr>
                   <pic:blipFill>
-                    <a:blip r:embed="rId28"/>
+                    <a:blip r:embed="rId30"/>
                     <a:stretch>
                       <a:fillRect/>
                     </a:stretch>
@@ -9130,7 +9434,7 @@
         <w:drawing>
           <wp:inline xmlns:a="http://schemas.openxmlformats.org/drawingml/2006/main" xmlns:pic="http://schemas.openxmlformats.org/drawingml/2006/picture">
             <wp:extent cx="5940000" cy="4897894"/>
-            <wp:docPr id="19" name="Picture 19"/>
+            <wp:docPr id="21" name="Picture 21"/>
             <wp:cNvGraphicFramePr>
               <a:graphicFrameLocks noChangeAspect="1"/>
             </wp:cNvGraphicFramePr>
@@ -9142,7 +9446,7 @@
                     <pic:cNvPicPr/>
                   </pic:nvPicPr>
                   <pic:blipFill>
-                    <a:blip r:embed="rId29"/>
+                    <a:blip r:embed="rId31"/>
                     <a:stretch>
                       <a:fillRect/>
                     </a:stretch>
@@ -9254,7 +9558,7 @@
         <w:drawing>
           <wp:inline xmlns:a="http://schemas.openxmlformats.org/drawingml/2006/main" xmlns:pic="http://schemas.openxmlformats.org/drawingml/2006/picture">
             <wp:extent cx="5940000" cy="4897894"/>
-            <wp:docPr id="20" name="Picture 20"/>
+            <wp:docPr id="22" name="Picture 22"/>
             <wp:cNvGraphicFramePr>
               <a:graphicFrameLocks noChangeAspect="1"/>
             </wp:cNvGraphicFramePr>
@@ -9266,7 +9570,7 @@
                     <pic:cNvPicPr/>
                   </pic:nvPicPr>
                   <pic:blipFill>
-                    <a:blip r:embed="rId30"/>
+                    <a:blip r:embed="rId32"/>
                     <a:stretch>
                       <a:fillRect/>
                     </a:stretch>
@@ -9512,7 +9816,7 @@
         <w:drawing>
           <wp:inline xmlns:a="http://schemas.openxmlformats.org/drawingml/2006/main" xmlns:pic="http://schemas.openxmlformats.org/drawingml/2006/picture">
             <wp:extent cx="5940000" cy="5176285"/>
-            <wp:docPr id="21" name="Picture 21"/>
+            <wp:docPr id="23" name="Picture 23"/>
             <wp:cNvGraphicFramePr>
               <a:graphicFrameLocks noChangeAspect="1"/>
             </wp:cNvGraphicFramePr>
@@ -9524,7 +9828,7 @@
                     <pic:cNvPicPr/>
                   </pic:nvPicPr>
                   <pic:blipFill>
-                    <a:blip r:embed="rId31"/>
+                    <a:blip r:embed="rId33"/>
                     <a:stretch>
                       <a:fillRect/>
                     </a:stretch>
@@ -9656,7 +9960,7 @@
         <w:drawing>
           <wp:inline xmlns:a="http://schemas.openxmlformats.org/drawingml/2006/main" xmlns:pic="http://schemas.openxmlformats.org/drawingml/2006/picture">
             <wp:extent cx="5940000" cy="3883846"/>
-            <wp:docPr id="22" name="Picture 22"/>
+            <wp:docPr id="24" name="Picture 24"/>
             <wp:cNvGraphicFramePr>
               <a:graphicFrameLocks noChangeAspect="1"/>
             </wp:cNvGraphicFramePr>
@@ -9668,7 +9972,7 @@
                     <pic:cNvPicPr/>
                   </pic:nvPicPr>
                   <pic:blipFill>
-                    <a:blip r:embed="rId32"/>
+                    <a:blip r:embed="rId34"/>
                     <a:stretch>
                       <a:fillRect/>
                     </a:stretch>
@@ -9888,7 +10192,7 @@
         <w:drawing>
           <wp:inline xmlns:a="http://schemas.openxmlformats.org/drawingml/2006/main" xmlns:pic="http://schemas.openxmlformats.org/drawingml/2006/picture">
             <wp:extent cx="5940000" cy="4969038"/>
-            <wp:docPr id="23" name="Picture 23"/>
+            <wp:docPr id="25" name="Picture 25"/>
             <wp:cNvGraphicFramePr>
               <a:graphicFrameLocks noChangeAspect="1"/>
             </wp:cNvGraphicFramePr>
@@ -9900,7 +10204,7 @@
                     <pic:cNvPicPr/>
                   </pic:nvPicPr>
                   <pic:blipFill>
-                    <a:blip r:embed="rId33"/>
+                    <a:blip r:embed="rId35"/>
                     <a:stretch>
                       <a:fillRect/>
                     </a:stretch>
@@ -10014,7 +10318,7 @@
         <w:drawing>
           <wp:inline xmlns:a="http://schemas.openxmlformats.org/drawingml/2006/main" xmlns:pic="http://schemas.openxmlformats.org/drawingml/2006/picture">
             <wp:extent cx="2243328" cy="1938528"/>
-            <wp:docPr id="24" name="Picture 24"/>
+            <wp:docPr id="26" name="Picture 26"/>
             <wp:cNvGraphicFramePr>
               <a:graphicFrameLocks noChangeAspect="1"/>
             </wp:cNvGraphicFramePr>
@@ -10026,7 +10330,7 @@
                     <pic:cNvPicPr/>
                   </pic:nvPicPr>
                   <pic:blipFill>
-                    <a:blip r:embed="rId34"/>
+                    <a:blip r:embed="rId36"/>
                     <a:stretch>
                       <a:fillRect/>
                     </a:stretch>
@@ -10339,7 +10643,7 @@
         <w:drawing>
           <wp:inline xmlns:a="http://schemas.openxmlformats.org/drawingml/2006/main" xmlns:pic="http://schemas.openxmlformats.org/drawingml/2006/picture">
             <wp:extent cx="2316480" cy="1438656"/>
-            <wp:docPr id="25" name="Picture 25"/>
+            <wp:docPr id="27" name="Picture 27"/>
             <wp:cNvGraphicFramePr>
               <a:graphicFrameLocks noChangeAspect="1"/>
             </wp:cNvGraphicFramePr>
@@ -10351,7 +10655,7 @@
                     <pic:cNvPicPr/>
                   </pic:nvPicPr>
                   <pic:blipFill>
-                    <a:blip r:embed="rId35"/>
+                    <a:blip r:embed="rId37"/>
                     <a:stretch>
                       <a:fillRect/>
                     </a:stretch>
@@ -10528,7 +10832,7 @@
         <w:drawing>
           <wp:inline xmlns:a="http://schemas.openxmlformats.org/drawingml/2006/main" xmlns:pic="http://schemas.openxmlformats.org/drawingml/2006/picture">
             <wp:extent cx="5940000" cy="4897894"/>
-            <wp:docPr id="26" name="Picture 26"/>
+            <wp:docPr id="28" name="Picture 28"/>
             <wp:cNvGraphicFramePr>
               <a:graphicFrameLocks noChangeAspect="1"/>
             </wp:cNvGraphicFramePr>
@@ -10540,7 +10844,7 @@
                     <pic:cNvPicPr/>
                   </pic:nvPicPr>
                   <pic:blipFill>
-                    <a:blip r:embed="rId36"/>
+                    <a:blip r:embed="rId38"/>
                     <a:stretch>
                       <a:fillRect/>
                     </a:stretch>
@@ -10689,7 +10993,7 @@
         <w:drawing>
           <wp:inline xmlns:a="http://schemas.openxmlformats.org/drawingml/2006/main" xmlns:pic="http://schemas.openxmlformats.org/drawingml/2006/picture">
             <wp:extent cx="5940000" cy="4897894"/>
-            <wp:docPr id="27" name="Picture 27"/>
+            <wp:docPr id="29" name="Picture 29"/>
             <wp:cNvGraphicFramePr>
               <a:graphicFrameLocks noChangeAspect="1"/>
             </wp:cNvGraphicFramePr>
@@ -10701,7 +11005,7 @@
                     <pic:cNvPicPr/>
                   </pic:nvPicPr>
                   <pic:blipFill>
-                    <a:blip r:embed="rId37"/>
+                    <a:blip r:embed="rId39"/>
                     <a:stretch>
                       <a:fillRect/>
                     </a:stretch>
@@ -11011,7 +11315,7 @@
         <w:drawing>
           <wp:inline xmlns:a="http://schemas.openxmlformats.org/drawingml/2006/main" xmlns:pic="http://schemas.openxmlformats.org/drawingml/2006/picture">
             <wp:extent cx="5940000" cy="4154287"/>
-            <wp:docPr id="28" name="Picture 28"/>
+            <wp:docPr id="30" name="Picture 30"/>
             <wp:cNvGraphicFramePr>
               <a:graphicFrameLocks noChangeAspect="1"/>
             </wp:cNvGraphicFramePr>
@@ -11023,7 +11327,7 @@
                     <pic:cNvPicPr/>
                   </pic:nvPicPr>
                   <pic:blipFill>
-                    <a:blip r:embed="rId38"/>
+                    <a:blip r:embed="rId40"/>
                     <a:stretch>
                       <a:fillRect/>
                     </a:stretch>
@@ -11448,7 +11752,7 @@
         <w:drawing>
           <wp:inline xmlns:a="http://schemas.openxmlformats.org/drawingml/2006/main" xmlns:pic="http://schemas.openxmlformats.org/drawingml/2006/picture">
             <wp:extent cx="3407663" cy="2444496"/>
-            <wp:docPr id="29" name="Picture 29"/>
+            <wp:docPr id="31" name="Picture 31"/>
             <wp:cNvGraphicFramePr>
               <a:graphicFrameLocks noChangeAspect="1"/>
             </wp:cNvGraphicFramePr>
@@ -11460,7 +11764,7 @@
                     <pic:cNvPicPr/>
                   </pic:nvPicPr>
                   <pic:blipFill>
-                    <a:blip r:embed="rId39"/>
+                    <a:blip r:embed="rId41"/>
                     <a:stretch>
                       <a:fillRect/>
                     </a:stretch>
@@ -11712,7 +12016,7 @@
         <w:drawing>
           <wp:inline xmlns:a="http://schemas.openxmlformats.org/drawingml/2006/main" xmlns:pic="http://schemas.openxmlformats.org/drawingml/2006/picture">
             <wp:extent cx="5940000" cy="1757630"/>
-            <wp:docPr id="30" name="Picture 30"/>
+            <wp:docPr id="32" name="Picture 32"/>
             <wp:cNvGraphicFramePr>
               <a:graphicFrameLocks noChangeAspect="1"/>
             </wp:cNvGraphicFramePr>
@@ -11724,7 +12028,7 @@
                     <pic:cNvPicPr/>
                   </pic:nvPicPr>
                   <pic:blipFill>
-                    <a:blip r:embed="rId40"/>
+                    <a:blip r:embed="rId42"/>
                     <a:stretch>
                       <a:fillRect/>
                     </a:stretch>
@@ -12234,7 +12538,7 @@
         <w:drawing>
           <wp:inline xmlns:a="http://schemas.openxmlformats.org/drawingml/2006/main" xmlns:pic="http://schemas.openxmlformats.org/drawingml/2006/picture">
             <wp:extent cx="4267200" cy="3718559"/>
-            <wp:docPr id="31" name="Picture 31"/>
+            <wp:docPr id="33" name="Picture 33"/>
             <wp:cNvGraphicFramePr>
               <a:graphicFrameLocks noChangeAspect="1"/>
             </wp:cNvGraphicFramePr>
@@ -12246,7 +12550,7 @@
                     <pic:cNvPicPr/>
                   </pic:nvPicPr>
                   <pic:blipFill>
-                    <a:blip r:embed="rId41"/>
+                    <a:blip r:embed="rId43"/>
                     <a:stretch>
                       <a:fillRect/>
                     </a:stretch>
@@ -12559,7 +12863,7 @@
         <w:drawing>
           <wp:inline xmlns:a="http://schemas.openxmlformats.org/drawingml/2006/main" xmlns:pic="http://schemas.openxmlformats.org/drawingml/2006/picture">
             <wp:extent cx="5940000" cy="1955630"/>
-            <wp:docPr id="32" name="Picture 32"/>
+            <wp:docPr id="34" name="Picture 34"/>
             <wp:cNvGraphicFramePr>
               <a:graphicFrameLocks noChangeAspect="1"/>
             </wp:cNvGraphicFramePr>
@@ -12571,7 +12875,7 @@
                     <pic:cNvPicPr/>
                   </pic:nvPicPr>
                   <pic:blipFill>
-                    <a:blip r:embed="rId42"/>
+                    <a:blip r:embed="rId44"/>
                     <a:stretch>
                       <a:fillRect/>
                     </a:stretch>
@@ -12787,7 +13091,7 @@
         <w:drawing>
           <wp:inline xmlns:a="http://schemas.openxmlformats.org/drawingml/2006/main" xmlns:pic="http://schemas.openxmlformats.org/drawingml/2006/picture">
             <wp:extent cx="3480816" cy="2456688"/>
-            <wp:docPr id="33" name="Picture 33"/>
+            <wp:docPr id="35" name="Picture 35"/>
             <wp:cNvGraphicFramePr>
               <a:graphicFrameLocks noChangeAspect="1"/>
             </wp:cNvGraphicFramePr>
@@ -12799,7 +13103,7 @@
                     <pic:cNvPicPr/>
                   </pic:nvPicPr>
                   <pic:blipFill>
-                    <a:blip r:embed="rId43"/>
+                    <a:blip r:embed="rId45"/>
                     <a:stretch>
                       <a:fillRect/>
                     </a:stretch>
@@ -13100,7 +13404,7 @@
         <w:drawing>
           <wp:inline xmlns:a="http://schemas.openxmlformats.org/drawingml/2006/main" xmlns:pic="http://schemas.openxmlformats.org/drawingml/2006/picture">
             <wp:extent cx="5940000" cy="7090085"/>
-            <wp:docPr id="34" name="Picture 34"/>
+            <wp:docPr id="36" name="Picture 36"/>
             <wp:cNvGraphicFramePr>
               <a:graphicFrameLocks noChangeAspect="1"/>
             </wp:cNvGraphicFramePr>
@@ -13112,7 +13416,7 @@
                     <pic:cNvPicPr/>
                   </pic:nvPicPr>
                   <pic:blipFill>
-                    <a:blip r:embed="rId44"/>
+                    <a:blip r:embed="rId46"/>
                     <a:stretch>
                       <a:fillRect/>
                     </a:stretch>
@@ -14303,7 +14607,7 @@
         <w:drawing>
           <wp:inline xmlns:a="http://schemas.openxmlformats.org/drawingml/2006/main" xmlns:pic="http://schemas.openxmlformats.org/drawingml/2006/picture">
             <wp:extent cx="5940000" cy="3104030"/>
-            <wp:docPr id="35" name="Picture 35"/>
+            <wp:docPr id="37" name="Picture 37"/>
             <wp:cNvGraphicFramePr>
               <a:graphicFrameLocks noChangeAspect="1"/>
             </wp:cNvGraphicFramePr>
@@ -14315,7 +14619,7 @@
                     <pic:cNvPicPr/>
                   </pic:nvPicPr>
                   <pic:blipFill>
-                    <a:blip r:embed="rId45"/>
+                    <a:blip r:embed="rId47"/>
                     <a:stretch>
                       <a:fillRect/>
                     </a:stretch>
@@ -14703,7 +15007,7 @@
         <w:drawing>
           <wp:inline xmlns:a="http://schemas.openxmlformats.org/drawingml/2006/main" xmlns:pic="http://schemas.openxmlformats.org/drawingml/2006/picture">
             <wp:extent cx="3407663" cy="1024128"/>
-            <wp:docPr id="36" name="Picture 36"/>
+            <wp:docPr id="38" name="Picture 38"/>
             <wp:cNvGraphicFramePr>
               <a:graphicFrameLocks noChangeAspect="1"/>
             </wp:cNvGraphicFramePr>
@@ -14715,7 +15019,7 @@
                     <pic:cNvPicPr/>
                   </pic:nvPicPr>
                   <pic:blipFill>
-                    <a:blip r:embed="rId46"/>
+                    <a:blip r:embed="rId48"/>
                     <a:stretch>
                       <a:fillRect/>
                     </a:stretch>
@@ -15076,7 +15380,7 @@
         <w:drawing>
           <wp:inline xmlns:a="http://schemas.openxmlformats.org/drawingml/2006/main" xmlns:pic="http://schemas.openxmlformats.org/drawingml/2006/picture">
             <wp:extent cx="3529583" cy="1840992"/>
-            <wp:docPr id="37" name="Picture 37"/>
+            <wp:docPr id="39" name="Picture 39"/>
             <wp:cNvGraphicFramePr>
               <a:graphicFrameLocks noChangeAspect="1"/>
             </wp:cNvGraphicFramePr>
@@ -15088,7 +15392,7 @@
                     <pic:cNvPicPr/>
                   </pic:nvPicPr>
                   <pic:blipFill>
-                    <a:blip r:embed="rId47"/>
+                    <a:blip r:embed="rId49"/>
                     <a:stretch>
                       <a:fillRect/>
                     </a:stretch>
@@ -15429,7 +15733,7 @@
         <w:drawing>
           <wp:inline xmlns:a="http://schemas.openxmlformats.org/drawingml/2006/main" xmlns:pic="http://schemas.openxmlformats.org/drawingml/2006/picture">
             <wp:extent cx="5358384" cy="1219200"/>
-            <wp:docPr id="38" name="Picture 38"/>
+            <wp:docPr id="40" name="Picture 40"/>
             <wp:cNvGraphicFramePr>
               <a:graphicFrameLocks noChangeAspect="1"/>
             </wp:cNvGraphicFramePr>
@@ -15441,7 +15745,7 @@
                     <pic:cNvPicPr/>
                   </pic:nvPicPr>
                   <pic:blipFill>
-                    <a:blip r:embed="rId48"/>
+                    <a:blip r:embed="rId50"/>
                     <a:stretch>
                       <a:fillRect/>
                     </a:stretch>
@@ -15619,7 +15923,7 @@
         <w:drawing>
           <wp:inline xmlns:a="http://schemas.openxmlformats.org/drawingml/2006/main" xmlns:pic="http://schemas.openxmlformats.org/drawingml/2006/picture">
             <wp:extent cx="4504944" cy="2365248"/>
-            <wp:docPr id="39" name="Picture 39"/>
+            <wp:docPr id="41" name="Picture 41"/>
             <wp:cNvGraphicFramePr>
               <a:graphicFrameLocks noChangeAspect="1"/>
             </wp:cNvGraphicFramePr>
@@ -15631,7 +15935,7 @@
                     <pic:cNvPicPr/>
                   </pic:nvPicPr>
                   <pic:blipFill>
-                    <a:blip r:embed="rId49"/>
+                    <a:blip r:embed="rId51"/>
                     <a:stretch>
                       <a:fillRect/>
                     </a:stretch>
@@ -15922,7 +16226,7 @@
         <w:drawing>
           <wp:inline xmlns:a="http://schemas.openxmlformats.org/drawingml/2006/main" xmlns:pic="http://schemas.openxmlformats.org/drawingml/2006/picture">
             <wp:extent cx="4937760" cy="1901952"/>
-            <wp:docPr id="40" name="Picture 40"/>
+            <wp:docPr id="42" name="Picture 42"/>
             <wp:cNvGraphicFramePr>
               <a:graphicFrameLocks noChangeAspect="1"/>
             </wp:cNvGraphicFramePr>
@@ -15934,7 +16238,7 @@
                     <pic:cNvPicPr/>
                   </pic:nvPicPr>
                   <pic:blipFill>
-                    <a:blip r:embed="rId50"/>
+                    <a:blip r:embed="rId52"/>
                     <a:stretch>
                       <a:fillRect/>
                     </a:stretch>
@@ -16166,7 +16470,7 @@
         <w:drawing>
           <wp:inline xmlns:a="http://schemas.openxmlformats.org/drawingml/2006/main" xmlns:pic="http://schemas.openxmlformats.org/drawingml/2006/picture">
             <wp:extent cx="5575300" cy="939800"/>
-            <wp:docPr id="41" name="Picture 41"/>
+            <wp:docPr id="43" name="Picture 43"/>
             <wp:cNvGraphicFramePr>
               <a:graphicFrameLocks noChangeAspect="1"/>
             </wp:cNvGraphicFramePr>
@@ -16178,7 +16482,7 @@
                     <pic:cNvPicPr/>
                   </pic:nvPicPr>
                   <pic:blipFill>
-                    <a:blip r:embed="rId51"/>
+                    <a:blip r:embed="rId53"/>
                     <a:stretch>
                       <a:fillRect/>
                     </a:stretch>
@@ -16330,7 +16634,7 @@
         <w:drawing>
           <wp:inline xmlns:a="http://schemas.openxmlformats.org/drawingml/2006/main" xmlns:pic="http://schemas.openxmlformats.org/drawingml/2006/picture">
             <wp:extent cx="4261104" cy="1493519"/>
-            <wp:docPr id="42" name="Picture 42"/>
+            <wp:docPr id="44" name="Picture 44"/>
             <wp:cNvGraphicFramePr>
               <a:graphicFrameLocks noChangeAspect="1"/>
             </wp:cNvGraphicFramePr>
@@ -16342,7 +16646,7 @@
                     <pic:cNvPicPr/>
                   </pic:nvPicPr>
                   <pic:blipFill>
-                    <a:blip r:embed="rId52"/>
+                    <a:blip r:embed="rId54"/>
                     <a:stretch>
                       <a:fillRect/>
                     </a:stretch>
@@ -16683,7 +16987,7 @@
         <w:drawing>
           <wp:inline xmlns:a="http://schemas.openxmlformats.org/drawingml/2006/main" xmlns:pic="http://schemas.openxmlformats.org/drawingml/2006/picture">
             <wp:extent cx="5132832" cy="1987296"/>
-            <wp:docPr id="43" name="Picture 43"/>
+            <wp:docPr id="45" name="Picture 45"/>
             <wp:cNvGraphicFramePr>
               <a:graphicFrameLocks noChangeAspect="1"/>
             </wp:cNvGraphicFramePr>
@@ -16695,7 +16999,7 @@
                     <pic:cNvPicPr/>
                   </pic:nvPicPr>
                   <pic:blipFill>
-                    <a:blip r:embed="rId53"/>
+                    <a:blip r:embed="rId55"/>
                     <a:stretch>
                       <a:fillRect/>
                     </a:stretch>
@@ -16859,7 +17163,7 @@
         <w:drawing>
           <wp:inline xmlns:a="http://schemas.openxmlformats.org/drawingml/2006/main" xmlns:pic="http://schemas.openxmlformats.org/drawingml/2006/picture">
             <wp:extent cx="5940000" cy="4635497"/>
-            <wp:docPr id="44" name="Picture 44"/>
+            <wp:docPr id="46" name="Picture 46"/>
             <wp:cNvGraphicFramePr>
               <a:graphicFrameLocks noChangeAspect="1"/>
             </wp:cNvGraphicFramePr>
@@ -16871,7 +17175,7 @@
                     <pic:cNvPicPr/>
                   </pic:nvPicPr>
                   <pic:blipFill>
-                    <a:blip r:embed="rId54"/>
+                    <a:blip r:embed="rId56"/>
                     <a:stretch>
                       <a:fillRect/>
                     </a:stretch>
@@ -17051,7 +17355,7 @@
         <w:drawing>
           <wp:inline xmlns:a="http://schemas.openxmlformats.org/drawingml/2006/main" xmlns:pic="http://schemas.openxmlformats.org/drawingml/2006/picture">
             <wp:extent cx="5940000" cy="2720000"/>
-            <wp:docPr id="45" name="Picture 45"/>
+            <wp:docPr id="47" name="Picture 47"/>
             <wp:cNvGraphicFramePr>
               <a:graphicFrameLocks noChangeAspect="1"/>
             </wp:cNvGraphicFramePr>
@@ -17063,7 +17367,7 @@
                     <pic:cNvPicPr/>
                   </pic:nvPicPr>
                   <pic:blipFill>
-                    <a:blip r:embed="rId55"/>
+                    <a:blip r:embed="rId57"/>
                     <a:stretch>
                       <a:fillRect/>
                     </a:stretch>
@@ -17457,7 +17761,7 @@
         <w:drawing>
           <wp:inline xmlns:a="http://schemas.openxmlformats.org/drawingml/2006/main" xmlns:pic="http://schemas.openxmlformats.org/drawingml/2006/picture">
             <wp:extent cx="3779520" cy="3938016"/>
-            <wp:docPr id="46" name="Picture 46"/>
+            <wp:docPr id="48" name="Picture 48"/>
             <wp:cNvGraphicFramePr>
               <a:graphicFrameLocks noChangeAspect="1"/>
             </wp:cNvGraphicFramePr>
@@ -17469,7 +17773,7 @@
                     <pic:cNvPicPr/>
                   </pic:nvPicPr>
                   <pic:blipFill>
-                    <a:blip r:embed="rId56"/>
+                    <a:blip r:embed="rId58"/>
                     <a:stretch>
                       <a:fillRect/>
                     </a:stretch>
@@ -17798,7 +18102,7 @@
         <w:drawing>
           <wp:inline xmlns:a="http://schemas.openxmlformats.org/drawingml/2006/main" xmlns:pic="http://schemas.openxmlformats.org/drawingml/2006/picture">
             <wp:extent cx="3779520" cy="3621024"/>
-            <wp:docPr id="47" name="Picture 47"/>
+            <wp:docPr id="49" name="Picture 49"/>
             <wp:cNvGraphicFramePr>
               <a:graphicFrameLocks noChangeAspect="1"/>
             </wp:cNvGraphicFramePr>
@@ -17810,7 +18114,7 @@
                     <pic:cNvPicPr/>
                   </pic:nvPicPr>
                   <pic:blipFill>
-                    <a:blip r:embed="rId57"/>
+                    <a:blip r:embed="rId59"/>
                     <a:stretch>
                       <a:fillRect/>
                     </a:stretch>
@@ -18219,7 +18523,7 @@
         <w:drawing>
           <wp:inline xmlns:a="http://schemas.openxmlformats.org/drawingml/2006/main" xmlns:pic="http://schemas.openxmlformats.org/drawingml/2006/picture">
             <wp:extent cx="5940000" cy="3883846"/>
-            <wp:docPr id="48" name="Picture 48"/>
+            <wp:docPr id="50" name="Picture 50"/>
             <wp:cNvGraphicFramePr>
               <a:graphicFrameLocks noChangeAspect="1"/>
             </wp:cNvGraphicFramePr>
@@ -18231,7 +18535,7 @@
                     <pic:cNvPicPr/>
                   </pic:nvPicPr>
                   <pic:blipFill>
-                    <a:blip r:embed="rId58"/>
+                    <a:blip r:embed="rId60"/>
                     <a:stretch>
                       <a:fillRect/>
                     </a:stretch>
@@ -18335,7 +18639,7 @@
         <w:drawing>
           <wp:inline xmlns:a="http://schemas.openxmlformats.org/drawingml/2006/main" xmlns:pic="http://schemas.openxmlformats.org/drawingml/2006/picture">
             <wp:extent cx="5940000" cy="6423214"/>
-            <wp:docPr id="49" name="Picture 49"/>
+            <wp:docPr id="51" name="Picture 51"/>
             <wp:cNvGraphicFramePr>
               <a:graphicFrameLocks noChangeAspect="1"/>
             </wp:cNvGraphicFramePr>
@@ -18347,7 +18651,7 @@
                     <pic:cNvPicPr/>
                   </pic:nvPicPr>
                   <pic:blipFill>
-                    <a:blip r:embed="rId59"/>
+                    <a:blip r:embed="rId61"/>
                     <a:stretch>
                       <a:fillRect/>
                     </a:stretch>
@@ -18560,7 +18864,7 @@
         <w:drawing>
           <wp:inline xmlns:a="http://schemas.openxmlformats.org/drawingml/2006/main" xmlns:pic="http://schemas.openxmlformats.org/drawingml/2006/picture">
             <wp:extent cx="5940000" cy="2586184"/>
-            <wp:docPr id="50" name="Picture 50"/>
+            <wp:docPr id="52" name="Picture 52"/>
             <wp:cNvGraphicFramePr>
               <a:graphicFrameLocks noChangeAspect="1"/>
             </wp:cNvGraphicFramePr>
@@ -18572,7 +18876,7 @@
                     <pic:cNvPicPr/>
                   </pic:nvPicPr>
                   <pic:blipFill>
-                    <a:blip r:embed="rId60"/>
+                    <a:blip r:embed="rId62"/>
                     <a:stretch>
                       <a:fillRect/>
                     </a:stretch>
@@ -19246,6 +19550,18 @@
       </w:r>
     </w:p>
     <w:p>
+      <w:r>
+        <w:rPr>
+          <w:rFonts w:ascii="Times New Roman" w:hAnsi="Times New Roman" w:cs="Times New Roman" w:eastAsia="Times New Roman"/>
+          <w:b w:val="0"/>
+          <w:i w:val="0"/>
+          <w:color w:val="000000"/>
+          <w:sz w:val="28"/>
+        </w:rPr>
+        <w:t>На планшете теги, включая пометку чёрного списка, остаются в строке заявки; часть подписей может отображаться компактно. Отдельную колонку для ЧС искать не требуется.</w:t>
+      </w:r>
+    </w:p>
+    <w:p>
       <w:pPr>
         <w:pStyle w:val="Heading2"/>
         <w:ind w:firstLine="0"/>
@@ -19284,7 +19600,7 @@
         <w:drawing>
           <wp:inline xmlns:a="http://schemas.openxmlformats.org/drawingml/2006/main" xmlns:pic="http://schemas.openxmlformats.org/drawingml/2006/picture">
             <wp:extent cx="5940000" cy="4112307"/>
-            <wp:docPr id="51" name="Picture 51"/>
+            <wp:docPr id="53" name="Picture 53"/>
             <wp:cNvGraphicFramePr>
               <a:graphicFrameLocks noChangeAspect="1"/>
             </wp:cNvGraphicFramePr>
@@ -19296,7 +19612,7 @@
                     <pic:cNvPicPr/>
                   </pic:nvPicPr>
                   <pic:blipFill>
-                    <a:blip r:embed="rId61"/>
+                    <a:blip r:embed="rId63"/>
                     <a:stretch>
                       <a:fillRect/>
                     </a:stretch>
@@ -19483,6 +19799,90 @@
           <w:sz w:val="28"/>
         </w:rPr>
         <w:t xml:space="preserve"> с тем, кто и когда это сделал и с каким комментарием.</w:t>
+      </w:r>
+    </w:p>
+    <w:p>
+      <w:r>
+        <w:rPr>
+          <w:rFonts w:ascii="Times New Roman" w:hAnsi="Times New Roman" w:cs="Times New Roman" w:eastAsia="Times New Roman"/>
+          <w:b w:val="0"/>
+          <w:i w:val="0"/>
+          <w:color w:val="000000"/>
+          <w:sz w:val="28"/>
+        </w:rPr>
+        <w:t xml:space="preserve">Если ширины карточки недостаточно, команды шапки собраны в меню </w:t>
+      </w:r>
+      <w:r>
+        <w:rPr>
+          <w:rFonts w:ascii="Times New Roman" w:hAnsi="Times New Roman" w:cs="Times New Roman" w:eastAsia="Times New Roman"/>
+          <w:b/>
+          <w:i w:val="0"/>
+          <w:color w:val="000000"/>
+          <w:sz w:val="28"/>
+        </w:rPr>
+        <w:t>«Действия»</w:t>
+      </w:r>
+      <w:r>
+        <w:rPr>
+          <w:rFonts w:ascii="Times New Roman" w:hAnsi="Times New Roman" w:cs="Times New Roman" w:eastAsia="Times New Roman"/>
+          <w:b w:val="0"/>
+          <w:i w:val="0"/>
+          <w:color w:val="000000"/>
+          <w:sz w:val="28"/>
+        </w:rPr>
+        <w:t xml:space="preserve">. Откройте его и выберите нужную доступную команду; на широком экране команды остаются в ряд. Кнопка скачивания в списке на планшете может показываться одним значком с подсказкой </w:t>
+      </w:r>
+      <w:r>
+        <w:rPr>
+          <w:rFonts w:ascii="Times New Roman" w:hAnsi="Times New Roman" w:cs="Times New Roman" w:eastAsia="Times New Roman"/>
+          <w:b/>
+          <w:i w:val="0"/>
+          <w:color w:val="000000"/>
+          <w:sz w:val="28"/>
+        </w:rPr>
+        <w:t>«Скачать»</w:t>
+      </w:r>
+      <w:r>
+        <w:rPr>
+          <w:rFonts w:ascii="Times New Roman" w:hAnsi="Times New Roman" w:cs="Times New Roman" w:eastAsia="Times New Roman"/>
+          <w:b w:val="0"/>
+          <w:i w:val="0"/>
+          <w:color w:val="000000"/>
+          <w:sz w:val="28"/>
+        </w:rPr>
+        <w:t>.</w:t>
+      </w:r>
+    </w:p>
+    <w:p>
+      <w:r>
+        <w:rPr>
+          <w:rFonts w:ascii="Times New Roman" w:hAnsi="Times New Roman" w:cs="Times New Roman" w:eastAsia="Times New Roman"/>
+          <w:b w:val="0"/>
+          <w:i w:val="0"/>
+          <w:color w:val="000000"/>
+          <w:sz w:val="28"/>
+        </w:rPr>
+        <w:t xml:space="preserve">У успешно скачанного приложенного файла временно появляется пометка </w:t>
+      </w:r>
+      <w:r>
+        <w:rPr>
+          <w:rFonts w:ascii="Times New Roman" w:hAnsi="Times New Roman" w:cs="Times New Roman" w:eastAsia="Times New Roman"/>
+          <w:b/>
+          <w:i w:val="0"/>
+          <w:color w:val="000000"/>
+          <w:sz w:val="28"/>
+        </w:rPr>
+        <w:t>«Скачан»</w:t>
+      </w:r>
+      <w:r>
+        <w:rPr>
+          <w:rFonts w:ascii="Times New Roman" w:hAnsi="Times New Roman" w:cs="Times New Roman" w:eastAsia="Times New Roman"/>
+          <w:b w:val="0"/>
+          <w:i w:val="0"/>
+          <w:color w:val="000000"/>
+          <w:sz w:val="28"/>
+        </w:rPr>
+        <w:t>. Она держится пять минут в текущей странице и исчезает после её перезагрузки; это не постоянная история скачиваний.</w:t>
       </w:r>
     </w:p>
     <w:p>
@@ -20278,7 +20678,7 @@
         <w:drawing>
           <wp:inline xmlns:a="http://schemas.openxmlformats.org/drawingml/2006/main" xmlns:pic="http://schemas.openxmlformats.org/drawingml/2006/picture">
             <wp:extent cx="5940000" cy="4925630"/>
-            <wp:docPr id="52" name="Picture 52"/>
+            <wp:docPr id="54" name="Picture 54"/>
             <wp:cNvGraphicFramePr>
               <a:graphicFrameLocks noChangeAspect="1"/>
             </wp:cNvGraphicFramePr>
@@ -20290,7 +20690,7 @@
                     <pic:cNvPicPr/>
                   </pic:nvPicPr>
                   <pic:blipFill>
-                    <a:blip r:embed="rId62"/>
+                    <a:blip r:embed="rId64"/>
                     <a:stretch>
                       <a:fillRect/>
                     </a:stretch>
@@ -20634,7 +21034,7 @@
         <w:drawing>
           <wp:inline xmlns:a="http://schemas.openxmlformats.org/drawingml/2006/main" xmlns:pic="http://schemas.openxmlformats.org/drawingml/2006/picture">
             <wp:extent cx="2926080" cy="2267712"/>
-            <wp:docPr id="53" name="Picture 53"/>
+            <wp:docPr id="55" name="Picture 55"/>
             <wp:cNvGraphicFramePr>
               <a:graphicFrameLocks noChangeAspect="1"/>
             </wp:cNvGraphicFramePr>
@@ -20646,7 +21046,7 @@
                     <pic:cNvPicPr/>
                   </pic:nvPicPr>
                   <pic:blipFill>
-                    <a:blip r:embed="rId63"/>
+                    <a:blip r:embed="rId65"/>
                     <a:stretch>
                       <a:fillRect/>
                     </a:stretch>
@@ -21059,7 +21459,7 @@
         <w:drawing>
           <wp:inline xmlns:a="http://schemas.openxmlformats.org/drawingml/2006/main" xmlns:pic="http://schemas.openxmlformats.org/drawingml/2006/picture">
             <wp:extent cx="5940000" cy="3795000"/>
-            <wp:docPr id="54" name="Picture 54"/>
+            <wp:docPr id="56" name="Picture 56"/>
             <wp:cNvGraphicFramePr>
               <a:graphicFrameLocks noChangeAspect="1"/>
             </wp:cNvGraphicFramePr>
@@ -21071,7 +21471,7 @@
                     <pic:cNvPicPr/>
                   </pic:nvPicPr>
                   <pic:blipFill>
-                    <a:blip r:embed="rId64"/>
+                    <a:blip r:embed="rId66"/>
                     <a:stretch>
                       <a:fillRect/>
                     </a:stretch>
@@ -21522,7 +21922,7 @@
         <w:drawing>
           <wp:inline xmlns:a="http://schemas.openxmlformats.org/drawingml/2006/main" xmlns:pic="http://schemas.openxmlformats.org/drawingml/2006/picture">
             <wp:extent cx="5940000" cy="3883846"/>
-            <wp:docPr id="55" name="Picture 55"/>
+            <wp:docPr id="57" name="Picture 57"/>
             <wp:cNvGraphicFramePr>
               <a:graphicFrameLocks noChangeAspect="1"/>
             </wp:cNvGraphicFramePr>
@@ -21534,7 +21934,7 @@
                     <pic:cNvPicPr/>
                   </pic:nvPicPr>
                   <pic:blipFill>
-                    <a:blip r:embed="rId65"/>
+                    <a:blip r:embed="rId67"/>
                     <a:stretch>
                       <a:fillRect/>
                     </a:stretch>
@@ -22463,7 +22863,7 @@
           <w:color w:val="000000"/>
           <w:sz w:val="28"/>
         </w:rPr>
-        <w:t>Выберите хотя бы одно вложение. Предупреждение об отсутствии выбора означает, что пересылку ещё нельзя отправить. Укажите назначение получателя, если система разрешает его менять: просмотр, согласование и обязательность согласования. Отозванная заявка и пересылка от читателя доступны только для просмотра — это не возвращает пропуск в действие.</w:t>
+        <w:t>Выберите хотя бы одно вложение. Предупреждение об отсутствии выбора означает, что пересылку ещё нельзя отправить. Укажите назначение получателя, если система разрешает его менять: просмотр, согласование и обязательность согласования. Пересылка не меняет принимающего заявки. Отозванная заявка и пересылка от читателя доступны только для просмотра — это не возвращает пропуск в действие.</w:t>
       </w:r>
     </w:p>
     <w:p>
@@ -22501,7 +22901,7 @@
         <w:drawing>
           <wp:inline xmlns:a="http://schemas.openxmlformats.org/drawingml/2006/main" xmlns:pic="http://schemas.openxmlformats.org/drawingml/2006/picture">
             <wp:extent cx="5940000" cy="5863354"/>
-            <wp:docPr id="56" name="Picture 56"/>
+            <wp:docPr id="58" name="Picture 58"/>
             <wp:cNvGraphicFramePr>
               <a:graphicFrameLocks noChangeAspect="1"/>
             </wp:cNvGraphicFramePr>
@@ -22513,7 +22913,7 @@
                     <pic:cNvPicPr/>
                   </pic:nvPicPr>
                   <pic:blipFill>
-                    <a:blip r:embed="rId66"/>
+                    <a:blip r:embed="rId68"/>
                     <a:stretch>
                       <a:fillRect/>
                     </a:stretch>
@@ -22713,7 +23113,7 @@
         <w:drawing>
           <wp:inline xmlns:a="http://schemas.openxmlformats.org/drawingml/2006/main" xmlns:pic="http://schemas.openxmlformats.org/drawingml/2006/picture">
             <wp:extent cx="5940000" cy="5532685"/>
-            <wp:docPr id="57" name="Picture 57"/>
+            <wp:docPr id="59" name="Picture 59"/>
             <wp:cNvGraphicFramePr>
               <a:graphicFrameLocks noChangeAspect="1"/>
             </wp:cNvGraphicFramePr>
@@ -22725,7 +23125,7 @@
                     <pic:cNvPicPr/>
                   </pic:nvPicPr>
                   <pic:blipFill>
-                    <a:blip r:embed="rId67"/>
+                    <a:blip r:embed="rId69"/>
                     <a:stretch>
                       <a:fillRect/>
                     </a:stretch>
@@ -24318,6 +24718,89 @@
                 <w:sz w:val="24"/>
               </w:rPr>
               <w:t>Уточнены права изменения сроков, повторная подача и обсуждение заявки; обновлены подписи действий и окно согласия с процентом чтения.</w:t>
+            </w:r>
+          </w:p>
+        </w:tc>
+        <w:tc>
+          <w:tcPr>
+            <w:tcW w:type="dxa" w:w="850"/>
+          </w:tcPr>
+          <w:p>
+            <w:pPr>
+              <w:spacing w:line="240" w:lineRule="auto" w:after="0"/>
+              <w:ind w:firstLine="0"/>
+              <w:jc w:val="left"/>
+            </w:pPr>
+          </w:p>
+        </w:tc>
+      </w:tr>
+      <w:tr>
+        <w:trPr>
+          <w:cantSplit w:val="true"/>
+        </w:trPr>
+        <w:tc>
+          <w:tcPr>
+            <w:tcW w:type="dxa" w:w="1134"/>
+          </w:tcPr>
+          <w:p>
+            <w:pPr>
+              <w:spacing w:line="240" w:lineRule="auto" w:after="0"/>
+              <w:ind w:firstLine="0"/>
+              <w:jc w:val="left"/>
+            </w:pPr>
+            <w:r>
+              <w:rPr>
+                <w:rFonts w:ascii="Times New Roman" w:hAnsi="Times New Roman" w:cs="Times New Roman" w:eastAsia="Times New Roman"/>
+                <w:b w:val="0"/>
+                <w:i w:val="0"/>
+                <w:color w:val="000000"/>
+                <w:sz w:val="24"/>
+              </w:rPr>
+              <w:t>1.15</w:t>
+            </w:r>
+          </w:p>
+        </w:tc>
+        <w:tc>
+          <w:tcPr>
+            <w:tcW w:type="dxa" w:w="1701"/>
+          </w:tcPr>
+          <w:p>
+            <w:pPr>
+              <w:spacing w:line="240" w:lineRule="auto" w:after="0"/>
+              <w:ind w:firstLine="0"/>
+              <w:jc w:val="left"/>
+            </w:pPr>
+            <w:r>
+              <w:rPr>
+                <w:rFonts w:ascii="Times New Roman" w:hAnsi="Times New Roman" w:cs="Times New Roman" w:eastAsia="Times New Roman"/>
+                <w:b w:val="0"/>
+                <w:i w:val="0"/>
+                <w:color w:val="000000"/>
+                <w:sz w:val="24"/>
+              </w:rPr>
+              <w:t>30.10.2026</w:t>
+            </w:r>
+          </w:p>
+        </w:tc>
+        <w:tc>
+          <w:tcPr>
+            <w:tcW w:type="dxa" w:w="5669"/>
+          </w:tcPr>
+          <w:p>
+            <w:pPr>
+              <w:spacing w:line="240" w:lineRule="auto" w:after="0"/>
+              <w:ind w:firstLine="0"/>
+              <w:jc w:val="left"/>
+            </w:pPr>
+            <w:r>
+              <w:rPr>
+                <w:rFonts w:ascii="Times New Roman" w:hAnsi="Times New Roman" w:cs="Times New Roman" w:eastAsia="Times New Roman"/>
+                <w:b w:val="0"/>
+                <w:i w:val="0"/>
+                <w:color w:val="000000"/>
+                <w:sz w:val="24"/>
+              </w:rPr>
+              <w:t>Обновлены обучение, переход из поиска, компактные команды и временная пометка скачивания.</w:t>
             </w:r>
           </w:p>
         </w:tc>

--- a/Документация/Руководство пользователя/Руководство пользователя.docx
+++ b/Документация/Руководство пользователя/Руководство пользователя.docx
@@ -157,7 +157,7 @@
           <w:color w:val="000000"/>
           <w:sz w:val="26"/>
         </w:rPr>
-        <w:t>Версия документа: 1.15</w:t>
+        <w:t>Версия документа: 1.16</w:t>
       </w:r>
     </w:p>
     <w:p>
@@ -1861,7 +1861,7 @@
           <w:sz w:val="26"/>
         </w:rPr>
         <w:tab/>
-        <w:t>51</w:t>
+        <w:t>52</w:t>
       </w:r>
     </w:p>
     <w:p>
@@ -6006,7 +6006,27 @@
           <w:color w:val="000000"/>
           <w:sz w:val="28"/>
         </w:rPr>
-        <w:t xml:space="preserve"> у каждой строки сохраняет файл на компьютер.</w:t>
+        <w:t xml:space="preserve"> у каждой строки сохраняет файл на устройство. Нажмите название или значок документа, чтобы открыть сведения о файле и его описание; кнопка </w:t>
+      </w:r>
+      <w:r>
+        <w:rPr>
+          <w:rFonts w:ascii="Times New Roman" w:hAnsi="Times New Roman" w:cs="Times New Roman" w:eastAsia="Times New Roman"/>
+          <w:b/>
+          <w:i w:val="0"/>
+          <w:color w:val="000000"/>
+          <w:sz w:val="28"/>
+        </w:rPr>
+        <w:t>«Скачать»</w:t>
+      </w:r>
+      <w:r>
+        <w:rPr>
+          <w:rFonts w:ascii="Times New Roman" w:hAnsi="Times New Roman" w:cs="Times New Roman" w:eastAsia="Times New Roman"/>
+          <w:b w:val="0"/>
+          <w:i w:val="0"/>
+          <w:color w:val="000000"/>
+          <w:sz w:val="28"/>
+        </w:rPr>
+        <w:t xml:space="preserve"> есть и в этом окне. Состав публикаций определяет бюро пропусков.</w:t>
       </w:r>
     </w:p>
     <w:p>
@@ -14866,6 +14886,38 @@
           <w:sz w:val="28"/>
         </w:rPr>
         <w:t xml:space="preserve"> говорит, есть ли у человека действующий пропуск, а человек из чёрного списка помечен отдельно.</w:t>
+      </w:r>
+    </w:p>
+    <w:p>
+      <w:r>
+        <w:rPr>
+          <w:rFonts w:ascii="Times New Roman" w:hAnsi="Times New Roman" w:cs="Times New Roman" w:eastAsia="Times New Roman"/>
+          <w:b w:val="0"/>
+          <w:i w:val="0"/>
+          <w:color w:val="000000"/>
+          <w:sz w:val="28"/>
+        </w:rPr>
+        <w:t xml:space="preserve">На компьютере можно выбрать доступные соседние строки диапазоном: отметьте первую, затем удерживайте </w:t>
+      </w:r>
+      <w:r>
+        <w:rPr>
+          <w:rFonts w:ascii="Times New Roman" w:hAnsi="Times New Roman" w:cs="Times New Roman" w:eastAsia="Times New Roman"/>
+          <w:b/>
+          <w:i w:val="0"/>
+          <w:color w:val="000000"/>
+          <w:sz w:val="28"/>
+        </w:rPr>
+        <w:t>Shift</w:t>
+      </w:r>
+      <w:r>
+        <w:rPr>
+          <w:rFonts w:ascii="Times New Roman" w:hAnsi="Times New Roman" w:cs="Times New Roman" w:eastAsia="Times New Roman"/>
+          <w:b w:val="0"/>
+          <w:i w:val="0"/>
+          <w:color w:val="000000"/>
+          <w:sz w:val="28"/>
+        </w:rPr>
+        <w:t xml:space="preserve"> и нажмите последнюю. Окно выбора прокручивается непрерывным списком.</w:t>
       </w:r>
     </w:p>
     <w:p>
@@ -24801,6 +24853,89 @@
                 <w:sz w:val="24"/>
               </w:rPr>
               <w:t>Обновлены обучение, переход из поиска, компактные команды и временная пометка скачивания.</w:t>
+            </w:r>
+          </w:p>
+        </w:tc>
+        <w:tc>
+          <w:tcPr>
+            <w:tcW w:type="dxa" w:w="850"/>
+          </w:tcPr>
+          <w:p>
+            <w:pPr>
+              <w:spacing w:line="240" w:lineRule="auto" w:after="0"/>
+              <w:ind w:firstLine="0"/>
+              <w:jc w:val="left"/>
+            </w:pPr>
+          </w:p>
+        </w:tc>
+      </w:tr>
+      <w:tr>
+        <w:trPr>
+          <w:cantSplit w:val="true"/>
+        </w:trPr>
+        <w:tc>
+          <w:tcPr>
+            <w:tcW w:type="dxa" w:w="1134"/>
+          </w:tcPr>
+          <w:p>
+            <w:pPr>
+              <w:spacing w:line="240" w:lineRule="auto" w:after="0"/>
+              <w:ind w:firstLine="0"/>
+              <w:jc w:val="left"/>
+            </w:pPr>
+            <w:r>
+              <w:rPr>
+                <w:rFonts w:ascii="Times New Roman" w:hAnsi="Times New Roman" w:cs="Times New Roman" w:eastAsia="Times New Roman"/>
+                <w:b w:val="0"/>
+                <w:i w:val="0"/>
+                <w:color w:val="000000"/>
+                <w:sz w:val="24"/>
+              </w:rPr>
+              <w:t>1.16</w:t>
+            </w:r>
+          </w:p>
+        </w:tc>
+        <w:tc>
+          <w:tcPr>
+            <w:tcW w:type="dxa" w:w="1701"/>
+          </w:tcPr>
+          <w:p>
+            <w:pPr>
+              <w:spacing w:line="240" w:lineRule="auto" w:after="0"/>
+              <w:ind w:firstLine="0"/>
+              <w:jc w:val="left"/>
+            </w:pPr>
+            <w:r>
+              <w:rPr>
+                <w:rFonts w:ascii="Times New Roman" w:hAnsi="Times New Roman" w:cs="Times New Roman" w:eastAsia="Times New Roman"/>
+                <w:b w:val="0"/>
+                <w:i w:val="0"/>
+                <w:color w:val="000000"/>
+                <w:sz w:val="24"/>
+              </w:rPr>
+              <w:t>30.10.2026</w:t>
+            </w:r>
+          </w:p>
+        </w:tc>
+        <w:tc>
+          <w:tcPr>
+            <w:tcW w:type="dxa" w:w="5669"/>
+          </w:tcPr>
+          <w:p>
+            <w:pPr>
+              <w:spacing w:line="240" w:lineRule="auto" w:after="0"/>
+              <w:ind w:firstLine="0"/>
+              <w:jc w:val="left"/>
+            </w:pPr>
+            <w:r>
+              <w:rPr>
+                <w:rFonts w:ascii="Times New Roman" w:hAnsi="Times New Roman" w:cs="Times New Roman" w:eastAsia="Times New Roman"/>
+                <w:b w:val="0"/>
+                <w:i w:val="0"/>
+                <w:color w:val="000000"/>
+                <w:sz w:val="24"/>
+              </w:rPr>
+              <w:t>Уточнены открытие сведений об опубликованных документах и выбор доступных строк диапазоном с Shift на компьютере.</w:t>
             </w:r>
           </w:p>
         </w:tc>

--- a/Документация/Руководство пользователя/Руководство пользователя.docx
+++ b/Документация/Руководство пользователя/Руководство пользователя.docx
@@ -157,7 +157,7 @@
           <w:color w:val="000000"/>
           <w:sz w:val="26"/>
         </w:rPr>
-        <w:t>Версия документа: 1.16</w:t>
+        <w:t>Версия документа: 1.17</w:t>
       </w:r>
     </w:p>
     <w:p>
@@ -173,7 +173,7 @@
           <w:color w:val="000000"/>
           <w:sz w:val="26"/>
         </w:rPr>
-        <w:t>Дата: 30.10.2026</w:t>
+        <w:t>Дата: 31.10.2026</w:t>
       </w:r>
     </w:p>
     <w:p>
@@ -993,7 +993,7 @@
           <w:sz w:val="26"/>
         </w:rPr>
         <w:tab/>
-        <w:t>18</w:t>
+        <w:t>19</w:t>
       </w:r>
     </w:p>
     <w:p>
@@ -1117,7 +1117,7 @@
           <w:sz w:val="26"/>
         </w:rPr>
         <w:tab/>
-        <w:t>23</w:t>
+        <w:t>24</w:t>
       </w:r>
     </w:p>
     <w:p>
@@ -1148,7 +1148,7 @@
           <w:sz w:val="26"/>
         </w:rPr>
         <w:tab/>
-        <w:t>23</w:t>
+        <w:t>24</w:t>
       </w:r>
     </w:p>
     <w:p>
@@ -1179,7 +1179,7 @@
           <w:sz w:val="26"/>
         </w:rPr>
         <w:tab/>
-        <w:t>24</w:t>
+        <w:t>25</w:t>
       </w:r>
     </w:p>
     <w:p>
@@ -1210,7 +1210,7 @@
           <w:sz w:val="26"/>
         </w:rPr>
         <w:tab/>
-        <w:t>24</w:t>
+        <w:t>25</w:t>
       </w:r>
     </w:p>
     <w:p>
@@ -1241,7 +1241,7 @@
           <w:sz w:val="26"/>
         </w:rPr>
         <w:tab/>
-        <w:t>25</w:t>
+        <w:t>26</w:t>
       </w:r>
     </w:p>
     <w:p>
@@ -1272,7 +1272,7 @@
           <w:sz w:val="26"/>
         </w:rPr>
         <w:tab/>
-        <w:t>28</w:t>
+        <w:t>29</w:t>
       </w:r>
     </w:p>
     <w:p>
@@ -1303,7 +1303,7 @@
           <w:sz w:val="26"/>
         </w:rPr>
         <w:tab/>
-        <w:t>28</w:t>
+        <w:t>29</w:t>
       </w:r>
     </w:p>
     <w:p>
@@ -1334,7 +1334,7 @@
           <w:sz w:val="26"/>
         </w:rPr>
         <w:tab/>
-        <w:t>29</w:t>
+        <w:t>30</w:t>
       </w:r>
     </w:p>
     <w:p>
@@ -1365,7 +1365,7 @@
           <w:sz w:val="26"/>
         </w:rPr>
         <w:tab/>
-        <w:t>30</w:t>
+        <w:t>31</w:t>
       </w:r>
     </w:p>
     <w:p>
@@ -1396,7 +1396,7 @@
           <w:sz w:val="26"/>
         </w:rPr>
         <w:tab/>
-        <w:t>33</w:t>
+        <w:t>34</w:t>
       </w:r>
     </w:p>
     <w:p>
@@ -1427,7 +1427,7 @@
           <w:sz w:val="26"/>
         </w:rPr>
         <w:tab/>
-        <w:t>34</w:t>
+        <w:t>35</w:t>
       </w:r>
     </w:p>
     <w:p>
@@ -1458,7 +1458,7 @@
           <w:sz w:val="26"/>
         </w:rPr>
         <w:tab/>
-        <w:t>34</w:t>
+        <w:t>35</w:t>
       </w:r>
     </w:p>
     <w:p>
@@ -1489,7 +1489,7 @@
           <w:sz w:val="26"/>
         </w:rPr>
         <w:tab/>
-        <w:t>35</w:t>
+        <w:t>36</w:t>
       </w:r>
     </w:p>
     <w:p>
@@ -1520,7 +1520,7 @@
           <w:sz w:val="26"/>
         </w:rPr>
         <w:tab/>
-        <w:t>37</w:t>
+        <w:t>38</w:t>
       </w:r>
     </w:p>
     <w:p>
@@ -1551,7 +1551,7 @@
           <w:sz w:val="26"/>
         </w:rPr>
         <w:tab/>
-        <w:t>38</w:t>
+        <w:t>39</w:t>
       </w:r>
     </w:p>
     <w:p>
@@ -1582,7 +1582,7 @@
           <w:sz w:val="26"/>
         </w:rPr>
         <w:tab/>
-        <w:t>41</w:t>
+        <w:t>42</w:t>
       </w:r>
     </w:p>
     <w:p>
@@ -1613,7 +1613,7 @@
           <w:sz w:val="26"/>
         </w:rPr>
         <w:tab/>
-        <w:t>41</w:t>
+        <w:t>42</w:t>
       </w:r>
     </w:p>
     <w:p>
@@ -1644,7 +1644,7 @@
           <w:sz w:val="26"/>
         </w:rPr>
         <w:tab/>
-        <w:t>41</w:t>
+        <w:t>42</w:t>
       </w:r>
     </w:p>
     <w:p>
@@ -1675,7 +1675,7 @@
           <w:sz w:val="26"/>
         </w:rPr>
         <w:tab/>
-        <w:t>43</w:t>
+        <w:t>44</w:t>
       </w:r>
     </w:p>
     <w:p>
@@ -1706,7 +1706,7 @@
           <w:sz w:val="26"/>
         </w:rPr>
         <w:tab/>
-        <w:t>44</w:t>
+        <w:t>45</w:t>
       </w:r>
     </w:p>
     <w:p>
@@ -1737,7 +1737,7 @@
           <w:sz w:val="26"/>
         </w:rPr>
         <w:tab/>
-        <w:t>45</w:t>
+        <w:t>46</w:t>
       </w:r>
     </w:p>
     <w:p>
@@ -1768,7 +1768,7 @@
           <w:sz w:val="26"/>
         </w:rPr>
         <w:tab/>
-        <w:t>46</w:t>
+        <w:t>47</w:t>
       </w:r>
     </w:p>
     <w:p>
@@ -1799,7 +1799,7 @@
           <w:sz w:val="26"/>
         </w:rPr>
         <w:tab/>
-        <w:t>47</w:t>
+        <w:t>48</w:t>
       </w:r>
     </w:p>
     <w:p>
@@ -1830,7 +1830,7 @@
           <w:sz w:val="26"/>
         </w:rPr>
         <w:tab/>
-        <w:t>49</w:t>
+        <w:t>50</w:t>
       </w:r>
     </w:p>
     <w:p>
@@ -1861,7 +1861,7 @@
           <w:sz w:val="26"/>
         </w:rPr>
         <w:tab/>
-        <w:t>52</w:t>
+        <w:t>53</w:t>
       </w:r>
     </w:p>
     <w:p>
@@ -1892,7 +1892,7 @@
           <w:sz w:val="26"/>
         </w:rPr>
         <w:tab/>
-        <w:t>52</w:t>
+        <w:t>53</w:t>
       </w:r>
     </w:p>
     <w:p>
@@ -1923,7 +1923,7 @@
           <w:sz w:val="26"/>
         </w:rPr>
         <w:tab/>
-        <w:t>54</w:t>
+        <w:t>55</w:t>
       </w:r>
     </w:p>
     <w:p>
@@ -1954,7 +1954,7 @@
           <w:sz w:val="26"/>
         </w:rPr>
         <w:tab/>
-        <w:t>54</w:t>
+        <w:t>55</w:t>
       </w:r>
     </w:p>
     <w:p>
@@ -1985,7 +1985,7 @@
           <w:sz w:val="26"/>
         </w:rPr>
         <w:tab/>
-        <w:t>55</w:t>
+        <w:t>56</w:t>
       </w:r>
     </w:p>
     <w:p>
@@ -2016,7 +2016,7 @@
           <w:sz w:val="26"/>
         </w:rPr>
         <w:tab/>
-        <w:t>56</w:t>
+        <w:t>57</w:t>
       </w:r>
     </w:p>
     <w:p>
@@ -2047,7 +2047,7 @@
           <w:sz w:val="26"/>
         </w:rPr>
         <w:tab/>
-        <w:t>58</w:t>
+        <w:t>59</w:t>
       </w:r>
     </w:p>
     <w:p>
@@ -2078,7 +2078,7 @@
           <w:sz w:val="26"/>
         </w:rPr>
         <w:tab/>
-        <w:t>59</w:t>
+        <w:t>60</w:t>
       </w:r>
     </w:p>
     <w:p>
@@ -2109,7 +2109,7 @@
           <w:sz w:val="26"/>
         </w:rPr>
         <w:tab/>
-        <w:t>60</w:t>
+        <w:t>61</w:t>
       </w:r>
     </w:p>
     <w:p>
@@ -2140,7 +2140,7 @@
           <w:sz w:val="26"/>
         </w:rPr>
         <w:tab/>
-        <w:t>61</w:t>
+        <w:t>62</w:t>
       </w:r>
     </w:p>
     <w:p>
@@ -2171,7 +2171,7 @@
           <w:sz w:val="26"/>
         </w:rPr>
         <w:tab/>
-        <w:t>61</w:t>
+        <w:t>62</w:t>
       </w:r>
     </w:p>
     <w:p>
@@ -2202,7 +2202,7 @@
           <w:sz w:val="26"/>
         </w:rPr>
         <w:tab/>
-        <w:t>63</w:t>
+        <w:t>64</w:t>
       </w:r>
     </w:p>
     <w:p>
@@ -2233,7 +2233,7 @@
           <w:sz w:val="26"/>
         </w:rPr>
         <w:tab/>
-        <w:t>64</w:t>
+        <w:t>65</w:t>
       </w:r>
     </w:p>
     <w:p>
@@ -2264,7 +2264,7 @@
           <w:sz w:val="26"/>
         </w:rPr>
         <w:tab/>
-        <w:t>65</w:t>
+        <w:t>66</w:t>
       </w:r>
     </w:p>
     <w:p>
@@ -2295,7 +2295,7 @@
           <w:sz w:val="26"/>
         </w:rPr>
         <w:tab/>
-        <w:t>65</w:t>
+        <w:t>66</w:t>
       </w:r>
     </w:p>
     <w:p>
@@ -2326,7 +2326,7 @@
           <w:sz w:val="26"/>
         </w:rPr>
         <w:tab/>
-        <w:t>67</w:t>
+        <w:t>68</w:t>
       </w:r>
     </w:p>
     <w:p>
@@ -2357,7 +2357,7 @@
           <w:sz w:val="26"/>
         </w:rPr>
         <w:tab/>
-        <w:t>67</w:t>
+        <w:t>68</w:t>
       </w:r>
     </w:p>
     <w:p>
@@ -2388,7 +2388,7 @@
           <w:sz w:val="26"/>
         </w:rPr>
         <w:tab/>
-        <w:t>68</w:t>
+        <w:t>69</w:t>
       </w:r>
     </w:p>
     <w:p>
@@ -2419,7 +2419,7 @@
           <w:sz w:val="26"/>
         </w:rPr>
         <w:tab/>
-        <w:t>70</w:t>
+        <w:t>71</w:t>
       </w:r>
     </w:p>
     <w:p>
@@ -2450,7 +2450,7 @@
           <w:sz w:val="26"/>
         </w:rPr>
         <w:tab/>
-        <w:t>71</w:t>
+        <w:t>72</w:t>
       </w:r>
     </w:p>
     <w:p>
@@ -2481,7 +2481,7 @@
           <w:sz w:val="26"/>
         </w:rPr>
         <w:tab/>
-        <w:t>72</w:t>
+        <w:t>73</w:t>
       </w:r>
     </w:p>
     <w:p>
@@ -2512,7 +2512,7 @@
           <w:sz w:val="26"/>
         </w:rPr>
         <w:tab/>
-        <w:t>73</w:t>
+        <w:t>74</w:t>
       </w:r>
     </w:p>
     <w:p>
@@ -2543,7 +2543,7 @@
           <w:sz w:val="26"/>
         </w:rPr>
         <w:tab/>
-        <w:t>74</w:t>
+        <w:t>75</w:t>
       </w:r>
     </w:p>
     <w:p>
@@ -2574,7 +2574,7 @@
           <w:sz w:val="26"/>
         </w:rPr>
         <w:tab/>
-        <w:t>76</w:t>
+        <w:t>77</w:t>
       </w:r>
     </w:p>
     <w:p>
@@ -2605,7 +2605,7 @@
           <w:sz w:val="26"/>
         </w:rPr>
         <w:tab/>
-        <w:t>78</w:t>
+        <w:t>79</w:t>
       </w:r>
     </w:p>
     <w:p>
@@ -5867,6 +5867,18 @@
           <w:sz w:val="28"/>
         </w:rPr>
         <w:t xml:space="preserve"> открывает новость целиком.</w:t>
+      </w:r>
+    </w:p>
+    <w:p>
+      <w:r>
+        <w:rPr>
+          <w:rFonts w:ascii="Times New Roman" w:hAnsi="Times New Roman" w:cs="Times New Roman" w:eastAsia="Times New Roman"/>
+          <w:b w:val="0"/>
+          <w:i w:val="0"/>
+          <w:color w:val="000000"/>
+          <w:sz w:val="28"/>
+        </w:rPr>
+        <w:t>В открытой новости клавиша Tab переводит фокус между доступными кнопками, а Shift+Tab — в обратном порядке. Фокус остаётся внутри окна. Escape закрывает новость и возвращает фокус к кнопке, которой она была открыта. Длинный текст прокручивается внутри окна; страница под ним сохраняет своё положение.</w:t>
       </w:r>
     </w:p>
     <w:p>
@@ -24936,6 +24948,89 @@
                 <w:sz w:val="24"/>
               </w:rPr>
               <w:t>Уточнены открытие сведений об опубликованных документах и выбор доступных строк диапазоном с Shift на компьютере.</w:t>
+            </w:r>
+          </w:p>
+        </w:tc>
+        <w:tc>
+          <w:tcPr>
+            <w:tcW w:type="dxa" w:w="850"/>
+          </w:tcPr>
+          <w:p>
+            <w:pPr>
+              <w:spacing w:line="240" w:lineRule="auto" w:after="0"/>
+              <w:ind w:firstLine="0"/>
+              <w:jc w:val="left"/>
+            </w:pPr>
+          </w:p>
+        </w:tc>
+      </w:tr>
+      <w:tr>
+        <w:trPr>
+          <w:cantSplit w:val="true"/>
+        </w:trPr>
+        <w:tc>
+          <w:tcPr>
+            <w:tcW w:type="dxa" w:w="1134"/>
+          </w:tcPr>
+          <w:p>
+            <w:pPr>
+              <w:spacing w:line="240" w:lineRule="auto" w:after="0"/>
+              <w:ind w:firstLine="0"/>
+              <w:jc w:val="left"/>
+            </w:pPr>
+            <w:r>
+              <w:rPr>
+                <w:rFonts w:ascii="Times New Roman" w:hAnsi="Times New Roman" w:cs="Times New Roman" w:eastAsia="Times New Roman"/>
+                <w:b w:val="0"/>
+                <w:i w:val="0"/>
+                <w:color w:val="000000"/>
+                <w:sz w:val="24"/>
+              </w:rPr>
+              <w:t>1.17</w:t>
+            </w:r>
+          </w:p>
+        </w:tc>
+        <w:tc>
+          <w:tcPr>
+            <w:tcW w:type="dxa" w:w="1701"/>
+          </w:tcPr>
+          <w:p>
+            <w:pPr>
+              <w:spacing w:line="240" w:lineRule="auto" w:after="0"/>
+              <w:ind w:firstLine="0"/>
+              <w:jc w:val="left"/>
+            </w:pPr>
+            <w:r>
+              <w:rPr>
+                <w:rFonts w:ascii="Times New Roman" w:hAnsi="Times New Roman" w:cs="Times New Roman" w:eastAsia="Times New Roman"/>
+                <w:b w:val="0"/>
+                <w:i w:val="0"/>
+                <w:color w:val="000000"/>
+                <w:sz w:val="24"/>
+              </w:rPr>
+              <w:t>31.10.2026</w:t>
+            </w:r>
+          </w:p>
+        </w:tc>
+        <w:tc>
+          <w:tcPr>
+            <w:tcW w:type="dxa" w:w="5669"/>
+          </w:tcPr>
+          <w:p>
+            <w:pPr>
+              <w:spacing w:line="240" w:lineRule="auto" w:after="0"/>
+              <w:ind w:firstLine="0"/>
+              <w:jc w:val="left"/>
+            </w:pPr>
+            <w:r>
+              <w:rPr>
+                <w:rFonts w:ascii="Times New Roman" w:hAnsi="Times New Roman" w:cs="Times New Roman" w:eastAsia="Times New Roman"/>
+                <w:b w:val="0"/>
+                <w:i w:val="0"/>
+                <w:color w:val="000000"/>
+                <w:sz w:val="24"/>
+              </w:rPr>
+              <w:t>Уточнена работа с окном новости с клавиатуры и прокрутка длинного текста.</w:t>
             </w:r>
           </w:p>
         </w:tc>
